--- a/ncp-solver/docs/NCP_Solver_SRS.docx
+++ b/ncp-solver/docs/NCP_Solver_SRS.docx
@@ -101,7 +101,7 @@
           <w:sz w:val="22"/>
           <w:szCs w:val="22"/>
         </w:rPr>
-        <w:t xml:space="preserve">Version 1.0</w:t>
+        <w:t xml:space="preserve">Version 1.1</w:t>
       </w:r>
     </w:p>
     <w:p>
@@ -266,7 +266,7 @@
           <w:sz w:val="24"/>
           <w:szCs w:val="24"/>
         </w:rPr>
-        <w:t xml:space="preserve">NCP Solver is a full-stack, multi-tenant, multi-language web application that manages non-conformities and problems (recorded as "NCP Sheets") through a structured seven-stage resolution process (E1-E7), augmented by rule-based AI agents, and surrounded by governance, risk, and compliance (GRC) modules: Business Rules, Controls (COSO framework), and Risks &amp; Opportunities, plus an independently versioned AI Use Cases Library. The application supports both independent-company and group-of-companies tenancy models, role-based access control across nine standard roles, and English/French/Arabic localization including full right-to-left layout.</w:t>
+        <w:t xml:space="preserve">NCP Solver is a full-stack, multi-tenant, multi-language web application that manages non-conformities and problems (recorded as "NCP Sheets") through a structured seven-stage resolution process (E1-E7), augmented by rule-based AI agents, and surrounded by governance, risk, and compliance (GRC) modules: Business Rules, Controls (COSO framework), Risks &amp; Opportunities, and a RACSI (Responsible/Accountable/Consulted/Support/Informed) accountability matrix, plus an independently versioned AI Use Cases Library. An Organizational Breakdown Structure (OBS) of sites/departments/services/teams underlies and links every one of these modules, and an in-app, searchable, multi-language Help guide documents them all. The application supports both independent-company and group-of-companies tenancy models, role-based access control across nine standard roles, and English/French/Arabic localization including full right-to-left layout.</w:t>
       </w:r>
     </w:p>
     <w:p>
@@ -1158,7 +1158,7 @@
                 <w:sz w:val="19"/>
                 <w:szCs w:val="19"/>
               </w:rPr>
-              <w:t xml:space="preserve">Organizational Breakdown Structure - the site/department/service/team tree.</w:t>
+              <w:t xml:space="preserve">Organizational Breakdown Structure - the site/department/service/team tree; the shared source of roles and named people that other modules, including RACSI, point back to.</w:t>
             </w:r>
           </w:p>
         </w:tc>
@@ -1192,6 +1192,72 @@
                 <w:sz w:val="19"/>
                 <w:szCs w:val="19"/>
               </w:rPr>
+              <w:t xml:space="preserve">RACSI</w:t>
+            </w:r>
+          </w:p>
+        </w:tc>
+        <w:tc>
+          <w:tcPr>
+            <w:tcW w:type="dxa" w:w="7346"/>
+            <w:tcBorders>
+              <w:top w:val="single" w:color="E3E3E4" w:sz="2"/>
+              <w:left w:val="single" w:color="E3E3E4" w:sz="2"/>
+              <w:bottom w:val="single" w:color="E3E3E4" w:sz="2"/>
+              <w:right w:val="single" w:color="E3E3E4" w:sz="2"/>
+            </w:tcBorders>
+            <w:shd w:fill="FFFFFF" w:val="clear"/>
+            <w:tcMar>
+              <w:top w:type="dxa" w:w="80"/>
+              <w:left w:type="dxa" w:w="100"/>
+              <w:bottom w:type="dxa" w:w="80"/>
+              <w:right w:type="dxa" w:w="100"/>
+            </w:tcMar>
+            <w:vAlign w:val="center"/>
+          </w:tcPr>
+          <w:p>
+            <w:r>
+              <w:rPr>
+                <w:rFonts w:ascii="Times New Roman" w:cs="Times New Roman" w:eastAsia="Times New Roman" w:hAnsi="Times New Roman"/>
+                <w:b w:val="false"/>
+                <w:bCs w:val="false"/>
+                <w:color w:val="58595B"/>
+                <w:sz w:val="19"/>
+                <w:szCs w:val="19"/>
+              </w:rPr>
+              <w:t xml:space="preserve">Responsible, Accountable, Consulted, Support, Informed - a five-role extension of the classic RACI accountability model; exactly one Accountable per activity, the other four roles allow multiple assignees.</w:t>
+            </w:r>
+          </w:p>
+        </w:tc>
+      </w:tr>
+      <w:tr>
+        <w:tc>
+          <w:tcPr>
+            <w:tcW w:type="dxa" w:w="2400"/>
+            <w:tcBorders>
+              <w:top w:val="single" w:color="E3E3E4" w:sz="2"/>
+              <w:left w:val="single" w:color="E3E3E4" w:sz="2"/>
+              <w:bottom w:val="single" w:color="E3E3E4" w:sz="2"/>
+              <w:right w:val="single" w:color="E3E3E4" w:sz="2"/>
+            </w:tcBorders>
+            <w:shd w:fill="F2F2F3" w:val="clear"/>
+            <w:tcMar>
+              <w:top w:type="dxa" w:w="80"/>
+              <w:left w:type="dxa" w:w="100"/>
+              <w:bottom w:type="dxa" w:w="80"/>
+              <w:right w:type="dxa" w:w="100"/>
+            </w:tcMar>
+            <w:vAlign w:val="center"/>
+          </w:tcPr>
+          <w:p>
+            <w:r>
+              <w:rPr>
+                <w:rFonts w:ascii="Times New Roman" w:cs="Times New Roman" w:eastAsia="Times New Roman" w:hAnsi="Times New Roman"/>
+                <w:b w:val="false"/>
+                <w:bCs w:val="false"/>
+                <w:color w:val="58595B"/>
+                <w:sz w:val="19"/>
+                <w:szCs w:val="19"/>
+              </w:rPr>
               <w:t xml:space="preserve">Multi-Tenant</w:t>
             </w:r>
           </w:p>
@@ -1205,7 +1271,7 @@
               <w:bottom w:val="single" w:color="E3E3E4" w:sz="2"/>
               <w:right w:val="single" w:color="E3E3E4" w:sz="2"/>
             </w:tcBorders>
-            <w:shd w:fill="FFFFFF" w:val="clear"/>
+            <w:shd w:fill="F2F2F3" w:val="clear"/>
             <w:tcMar>
               <w:top w:type="dxa" w:w="80"/>
               <w:left w:type="dxa" w:w="100"/>
@@ -1239,7 +1305,7 @@
               <w:bottom w:val="single" w:color="E3E3E4" w:sz="2"/>
               <w:right w:val="single" w:color="E3E3E4" w:sz="2"/>
             </w:tcBorders>
-            <w:shd w:fill="F2F2F3" w:val="clear"/>
+            <w:shd w:fill="FFFFFF" w:val="clear"/>
             <w:tcMar>
               <w:top w:type="dxa" w:w="80"/>
               <w:left w:type="dxa" w:w="100"/>
@@ -1271,7 +1337,7 @@
               <w:bottom w:val="single" w:color="E3E3E4" w:sz="2"/>
               <w:right w:val="single" w:color="E3E3E4" w:sz="2"/>
             </w:tcBorders>
-            <w:shd w:fill="F2F2F3" w:val="clear"/>
+            <w:shd w:fill="FFFFFF" w:val="clear"/>
             <w:tcMar>
               <w:top w:type="dxa" w:w="80"/>
               <w:left w:type="dxa" w:w="100"/>
@@ -1673,6 +1739,25 @@
           <w:sz w:val="24"/>
           <w:szCs w:val="24"/>
         </w:rPr>
+        <w:t xml:space="preserve">Maintain a RACSI accountability matrix — one Accountable, any number of Responsible/Consulted/Support/Informed, as roles or named people — per NCP process step and per linked governance item.</w:t>
+      </w:r>
+    </w:p>
+    <w:p>
+      <w:pPr>
+        <w:pStyle w:val="ListParagraph"/>
+        <w:numPr>
+          <w:ilvl w:val="0"/>
+          <w:numId w:val="2"/>
+        </w:numPr>
+        <w:spacing w:after="80"/>
+      </w:pPr>
+      <w:r>
+        <w:rPr>
+          <w:rFonts w:ascii="Times New Roman" w:cs="Times New Roman" w:eastAsia="Times New Roman" w:hAnsi="Times New Roman"/>
+          <w:color w:val="58595B"/>
+          <w:sz w:val="24"/>
+          <w:szCs w:val="24"/>
+        </w:rPr>
         <w:t xml:space="preserve">Provide full role-based access control across 9 standard roles and a live permission matrix editor.</w:t>
       </w:r>
     </w:p>
@@ -1692,7 +1777,7 @@
           <w:sz w:val="24"/>
           <w:szCs w:val="24"/>
         </w:rPr>
-        <w:t xml:space="preserve">Provide Group/Organization/Project hierarchy and an Organizational Breakdown Structure (OBS).</w:t>
+        <w:t xml:space="preserve">Provide Group/Organization/Project hierarchy and an Organizational Breakdown Structure (OBS) that links to Sheets, Business Rules, Controls, Risks/Opportunities, RACSI activities, and user role assignments, with live linked-item counts per node.</w:t>
       </w:r>
     </w:p>
     <w:p>
@@ -1735,6 +1820,25 @@
     </w:p>
     <w:p>
       <w:pPr>
+        <w:pStyle w:val="ListParagraph"/>
+        <w:numPr>
+          <w:ilvl w:val="0"/>
+          <w:numId w:val="2"/>
+        </w:numPr>
+        <w:spacing w:after="80"/>
+      </w:pPr>
+      <w:r>
+        <w:rPr>
+          <w:rFonts w:ascii="Times New Roman" w:cs="Times New Roman" w:eastAsia="Times New Roman" w:hAnsi="Times New Roman"/>
+          <w:color w:val="58595B"/>
+          <w:sz w:val="24"/>
+          <w:szCs w:val="24"/>
+        </w:rPr>
+        <w:t xml:space="preserve">Provide a searchable, multi-language in-app Help guide covering every module, open to all authenticated users.</w:t>
+      </w:r>
+    </w:p>
+    <w:p>
+      <w:pPr>
         <w:spacing w:after="120"/>
       </w:pPr>
     </w:p>
@@ -2064,7 +2168,7 @@
                 <w:sz w:val="19"/>
                 <w:szCs w:val="19"/>
               </w:rPr>
-              <w:t xml:space="preserve">Validates and closes Sheets; configures KPI thresholds; owns Controls and Business Rules; compliance reporting.</w:t>
+              <w:t xml:space="preserve">Validates and closes Sheets; configures KPI thresholds; owns Controls and Business Rules; full CRUD on the RACSI matrix; compliance reporting.</w:t>
             </w:r>
           </w:p>
         </w:tc>
@@ -2162,7 +2266,7 @@
                 <w:sz w:val="19"/>
                 <w:szCs w:val="19"/>
               </w:rPr>
-              <w:t xml:space="preserve">Creates/edits/validates Sheets; approves action plans; manages REX; owns Business Rules and Risks/Opportunities in scope.</w:t>
+              <w:t xml:space="preserve">Creates/edits/validates Sheets; approves action plans; manages REX; owns Business Rules and Risks/Opportunities in scope; creates/edits RACSI activities and assignments.</w:t>
             </w:r>
           </w:p>
         </w:tc>
@@ -2554,7 +2658,7 @@
                 <w:sz w:val="19"/>
                 <w:szCs w:val="19"/>
               </w:rPr>
-              <w:t xml:space="preserve">Views all Sheets in own department; department dashboard/reports; receives department-level alerts and risk visibility.</w:t>
+              <w:t xml:space="preserve">Views all Sheets in own department; department dashboard/reports; receives department-level alerts, risk visibility, and RACSI matrix visibility.</w:t>
             </w:r>
           </w:p>
         </w:tc>
@@ -2750,7 +2854,7 @@
                 <w:sz w:val="19"/>
                 <w:szCs w:val="19"/>
               </w:rPr>
-              <w:t xml:space="preserve">Read-only access to Sheets, reports, Business Rules, Controls, Risks/Opportunities, and the full audit trail.</w:t>
+              <w:t xml:space="preserve">Read-only access to Sheets, reports, Business Rules, Controls, Risks/Opportunities, the RACSI matrix, and the full audit trail.</w:t>
             </w:r>
           </w:p>
         </w:tc>
@@ -4075,7 +4179,7 @@
           <w:sz w:val="19"/>
           <w:szCs w:val="19"/>
         </w:rPr>
-        <w:t xml:space="preserve">A hierarchical site/department/service/team tree used to classify where a non-conformity occurred.</w:t>
+        <w:t xml:space="preserve">A hierarchical site/department/service/team tree used to classify where a non-conformity occurred, and the shared "who/where" backbone that Business Rules, Controls, Risks &amp; Opportunities, RACSI activities, and user role assignments all point back to.</w:t>
       </w:r>
     </w:p>
     <w:tbl>
@@ -4489,6 +4593,204 @@
                 <w:szCs w:val="19"/>
               </w:rPr>
               <w:t xml:space="preserve">The system shall prevent deleting an OBS node from breaking referential integrity by cascading or reassigning dependent records per the data model.</w:t>
+            </w:r>
+          </w:p>
+        </w:tc>
+      </w:tr>
+      <w:tr>
+        <w:tc>
+          <w:tcPr>
+            <w:tcW w:type="dxa" w:w="1500"/>
+            <w:tcBorders>
+              <w:top w:val="single" w:color="E3E3E4" w:sz="2"/>
+              <w:left w:val="single" w:color="E3E3E4" w:sz="2"/>
+              <w:bottom w:val="single" w:color="E3E3E4" w:sz="2"/>
+              <w:right w:val="single" w:color="E3E3E4" w:sz="2"/>
+            </w:tcBorders>
+            <w:shd w:fill="F2F2F3" w:val="clear"/>
+            <w:tcMar>
+              <w:top w:type="dxa" w:w="80"/>
+              <w:left w:type="dxa" w:w="100"/>
+              <w:bottom w:type="dxa" w:w="80"/>
+              <w:right w:type="dxa" w:w="100"/>
+            </w:tcMar>
+            <w:vAlign w:val="center"/>
+          </w:tcPr>
+          <w:p>
+            <w:r>
+              <w:rPr>
+                <w:rFonts w:ascii="Times New Roman" w:cs="Times New Roman" w:eastAsia="Times New Roman" w:hAnsi="Times New Roman"/>
+                <w:b w:val="false"/>
+                <w:bCs w:val="false"/>
+                <w:color w:val="58595B"/>
+                <w:sz w:val="19"/>
+                <w:szCs w:val="19"/>
+              </w:rPr>
+              <w:t xml:space="preserve">FR-OBS-06</w:t>
+            </w:r>
+          </w:p>
+        </w:tc>
+        <w:tc>
+          <w:tcPr>
+            <w:tcW w:type="dxa" w:w="8246"/>
+            <w:tcBorders>
+              <w:top w:val="single" w:color="E3E3E4" w:sz="2"/>
+              <w:left w:val="single" w:color="E3E3E4" w:sz="2"/>
+              <w:bottom w:val="single" w:color="E3E3E4" w:sz="2"/>
+              <w:right w:val="single" w:color="E3E3E4" w:sz="2"/>
+            </w:tcBorders>
+            <w:shd w:fill="F2F2F3" w:val="clear"/>
+            <w:tcMar>
+              <w:top w:type="dxa" w:w="80"/>
+              <w:left w:type="dxa" w:w="100"/>
+              <w:bottom w:type="dxa" w:w="80"/>
+              <w:right w:type="dxa" w:w="100"/>
+            </w:tcMar>
+            <w:vAlign w:val="center"/>
+          </w:tcPr>
+          <w:p>
+            <w:r>
+              <w:rPr>
+                <w:rFonts w:ascii="Times New Roman" w:cs="Times New Roman" w:eastAsia="Times New Roman" w:hAnsi="Times New Roman"/>
+                <w:b w:val="false"/>
+                <w:bCs w:val="false"/>
+                <w:color w:val="58595B"/>
+                <w:sz w:val="19"/>
+                <w:szCs w:val="19"/>
+              </w:rPr>
+              <w:t xml:space="preserve">The system shall allow a Business Rule, a Control, a Risk/Opportunity, and a RACSI Activity to each be optionally tagged with the OBS node that owns them.</w:t>
+            </w:r>
+          </w:p>
+        </w:tc>
+      </w:tr>
+      <w:tr>
+        <w:tc>
+          <w:tcPr>
+            <w:tcW w:type="dxa" w:w="1500"/>
+            <w:tcBorders>
+              <w:top w:val="single" w:color="E3E3E4" w:sz="2"/>
+              <w:left w:val="single" w:color="E3E3E4" w:sz="2"/>
+              <w:bottom w:val="single" w:color="E3E3E4" w:sz="2"/>
+              <w:right w:val="single" w:color="E3E3E4" w:sz="2"/>
+            </w:tcBorders>
+            <w:shd w:fill="FFFFFF" w:val="clear"/>
+            <w:tcMar>
+              <w:top w:type="dxa" w:w="80"/>
+              <w:left w:type="dxa" w:w="100"/>
+              <w:bottom w:type="dxa" w:w="80"/>
+              <w:right w:type="dxa" w:w="100"/>
+            </w:tcMar>
+            <w:vAlign w:val="center"/>
+          </w:tcPr>
+          <w:p>
+            <w:r>
+              <w:rPr>
+                <w:rFonts w:ascii="Times New Roman" w:cs="Times New Roman" w:eastAsia="Times New Roman" w:hAnsi="Times New Roman"/>
+                <w:b w:val="false"/>
+                <w:bCs w:val="false"/>
+                <w:color w:val="58595B"/>
+                <w:sz w:val="19"/>
+                <w:szCs w:val="19"/>
+              </w:rPr>
+              <w:t xml:space="preserve">FR-OBS-07</w:t>
+            </w:r>
+          </w:p>
+        </w:tc>
+        <w:tc>
+          <w:tcPr>
+            <w:tcW w:type="dxa" w:w="8246"/>
+            <w:tcBorders>
+              <w:top w:val="single" w:color="E3E3E4" w:sz="2"/>
+              <w:left w:val="single" w:color="E3E3E4" w:sz="2"/>
+              <w:bottom w:val="single" w:color="E3E3E4" w:sz="2"/>
+              <w:right w:val="single" w:color="E3E3E4" w:sz="2"/>
+            </w:tcBorders>
+            <w:shd w:fill="FFFFFF" w:val="clear"/>
+            <w:tcMar>
+              <w:top w:type="dxa" w:w="80"/>
+              <w:left w:type="dxa" w:w="100"/>
+              <w:bottom w:type="dxa" w:w="80"/>
+              <w:right w:type="dxa" w:w="100"/>
+            </w:tcMar>
+            <w:vAlign w:val="center"/>
+          </w:tcPr>
+          <w:p>
+            <w:r>
+              <w:rPr>
+                <w:rFonts w:ascii="Times New Roman" w:cs="Times New Roman" w:eastAsia="Times New Roman" w:hAnsi="Times New Roman"/>
+                <w:b w:val="false"/>
+                <w:bCs w:val="false"/>
+                <w:color w:val="58595B"/>
+                <w:sz w:val="19"/>
+                <w:szCs w:val="19"/>
+              </w:rPr>
+              <w:t xml:space="preserve">The system shall allow a user's role assignment to be scoped to a specific OBS node, giving that node a "home" set of people in addition to organizational units.</w:t>
+            </w:r>
+          </w:p>
+        </w:tc>
+      </w:tr>
+      <w:tr>
+        <w:tc>
+          <w:tcPr>
+            <w:tcW w:type="dxa" w:w="1500"/>
+            <w:tcBorders>
+              <w:top w:val="single" w:color="E3E3E4" w:sz="2"/>
+              <w:left w:val="single" w:color="E3E3E4" w:sz="2"/>
+              <w:bottom w:val="single" w:color="E3E3E4" w:sz="2"/>
+              <w:right w:val="single" w:color="E3E3E4" w:sz="2"/>
+            </w:tcBorders>
+            <w:shd w:fill="F2F2F3" w:val="clear"/>
+            <w:tcMar>
+              <w:top w:type="dxa" w:w="80"/>
+              <w:left w:type="dxa" w:w="100"/>
+              <w:bottom w:type="dxa" w:w="80"/>
+              <w:right w:type="dxa" w:w="100"/>
+            </w:tcMar>
+            <w:vAlign w:val="center"/>
+          </w:tcPr>
+          <w:p>
+            <w:r>
+              <w:rPr>
+                <w:rFonts w:ascii="Times New Roman" w:cs="Times New Roman" w:eastAsia="Times New Roman" w:hAnsi="Times New Roman"/>
+                <w:b w:val="false"/>
+                <w:bCs w:val="false"/>
+                <w:color w:val="58595B"/>
+                <w:sz w:val="19"/>
+                <w:szCs w:val="19"/>
+              </w:rPr>
+              <w:t xml:space="preserve">FR-OBS-08</w:t>
+            </w:r>
+          </w:p>
+        </w:tc>
+        <w:tc>
+          <w:tcPr>
+            <w:tcW w:type="dxa" w:w="8246"/>
+            <w:tcBorders>
+              <w:top w:val="single" w:color="E3E3E4" w:sz="2"/>
+              <w:left w:val="single" w:color="E3E3E4" w:sz="2"/>
+              <w:bottom w:val="single" w:color="E3E3E4" w:sz="2"/>
+              <w:right w:val="single" w:color="E3E3E4" w:sz="2"/>
+            </w:tcBorders>
+            <w:shd w:fill="F2F2F3" w:val="clear"/>
+            <w:tcMar>
+              <w:top w:type="dxa" w:w="80"/>
+              <w:left w:type="dxa" w:w="100"/>
+              <w:bottom w:type="dxa" w:w="80"/>
+              <w:right w:type="dxa" w:w="100"/>
+            </w:tcMar>
+            <w:vAlign w:val="center"/>
+          </w:tcPr>
+          <w:p>
+            <w:r>
+              <w:rPr>
+                <w:rFonts w:ascii="Times New Roman" w:cs="Times New Roman" w:eastAsia="Times New Roman" w:hAnsi="Times New Roman"/>
+                <w:b w:val="false"/>
+                <w:bCs w:val="false"/>
+                <w:color w:val="58595B"/>
+                <w:sz w:val="19"/>
+                <w:szCs w:val="19"/>
+              </w:rPr>
+              <w:t xml:space="preserve">The system shall display, for every OBS node, a live count of every linked item type (people, NCP Sheets, Business Rules, Controls, Risks &amp; Opportunities, RACSI Activities) so accountability and activity concentration are visible at a glance.</w:t>
             </w:r>
           </w:p>
         </w:tc>
@@ -10361,6 +10663,72 @@
           </w:p>
         </w:tc>
       </w:tr>
+      <w:tr>
+        <w:tc>
+          <w:tcPr>
+            <w:tcW w:type="dxa" w:w="1500"/>
+            <w:tcBorders>
+              <w:top w:val="single" w:color="E3E3E4" w:sz="2"/>
+              <w:left w:val="single" w:color="E3E3E4" w:sz="2"/>
+              <w:bottom w:val="single" w:color="E3E3E4" w:sz="2"/>
+              <w:right w:val="single" w:color="E3E3E4" w:sz="2"/>
+            </w:tcBorders>
+            <w:shd w:fill="F2F2F3" w:val="clear"/>
+            <w:tcMar>
+              <w:top w:type="dxa" w:w="80"/>
+              <w:left w:type="dxa" w:w="100"/>
+              <w:bottom w:type="dxa" w:w="80"/>
+              <w:right w:type="dxa" w:w="100"/>
+            </w:tcMar>
+            <w:vAlign w:val="center"/>
+          </w:tcPr>
+          <w:p>
+            <w:r>
+              <w:rPr>
+                <w:rFonts w:ascii="Times New Roman" w:cs="Times New Roman" w:eastAsia="Times New Roman" w:hAnsi="Times New Roman"/>
+                <w:b w:val="false"/>
+                <w:bCs w:val="false"/>
+                <w:color w:val="58595B"/>
+                <w:sz w:val="19"/>
+                <w:szCs w:val="19"/>
+              </w:rPr>
+              <w:t xml:space="preserve">FR-BR-04</w:t>
+            </w:r>
+          </w:p>
+        </w:tc>
+        <w:tc>
+          <w:tcPr>
+            <w:tcW w:type="dxa" w:w="8246"/>
+            <w:tcBorders>
+              <w:top w:val="single" w:color="E3E3E4" w:sz="2"/>
+              <w:left w:val="single" w:color="E3E3E4" w:sz="2"/>
+              <w:bottom w:val="single" w:color="E3E3E4" w:sz="2"/>
+              <w:right w:val="single" w:color="E3E3E4" w:sz="2"/>
+            </w:tcBorders>
+            <w:shd w:fill="F2F2F3" w:val="clear"/>
+            <w:tcMar>
+              <w:top w:type="dxa" w:w="80"/>
+              <w:left w:type="dxa" w:w="100"/>
+              <w:bottom w:type="dxa" w:w="80"/>
+              <w:right w:type="dxa" w:w="100"/>
+            </w:tcMar>
+            <w:vAlign w:val="center"/>
+          </w:tcPr>
+          <w:p>
+            <w:r>
+              <w:rPr>
+                <w:rFonts w:ascii="Times New Roman" w:cs="Times New Roman" w:eastAsia="Times New Roman" w:hAnsi="Times New Roman"/>
+                <w:b w:val="false"/>
+                <w:bCs w:val="false"/>
+                <w:color w:val="58595B"/>
+                <w:sz w:val="19"/>
+                <w:szCs w:val="19"/>
+              </w:rPr>
+              <w:t xml:space="preserve">The system shall allow a Business Rule to be tagged with the owning OBS node and, via the RACSI matrix, with a named Accountable owner.</w:t>
+            </w:r>
+          </w:p>
+        </w:tc>
+      </w:tr>
     </w:tbl>
     <w:p>
       <w:pPr>
@@ -10749,6 +11117,72 @@
           </w:p>
         </w:tc>
       </w:tr>
+      <w:tr>
+        <w:tc>
+          <w:tcPr>
+            <w:tcW w:type="dxa" w:w="1500"/>
+            <w:tcBorders>
+              <w:top w:val="single" w:color="E3E3E4" w:sz="2"/>
+              <w:left w:val="single" w:color="E3E3E4" w:sz="2"/>
+              <w:bottom w:val="single" w:color="E3E3E4" w:sz="2"/>
+              <w:right w:val="single" w:color="E3E3E4" w:sz="2"/>
+            </w:tcBorders>
+            <w:shd w:fill="FFFFFF" w:val="clear"/>
+            <w:tcMar>
+              <w:top w:type="dxa" w:w="80"/>
+              <w:left w:type="dxa" w:w="100"/>
+              <w:bottom w:type="dxa" w:w="80"/>
+              <w:right w:type="dxa" w:w="100"/>
+            </w:tcMar>
+            <w:vAlign w:val="center"/>
+          </w:tcPr>
+          <w:p>
+            <w:r>
+              <w:rPr>
+                <w:rFonts w:ascii="Times New Roman" w:cs="Times New Roman" w:eastAsia="Times New Roman" w:hAnsi="Times New Roman"/>
+                <w:b w:val="false"/>
+                <w:bCs w:val="false"/>
+                <w:color w:val="58595B"/>
+                <w:sz w:val="19"/>
+                <w:szCs w:val="19"/>
+              </w:rPr>
+              <w:t xml:space="preserve">FR-CTL-05</w:t>
+            </w:r>
+          </w:p>
+        </w:tc>
+        <w:tc>
+          <w:tcPr>
+            <w:tcW w:type="dxa" w:w="8246"/>
+            <w:tcBorders>
+              <w:top w:val="single" w:color="E3E3E4" w:sz="2"/>
+              <w:left w:val="single" w:color="E3E3E4" w:sz="2"/>
+              <w:bottom w:val="single" w:color="E3E3E4" w:sz="2"/>
+              <w:right w:val="single" w:color="E3E3E4" w:sz="2"/>
+            </w:tcBorders>
+            <w:shd w:fill="FFFFFF" w:val="clear"/>
+            <w:tcMar>
+              <w:top w:type="dxa" w:w="80"/>
+              <w:left w:type="dxa" w:w="100"/>
+              <w:bottom w:type="dxa" w:w="80"/>
+              <w:right w:type="dxa" w:w="100"/>
+            </w:tcMar>
+            <w:vAlign w:val="center"/>
+          </w:tcPr>
+          <w:p>
+            <w:r>
+              <w:rPr>
+                <w:rFonts w:ascii="Times New Roman" w:cs="Times New Roman" w:eastAsia="Times New Roman" w:hAnsi="Times New Roman"/>
+                <w:b w:val="false"/>
+                <w:bCs w:val="false"/>
+                <w:color w:val="58595B"/>
+                <w:sz w:val="19"/>
+                <w:szCs w:val="19"/>
+              </w:rPr>
+              <w:t xml:space="preserve">The system shall allow a Control to be tagged with the owning OBS node and, via the RACSI matrix, with a named accountability structure for its periodic testing.</w:t>
+            </w:r>
+          </w:p>
+        </w:tc>
+      </w:tr>
     </w:tbl>
     <w:p>
       <w:pPr>
@@ -11203,6 +11637,72 @@
           </w:p>
         </w:tc>
       </w:tr>
+      <w:tr>
+        <w:tc>
+          <w:tcPr>
+            <w:tcW w:type="dxa" w:w="1500"/>
+            <w:tcBorders>
+              <w:top w:val="single" w:color="E3E3E4" w:sz="2"/>
+              <w:left w:val="single" w:color="E3E3E4" w:sz="2"/>
+              <w:bottom w:val="single" w:color="E3E3E4" w:sz="2"/>
+              <w:right w:val="single" w:color="E3E3E4" w:sz="2"/>
+            </w:tcBorders>
+            <w:shd w:fill="F2F2F3" w:val="clear"/>
+            <w:tcMar>
+              <w:top w:type="dxa" w:w="80"/>
+              <w:left w:type="dxa" w:w="100"/>
+              <w:bottom w:type="dxa" w:w="80"/>
+              <w:right w:type="dxa" w:w="100"/>
+            </w:tcMar>
+            <w:vAlign w:val="center"/>
+          </w:tcPr>
+          <w:p>
+            <w:r>
+              <w:rPr>
+                <w:rFonts w:ascii="Times New Roman" w:cs="Times New Roman" w:eastAsia="Times New Roman" w:hAnsi="Times New Roman"/>
+                <w:b w:val="false"/>
+                <w:bCs w:val="false"/>
+                <w:color w:val="58595B"/>
+                <w:sz w:val="19"/>
+                <w:szCs w:val="19"/>
+              </w:rPr>
+              <w:t xml:space="preserve">FR-RISK-06</w:t>
+            </w:r>
+          </w:p>
+        </w:tc>
+        <w:tc>
+          <w:tcPr>
+            <w:tcW w:type="dxa" w:w="8246"/>
+            <w:tcBorders>
+              <w:top w:val="single" w:color="E3E3E4" w:sz="2"/>
+              <w:left w:val="single" w:color="E3E3E4" w:sz="2"/>
+              <w:bottom w:val="single" w:color="E3E3E4" w:sz="2"/>
+              <w:right w:val="single" w:color="E3E3E4" w:sz="2"/>
+            </w:tcBorders>
+            <w:shd w:fill="F2F2F3" w:val="clear"/>
+            <w:tcMar>
+              <w:top w:type="dxa" w:w="80"/>
+              <w:left w:type="dxa" w:w="100"/>
+              <w:bottom w:type="dxa" w:w="80"/>
+              <w:right w:type="dxa" w:w="100"/>
+            </w:tcMar>
+            <w:vAlign w:val="center"/>
+          </w:tcPr>
+          <w:p>
+            <w:r>
+              <w:rPr>
+                <w:rFonts w:ascii="Times New Roman" w:cs="Times New Roman" w:eastAsia="Times New Roman" w:hAnsi="Times New Roman"/>
+                <w:b w:val="false"/>
+                <w:bCs w:val="false"/>
+                <w:color w:val="58595B"/>
+                <w:sz w:val="19"/>
+                <w:szCs w:val="19"/>
+              </w:rPr>
+              <w:t xml:space="preserve">The system shall allow a Risk/Opportunity to be tagged with the owning OBS node and, via the RACSI matrix, with a named accountability structure for its mitigation plan.</w:t>
+            </w:r>
+          </w:p>
+        </w:tc>
+      </w:tr>
     </w:tbl>
     <w:p>
       <w:pPr>
@@ -11223,7 +11723,1179 @@
           <w:sz w:val="27"/>
           <w:szCs w:val="27"/>
         </w:rPr>
-        <w:t xml:space="preserve">3.15 Alerts &amp; Notifications</w:t>
+        <w:t xml:space="preserve">3.15 RACSI Accountability Matrix</w:t>
+      </w:r>
+    </w:p>
+    <w:p>
+      <w:pPr>
+        <w:spacing w:after="200" w:before="60"/>
+      </w:pPr>
+      <w:r>
+        <w:rPr>
+          <w:rFonts w:ascii="Times New Roman" w:cs="Times New Roman" w:eastAsia="Times New Roman" w:hAnsi="Times New Roman"/>
+          <w:i/>
+          <w:iCs/>
+          <w:color w:val="58595B"/>
+          <w:sz w:val="19"/>
+          <w:szCs w:val="19"/>
+        </w:rPr>
+        <w:t xml:space="preserve">A Responsible/Accountable/Consulted/Support/Informed matrix assigning OBS-sourced roles or named people to each of the seven NCP process steps and to selected governance items, with full CRUD via RBAC.</w:t>
+      </w:r>
+    </w:p>
+    <w:tbl>
+      <w:tblPr>
+        <w:tblW w:type="dxa" w:w="9746"/>
+        <w:tblBorders>
+          <w:top w:val="single" w:color="auto" w:sz="4"/>
+          <w:left w:val="single" w:color="auto" w:sz="4"/>
+          <w:bottom w:val="single" w:color="auto" w:sz="4"/>
+          <w:right w:val="single" w:color="auto" w:sz="4"/>
+          <w:insideH w:val="single" w:color="auto" w:sz="4"/>
+          <w:insideV w:val="single" w:color="auto" w:sz="4"/>
+        </w:tblBorders>
+      </w:tblPr>
+      <w:tblGrid>
+        <w:gridCol w:w="1500"/>
+        <w:gridCol w:w="8246"/>
+      </w:tblGrid>
+      <w:tr>
+        <w:trPr>
+          <w:tblHeader/>
+        </w:trPr>
+        <w:tc>
+          <w:tcPr>
+            <w:tcW w:type="dxa" w:w="1500"/>
+            <w:tcBorders>
+              <w:top w:val="single" w:color="E3E3E4" w:sz="2"/>
+              <w:left w:val="single" w:color="E3E3E4" w:sz="2"/>
+              <w:bottom w:val="single" w:color="E3E3E4" w:sz="2"/>
+              <w:right w:val="single" w:color="E3E3E4" w:sz="2"/>
+            </w:tcBorders>
+            <w:shd w:fill="F8931D" w:val="clear"/>
+            <w:tcMar>
+              <w:top w:type="dxa" w:w="80"/>
+              <w:left w:type="dxa" w:w="100"/>
+              <w:bottom w:type="dxa" w:w="80"/>
+              <w:right w:type="dxa" w:w="100"/>
+            </w:tcMar>
+            <w:vAlign w:val="center"/>
+          </w:tcPr>
+          <w:p>
+            <w:r>
+              <w:rPr>
+                <w:rFonts w:ascii="Times New Roman" w:cs="Times New Roman" w:eastAsia="Times New Roman" w:hAnsi="Times New Roman"/>
+                <w:b/>
+                <w:bCs/>
+                <w:color w:val="FFFFFF"/>
+                <w:sz w:val="19"/>
+                <w:szCs w:val="19"/>
+              </w:rPr>
+              <w:t xml:space="preserve">ID</w:t>
+            </w:r>
+          </w:p>
+        </w:tc>
+        <w:tc>
+          <w:tcPr>
+            <w:tcW w:type="dxa" w:w="8246"/>
+            <w:tcBorders>
+              <w:top w:val="single" w:color="E3E3E4" w:sz="2"/>
+              <w:left w:val="single" w:color="E3E3E4" w:sz="2"/>
+              <w:bottom w:val="single" w:color="E3E3E4" w:sz="2"/>
+              <w:right w:val="single" w:color="E3E3E4" w:sz="2"/>
+            </w:tcBorders>
+            <w:shd w:fill="F8931D" w:val="clear"/>
+            <w:tcMar>
+              <w:top w:type="dxa" w:w="80"/>
+              <w:left w:type="dxa" w:w="100"/>
+              <w:bottom w:type="dxa" w:w="80"/>
+              <w:right w:type="dxa" w:w="100"/>
+            </w:tcMar>
+            <w:vAlign w:val="center"/>
+          </w:tcPr>
+          <w:p>
+            <w:r>
+              <w:rPr>
+                <w:rFonts w:ascii="Times New Roman" w:cs="Times New Roman" w:eastAsia="Times New Roman" w:hAnsi="Times New Roman"/>
+                <w:b/>
+                <w:bCs/>
+                <w:color w:val="FFFFFF"/>
+                <w:sz w:val="19"/>
+                <w:szCs w:val="19"/>
+              </w:rPr>
+              <w:t xml:space="preserve">Requirement</w:t>
+            </w:r>
+          </w:p>
+        </w:tc>
+      </w:tr>
+      <w:tr>
+        <w:tc>
+          <w:tcPr>
+            <w:tcW w:type="dxa" w:w="1500"/>
+            <w:tcBorders>
+              <w:top w:val="single" w:color="E3E3E4" w:sz="2"/>
+              <w:left w:val="single" w:color="E3E3E4" w:sz="2"/>
+              <w:bottom w:val="single" w:color="E3E3E4" w:sz="2"/>
+              <w:right w:val="single" w:color="E3E3E4" w:sz="2"/>
+            </w:tcBorders>
+            <w:shd w:fill="FFFFFF" w:val="clear"/>
+            <w:tcMar>
+              <w:top w:type="dxa" w:w="80"/>
+              <w:left w:type="dxa" w:w="100"/>
+              <w:bottom w:type="dxa" w:w="80"/>
+              <w:right w:type="dxa" w:w="100"/>
+            </w:tcMar>
+            <w:vAlign w:val="center"/>
+          </w:tcPr>
+          <w:p>
+            <w:r>
+              <w:rPr>
+                <w:rFonts w:ascii="Times New Roman" w:cs="Times New Roman" w:eastAsia="Times New Roman" w:hAnsi="Times New Roman"/>
+                <w:b w:val="false"/>
+                <w:bCs w:val="false"/>
+                <w:color w:val="58595B"/>
+                <w:sz w:val="19"/>
+                <w:szCs w:val="19"/>
+              </w:rPr>
+              <w:t xml:space="preserve">FR-RACSI-01</w:t>
+            </w:r>
+          </w:p>
+        </w:tc>
+        <w:tc>
+          <w:tcPr>
+            <w:tcW w:type="dxa" w:w="8246"/>
+            <w:tcBorders>
+              <w:top w:val="single" w:color="E3E3E4" w:sz="2"/>
+              <w:left w:val="single" w:color="E3E3E4" w:sz="2"/>
+              <w:bottom w:val="single" w:color="E3E3E4" w:sz="2"/>
+              <w:right w:val="single" w:color="E3E3E4" w:sz="2"/>
+            </w:tcBorders>
+            <w:shd w:fill="FFFFFF" w:val="clear"/>
+            <w:tcMar>
+              <w:top w:type="dxa" w:w="80"/>
+              <w:left w:type="dxa" w:w="100"/>
+              <w:bottom w:type="dxa" w:w="80"/>
+              <w:right w:type="dxa" w:w="100"/>
+            </w:tcMar>
+            <w:vAlign w:val="center"/>
+          </w:tcPr>
+          <w:p>
+            <w:r>
+              <w:rPr>
+                <w:rFonts w:ascii="Times New Roman" w:cs="Times New Roman" w:eastAsia="Times New Roman" w:hAnsi="Times New Roman"/>
+                <w:b w:val="false"/>
+                <w:bCs w:val="false"/>
+                <w:color w:val="58595B"/>
+                <w:sz w:val="19"/>
+                <w:szCs w:val="19"/>
+              </w:rPr>
+              <w:t xml:space="preserve">The system shall support full CRUD on RACSI Activities, each with a code, title, description, a reference type (NCP Process Step / Business Rule / Control / Risk-Opportunity / General), and an owning OBS node.</w:t>
+            </w:r>
+          </w:p>
+        </w:tc>
+      </w:tr>
+      <w:tr>
+        <w:tc>
+          <w:tcPr>
+            <w:tcW w:type="dxa" w:w="1500"/>
+            <w:tcBorders>
+              <w:top w:val="single" w:color="E3E3E4" w:sz="2"/>
+              <w:left w:val="single" w:color="E3E3E4" w:sz="2"/>
+              <w:bottom w:val="single" w:color="E3E3E4" w:sz="2"/>
+              <w:right w:val="single" w:color="E3E3E4" w:sz="2"/>
+            </w:tcBorders>
+            <w:shd w:fill="F2F2F3" w:val="clear"/>
+            <w:tcMar>
+              <w:top w:type="dxa" w:w="80"/>
+              <w:left w:type="dxa" w:w="100"/>
+              <w:bottom w:type="dxa" w:w="80"/>
+              <w:right w:type="dxa" w:w="100"/>
+            </w:tcMar>
+            <w:vAlign w:val="center"/>
+          </w:tcPr>
+          <w:p>
+            <w:r>
+              <w:rPr>
+                <w:rFonts w:ascii="Times New Roman" w:cs="Times New Roman" w:eastAsia="Times New Roman" w:hAnsi="Times New Roman"/>
+                <w:b w:val="false"/>
+                <w:bCs w:val="false"/>
+                <w:color w:val="58595B"/>
+                <w:sz w:val="19"/>
+                <w:szCs w:val="19"/>
+              </w:rPr>
+              <w:t xml:space="preserve">FR-RACSI-02</w:t>
+            </w:r>
+          </w:p>
+        </w:tc>
+        <w:tc>
+          <w:tcPr>
+            <w:tcW w:type="dxa" w:w="8246"/>
+            <w:tcBorders>
+              <w:top w:val="single" w:color="E3E3E4" w:sz="2"/>
+              <w:left w:val="single" w:color="E3E3E4" w:sz="2"/>
+              <w:bottom w:val="single" w:color="E3E3E4" w:sz="2"/>
+              <w:right w:val="single" w:color="E3E3E4" w:sz="2"/>
+            </w:tcBorders>
+            <w:shd w:fill="F2F2F3" w:val="clear"/>
+            <w:tcMar>
+              <w:top w:type="dxa" w:w="80"/>
+              <w:left w:type="dxa" w:w="100"/>
+              <w:bottom w:type="dxa" w:w="80"/>
+              <w:right w:type="dxa" w:w="100"/>
+            </w:tcMar>
+            <w:vAlign w:val="center"/>
+          </w:tcPr>
+          <w:p>
+            <w:r>
+              <w:rPr>
+                <w:rFonts w:ascii="Times New Roman" w:cs="Times New Roman" w:eastAsia="Times New Roman" w:hAnsi="Times New Roman"/>
+                <w:b w:val="false"/>
+                <w:bCs w:val="false"/>
+                <w:color w:val="58595B"/>
+                <w:sz w:val="19"/>
+                <w:szCs w:val="19"/>
+              </w:rPr>
+              <w:t xml:space="preserve">The system shall allow a RACSI Activity referencing the NCP process to be tagged with exactly one stage (E1-E7).</w:t>
+            </w:r>
+          </w:p>
+        </w:tc>
+      </w:tr>
+      <w:tr>
+        <w:tc>
+          <w:tcPr>
+            <w:tcW w:type="dxa" w:w="1500"/>
+            <w:tcBorders>
+              <w:top w:val="single" w:color="E3E3E4" w:sz="2"/>
+              <w:left w:val="single" w:color="E3E3E4" w:sz="2"/>
+              <w:bottom w:val="single" w:color="E3E3E4" w:sz="2"/>
+              <w:right w:val="single" w:color="E3E3E4" w:sz="2"/>
+            </w:tcBorders>
+            <w:shd w:fill="FFFFFF" w:val="clear"/>
+            <w:tcMar>
+              <w:top w:type="dxa" w:w="80"/>
+              <w:left w:type="dxa" w:w="100"/>
+              <w:bottom w:type="dxa" w:w="80"/>
+              <w:right w:type="dxa" w:w="100"/>
+            </w:tcMar>
+            <w:vAlign w:val="center"/>
+          </w:tcPr>
+          <w:p>
+            <w:r>
+              <w:rPr>
+                <w:rFonts w:ascii="Times New Roman" w:cs="Times New Roman" w:eastAsia="Times New Roman" w:hAnsi="Times New Roman"/>
+                <w:b w:val="false"/>
+                <w:bCs w:val="false"/>
+                <w:color w:val="58595B"/>
+                <w:sz w:val="19"/>
+                <w:szCs w:val="19"/>
+              </w:rPr>
+              <w:t xml:space="preserve">FR-RACSI-03</w:t>
+            </w:r>
+          </w:p>
+        </w:tc>
+        <w:tc>
+          <w:tcPr>
+            <w:tcW w:type="dxa" w:w="8246"/>
+            <w:tcBorders>
+              <w:top w:val="single" w:color="E3E3E4" w:sz="2"/>
+              <w:left w:val="single" w:color="E3E3E4" w:sz="2"/>
+              <w:bottom w:val="single" w:color="E3E3E4" w:sz="2"/>
+              <w:right w:val="single" w:color="E3E3E4" w:sz="2"/>
+            </w:tcBorders>
+            <w:shd w:fill="FFFFFF" w:val="clear"/>
+            <w:tcMar>
+              <w:top w:type="dxa" w:w="80"/>
+              <w:left w:type="dxa" w:w="100"/>
+              <w:bottom w:type="dxa" w:w="80"/>
+              <w:right w:type="dxa" w:w="100"/>
+            </w:tcMar>
+            <w:vAlign w:val="center"/>
+          </w:tcPr>
+          <w:p>
+            <w:r>
+              <w:rPr>
+                <w:rFonts w:ascii="Times New Roman" w:cs="Times New Roman" w:eastAsia="Times New Roman" w:hAnsi="Times New Roman"/>
+                <w:b w:val="false"/>
+                <w:bCs w:val="false"/>
+                <w:color w:val="58595B"/>
+                <w:sz w:val="19"/>
+                <w:szCs w:val="19"/>
+              </w:rPr>
+              <w:t xml:space="preserve">The system shall allow a RACSI Activity to be linked directly to a specific Business Rule, Control, or Risk/Opportunity record, so governance accountability is traceable to a concrete item rather than stated abstractly.</w:t>
+            </w:r>
+          </w:p>
+        </w:tc>
+      </w:tr>
+      <w:tr>
+        <w:tc>
+          <w:tcPr>
+            <w:tcW w:type="dxa" w:w="1500"/>
+            <w:tcBorders>
+              <w:top w:val="single" w:color="E3E3E4" w:sz="2"/>
+              <w:left w:val="single" w:color="E3E3E4" w:sz="2"/>
+              <w:bottom w:val="single" w:color="E3E3E4" w:sz="2"/>
+              <w:right w:val="single" w:color="E3E3E4" w:sz="2"/>
+            </w:tcBorders>
+            <w:shd w:fill="F2F2F3" w:val="clear"/>
+            <w:tcMar>
+              <w:top w:type="dxa" w:w="80"/>
+              <w:left w:type="dxa" w:w="100"/>
+              <w:bottom w:type="dxa" w:w="80"/>
+              <w:right w:type="dxa" w:w="100"/>
+            </w:tcMar>
+            <w:vAlign w:val="center"/>
+          </w:tcPr>
+          <w:p>
+            <w:r>
+              <w:rPr>
+                <w:rFonts w:ascii="Times New Roman" w:cs="Times New Roman" w:eastAsia="Times New Roman" w:hAnsi="Times New Roman"/>
+                <w:b w:val="false"/>
+                <w:bCs w:val="false"/>
+                <w:color w:val="58595B"/>
+                <w:sz w:val="19"/>
+                <w:szCs w:val="19"/>
+              </w:rPr>
+              <w:t xml:space="preserve">FR-RACSI-04</w:t>
+            </w:r>
+          </w:p>
+        </w:tc>
+        <w:tc>
+          <w:tcPr>
+            <w:tcW w:type="dxa" w:w="8246"/>
+            <w:tcBorders>
+              <w:top w:val="single" w:color="E3E3E4" w:sz="2"/>
+              <w:left w:val="single" w:color="E3E3E4" w:sz="2"/>
+              <w:bottom w:val="single" w:color="E3E3E4" w:sz="2"/>
+              <w:right w:val="single" w:color="E3E3E4" w:sz="2"/>
+            </w:tcBorders>
+            <w:shd w:fill="F2F2F3" w:val="clear"/>
+            <w:tcMar>
+              <w:top w:type="dxa" w:w="80"/>
+              <w:left w:type="dxa" w:w="100"/>
+              <w:bottom w:type="dxa" w:w="80"/>
+              <w:right w:type="dxa" w:w="100"/>
+            </w:tcMar>
+            <w:vAlign w:val="center"/>
+          </w:tcPr>
+          <w:p>
+            <w:r>
+              <w:rPr>
+                <w:rFonts w:ascii="Times New Roman" w:cs="Times New Roman" w:eastAsia="Times New Roman" w:hAnsi="Times New Roman"/>
+                <w:b w:val="false"/>
+                <w:bCs w:val="false"/>
+                <w:color w:val="58595B"/>
+                <w:sz w:val="19"/>
+                <w:szCs w:val="19"/>
+              </w:rPr>
+              <w:t xml:space="preserve">The system shall support full CRUD on RACSI Assignments against an Activity, each assigning exactly one of the five RACSI types (Responsible, Accountable, Consulted, Support, Informed) to exactly one assignee.</w:t>
+            </w:r>
+          </w:p>
+        </w:tc>
+      </w:tr>
+      <w:tr>
+        <w:tc>
+          <w:tcPr>
+            <w:tcW w:type="dxa" w:w="1500"/>
+            <w:tcBorders>
+              <w:top w:val="single" w:color="E3E3E4" w:sz="2"/>
+              <w:left w:val="single" w:color="E3E3E4" w:sz="2"/>
+              <w:bottom w:val="single" w:color="E3E3E4" w:sz="2"/>
+              <w:right w:val="single" w:color="E3E3E4" w:sz="2"/>
+            </w:tcBorders>
+            <w:shd w:fill="FFFFFF" w:val="clear"/>
+            <w:tcMar>
+              <w:top w:type="dxa" w:w="80"/>
+              <w:left w:type="dxa" w:w="100"/>
+              <w:bottom w:type="dxa" w:w="80"/>
+              <w:right w:type="dxa" w:w="100"/>
+            </w:tcMar>
+            <w:vAlign w:val="center"/>
+          </w:tcPr>
+          <w:p>
+            <w:r>
+              <w:rPr>
+                <w:rFonts w:ascii="Times New Roman" w:cs="Times New Roman" w:eastAsia="Times New Roman" w:hAnsi="Times New Roman"/>
+                <w:b w:val="false"/>
+                <w:bCs w:val="false"/>
+                <w:color w:val="58595B"/>
+                <w:sz w:val="19"/>
+                <w:szCs w:val="19"/>
+              </w:rPr>
+              <w:t xml:space="preserve">FR-RACSI-05</w:t>
+            </w:r>
+          </w:p>
+        </w:tc>
+        <w:tc>
+          <w:tcPr>
+            <w:tcW w:type="dxa" w:w="8246"/>
+            <w:tcBorders>
+              <w:top w:val="single" w:color="E3E3E4" w:sz="2"/>
+              <w:left w:val="single" w:color="E3E3E4" w:sz="2"/>
+              <w:bottom w:val="single" w:color="E3E3E4" w:sz="2"/>
+              <w:right w:val="single" w:color="E3E3E4" w:sz="2"/>
+            </w:tcBorders>
+            <w:shd w:fill="FFFFFF" w:val="clear"/>
+            <w:tcMar>
+              <w:top w:type="dxa" w:w="80"/>
+              <w:left w:type="dxa" w:w="100"/>
+              <w:bottom w:type="dxa" w:w="80"/>
+              <w:right w:type="dxa" w:w="100"/>
+            </w:tcMar>
+            <w:vAlign w:val="center"/>
+          </w:tcPr>
+          <w:p>
+            <w:r>
+              <w:rPr>
+                <w:rFonts w:ascii="Times New Roman" w:cs="Times New Roman" w:eastAsia="Times New Roman" w:hAnsi="Times New Roman"/>
+                <w:b w:val="false"/>
+                <w:bCs w:val="false"/>
+                <w:color w:val="58595B"/>
+                <w:sz w:val="19"/>
+                <w:szCs w:val="19"/>
+              </w:rPr>
+              <w:t xml:space="preserve">The system shall allow a RACSI Assignment's assignee to be given either as a Role (an org-wide accountability drawn from the RBAC role catalog) or as a specific Named Person (a user), sourced from the Organizational Breakdown Structure.</w:t>
+            </w:r>
+          </w:p>
+        </w:tc>
+      </w:tr>
+      <w:tr>
+        <w:tc>
+          <w:tcPr>
+            <w:tcW w:type="dxa" w:w="1500"/>
+            <w:tcBorders>
+              <w:top w:val="single" w:color="E3E3E4" w:sz="2"/>
+              <w:left w:val="single" w:color="E3E3E4" w:sz="2"/>
+              <w:bottom w:val="single" w:color="E3E3E4" w:sz="2"/>
+              <w:right w:val="single" w:color="E3E3E4" w:sz="2"/>
+            </w:tcBorders>
+            <w:shd w:fill="F2F2F3" w:val="clear"/>
+            <w:tcMar>
+              <w:top w:type="dxa" w:w="80"/>
+              <w:left w:type="dxa" w:w="100"/>
+              <w:bottom w:type="dxa" w:w="80"/>
+              <w:right w:type="dxa" w:w="100"/>
+            </w:tcMar>
+            <w:vAlign w:val="center"/>
+          </w:tcPr>
+          <w:p>
+            <w:r>
+              <w:rPr>
+                <w:rFonts w:ascii="Times New Roman" w:cs="Times New Roman" w:eastAsia="Times New Roman" w:hAnsi="Times New Roman"/>
+                <w:b w:val="false"/>
+                <w:bCs w:val="false"/>
+                <w:color w:val="58595B"/>
+                <w:sz w:val="19"/>
+                <w:szCs w:val="19"/>
+              </w:rPr>
+              <w:t xml:space="preserve">FR-RACSI-06</w:t>
+            </w:r>
+          </w:p>
+        </w:tc>
+        <w:tc>
+          <w:tcPr>
+            <w:tcW w:type="dxa" w:w="8246"/>
+            <w:tcBorders>
+              <w:top w:val="single" w:color="E3E3E4" w:sz="2"/>
+              <w:left w:val="single" w:color="E3E3E4" w:sz="2"/>
+              <w:bottom w:val="single" w:color="E3E3E4" w:sz="2"/>
+              <w:right w:val="single" w:color="E3E3E4" w:sz="2"/>
+            </w:tcBorders>
+            <w:shd w:fill="F2F2F3" w:val="clear"/>
+            <w:tcMar>
+              <w:top w:type="dxa" w:w="80"/>
+              <w:left w:type="dxa" w:w="100"/>
+              <w:bottom w:type="dxa" w:w="80"/>
+              <w:right w:type="dxa" w:w="100"/>
+            </w:tcMar>
+            <w:vAlign w:val="center"/>
+          </w:tcPr>
+          <w:p>
+            <w:r>
+              <w:rPr>
+                <w:rFonts w:ascii="Times New Roman" w:cs="Times New Roman" w:eastAsia="Times New Roman" w:hAnsi="Times New Roman"/>
+                <w:b w:val="false"/>
+                <w:bCs w:val="false"/>
+                <w:color w:val="58595B"/>
+                <w:sz w:val="19"/>
+                <w:szCs w:val="19"/>
+              </w:rPr>
+              <w:t xml:space="preserve">The system shall enforce that a RACSI Activity has at most one Accountable (A) assignment at any time, both in the create-assignment form (the "A" option is disabled once an Accountable exists) and at the data-persistence layer (a database constraint); a request that would create a second Accountable shall be rejected with HTTP 409.</w:t>
+            </w:r>
+          </w:p>
+        </w:tc>
+      </w:tr>
+      <w:tr>
+        <w:tc>
+          <w:tcPr>
+            <w:tcW w:type="dxa" w:w="1500"/>
+            <w:tcBorders>
+              <w:top w:val="single" w:color="E3E3E4" w:sz="2"/>
+              <w:left w:val="single" w:color="E3E3E4" w:sz="2"/>
+              <w:bottom w:val="single" w:color="E3E3E4" w:sz="2"/>
+              <w:right w:val="single" w:color="E3E3E4" w:sz="2"/>
+            </w:tcBorders>
+            <w:shd w:fill="FFFFFF" w:val="clear"/>
+            <w:tcMar>
+              <w:top w:type="dxa" w:w="80"/>
+              <w:left w:type="dxa" w:w="100"/>
+              <w:bottom w:type="dxa" w:w="80"/>
+              <w:right w:type="dxa" w:w="100"/>
+            </w:tcMar>
+            <w:vAlign w:val="center"/>
+          </w:tcPr>
+          <w:p>
+            <w:r>
+              <w:rPr>
+                <w:rFonts w:ascii="Times New Roman" w:cs="Times New Roman" w:eastAsia="Times New Roman" w:hAnsi="Times New Roman"/>
+                <w:b w:val="false"/>
+                <w:bCs w:val="false"/>
+                <w:color w:val="58595B"/>
+                <w:sz w:val="19"/>
+                <w:szCs w:val="19"/>
+              </w:rPr>
+              <w:t xml:space="preserve">FR-RACSI-07</w:t>
+            </w:r>
+          </w:p>
+        </w:tc>
+        <w:tc>
+          <w:tcPr>
+            <w:tcW w:type="dxa" w:w="8246"/>
+            <w:tcBorders>
+              <w:top w:val="single" w:color="E3E3E4" w:sz="2"/>
+              <w:left w:val="single" w:color="E3E3E4" w:sz="2"/>
+              <w:bottom w:val="single" w:color="E3E3E4" w:sz="2"/>
+              <w:right w:val="single" w:color="E3E3E4" w:sz="2"/>
+            </w:tcBorders>
+            <w:shd w:fill="FFFFFF" w:val="clear"/>
+            <w:tcMar>
+              <w:top w:type="dxa" w:w="80"/>
+              <w:left w:type="dxa" w:w="100"/>
+              <w:bottom w:type="dxa" w:w="80"/>
+              <w:right w:type="dxa" w:w="100"/>
+            </w:tcMar>
+            <w:vAlign w:val="center"/>
+          </w:tcPr>
+          <w:p>
+            <w:r>
+              <w:rPr>
+                <w:rFonts w:ascii="Times New Roman" w:cs="Times New Roman" w:eastAsia="Times New Roman" w:hAnsi="Times New Roman"/>
+                <w:b w:val="false"/>
+                <w:bCs w:val="false"/>
+                <w:color w:val="58595B"/>
+                <w:sz w:val="19"/>
+                <w:szCs w:val="19"/>
+              </w:rPr>
+              <w:t xml:space="preserve">The system shall allow a RACSI Activity's Responsible, Consulted, Support, and Informed types to each carry zero, one, or multiple assignments, freely mixing Role-based and Named-Person-based assignees.</w:t>
+            </w:r>
+          </w:p>
+        </w:tc>
+      </w:tr>
+      <w:tr>
+        <w:tc>
+          <w:tcPr>
+            <w:tcW w:type="dxa" w:w="1500"/>
+            <w:tcBorders>
+              <w:top w:val="single" w:color="E3E3E4" w:sz="2"/>
+              <w:left w:val="single" w:color="E3E3E4" w:sz="2"/>
+              <w:bottom w:val="single" w:color="E3E3E4" w:sz="2"/>
+              <w:right w:val="single" w:color="E3E3E4" w:sz="2"/>
+            </w:tcBorders>
+            <w:shd w:fill="F2F2F3" w:val="clear"/>
+            <w:tcMar>
+              <w:top w:type="dxa" w:w="80"/>
+              <w:left w:type="dxa" w:w="100"/>
+              <w:bottom w:type="dxa" w:w="80"/>
+              <w:right w:type="dxa" w:w="100"/>
+            </w:tcMar>
+            <w:vAlign w:val="center"/>
+          </w:tcPr>
+          <w:p>
+            <w:r>
+              <w:rPr>
+                <w:rFonts w:ascii="Times New Roman" w:cs="Times New Roman" w:eastAsia="Times New Roman" w:hAnsi="Times New Roman"/>
+                <w:b w:val="false"/>
+                <w:bCs w:val="false"/>
+                <w:color w:val="58595B"/>
+                <w:sz w:val="19"/>
+                <w:szCs w:val="19"/>
+              </w:rPr>
+              <w:t xml:space="preserve">FR-RACSI-08</w:t>
+            </w:r>
+          </w:p>
+        </w:tc>
+        <w:tc>
+          <w:tcPr>
+            <w:tcW w:type="dxa" w:w="8246"/>
+            <w:tcBorders>
+              <w:top w:val="single" w:color="E3E3E4" w:sz="2"/>
+              <w:left w:val="single" w:color="E3E3E4" w:sz="2"/>
+              <w:bottom w:val="single" w:color="E3E3E4" w:sz="2"/>
+              <w:right w:val="single" w:color="E3E3E4" w:sz="2"/>
+            </w:tcBorders>
+            <w:shd w:fill="F2F2F3" w:val="clear"/>
+            <w:tcMar>
+              <w:top w:type="dxa" w:w="80"/>
+              <w:left w:type="dxa" w:w="100"/>
+              <w:bottom w:type="dxa" w:w="80"/>
+              <w:right w:type="dxa" w:w="100"/>
+            </w:tcMar>
+            <w:vAlign w:val="center"/>
+          </w:tcPr>
+          <w:p>
+            <w:r>
+              <w:rPr>
+                <w:rFonts w:ascii="Times New Roman" w:cs="Times New Roman" w:eastAsia="Times New Roman" w:hAnsi="Times New Roman"/>
+                <w:b w:val="false"/>
+                <w:bCs w:val="false"/>
+                <w:color w:val="58595B"/>
+                <w:sz w:val="19"/>
+                <w:szCs w:val="19"/>
+              </w:rPr>
+              <w:t xml:space="preserve">The system shall allow an authorized user to remove an individual RACSI Assignment without deleting the parent Activity.</w:t>
+            </w:r>
+          </w:p>
+        </w:tc>
+      </w:tr>
+      <w:tr>
+        <w:tc>
+          <w:tcPr>
+            <w:tcW w:type="dxa" w:w="1500"/>
+            <w:tcBorders>
+              <w:top w:val="single" w:color="E3E3E4" w:sz="2"/>
+              <w:left w:val="single" w:color="E3E3E4" w:sz="2"/>
+              <w:bottom w:val="single" w:color="E3E3E4" w:sz="2"/>
+              <w:right w:val="single" w:color="E3E3E4" w:sz="2"/>
+            </w:tcBorders>
+            <w:shd w:fill="FFFFFF" w:val="clear"/>
+            <w:tcMar>
+              <w:top w:type="dxa" w:w="80"/>
+              <w:left w:type="dxa" w:w="100"/>
+              <w:bottom w:type="dxa" w:w="80"/>
+              <w:right w:type="dxa" w:w="100"/>
+            </w:tcMar>
+            <w:vAlign w:val="center"/>
+          </w:tcPr>
+          <w:p>
+            <w:r>
+              <w:rPr>
+                <w:rFonts w:ascii="Times New Roman" w:cs="Times New Roman" w:eastAsia="Times New Roman" w:hAnsi="Times New Roman"/>
+                <w:b w:val="false"/>
+                <w:bCs w:val="false"/>
+                <w:color w:val="58595B"/>
+                <w:sz w:val="19"/>
+                <w:szCs w:val="19"/>
+              </w:rPr>
+              <w:t xml:space="preserve">FR-RACSI-09</w:t>
+            </w:r>
+          </w:p>
+        </w:tc>
+        <w:tc>
+          <w:tcPr>
+            <w:tcW w:type="dxa" w:w="8246"/>
+            <w:tcBorders>
+              <w:top w:val="single" w:color="E3E3E4" w:sz="2"/>
+              <w:left w:val="single" w:color="E3E3E4" w:sz="2"/>
+              <w:bottom w:val="single" w:color="E3E3E4" w:sz="2"/>
+              <w:right w:val="single" w:color="E3E3E4" w:sz="2"/>
+            </w:tcBorders>
+            <w:shd w:fill="FFFFFF" w:val="clear"/>
+            <w:tcMar>
+              <w:top w:type="dxa" w:w="80"/>
+              <w:left w:type="dxa" w:w="100"/>
+              <w:bottom w:type="dxa" w:w="80"/>
+              <w:right w:type="dxa" w:w="100"/>
+            </w:tcMar>
+            <w:vAlign w:val="center"/>
+          </w:tcPr>
+          <w:p>
+            <w:r>
+              <w:rPr>
+                <w:rFonts w:ascii="Times New Roman" w:cs="Times New Roman" w:eastAsia="Times New Roman" w:hAnsi="Times New Roman"/>
+                <w:b w:val="false"/>
+                <w:bCs w:val="false"/>
+                <w:color w:val="58595B"/>
+                <w:sz w:val="19"/>
+                <w:szCs w:val="19"/>
+              </w:rPr>
+              <w:t xml:space="preserve">The system shall allow the RACSI Activity list to be filtered by reference type (NCP Process Step / Business Rule / Control / Risk-Opportunity / General).</w:t>
+            </w:r>
+          </w:p>
+        </w:tc>
+      </w:tr>
+    </w:tbl>
+    <w:p>
+      <w:pPr>
+        <w:spacing w:after="120"/>
+      </w:pPr>
+    </w:p>
+    <w:p>
+      <w:pPr>
+        <w:pStyle w:val="Heading2"/>
+        <w:spacing w:after="140" w:before="300"/>
+      </w:pPr>
+      <w:r>
+        <w:rPr>
+          <w:rFonts w:ascii="Times New Roman" w:cs="Times New Roman" w:eastAsia="Times New Roman" w:hAnsi="Times New Roman"/>
+          <w:b/>
+          <w:bCs/>
+          <w:color w:val="3A3A3C"/>
+          <w:sz w:val="27"/>
+          <w:szCs w:val="27"/>
+        </w:rPr>
+        <w:t xml:space="preserve">3.16 Help &amp; User Guide</w:t>
+      </w:r>
+    </w:p>
+    <w:p>
+      <w:pPr>
+        <w:spacing w:after="200" w:before="60"/>
+      </w:pPr>
+      <w:r>
+        <w:rPr>
+          <w:rFonts w:ascii="Times New Roman" w:cs="Times New Roman" w:eastAsia="Times New Roman" w:hAnsi="Times New Roman"/>
+          <w:i/>
+          <w:iCs/>
+          <w:color w:val="58595B"/>
+          <w:sz w:val="19"/>
+          <w:szCs w:val="19"/>
+        </w:rPr>
+        <w:t xml:space="preserve">An in-app, searchable, multi-language reference covering every module, available to every authenticated user regardless of role.</w:t>
+      </w:r>
+    </w:p>
+    <w:tbl>
+      <w:tblPr>
+        <w:tblW w:type="dxa" w:w="9746"/>
+        <w:tblBorders>
+          <w:top w:val="single" w:color="auto" w:sz="4"/>
+          <w:left w:val="single" w:color="auto" w:sz="4"/>
+          <w:bottom w:val="single" w:color="auto" w:sz="4"/>
+          <w:right w:val="single" w:color="auto" w:sz="4"/>
+          <w:insideH w:val="single" w:color="auto" w:sz="4"/>
+          <w:insideV w:val="single" w:color="auto" w:sz="4"/>
+        </w:tblBorders>
+      </w:tblPr>
+      <w:tblGrid>
+        <w:gridCol w:w="1500"/>
+        <w:gridCol w:w="8246"/>
+      </w:tblGrid>
+      <w:tr>
+        <w:trPr>
+          <w:tblHeader/>
+        </w:trPr>
+        <w:tc>
+          <w:tcPr>
+            <w:tcW w:type="dxa" w:w="1500"/>
+            <w:tcBorders>
+              <w:top w:val="single" w:color="E3E3E4" w:sz="2"/>
+              <w:left w:val="single" w:color="E3E3E4" w:sz="2"/>
+              <w:bottom w:val="single" w:color="E3E3E4" w:sz="2"/>
+              <w:right w:val="single" w:color="E3E3E4" w:sz="2"/>
+            </w:tcBorders>
+            <w:shd w:fill="F8931D" w:val="clear"/>
+            <w:tcMar>
+              <w:top w:type="dxa" w:w="80"/>
+              <w:left w:type="dxa" w:w="100"/>
+              <w:bottom w:type="dxa" w:w="80"/>
+              <w:right w:type="dxa" w:w="100"/>
+            </w:tcMar>
+            <w:vAlign w:val="center"/>
+          </w:tcPr>
+          <w:p>
+            <w:r>
+              <w:rPr>
+                <w:rFonts w:ascii="Times New Roman" w:cs="Times New Roman" w:eastAsia="Times New Roman" w:hAnsi="Times New Roman"/>
+                <w:b/>
+                <w:bCs/>
+                <w:color w:val="FFFFFF"/>
+                <w:sz w:val="19"/>
+                <w:szCs w:val="19"/>
+              </w:rPr>
+              <w:t xml:space="preserve">ID</w:t>
+            </w:r>
+          </w:p>
+        </w:tc>
+        <w:tc>
+          <w:tcPr>
+            <w:tcW w:type="dxa" w:w="8246"/>
+            <w:tcBorders>
+              <w:top w:val="single" w:color="E3E3E4" w:sz="2"/>
+              <w:left w:val="single" w:color="E3E3E4" w:sz="2"/>
+              <w:bottom w:val="single" w:color="E3E3E4" w:sz="2"/>
+              <w:right w:val="single" w:color="E3E3E4" w:sz="2"/>
+            </w:tcBorders>
+            <w:shd w:fill="F8931D" w:val="clear"/>
+            <w:tcMar>
+              <w:top w:type="dxa" w:w="80"/>
+              <w:left w:type="dxa" w:w="100"/>
+              <w:bottom w:type="dxa" w:w="80"/>
+              <w:right w:type="dxa" w:w="100"/>
+            </w:tcMar>
+            <w:vAlign w:val="center"/>
+          </w:tcPr>
+          <w:p>
+            <w:r>
+              <w:rPr>
+                <w:rFonts w:ascii="Times New Roman" w:cs="Times New Roman" w:eastAsia="Times New Roman" w:hAnsi="Times New Roman"/>
+                <w:b/>
+                <w:bCs/>
+                <w:color w:val="FFFFFF"/>
+                <w:sz w:val="19"/>
+                <w:szCs w:val="19"/>
+              </w:rPr>
+              <w:t xml:space="preserve">Requirement</w:t>
+            </w:r>
+          </w:p>
+        </w:tc>
+      </w:tr>
+      <w:tr>
+        <w:tc>
+          <w:tcPr>
+            <w:tcW w:type="dxa" w:w="1500"/>
+            <w:tcBorders>
+              <w:top w:val="single" w:color="E3E3E4" w:sz="2"/>
+              <w:left w:val="single" w:color="E3E3E4" w:sz="2"/>
+              <w:bottom w:val="single" w:color="E3E3E4" w:sz="2"/>
+              <w:right w:val="single" w:color="E3E3E4" w:sz="2"/>
+            </w:tcBorders>
+            <w:shd w:fill="FFFFFF" w:val="clear"/>
+            <w:tcMar>
+              <w:top w:type="dxa" w:w="80"/>
+              <w:left w:type="dxa" w:w="100"/>
+              <w:bottom w:type="dxa" w:w="80"/>
+              <w:right w:type="dxa" w:w="100"/>
+            </w:tcMar>
+            <w:vAlign w:val="center"/>
+          </w:tcPr>
+          <w:p>
+            <w:r>
+              <w:rPr>
+                <w:rFonts w:ascii="Times New Roman" w:cs="Times New Roman" w:eastAsia="Times New Roman" w:hAnsi="Times New Roman"/>
+                <w:b w:val="false"/>
+                <w:bCs w:val="false"/>
+                <w:color w:val="58595B"/>
+                <w:sz w:val="19"/>
+                <w:szCs w:val="19"/>
+              </w:rPr>
+              <w:t xml:space="preserve">FR-HELP-01</w:t>
+            </w:r>
+          </w:p>
+        </w:tc>
+        <w:tc>
+          <w:tcPr>
+            <w:tcW w:type="dxa" w:w="8246"/>
+            <w:tcBorders>
+              <w:top w:val="single" w:color="E3E3E4" w:sz="2"/>
+              <w:left w:val="single" w:color="E3E3E4" w:sz="2"/>
+              <w:bottom w:val="single" w:color="E3E3E4" w:sz="2"/>
+              <w:right w:val="single" w:color="E3E3E4" w:sz="2"/>
+            </w:tcBorders>
+            <w:shd w:fill="FFFFFF" w:val="clear"/>
+            <w:tcMar>
+              <w:top w:type="dxa" w:w="80"/>
+              <w:left w:type="dxa" w:w="100"/>
+              <w:bottom w:type="dxa" w:w="80"/>
+              <w:right w:type="dxa" w:w="100"/>
+            </w:tcMar>
+            <w:vAlign w:val="center"/>
+          </w:tcPr>
+          <w:p>
+            <w:r>
+              <w:rPr>
+                <w:rFonts w:ascii="Times New Roman" w:cs="Times New Roman" w:eastAsia="Times New Roman" w:hAnsi="Times New Roman"/>
+                <w:b w:val="false"/>
+                <w:bCs w:val="false"/>
+                <w:color w:val="58595B"/>
+                <w:sz w:val="19"/>
+                <w:szCs w:val="19"/>
+              </w:rPr>
+              <w:t xml:space="preserve">The system shall provide an in-app Help screen presenting a set of topic articles covering: getting started, the E1-E7 NCP process, Hierarchy &amp; OBS, Identity &amp; RBAC, Governance/Risk/Compliance, the RACSI matrix, the AI Use Cases Library, the Capitalization Library &amp; AI agents, Alerts &amp; Reports, and a FAQ.</w:t>
+            </w:r>
+          </w:p>
+        </w:tc>
+      </w:tr>
+      <w:tr>
+        <w:tc>
+          <w:tcPr>
+            <w:tcW w:type="dxa" w:w="1500"/>
+            <w:tcBorders>
+              <w:top w:val="single" w:color="E3E3E4" w:sz="2"/>
+              <w:left w:val="single" w:color="E3E3E4" w:sz="2"/>
+              <w:bottom w:val="single" w:color="E3E3E4" w:sz="2"/>
+              <w:right w:val="single" w:color="E3E3E4" w:sz="2"/>
+            </w:tcBorders>
+            <w:shd w:fill="F2F2F3" w:val="clear"/>
+            <w:tcMar>
+              <w:top w:type="dxa" w:w="80"/>
+              <w:left w:type="dxa" w:w="100"/>
+              <w:bottom w:type="dxa" w:w="80"/>
+              <w:right w:type="dxa" w:w="100"/>
+            </w:tcMar>
+            <w:vAlign w:val="center"/>
+          </w:tcPr>
+          <w:p>
+            <w:r>
+              <w:rPr>
+                <w:rFonts w:ascii="Times New Roman" w:cs="Times New Roman" w:eastAsia="Times New Roman" w:hAnsi="Times New Roman"/>
+                <w:b w:val="false"/>
+                <w:bCs w:val="false"/>
+                <w:color w:val="58595B"/>
+                <w:sz w:val="19"/>
+                <w:szCs w:val="19"/>
+              </w:rPr>
+              <w:t xml:space="preserve">FR-HELP-02</w:t>
+            </w:r>
+          </w:p>
+        </w:tc>
+        <w:tc>
+          <w:tcPr>
+            <w:tcW w:type="dxa" w:w="8246"/>
+            <w:tcBorders>
+              <w:top w:val="single" w:color="E3E3E4" w:sz="2"/>
+              <w:left w:val="single" w:color="E3E3E4" w:sz="2"/>
+              <w:bottom w:val="single" w:color="E3E3E4" w:sz="2"/>
+              <w:right w:val="single" w:color="E3E3E4" w:sz="2"/>
+            </w:tcBorders>
+            <w:shd w:fill="F2F2F3" w:val="clear"/>
+            <w:tcMar>
+              <w:top w:type="dxa" w:w="80"/>
+              <w:left w:type="dxa" w:w="100"/>
+              <w:bottom w:type="dxa" w:w="80"/>
+              <w:right w:type="dxa" w:w="100"/>
+            </w:tcMar>
+            <w:vAlign w:val="center"/>
+          </w:tcPr>
+          <w:p>
+            <w:r>
+              <w:rPr>
+                <w:rFonts w:ascii="Times New Roman" w:cs="Times New Roman" w:eastAsia="Times New Roman" w:hAnsi="Times New Roman"/>
+                <w:b w:val="false"/>
+                <w:bCs w:val="false"/>
+                <w:color w:val="58595B"/>
+                <w:sz w:val="19"/>
+                <w:szCs w:val="19"/>
+              </w:rPr>
+              <w:t xml:space="preserve">The system shall render Help content in the user's currently selected display language (English, French, or Arabic), matching the article set 1:1 across languages.</w:t>
+            </w:r>
+          </w:p>
+        </w:tc>
+      </w:tr>
+      <w:tr>
+        <w:tc>
+          <w:tcPr>
+            <w:tcW w:type="dxa" w:w="1500"/>
+            <w:tcBorders>
+              <w:top w:val="single" w:color="E3E3E4" w:sz="2"/>
+              <w:left w:val="single" w:color="E3E3E4" w:sz="2"/>
+              <w:bottom w:val="single" w:color="E3E3E4" w:sz="2"/>
+              <w:right w:val="single" w:color="E3E3E4" w:sz="2"/>
+            </w:tcBorders>
+            <w:shd w:fill="FFFFFF" w:val="clear"/>
+            <w:tcMar>
+              <w:top w:type="dxa" w:w="80"/>
+              <w:left w:type="dxa" w:w="100"/>
+              <w:bottom w:type="dxa" w:w="80"/>
+              <w:right w:type="dxa" w:w="100"/>
+            </w:tcMar>
+            <w:vAlign w:val="center"/>
+          </w:tcPr>
+          <w:p>
+            <w:r>
+              <w:rPr>
+                <w:rFonts w:ascii="Times New Roman" w:cs="Times New Roman" w:eastAsia="Times New Roman" w:hAnsi="Times New Roman"/>
+                <w:b w:val="false"/>
+                <w:bCs w:val="false"/>
+                <w:color w:val="58595B"/>
+                <w:sz w:val="19"/>
+                <w:szCs w:val="19"/>
+              </w:rPr>
+              <w:t xml:space="preserve">FR-HELP-03</w:t>
+            </w:r>
+          </w:p>
+        </w:tc>
+        <w:tc>
+          <w:tcPr>
+            <w:tcW w:type="dxa" w:w="8246"/>
+            <w:tcBorders>
+              <w:top w:val="single" w:color="E3E3E4" w:sz="2"/>
+              <w:left w:val="single" w:color="E3E3E4" w:sz="2"/>
+              <w:bottom w:val="single" w:color="E3E3E4" w:sz="2"/>
+              <w:right w:val="single" w:color="E3E3E4" w:sz="2"/>
+            </w:tcBorders>
+            <w:shd w:fill="FFFFFF" w:val="clear"/>
+            <w:tcMar>
+              <w:top w:type="dxa" w:w="80"/>
+              <w:left w:type="dxa" w:w="100"/>
+              <w:bottom w:type="dxa" w:w="80"/>
+              <w:right w:type="dxa" w:w="100"/>
+            </w:tcMar>
+            <w:vAlign w:val="center"/>
+          </w:tcPr>
+          <w:p>
+            <w:r>
+              <w:rPr>
+                <w:rFonts w:ascii="Times New Roman" w:cs="Times New Roman" w:eastAsia="Times New Roman" w:hAnsi="Times New Roman"/>
+                <w:b w:val="false"/>
+                <w:bCs w:val="false"/>
+                <w:color w:val="58595B"/>
+                <w:sz w:val="19"/>
+                <w:szCs w:val="19"/>
+              </w:rPr>
+              <w:t xml:space="preserve">The system shall provide a free-text search box on the Help screen that filters topics by a case-insensitive match against the topic title or body.</w:t>
+            </w:r>
+          </w:p>
+        </w:tc>
+      </w:tr>
+      <w:tr>
+        <w:tc>
+          <w:tcPr>
+            <w:tcW w:type="dxa" w:w="1500"/>
+            <w:tcBorders>
+              <w:top w:val="single" w:color="E3E3E4" w:sz="2"/>
+              <w:left w:val="single" w:color="E3E3E4" w:sz="2"/>
+              <w:bottom w:val="single" w:color="E3E3E4" w:sz="2"/>
+              <w:right w:val="single" w:color="E3E3E4" w:sz="2"/>
+            </w:tcBorders>
+            <w:shd w:fill="F2F2F3" w:val="clear"/>
+            <w:tcMar>
+              <w:top w:type="dxa" w:w="80"/>
+              <w:left w:type="dxa" w:w="100"/>
+              <w:bottom w:type="dxa" w:w="80"/>
+              <w:right w:type="dxa" w:w="100"/>
+            </w:tcMar>
+            <w:vAlign w:val="center"/>
+          </w:tcPr>
+          <w:p>
+            <w:r>
+              <w:rPr>
+                <w:rFonts w:ascii="Times New Roman" w:cs="Times New Roman" w:eastAsia="Times New Roman" w:hAnsi="Times New Roman"/>
+                <w:b w:val="false"/>
+                <w:bCs w:val="false"/>
+                <w:color w:val="58595B"/>
+                <w:sz w:val="19"/>
+                <w:szCs w:val="19"/>
+              </w:rPr>
+              <w:t xml:space="preserve">FR-HELP-04</w:t>
+            </w:r>
+          </w:p>
+        </w:tc>
+        <w:tc>
+          <w:tcPr>
+            <w:tcW w:type="dxa" w:w="8246"/>
+            <w:tcBorders>
+              <w:top w:val="single" w:color="E3E3E4" w:sz="2"/>
+              <w:left w:val="single" w:color="E3E3E4" w:sz="2"/>
+              <w:bottom w:val="single" w:color="E3E3E4" w:sz="2"/>
+              <w:right w:val="single" w:color="E3E3E4" w:sz="2"/>
+            </w:tcBorders>
+            <w:shd w:fill="F2F2F3" w:val="clear"/>
+            <w:tcMar>
+              <w:top w:type="dxa" w:w="80"/>
+              <w:left w:type="dxa" w:w="100"/>
+              <w:bottom w:type="dxa" w:w="80"/>
+              <w:right w:type="dxa" w:w="100"/>
+            </w:tcMar>
+            <w:vAlign w:val="center"/>
+          </w:tcPr>
+          <w:p>
+            <w:r>
+              <w:rPr>
+                <w:rFonts w:ascii="Times New Roman" w:cs="Times New Roman" w:eastAsia="Times New Roman" w:hAnsi="Times New Roman"/>
+                <w:b w:val="false"/>
+                <w:bCs w:val="false"/>
+                <w:color w:val="58595B"/>
+                <w:sz w:val="19"/>
+                <w:szCs w:val="19"/>
+              </w:rPr>
+              <w:t xml:space="preserve">The system shall make the Help screen accessible to every authenticated user independent of role or permission grants, consistent with the Dashboard.</w:t>
+            </w:r>
+          </w:p>
+        </w:tc>
+      </w:tr>
+      <w:tr>
+        <w:tc>
+          <w:tcPr>
+            <w:tcW w:type="dxa" w:w="1500"/>
+            <w:tcBorders>
+              <w:top w:val="single" w:color="E3E3E4" w:sz="2"/>
+              <w:left w:val="single" w:color="E3E3E4" w:sz="2"/>
+              <w:bottom w:val="single" w:color="E3E3E4" w:sz="2"/>
+              <w:right w:val="single" w:color="E3E3E4" w:sz="2"/>
+            </w:tcBorders>
+            <w:shd w:fill="FFFFFF" w:val="clear"/>
+            <w:tcMar>
+              <w:top w:type="dxa" w:w="80"/>
+              <w:left w:type="dxa" w:w="100"/>
+              <w:bottom w:type="dxa" w:w="80"/>
+              <w:right w:type="dxa" w:w="100"/>
+            </w:tcMar>
+            <w:vAlign w:val="center"/>
+          </w:tcPr>
+          <w:p>
+            <w:r>
+              <w:rPr>
+                <w:rFonts w:ascii="Times New Roman" w:cs="Times New Roman" w:eastAsia="Times New Roman" w:hAnsi="Times New Roman"/>
+                <w:b w:val="false"/>
+                <w:bCs w:val="false"/>
+                <w:color w:val="58595B"/>
+                <w:sz w:val="19"/>
+                <w:szCs w:val="19"/>
+              </w:rPr>
+              <w:t xml:space="preserve">FR-HELP-05</w:t>
+            </w:r>
+          </w:p>
+        </w:tc>
+        <w:tc>
+          <w:tcPr>
+            <w:tcW w:type="dxa" w:w="8246"/>
+            <w:tcBorders>
+              <w:top w:val="single" w:color="E3E3E4" w:sz="2"/>
+              <w:left w:val="single" w:color="E3E3E4" w:sz="2"/>
+              <w:bottom w:val="single" w:color="E3E3E4" w:sz="2"/>
+              <w:right w:val="single" w:color="E3E3E4" w:sz="2"/>
+            </w:tcBorders>
+            <w:shd w:fill="FFFFFF" w:val="clear"/>
+            <w:tcMar>
+              <w:top w:type="dxa" w:w="80"/>
+              <w:left w:type="dxa" w:w="100"/>
+              <w:bottom w:type="dxa" w:w="80"/>
+              <w:right w:type="dxa" w:w="100"/>
+            </w:tcMar>
+            <w:vAlign w:val="center"/>
+          </w:tcPr>
+          <w:p>
+            <w:r>
+              <w:rPr>
+                <w:rFonts w:ascii="Times New Roman" w:cs="Times New Roman" w:eastAsia="Times New Roman" w:hAnsi="Times New Roman"/>
+                <w:b w:val="false"/>
+                <w:bCs w:val="false"/>
+                <w:color w:val="58595B"/>
+                <w:sz w:val="19"/>
+                <w:szCs w:val="19"/>
+              </w:rPr>
+              <w:t xml:space="preserve">The system shall present each Help topic as an expandable/collapsible section so a user can scan titles before reading full content.</w:t>
+            </w:r>
+          </w:p>
+        </w:tc>
+      </w:tr>
+    </w:tbl>
+    <w:p>
+      <w:pPr>
+        <w:spacing w:after="120"/>
+      </w:pPr>
+    </w:p>
+    <w:p>
+      <w:pPr>
+        <w:pStyle w:val="Heading2"/>
+        <w:spacing w:after="140" w:before="300"/>
+      </w:pPr>
+      <w:r>
+        <w:rPr>
+          <w:rFonts w:ascii="Times New Roman" w:cs="Times New Roman" w:eastAsia="Times New Roman" w:hAnsi="Times New Roman"/>
+          <w:b/>
+          <w:bCs/>
+          <w:color w:val="3A3A3C"/>
+          <w:sz w:val="27"/>
+          <w:szCs w:val="27"/>
+        </w:rPr>
+        <w:t xml:space="preserve">3.17 Alerts &amp; Notifications</w:t>
       </w:r>
     </w:p>
     <w:p>
@@ -11677,7 +13349,7 @@
           <w:sz w:val="27"/>
           <w:szCs w:val="27"/>
         </w:rPr>
-        <w:t xml:space="preserve">3.16 Reports &amp; KPIs</w:t>
+        <w:t xml:space="preserve">3.18 Reports &amp; KPIs</w:t>
       </w:r>
     </w:p>
     <w:p>
@@ -12131,7 +13803,7 @@
           <w:sz w:val="27"/>
           <w:szCs w:val="27"/>
         </w:rPr>
-        <w:t xml:space="preserve">3.17 Multi-Language &amp; Localization</w:t>
+        <w:t xml:space="preserve">3.19 Multi-Language &amp; Localization</w:t>
       </w:r>
     </w:p>
     <w:p>
@@ -12585,7 +14257,7 @@
           <w:sz w:val="27"/>
           <w:szCs w:val="27"/>
         </w:rPr>
-        <w:t xml:space="preserve">3.18 Multi-Tenancy</w:t>
+        <w:t xml:space="preserve">3.20 Multi-Tenancy</w:t>
       </w:r>
     </w:p>
     <w:p>
@@ -12907,7 +14579,7 @@
           <w:sz w:val="27"/>
           <w:szCs w:val="27"/>
         </w:rPr>
-        <w:t xml:space="preserve">3.19 Audit Trail</w:t>
+        <w:t xml:space="preserve">3.21 Audit Trail</w:t>
       </w:r>
     </w:p>
     <w:p>
@@ -14244,6 +15916,72 @@
                 <w:sz w:val="19"/>
                 <w:szCs w:val="19"/>
               </w:rPr>
+              <w:t xml:space="preserve">RACSI Matrix</w:t>
+            </w:r>
+          </w:p>
+        </w:tc>
+        <w:tc>
+          <w:tcPr>
+            <w:tcW w:type="dxa" w:w="7146"/>
+            <w:tcBorders>
+              <w:top w:val="single" w:color="E3E3E4" w:sz="2"/>
+              <w:left w:val="single" w:color="E3E3E4" w:sz="2"/>
+              <w:bottom w:val="single" w:color="E3E3E4" w:sz="2"/>
+              <w:right w:val="single" w:color="E3E3E4" w:sz="2"/>
+            </w:tcBorders>
+            <w:shd w:fill="F2F2F3" w:val="clear"/>
+            <w:tcMar>
+              <w:top w:type="dxa" w:w="80"/>
+              <w:left w:type="dxa" w:w="100"/>
+              <w:bottom w:type="dxa" w:w="80"/>
+              <w:right w:type="dxa" w:w="100"/>
+            </w:tcMar>
+            <w:vAlign w:val="center"/>
+          </w:tcPr>
+          <w:p>
+            <w:r>
+              <w:rPr>
+                <w:rFonts w:ascii="Times New Roman" w:cs="Times New Roman" w:eastAsia="Times New Roman" w:hAnsi="Times New Roman"/>
+                <w:b w:val="false"/>
+                <w:bCs w:val="false"/>
+                <w:color w:val="58595B"/>
+                <w:sz w:val="19"/>
+                <w:szCs w:val="19"/>
+              </w:rPr>
+              <w:t xml:space="preserve">Per-activity R/A/C/S/I assignment manager (roles or named people), filterable by reference type.</w:t>
+            </w:r>
+          </w:p>
+        </w:tc>
+      </w:tr>
+      <w:tr>
+        <w:tc>
+          <w:tcPr>
+            <w:tcW w:type="dxa" w:w="2600"/>
+            <w:tcBorders>
+              <w:top w:val="single" w:color="E3E3E4" w:sz="2"/>
+              <w:left w:val="single" w:color="E3E3E4" w:sz="2"/>
+              <w:bottom w:val="single" w:color="E3E3E4" w:sz="2"/>
+              <w:right w:val="single" w:color="E3E3E4" w:sz="2"/>
+            </w:tcBorders>
+            <w:shd w:fill="FFFFFF" w:val="clear"/>
+            <w:tcMar>
+              <w:top w:type="dxa" w:w="80"/>
+              <w:left w:type="dxa" w:w="100"/>
+              <w:bottom w:type="dxa" w:w="80"/>
+              <w:right w:type="dxa" w:w="100"/>
+            </w:tcMar>
+            <w:vAlign w:val="center"/>
+          </w:tcPr>
+          <w:p>
+            <w:r>
+              <w:rPr>
+                <w:rFonts w:ascii="Times New Roman" w:cs="Times New Roman" w:eastAsia="Times New Roman" w:hAnsi="Times New Roman"/>
+                <w:b w:val="false"/>
+                <w:bCs w:val="false"/>
+                <w:color w:val="58595B"/>
+                <w:sz w:val="19"/>
+                <w:szCs w:val="19"/>
+              </w:rPr>
               <w:t xml:space="preserve">Reports</w:t>
             </w:r>
           </w:p>
@@ -14257,7 +15995,7 @@
               <w:bottom w:val="single" w:color="E3E3E4" w:sz="2"/>
               <w:right w:val="single" w:color="E3E3E4" w:sz="2"/>
             </w:tcBorders>
-            <w:shd w:fill="F2F2F3" w:val="clear"/>
+            <w:shd w:fill="FFFFFF" w:val="clear"/>
             <w:tcMar>
               <w:top w:type="dxa" w:w="80"/>
               <w:left w:type="dxa" w:w="100"/>
@@ -14291,7 +16029,7 @@
               <w:bottom w:val="single" w:color="E3E3E4" w:sz="2"/>
               <w:right w:val="single" w:color="E3E3E4" w:sz="2"/>
             </w:tcBorders>
-            <w:shd w:fill="FFFFFF" w:val="clear"/>
+            <w:shd w:fill="F2F2F3" w:val="clear"/>
             <w:tcMar>
               <w:top w:type="dxa" w:w="80"/>
               <w:left w:type="dxa" w:w="100"/>
@@ -14323,7 +16061,7 @@
               <w:bottom w:val="single" w:color="E3E3E4" w:sz="2"/>
               <w:right w:val="single" w:color="E3E3E4" w:sz="2"/>
             </w:tcBorders>
-            <w:shd w:fill="FFFFFF" w:val="clear"/>
+            <w:shd w:fill="F2F2F3" w:val="clear"/>
             <w:tcMar>
               <w:top w:type="dxa" w:w="80"/>
               <w:left w:type="dxa" w:w="100"/>
@@ -14357,7 +16095,7 @@
               <w:bottom w:val="single" w:color="E3E3E4" w:sz="2"/>
               <w:right w:val="single" w:color="E3E3E4" w:sz="2"/>
             </w:tcBorders>
-            <w:shd w:fill="F2F2F3" w:val="clear"/>
+            <w:shd w:fill="FFFFFF" w:val="clear"/>
             <w:tcMar>
               <w:top w:type="dxa" w:w="80"/>
               <w:left w:type="dxa" w:w="100"/>
@@ -14389,7 +16127,7 @@
               <w:bottom w:val="single" w:color="E3E3E4" w:sz="2"/>
               <w:right w:val="single" w:color="E3E3E4" w:sz="2"/>
             </w:tcBorders>
-            <w:shd w:fill="F2F2F3" w:val="clear"/>
+            <w:shd w:fill="FFFFFF" w:val="clear"/>
             <w:tcMar>
               <w:top w:type="dxa" w:w="80"/>
               <w:left w:type="dxa" w:w="100"/>
@@ -14423,7 +16161,7 @@
               <w:bottom w:val="single" w:color="E3E3E4" w:sz="2"/>
               <w:right w:val="single" w:color="E3E3E4" w:sz="2"/>
             </w:tcBorders>
-            <w:shd w:fill="FFFFFF" w:val="clear"/>
+            <w:shd w:fill="F2F2F3" w:val="clear"/>
             <w:tcMar>
               <w:top w:type="dxa" w:w="80"/>
               <w:left w:type="dxa" w:w="100"/>
@@ -14455,26 +16193,26 @@
               <w:bottom w:val="single" w:color="E3E3E4" w:sz="2"/>
               <w:right w:val="single" w:color="E3E3E4" w:sz="2"/>
             </w:tcBorders>
-            <w:shd w:fill="FFFFFF" w:val="clear"/>
-            <w:tcMar>
-              <w:top w:type="dxa" w:w="80"/>
-              <w:left w:type="dxa" w:w="100"/>
-              <w:bottom w:type="dxa" w:w="80"/>
-              <w:right w:type="dxa" w:w="100"/>
-            </w:tcMar>
-            <w:vAlign w:val="center"/>
-          </w:tcPr>
-          <w:p>
-            <w:r>
-              <w:rPr>
-                <w:rFonts w:ascii="Times New Roman" w:cs="Times New Roman" w:eastAsia="Times New Roman" w:hAnsi="Times New Roman"/>
-                <w:b w:val="false"/>
-                <w:bCs w:val="false"/>
-                <w:color w:val="58595B"/>
-                <w:sz w:val="19"/>
-                <w:szCs w:val="19"/>
-              </w:rPr>
-              <w:t xml:space="preserve">Site/department/service/team tree management.</w:t>
+            <w:shd w:fill="F2F2F3" w:val="clear"/>
+            <w:tcMar>
+              <w:top w:type="dxa" w:w="80"/>
+              <w:left w:type="dxa" w:w="100"/>
+              <w:bottom w:type="dxa" w:w="80"/>
+              <w:right w:type="dxa" w:w="100"/>
+            </w:tcMar>
+            <w:vAlign w:val="center"/>
+          </w:tcPr>
+          <w:p>
+            <w:r>
+              <w:rPr>
+                <w:rFonts w:ascii="Times New Roman" w:cs="Times New Roman" w:eastAsia="Times New Roman" w:hAnsi="Times New Roman"/>
+                <w:b w:val="false"/>
+                <w:bCs w:val="false"/>
+                <w:color w:val="58595B"/>
+                <w:sz w:val="19"/>
+                <w:szCs w:val="19"/>
+              </w:rPr>
+              <w:t xml:space="preserve">Site/department/service/team tree management, with live linked-item counts per node.</w:t>
             </w:r>
           </w:p>
         </w:tc>
@@ -14489,7 +16227,7 @@
               <w:bottom w:val="single" w:color="E3E3E4" w:sz="2"/>
               <w:right w:val="single" w:color="E3E3E4" w:sz="2"/>
             </w:tcBorders>
-            <w:shd w:fill="F2F2F3" w:val="clear"/>
+            <w:shd w:fill="FFFFFF" w:val="clear"/>
             <w:tcMar>
               <w:top w:type="dxa" w:w="80"/>
               <w:left w:type="dxa" w:w="100"/>
@@ -14521,26 +16259,26 @@
               <w:bottom w:val="single" w:color="E3E3E4" w:sz="2"/>
               <w:right w:val="single" w:color="E3E3E4" w:sz="2"/>
             </w:tcBorders>
-            <w:shd w:fill="F2F2F3" w:val="clear"/>
-            <w:tcMar>
-              <w:top w:type="dxa" w:w="80"/>
-              <w:left w:type="dxa" w:w="100"/>
-              <w:bottom w:type="dxa" w:w="80"/>
-              <w:right w:type="dxa" w:w="100"/>
-            </w:tcMar>
-            <w:vAlign w:val="center"/>
-          </w:tcPr>
-          <w:p>
-            <w:r>
-              <w:rPr>
-                <w:rFonts w:ascii="Times New Roman" w:cs="Times New Roman" w:eastAsia="Times New Roman" w:hAnsi="Times New Roman"/>
-                <w:b w:val="false"/>
-                <w:bCs w:val="false"/>
-                <w:color w:val="58595B"/>
-                <w:sz w:val="19"/>
-                <w:szCs w:val="19"/>
-              </w:rPr>
-              <w:t xml:space="preserve">User directory and role assignment.</w:t>
+            <w:shd w:fill="FFFFFF" w:val="clear"/>
+            <w:tcMar>
+              <w:top w:type="dxa" w:w="80"/>
+              <w:left w:type="dxa" w:w="100"/>
+              <w:bottom w:type="dxa" w:w="80"/>
+              <w:right w:type="dxa" w:w="100"/>
+            </w:tcMar>
+            <w:vAlign w:val="center"/>
+          </w:tcPr>
+          <w:p>
+            <w:r>
+              <w:rPr>
+                <w:rFonts w:ascii="Times New Roman" w:cs="Times New Roman" w:eastAsia="Times New Roman" w:hAnsi="Times New Roman"/>
+                <w:b w:val="false"/>
+                <w:bCs w:val="false"/>
+                <w:color w:val="58595B"/>
+                <w:sz w:val="19"/>
+                <w:szCs w:val="19"/>
+              </w:rPr>
+              <w:t xml:space="preserve">User directory and role assignment, scoped to an OBS node.</w:t>
             </w:r>
           </w:p>
         </w:tc>
@@ -14555,7 +16293,7 @@
               <w:bottom w:val="single" w:color="E3E3E4" w:sz="2"/>
               <w:right w:val="single" w:color="E3E3E4" w:sz="2"/>
             </w:tcBorders>
-            <w:shd w:fill="FFFFFF" w:val="clear"/>
+            <w:shd w:fill="F2F2F3" w:val="clear"/>
             <w:tcMar>
               <w:top w:type="dxa" w:w="80"/>
               <w:left w:type="dxa" w:w="100"/>
@@ -14587,7 +16325,7 @@
               <w:bottom w:val="single" w:color="E3E3E4" w:sz="2"/>
               <w:right w:val="single" w:color="E3E3E4" w:sz="2"/>
             </w:tcBorders>
-            <w:shd w:fill="FFFFFF" w:val="clear"/>
+            <w:shd w:fill="F2F2F3" w:val="clear"/>
             <w:tcMar>
               <w:top w:type="dxa" w:w="80"/>
               <w:left w:type="dxa" w:w="100"/>
@@ -14621,7 +16359,7 @@
               <w:bottom w:val="single" w:color="E3E3E4" w:sz="2"/>
               <w:right w:val="single" w:color="E3E3E4" w:sz="2"/>
             </w:tcBorders>
-            <w:shd w:fill="F2F2F3" w:val="clear"/>
+            <w:shd w:fill="FFFFFF" w:val="clear"/>
             <w:tcMar>
               <w:top w:type="dxa" w:w="80"/>
               <w:left w:type="dxa" w:w="100"/>
@@ -14653,7 +16391,7 @@
               <w:bottom w:val="single" w:color="E3E3E4" w:sz="2"/>
               <w:right w:val="single" w:color="E3E3E4" w:sz="2"/>
             </w:tcBorders>
-            <w:shd w:fill="F2F2F3" w:val="clear"/>
+            <w:shd w:fill="FFFFFF" w:val="clear"/>
             <w:tcMar>
               <w:top w:type="dxa" w:w="80"/>
               <w:left w:type="dxa" w:w="100"/>
@@ -14687,7 +16425,7 @@
               <w:bottom w:val="single" w:color="E3E3E4" w:sz="2"/>
               <w:right w:val="single" w:color="E3E3E4" w:sz="2"/>
             </w:tcBorders>
-            <w:shd w:fill="FFFFFF" w:val="clear"/>
+            <w:shd w:fill="F2F2F3" w:val="clear"/>
             <w:tcMar>
               <w:top w:type="dxa" w:w="80"/>
               <w:left w:type="dxa" w:w="100"/>
@@ -14719,7 +16457,7 @@
               <w:bottom w:val="single" w:color="E3E3E4" w:sz="2"/>
               <w:right w:val="single" w:color="E3E3E4" w:sz="2"/>
             </w:tcBorders>
-            <w:shd w:fill="FFFFFF" w:val="clear"/>
+            <w:shd w:fill="F2F2F3" w:val="clear"/>
             <w:tcMar>
               <w:top w:type="dxa" w:w="80"/>
               <w:left w:type="dxa" w:w="100"/>
@@ -14739,6 +16477,72 @@
                 <w:szCs w:val="19"/>
               </w:rPr>
               <w:t xml:space="preserve">Plan tier, deployment model, seats, billing.</w:t>
+            </w:r>
+          </w:p>
+        </w:tc>
+      </w:tr>
+      <w:tr>
+        <w:tc>
+          <w:tcPr>
+            <w:tcW w:type="dxa" w:w="2600"/>
+            <w:tcBorders>
+              <w:top w:val="single" w:color="E3E3E4" w:sz="2"/>
+              <w:left w:val="single" w:color="E3E3E4" w:sz="2"/>
+              <w:bottom w:val="single" w:color="E3E3E4" w:sz="2"/>
+              <w:right w:val="single" w:color="E3E3E4" w:sz="2"/>
+            </w:tcBorders>
+            <w:shd w:fill="FFFFFF" w:val="clear"/>
+            <w:tcMar>
+              <w:top w:type="dxa" w:w="80"/>
+              <w:left w:type="dxa" w:w="100"/>
+              <w:bottom w:type="dxa" w:w="80"/>
+              <w:right w:type="dxa" w:w="100"/>
+            </w:tcMar>
+            <w:vAlign w:val="center"/>
+          </w:tcPr>
+          <w:p>
+            <w:r>
+              <w:rPr>
+                <w:rFonts w:ascii="Times New Roman" w:cs="Times New Roman" w:eastAsia="Times New Roman" w:hAnsi="Times New Roman"/>
+                <w:b w:val="false"/>
+                <w:bCs w:val="false"/>
+                <w:color w:val="58595B"/>
+                <w:sz w:val="19"/>
+                <w:szCs w:val="19"/>
+              </w:rPr>
+              <w:t xml:space="preserve">Help</w:t>
+            </w:r>
+          </w:p>
+        </w:tc>
+        <w:tc>
+          <w:tcPr>
+            <w:tcW w:type="dxa" w:w="7146"/>
+            <w:tcBorders>
+              <w:top w:val="single" w:color="E3E3E4" w:sz="2"/>
+              <w:left w:val="single" w:color="E3E3E4" w:sz="2"/>
+              <w:bottom w:val="single" w:color="E3E3E4" w:sz="2"/>
+              <w:right w:val="single" w:color="E3E3E4" w:sz="2"/>
+            </w:tcBorders>
+            <w:shd w:fill="FFFFFF" w:val="clear"/>
+            <w:tcMar>
+              <w:top w:type="dxa" w:w="80"/>
+              <w:left w:type="dxa" w:w="100"/>
+              <w:bottom w:type="dxa" w:w="80"/>
+              <w:right w:type="dxa" w:w="100"/>
+            </w:tcMar>
+            <w:vAlign w:val="center"/>
+          </w:tcPr>
+          <w:p>
+            <w:r>
+              <w:rPr>
+                <w:rFonts w:ascii="Times New Roman" w:cs="Times New Roman" w:eastAsia="Times New Roman" w:hAnsi="Times New Roman"/>
+                <w:b w:val="false"/>
+                <w:bCs w:val="false"/>
+                <w:color w:val="58595B"/>
+                <w:sz w:val="19"/>
+                <w:szCs w:val="19"/>
+              </w:rPr>
+              <w:t xml:space="preserve">Searchable, multi-language user guide covering every module; open to all authenticated users.</w:t>
             </w:r>
           </w:p>
         </w:tc>
@@ -15191,7 +16995,7 @@
                 <w:sz w:val="19"/>
                 <w:szCs w:val="19"/>
               </w:rPr>
-              <w:t xml:space="preserve">GET|POST /api/roles, PUT|DELETE /api/roles/:id, GET /api/roles/permissions/catalog, GET /api/roles/permissions/matrix, PUT /api/roles/:id/permissions</w:t>
+              <w:t xml:space="preserve">GET|POST /api/roles, PUT|DELETE /api/roles/:id, GET /api/roles/directory, GET /api/roles/permissions/catalog, GET /api/roles/permissions/matrix, PUT /api/roles/:id/permissions</w:t>
             </w:r>
           </w:p>
         </w:tc>
@@ -16017,6 +17821,72 @@
                 <w:sz w:val="19"/>
                 <w:szCs w:val="19"/>
               </w:rPr>
+              <w:t xml:space="preserve">RACSI</w:t>
+            </w:r>
+          </w:p>
+        </w:tc>
+        <w:tc>
+          <w:tcPr>
+            <w:tcW w:type="dxa" w:w="7746"/>
+            <w:tcBorders>
+              <w:top w:val="single" w:color="E3E3E4" w:sz="2"/>
+              <w:left w:val="single" w:color="E3E3E4" w:sz="2"/>
+              <w:bottom w:val="single" w:color="E3E3E4" w:sz="2"/>
+              <w:right w:val="single" w:color="E3E3E4" w:sz="2"/>
+            </w:tcBorders>
+            <w:shd w:fill="F2F2F3" w:val="clear"/>
+            <w:tcMar>
+              <w:top w:type="dxa" w:w="80"/>
+              <w:left w:type="dxa" w:w="100"/>
+              <w:bottom w:type="dxa" w:w="80"/>
+              <w:right w:type="dxa" w:w="100"/>
+            </w:tcMar>
+            <w:vAlign w:val="center"/>
+          </w:tcPr>
+          <w:p>
+            <w:r>
+              <w:rPr>
+                <w:rFonts w:ascii="Times New Roman" w:cs="Times New Roman" w:eastAsia="Times New Roman" w:hAnsi="Times New Roman"/>
+                <w:b w:val="false"/>
+                <w:bCs w:val="false"/>
+                <w:color w:val="58595B"/>
+                <w:sz w:val="19"/>
+                <w:szCs w:val="19"/>
+              </w:rPr>
+              <w:t xml:space="preserve">GET|POST /api/racsi, GET|PUT|DELETE /api/racsi/:id, POST /api/racsi/:id/assignments, DELETE /api/racsi/:id/assignments/:assignmentId</w:t>
+            </w:r>
+          </w:p>
+        </w:tc>
+      </w:tr>
+      <w:tr>
+        <w:tc>
+          <w:tcPr>
+            <w:tcW w:type="dxa" w:w="2000"/>
+            <w:tcBorders>
+              <w:top w:val="single" w:color="E3E3E4" w:sz="2"/>
+              <w:left w:val="single" w:color="E3E3E4" w:sz="2"/>
+              <w:bottom w:val="single" w:color="E3E3E4" w:sz="2"/>
+              <w:right w:val="single" w:color="E3E3E4" w:sz="2"/>
+            </w:tcBorders>
+            <w:shd w:fill="FFFFFF" w:val="clear"/>
+            <w:tcMar>
+              <w:top w:type="dxa" w:w="80"/>
+              <w:left w:type="dxa" w:w="100"/>
+              <w:bottom w:type="dxa" w:w="80"/>
+              <w:right w:type="dxa" w:w="100"/>
+            </w:tcMar>
+            <w:vAlign w:val="center"/>
+          </w:tcPr>
+          <w:p>
+            <w:r>
+              <w:rPr>
+                <w:rFonts w:ascii="Times New Roman" w:cs="Times New Roman" w:eastAsia="Times New Roman" w:hAnsi="Times New Roman"/>
+                <w:b w:val="false"/>
+                <w:bCs w:val="false"/>
+                <w:color w:val="58595B"/>
+                <w:sz w:val="19"/>
+                <w:szCs w:val="19"/>
+              </w:rPr>
               <w:t xml:space="preserve">Reports</w:t>
             </w:r>
           </w:p>
@@ -16030,7 +17900,7 @@
               <w:bottom w:val="single" w:color="E3E3E4" w:sz="2"/>
               <w:right w:val="single" w:color="E3E3E4" w:sz="2"/>
             </w:tcBorders>
-            <w:shd w:fill="F2F2F3" w:val="clear"/>
+            <w:shd w:fill="FFFFFF" w:val="clear"/>
             <w:tcMar>
               <w:top w:type="dxa" w:w="80"/>
               <w:left w:type="dxa" w:w="100"/>
@@ -16064,7 +17934,7 @@
               <w:bottom w:val="single" w:color="E3E3E4" w:sz="2"/>
               <w:right w:val="single" w:color="E3E3E4" w:sz="2"/>
             </w:tcBorders>
-            <w:shd w:fill="FFFFFF" w:val="clear"/>
+            <w:shd w:fill="F2F2F3" w:val="clear"/>
             <w:tcMar>
               <w:top w:type="dxa" w:w="80"/>
               <w:left w:type="dxa" w:w="100"/>
@@ -16096,7 +17966,7 @@
               <w:bottom w:val="single" w:color="E3E3E4" w:sz="2"/>
               <w:right w:val="single" w:color="E3E3E4" w:sz="2"/>
             </w:tcBorders>
-            <w:shd w:fill="FFFFFF" w:val="clear"/>
+            <w:shd w:fill="F2F2F3" w:val="clear"/>
             <w:tcMar>
               <w:top w:type="dxa" w:w="80"/>
               <w:left w:type="dxa" w:w="100"/>
@@ -16995,6 +18865,72 @@
           </w:p>
         </w:tc>
       </w:tr>
+      <w:tr>
+        <w:tc>
+          <w:tcPr>
+            <w:tcW w:type="dxa" w:w="1500"/>
+            <w:tcBorders>
+              <w:top w:val="single" w:color="E3E3E4" w:sz="2"/>
+              <w:left w:val="single" w:color="E3E3E4" w:sz="2"/>
+              <w:bottom w:val="single" w:color="E3E3E4" w:sz="2"/>
+              <w:right w:val="single" w:color="E3E3E4" w:sz="2"/>
+            </w:tcBorders>
+            <w:shd w:fill="F2F2F3" w:val="clear"/>
+            <w:tcMar>
+              <w:top w:type="dxa" w:w="80"/>
+              <w:left w:type="dxa" w:w="100"/>
+              <w:bottom w:type="dxa" w:w="80"/>
+              <w:right w:type="dxa" w:w="100"/>
+            </w:tcMar>
+            <w:vAlign w:val="center"/>
+          </w:tcPr>
+          <w:p>
+            <w:r>
+              <w:rPr>
+                <w:rFonts w:ascii="Times New Roman" w:cs="Times New Roman" w:eastAsia="Times New Roman" w:hAnsi="Times New Roman"/>
+                <w:b w:val="false"/>
+                <w:bCs w:val="false"/>
+                <w:color w:val="58595B"/>
+                <w:sz w:val="19"/>
+                <w:szCs w:val="19"/>
+              </w:rPr>
+              <w:t xml:space="preserve">NFR-SEC-06</w:t>
+            </w:r>
+          </w:p>
+        </w:tc>
+        <w:tc>
+          <w:tcPr>
+            <w:tcW w:type="dxa" w:w="8246"/>
+            <w:tcBorders>
+              <w:top w:val="single" w:color="E3E3E4" w:sz="2"/>
+              <w:left w:val="single" w:color="E3E3E4" w:sz="2"/>
+              <w:bottom w:val="single" w:color="E3E3E4" w:sz="2"/>
+              <w:right w:val="single" w:color="E3E3E4" w:sz="2"/>
+            </w:tcBorders>
+            <w:shd w:fill="F2F2F3" w:val="clear"/>
+            <w:tcMar>
+              <w:top w:type="dxa" w:w="80"/>
+              <w:left w:type="dxa" w:w="100"/>
+              <w:bottom w:type="dxa" w:w="80"/>
+              <w:right w:type="dxa" w:w="100"/>
+            </w:tcMar>
+            <w:vAlign w:val="center"/>
+          </w:tcPr>
+          <w:p>
+            <w:r>
+              <w:rPr>
+                <w:rFonts w:ascii="Times New Roman" w:cs="Times New Roman" w:eastAsia="Times New Roman" w:hAnsi="Times New Roman"/>
+                <w:b w:val="false"/>
+                <w:bCs w:val="false"/>
+                <w:color w:val="58595B"/>
+                <w:sz w:val="19"/>
+                <w:szCs w:val="19"/>
+              </w:rPr>
+              <w:t xml:space="preserve">The one-Accountable-per-RACSI-activity rule (FR-RACSI-06) shall be enforced by a database-level constraint, not merely by disabling the option in the UI.</w:t>
+            </w:r>
+          </w:p>
+        </w:tc>
+      </w:tr>
     </w:tbl>
     <w:p>
       <w:pPr>
@@ -19089,7 +21025,7 @@
                 <w:sz w:val="19"/>
                 <w:szCs w:val="19"/>
               </w:rPr>
-              <w:t xml:space="preserve">A node in the Organizational Breakdown Structure tree (site/department/service/team).</w:t>
+              <w:t xml:space="preserve">A node in the Organizational Breakdown Structure tree (site/department/service/team); referenced by users, Sheets, Business Rules, Controls, Risks/Opportunities, and RACSI Activities as their owning org unit.</w:t>
             </w:r>
           </w:p>
         </w:tc>
@@ -20409,7 +22345,7 @@
                 <w:sz w:val="19"/>
                 <w:szCs w:val="19"/>
               </w:rPr>
-              <w:t xml:space="preserve">A governed IF/THEN process rule with severity and owner.</w:t>
+              <w:t xml:space="preserve">A governed IF/THEN process rule with severity, owner, and owning OBS node.</w:t>
             </w:r>
           </w:p>
         </w:tc>
@@ -20475,7 +22411,7 @@
                 <w:sz w:val="19"/>
                 <w:szCs w:val="19"/>
               </w:rPr>
-              <w:t xml:space="preserve">A COSO-classified internal control with type, frequency, effectiveness.</w:t>
+              <w:t xml:space="preserve">A COSO-classified internal control with type, frequency, effectiveness, and owning OBS node.</w:t>
             </w:r>
           </w:p>
         </w:tc>
@@ -20541,7 +22477,7 @@
                 <w:sz w:val="19"/>
                 <w:szCs w:val="19"/>
               </w:rPr>
-              <w:t xml:space="preserve">A risk or opportunity item with likelihood/impact scoring.</w:t>
+              <w:t xml:space="preserve">A risk or opportunity item with likelihood/impact scoring and owning OBS node.</w:t>
             </w:r>
           </w:p>
         </w:tc>
@@ -20608,6 +22544,138 @@
                 <w:szCs w:val="19"/>
               </w:rPr>
               <w:t xml:space="preserve">Join entity: controls mitigating a given risk/opportunity.</w:t>
+            </w:r>
+          </w:p>
+        </w:tc>
+      </w:tr>
+      <w:tr>
+        <w:tc>
+          <w:tcPr>
+            <w:tcW w:type="dxa" w:w="2400"/>
+            <w:tcBorders>
+              <w:top w:val="single" w:color="E3E3E4" w:sz="2"/>
+              <w:left w:val="single" w:color="E3E3E4" w:sz="2"/>
+              <w:bottom w:val="single" w:color="E3E3E4" w:sz="2"/>
+              <w:right w:val="single" w:color="E3E3E4" w:sz="2"/>
+            </w:tcBorders>
+            <w:shd w:fill="F2F2F3" w:val="clear"/>
+            <w:tcMar>
+              <w:top w:type="dxa" w:w="80"/>
+              <w:left w:type="dxa" w:w="100"/>
+              <w:bottom w:type="dxa" w:w="80"/>
+              <w:right w:type="dxa" w:w="100"/>
+            </w:tcMar>
+            <w:vAlign w:val="center"/>
+          </w:tcPr>
+          <w:p>
+            <w:r>
+              <w:rPr>
+                <w:rFonts w:ascii="Times New Roman" w:cs="Times New Roman" w:eastAsia="Times New Roman" w:hAnsi="Times New Roman"/>
+                <w:b w:val="false"/>
+                <w:bCs w:val="false"/>
+                <w:color w:val="58595B"/>
+                <w:sz w:val="19"/>
+                <w:szCs w:val="19"/>
+              </w:rPr>
+              <w:t xml:space="preserve">RacsiActivity</w:t>
+            </w:r>
+          </w:p>
+        </w:tc>
+        <w:tc>
+          <w:tcPr>
+            <w:tcW w:type="dxa" w:w="7346"/>
+            <w:tcBorders>
+              <w:top w:val="single" w:color="E3E3E4" w:sz="2"/>
+              <w:left w:val="single" w:color="E3E3E4" w:sz="2"/>
+              <w:bottom w:val="single" w:color="E3E3E4" w:sz="2"/>
+              <w:right w:val="single" w:color="E3E3E4" w:sz="2"/>
+            </w:tcBorders>
+            <w:shd w:fill="F2F2F3" w:val="clear"/>
+            <w:tcMar>
+              <w:top w:type="dxa" w:w="80"/>
+              <w:left w:type="dxa" w:w="100"/>
+              <w:bottom w:type="dxa" w:w="80"/>
+              <w:right w:type="dxa" w:w="100"/>
+            </w:tcMar>
+            <w:vAlign w:val="center"/>
+          </w:tcPr>
+          <w:p>
+            <w:r>
+              <w:rPr>
+                <w:rFonts w:ascii="Times New Roman" w:cs="Times New Roman" w:eastAsia="Times New Roman" w:hAnsi="Times New Roman"/>
+                <w:b w:val="false"/>
+                <w:bCs w:val="false"/>
+                <w:color w:val="58595B"/>
+                <w:sz w:val="19"/>
+                <w:szCs w:val="19"/>
+              </w:rPr>
+              <w:t xml:space="preserve">One of the 7 NCP process steps or a governance item linked to a Business Rule/Control/Risk record; carries an owning OBS node.</w:t>
+            </w:r>
+          </w:p>
+        </w:tc>
+      </w:tr>
+      <w:tr>
+        <w:tc>
+          <w:tcPr>
+            <w:tcW w:type="dxa" w:w="2400"/>
+            <w:tcBorders>
+              <w:top w:val="single" w:color="E3E3E4" w:sz="2"/>
+              <w:left w:val="single" w:color="E3E3E4" w:sz="2"/>
+              <w:bottom w:val="single" w:color="E3E3E4" w:sz="2"/>
+              <w:right w:val="single" w:color="E3E3E4" w:sz="2"/>
+            </w:tcBorders>
+            <w:shd w:fill="FFFFFF" w:val="clear"/>
+            <w:tcMar>
+              <w:top w:type="dxa" w:w="80"/>
+              <w:left w:type="dxa" w:w="100"/>
+              <w:bottom w:type="dxa" w:w="80"/>
+              <w:right w:type="dxa" w:w="100"/>
+            </w:tcMar>
+            <w:vAlign w:val="center"/>
+          </w:tcPr>
+          <w:p>
+            <w:r>
+              <w:rPr>
+                <w:rFonts w:ascii="Times New Roman" w:cs="Times New Roman" w:eastAsia="Times New Roman" w:hAnsi="Times New Roman"/>
+                <w:b w:val="false"/>
+                <w:bCs w:val="false"/>
+                <w:color w:val="58595B"/>
+                <w:sz w:val="19"/>
+                <w:szCs w:val="19"/>
+              </w:rPr>
+              <w:t xml:space="preserve">RacsiAssignment</w:t>
+            </w:r>
+          </w:p>
+        </w:tc>
+        <w:tc>
+          <w:tcPr>
+            <w:tcW w:type="dxa" w:w="7346"/>
+            <w:tcBorders>
+              <w:top w:val="single" w:color="E3E3E4" w:sz="2"/>
+              <w:left w:val="single" w:color="E3E3E4" w:sz="2"/>
+              <w:bottom w:val="single" w:color="E3E3E4" w:sz="2"/>
+              <w:right w:val="single" w:color="E3E3E4" w:sz="2"/>
+            </w:tcBorders>
+            <w:shd w:fill="FFFFFF" w:val="clear"/>
+            <w:tcMar>
+              <w:top w:type="dxa" w:w="80"/>
+              <w:left w:type="dxa" w:w="100"/>
+              <w:bottom w:type="dxa" w:w="80"/>
+              <w:right w:type="dxa" w:w="100"/>
+            </w:tcMar>
+            <w:vAlign w:val="center"/>
+          </w:tcPr>
+          <w:p>
+            <w:r>
+              <w:rPr>
+                <w:rFonts w:ascii="Times New Roman" w:cs="Times New Roman" w:eastAsia="Times New Roman" w:hAnsi="Times New Roman"/>
+                <w:b w:val="false"/>
+                <w:bCs w:val="false"/>
+                <w:color w:val="58595B"/>
+                <w:sz w:val="19"/>
+                <w:szCs w:val="19"/>
+              </w:rPr>
+              <w:t xml:space="preserve">One R/A/C/S/I assignment on a RacsiActivity, pointing to either a Role or a User; at most one Accountable per Activity.</w:t>
             </w:r>
           </w:p>
         </w:tc>
@@ -20650,7 +22718,7 @@
           <w:sz w:val="24"/>
           <w:szCs w:val="24"/>
         </w:rPr>
-        <w:t xml:space="preserve">The full permission matrix (role x permission) is administered live in the application's Permission Matrix screen and comprises approximately 60 permission codes across 20 modules (dashboard, fiche, action, rootcause, rex, standard, capitalization, user, role, hierarchy, obs, license, governance, aiUseCase, businessRule, control, riskOpportunity, report, alert, audit), each with up to five actions (view, create, edit, delete, and module-specific actions such as validate, close, assignTeam, updateOwn, evaluate, manageRoles, managePermissions, manage, export). Section 2.3 summarizes the resulting access per standard role; the live matrix is the system of record.</w:t>
+        <w:t xml:space="preserve">The full permission matrix (role x permission) is administered live in the application's Permission Matrix screen and comprises 72 permission codes across 22 modules (dashboard, help, fiche, action, rootcause, rex, standard, capitalization, user, role, hierarchy, obs, license, governance, aiUseCase, businessRule, control, riskOpportunity, racsi, report, alert, audit), each with up to five actions (view, create, edit, delete, and module-specific actions such as validate, close, assignTeam, updateOwn, evaluate, manageRoles, managePermissions, manage, export). Section 2.3 summarizes the resulting access per standard role; the live matrix is the system of record.</w:t>
       </w:r>
     </w:p>
     <w:p>
@@ -24499,7 +26567,7 @@
                 <w:sz w:val="19"/>
                 <w:szCs w:val="19"/>
               </w:rPr>
-              <w:t xml:space="preserve">Organizational Breakdown Structure - the site/department/service/team tree.</w:t>
+              <w:t xml:space="preserve">Organizational Breakdown Structure - the site/department/service/team tree; the shared source of roles and named people that other modules, including RACSI, point back to.</w:t>
             </w:r>
           </w:p>
         </w:tc>
@@ -24533,6 +26601,72 @@
                 <w:sz w:val="19"/>
                 <w:szCs w:val="19"/>
               </w:rPr>
+              <w:t xml:space="preserve">RACSI</w:t>
+            </w:r>
+          </w:p>
+        </w:tc>
+        <w:tc>
+          <w:tcPr>
+            <w:tcW w:type="dxa" w:w="7346"/>
+            <w:tcBorders>
+              <w:top w:val="single" w:color="E3E3E4" w:sz="2"/>
+              <w:left w:val="single" w:color="E3E3E4" w:sz="2"/>
+              <w:bottom w:val="single" w:color="E3E3E4" w:sz="2"/>
+              <w:right w:val="single" w:color="E3E3E4" w:sz="2"/>
+            </w:tcBorders>
+            <w:shd w:fill="FFFFFF" w:val="clear"/>
+            <w:tcMar>
+              <w:top w:type="dxa" w:w="80"/>
+              <w:left w:type="dxa" w:w="100"/>
+              <w:bottom w:type="dxa" w:w="80"/>
+              <w:right w:type="dxa" w:w="100"/>
+            </w:tcMar>
+            <w:vAlign w:val="center"/>
+          </w:tcPr>
+          <w:p>
+            <w:r>
+              <w:rPr>
+                <w:rFonts w:ascii="Times New Roman" w:cs="Times New Roman" w:eastAsia="Times New Roman" w:hAnsi="Times New Roman"/>
+                <w:b w:val="false"/>
+                <w:bCs w:val="false"/>
+                <w:color w:val="58595B"/>
+                <w:sz w:val="19"/>
+                <w:szCs w:val="19"/>
+              </w:rPr>
+              <w:t xml:space="preserve">Responsible, Accountable, Consulted, Support, Informed - a five-role extension of the classic RACI accountability model; exactly one Accountable per activity, the other four roles allow multiple assignees.</w:t>
+            </w:r>
+          </w:p>
+        </w:tc>
+      </w:tr>
+      <w:tr>
+        <w:tc>
+          <w:tcPr>
+            <w:tcW w:type="dxa" w:w="2400"/>
+            <w:tcBorders>
+              <w:top w:val="single" w:color="E3E3E4" w:sz="2"/>
+              <w:left w:val="single" w:color="E3E3E4" w:sz="2"/>
+              <w:bottom w:val="single" w:color="E3E3E4" w:sz="2"/>
+              <w:right w:val="single" w:color="E3E3E4" w:sz="2"/>
+            </w:tcBorders>
+            <w:shd w:fill="F2F2F3" w:val="clear"/>
+            <w:tcMar>
+              <w:top w:type="dxa" w:w="80"/>
+              <w:left w:type="dxa" w:w="100"/>
+              <w:bottom w:type="dxa" w:w="80"/>
+              <w:right w:type="dxa" w:w="100"/>
+            </w:tcMar>
+            <w:vAlign w:val="center"/>
+          </w:tcPr>
+          <w:p>
+            <w:r>
+              <w:rPr>
+                <w:rFonts w:ascii="Times New Roman" w:cs="Times New Roman" w:eastAsia="Times New Roman" w:hAnsi="Times New Roman"/>
+                <w:b w:val="false"/>
+                <w:bCs w:val="false"/>
+                <w:color w:val="58595B"/>
+                <w:sz w:val="19"/>
+                <w:szCs w:val="19"/>
+              </w:rPr>
               <w:t xml:space="preserve">Multi-Tenant</w:t>
             </w:r>
           </w:p>
@@ -24546,7 +26680,7 @@
               <w:bottom w:val="single" w:color="E3E3E4" w:sz="2"/>
               <w:right w:val="single" w:color="E3E3E4" w:sz="2"/>
             </w:tcBorders>
-            <w:shd w:fill="FFFFFF" w:val="clear"/>
+            <w:shd w:fill="F2F2F3" w:val="clear"/>
             <w:tcMar>
               <w:top w:type="dxa" w:w="80"/>
               <w:left w:type="dxa" w:w="100"/>
@@ -24580,7 +26714,7 @@
               <w:bottom w:val="single" w:color="E3E3E4" w:sz="2"/>
               <w:right w:val="single" w:color="E3E3E4" w:sz="2"/>
             </w:tcBorders>
-            <w:shd w:fill="F2F2F3" w:val="clear"/>
+            <w:shd w:fill="FFFFFF" w:val="clear"/>
             <w:tcMar>
               <w:top w:type="dxa" w:w="80"/>
               <w:left w:type="dxa" w:w="100"/>
@@ -24612,7 +26746,7 @@
               <w:bottom w:val="single" w:color="E3E3E4" w:sz="2"/>
               <w:right w:val="single" w:color="E3E3E4" w:sz="2"/>
             </w:tcBorders>
-            <w:shd w:fill="F2F2F3" w:val="clear"/>
+            <w:shd w:fill="FFFFFF" w:val="clear"/>
             <w:tcMar>
               <w:top w:type="dxa" w:w="80"/>
               <w:left w:type="dxa" w:w="100"/>

--- a/ncp-solver/docs/NCP_Solver_SRS.docx
+++ b/ncp-solver/docs/NCP_Solver_SRS.docx
@@ -101,7 +101,7 @@
           <w:sz w:val="22"/>
           <w:szCs w:val="22"/>
         </w:rPr>
-        <w:t xml:space="preserve">Version 1.1</w:t>
+        <w:t xml:space="preserve">Version 1.2</w:t>
       </w:r>
     </w:p>
     <w:p>
@@ -2894,7 +2894,7 @@
           <w:sz w:val="24"/>
           <w:szCs w:val="24"/>
         </w:rPr>
-        <w:t xml:space="preserve">Server: any Node.js 20+ runtime (Node 22 recommended), no external database server or third-party API key required (SQLite by default; the relational and RAG layers are each swappable for a distributed equivalent). Client: any evergreen desktop or tablet web browser. Deployment: SaaS (shared multi-tenant infrastructure) or OnPrem (customer-hosted), selectable per Organization.</w:t>
+        <w:t xml:space="preserve">Server: any standard Node.js 22.5+ runtime (Node 22 LTS recommended), no external database server, third-party API key, or native/compiled build toolchain required (the relational layer uses Node's built-in node:sqlite module; the relational and RAG layers are each swappable for a distributed equivalent). Client: any evergreen desktop or tablet web browser. Deployment: SaaS (shared multi-tenant infrastructure) or OnPrem (customer-hosted), selectable per Organization.</w:t>
       </w:r>
     </w:p>
     <w:p>
@@ -20018,7 +20018,7 @@
                 <w:sz w:val="19"/>
                 <w:szCs w:val="19"/>
               </w:rPr>
-              <w:t xml:space="preserve">The backend shall run on any standard Node.js 20+ runtime without requiring a dedicated database server, container orchestration, or external API keys.</w:t>
+              <w:t xml:space="preserve">The backend shall run on any standard Node.js 22.5+ runtime without requiring a dedicated database server, container orchestration, external API keys, or a native/compiled build toolchain (the database layer uses Node's built-in node:sqlite module).</w:t>
             </w:r>
           </w:p>
         </w:tc>

--- a/ncp-solver/docs/NCP_Solver_SRS.docx
+++ b/ncp-solver/docs/NCP_Solver_SRS.docx
@@ -101,7 +101,7 @@
           <w:sz w:val="22"/>
           <w:szCs w:val="22"/>
         </w:rPr>
-        <w:t xml:space="preserve">Version 1.2</w:t>
+        <w:t xml:space="preserve">Version 1.3</w:t>
       </w:r>
     </w:p>
     <w:p>
@@ -266,7 +266,7 @@
           <w:sz w:val="24"/>
           <w:szCs w:val="24"/>
         </w:rPr>
-        <w:t xml:space="preserve">NCP Solver is a full-stack, multi-tenant, multi-language web application that manages non-conformities and problems (recorded as "NCP Sheets") through a structured seven-stage resolution process (E1-E7), augmented by rule-based AI agents, and surrounded by governance, risk, and compliance (GRC) modules: Business Rules, Controls (COSO framework), Risks &amp; Opportunities, and a RACSI (Responsible/Accountable/Consulted/Support/Informed) accountability matrix, plus an independently versioned AI Use Cases Library. An Organizational Breakdown Structure (OBS) of sites/departments/services/teams underlies and links every one of these modules, and an in-app, searchable, multi-language Help guide documents them all. The application supports both independent-company and group-of-companies tenancy models, role-based access control across nine standard roles, and English/French/Arabic localization including full right-to-left layout.</w:t>
+        <w:t xml:space="preserve">NCP Solver is a full-stack, multi-tenant, multi-language web application that manages non-conformities and problems (recorded as "NCP Sheets") through a structured seven-stage resolution process (S1-S7), augmented by rule-based AI agents, and surrounded by governance, risk, and compliance (GRC) modules: Business Rules, Controls (COSO framework), Risks &amp; Opportunities, a RACSI (Responsible/Accountable/Consulted/Support/Informed) accountability matrix, and a BPMN process-diagram module, plus an independently versioned AI Use Cases Library. An Organizational Breakdown Structure (OBS) of sites/departments/services/teams underlies and links every one of these modules. A chat-style AI Assistant answers RBAC-scoped data questions and application-help questions, and a Governance-group screen lets an administrator configure a Large Language Model (LLM) provider for future generative features. An in-app, searchable, multi-language Help guide documents every module. The application supports both independent-company and group-of-companies tenancy models, role-based access control across nine standard roles, and English/French/Arabic localization including full right-to-left layout.</w:t>
       </w:r>
     </w:p>
     <w:p>
@@ -432,7 +432,7 @@
                 <w:sz w:val="19"/>
                 <w:szCs w:val="19"/>
               </w:rPr>
-              <w:t xml:space="preserve">The central record of a non-conformity or problem, spanning stages E1-E7 (referred to as "NCP Fiche" in the original source specification).</w:t>
+              <w:t xml:space="preserve">The central record of a non-conformity or problem, spanning stages S1-S7 (referred to as "NCP Fiche" in the original source specification; stages were renumbered from E1-E7 to S1-S7 in the delivered implementation).</w:t>
             </w:r>
           </w:p>
         </w:tc>
@@ -466,7 +466,7 @@
                 <w:sz w:val="19"/>
                 <w:szCs w:val="19"/>
               </w:rPr>
-              <w:t xml:space="preserve">E1-E7</w:t>
+              <w:t xml:space="preserve">S1-S7</w:t>
             </w:r>
           </w:p>
         </w:tc>
@@ -498,7 +498,7 @@
                 <w:sz w:val="19"/>
                 <w:szCs w:val="19"/>
               </w:rPr>
-              <w:t xml:space="preserve">The seven stages of the NCP resolution process: Detection, Understanding, Immediate Actions, Root Cause Analysis, Corrective Action Plan, Execution &amp; Evaluation, Capitalization.</w:t>
+              <w:t xml:space="preserve">The seven stages of the NCP resolution process: Detection &amp; Alert, Problem Understanding, Immediate/Containment Actions, Root Cause Analysis, Corrective Action Plan, Execution &amp; Evaluation, Capitalization (REX).</w:t>
             </w:r>
           </w:p>
         </w:tc>
@@ -532,7 +532,7 @@
                 <w:sz w:val="19"/>
                 <w:szCs w:val="19"/>
               </w:rPr>
-              <w:t xml:space="preserve">RR</w:t>
+              <w:t xml:space="preserve">AR</w:t>
             </w:r>
           </w:p>
         </w:tc>
@@ -564,7 +564,7 @@
                 <w:sz w:val="19"/>
                 <w:szCs w:val="19"/>
               </w:rPr>
-              <w:t xml:space="preserve">Responsable Realisation - the user responsible for executing an action.</w:t>
+              <w:t xml:space="preserve">Action Responsible (Action Owner) - the user responsible for executing an action. Renamed from RR (Responsable Réalisation) in the delivered implementation.</w:t>
             </w:r>
           </w:p>
         </w:tc>
@@ -598,7 +598,7 @@
                 <w:sz w:val="19"/>
                 <w:szCs w:val="19"/>
               </w:rPr>
-              <w:t xml:space="preserve">RE</w:t>
+              <w:t xml:space="preserve">AE</w:t>
             </w:r>
           </w:p>
         </w:tc>
@@ -630,7 +630,7 @@
                 <w:sz w:val="19"/>
                 <w:szCs w:val="19"/>
               </w:rPr>
-              <w:t xml:space="preserve">Responsable Evaluation - the user responsible for verifying an action's effectiveness; must differ from the RR.</w:t>
+              <w:t xml:space="preserve">Action Evaluator - the user responsible for verifying an action's effectiveness; must differ from the AR. Renamed from RE (Responsable Évaluation) in the delivered implementation.</w:t>
             </w:r>
           </w:p>
         </w:tc>
@@ -696,7 +696,7 @@
                 <w:sz w:val="19"/>
                 <w:szCs w:val="19"/>
               </w:rPr>
-              <w:t xml:space="preserve">Retour d'EXperience - the structured lessons-learned output of stage E7.</w:t>
+              <w:t xml:space="preserve">Retour d'EXperience - the structured lessons-learned output of stage S7.</w:t>
             </w:r>
           </w:p>
         </w:tc>
@@ -960,7 +960,7 @@
                 <w:sz w:val="19"/>
                 <w:szCs w:val="19"/>
               </w:rPr>
-              <w:t xml:space="preserve">Retrieval-Augmented Generation - semantic search over the Capitalization Library grounding AI suggestions in the tenant's own historical data.</w:t>
+              <w:t xml:space="preserve">Retrieval-Augmented Generation - TF-IDF/cosine-similarity semantic search grounding AI suggestions and the AI Assistant's application-help answers in the tenant's own historical data or the built-in FAQ corpus, without a live external LLM call.</w:t>
             </w:r>
           </w:p>
         </w:tc>
@@ -1258,6 +1258,204 @@
                 <w:sz w:val="19"/>
                 <w:szCs w:val="19"/>
               </w:rPr>
+              <w:t xml:space="preserve">BPMN</w:t>
+            </w:r>
+          </w:p>
+        </w:tc>
+        <w:tc>
+          <w:tcPr>
+            <w:tcW w:type="dxa" w:w="7346"/>
+            <w:tcBorders>
+              <w:top w:val="single" w:color="E3E3E4" w:sz="2"/>
+              <w:left w:val="single" w:color="E3E3E4" w:sz="2"/>
+              <w:bottom w:val="single" w:color="E3E3E4" w:sz="2"/>
+              <w:right w:val="single" w:color="E3E3E4" w:sz="2"/>
+            </w:tcBorders>
+            <w:shd w:fill="F2F2F3" w:val="clear"/>
+            <w:tcMar>
+              <w:top w:type="dxa" w:w="80"/>
+              <w:left w:type="dxa" w:w="100"/>
+              <w:bottom w:type="dxa" w:w="80"/>
+              <w:right w:type="dxa" w:w="100"/>
+            </w:tcMar>
+            <w:vAlign w:val="center"/>
+          </w:tcPr>
+          <w:p>
+            <w:r>
+              <w:rPr>
+                <w:rFonts w:ascii="Times New Roman" w:cs="Times New Roman" w:eastAsia="Times New Roman" w:hAnsi="Times New Roman"/>
+                <w:b w:val="false"/>
+                <w:bCs w:val="false"/>
+                <w:color w:val="58595B"/>
+                <w:sz w:val="19"/>
+                <w:szCs w:val="19"/>
+              </w:rPr>
+              <w:t xml:space="preserve">Business Process Model and Notation - the OMG standard notation used by the BPMN Process module to model workflows, including the NCP Solver process itself.</w:t>
+            </w:r>
+          </w:p>
+        </w:tc>
+      </w:tr>
+      <w:tr>
+        <w:tc>
+          <w:tcPr>
+            <w:tcW w:type="dxa" w:w="2400"/>
+            <w:tcBorders>
+              <w:top w:val="single" w:color="E3E3E4" w:sz="2"/>
+              <w:left w:val="single" w:color="E3E3E4" w:sz="2"/>
+              <w:bottom w:val="single" w:color="E3E3E4" w:sz="2"/>
+              <w:right w:val="single" w:color="E3E3E4" w:sz="2"/>
+            </w:tcBorders>
+            <w:shd w:fill="FFFFFF" w:val="clear"/>
+            <w:tcMar>
+              <w:top w:type="dxa" w:w="80"/>
+              <w:left w:type="dxa" w:w="100"/>
+              <w:bottom w:type="dxa" w:w="80"/>
+              <w:right w:type="dxa" w:w="100"/>
+            </w:tcMar>
+            <w:vAlign w:val="center"/>
+          </w:tcPr>
+          <w:p>
+            <w:r>
+              <w:rPr>
+                <w:rFonts w:ascii="Times New Roman" w:cs="Times New Roman" w:eastAsia="Times New Roman" w:hAnsi="Times New Roman"/>
+                <w:b w:val="false"/>
+                <w:bCs w:val="false"/>
+                <w:color w:val="58595B"/>
+                <w:sz w:val="19"/>
+                <w:szCs w:val="19"/>
+              </w:rPr>
+              <w:t xml:space="preserve">LLM</w:t>
+            </w:r>
+          </w:p>
+        </w:tc>
+        <w:tc>
+          <w:tcPr>
+            <w:tcW w:type="dxa" w:w="7346"/>
+            <w:tcBorders>
+              <w:top w:val="single" w:color="E3E3E4" w:sz="2"/>
+              <w:left w:val="single" w:color="E3E3E4" w:sz="2"/>
+              <w:bottom w:val="single" w:color="E3E3E4" w:sz="2"/>
+              <w:right w:val="single" w:color="E3E3E4" w:sz="2"/>
+            </w:tcBorders>
+            <w:shd w:fill="FFFFFF" w:val="clear"/>
+            <w:tcMar>
+              <w:top w:type="dxa" w:w="80"/>
+              <w:left w:type="dxa" w:w="100"/>
+              <w:bottom w:type="dxa" w:w="80"/>
+              <w:right w:type="dxa" w:w="100"/>
+            </w:tcMar>
+            <w:vAlign w:val="center"/>
+          </w:tcPr>
+          <w:p>
+            <w:r>
+              <w:rPr>
+                <w:rFonts w:ascii="Times New Roman" w:cs="Times New Roman" w:eastAsia="Times New Roman" w:hAnsi="Times New Roman"/>
+                <w:b w:val="false"/>
+                <w:bCs w:val="false"/>
+                <w:color w:val="58595B"/>
+                <w:sz w:val="19"/>
+                <w:szCs w:val="19"/>
+              </w:rPr>
+              <w:t xml:space="preserve">Large Language Model - the class of AI model that the LLM / AI Provider Configuration module (section 3.23) prepares the system to integrate with; no live LLM call is made by this version.</w:t>
+            </w:r>
+          </w:p>
+        </w:tc>
+      </w:tr>
+      <w:tr>
+        <w:tc>
+          <w:tcPr>
+            <w:tcW w:type="dxa" w:w="2400"/>
+            <w:tcBorders>
+              <w:top w:val="single" w:color="E3E3E4" w:sz="2"/>
+              <w:left w:val="single" w:color="E3E3E4" w:sz="2"/>
+              <w:bottom w:val="single" w:color="E3E3E4" w:sz="2"/>
+              <w:right w:val="single" w:color="E3E3E4" w:sz="2"/>
+            </w:tcBorders>
+            <w:shd w:fill="F2F2F3" w:val="clear"/>
+            <w:tcMar>
+              <w:top w:type="dxa" w:w="80"/>
+              <w:left w:type="dxa" w:w="100"/>
+              <w:bottom w:type="dxa" w:w="80"/>
+              <w:right w:type="dxa" w:w="100"/>
+            </w:tcMar>
+            <w:vAlign w:val="center"/>
+          </w:tcPr>
+          <w:p>
+            <w:r>
+              <w:rPr>
+                <w:rFonts w:ascii="Times New Roman" w:cs="Times New Roman" w:eastAsia="Times New Roman" w:hAnsi="Times New Roman"/>
+                <w:b w:val="false"/>
+                <w:bCs w:val="false"/>
+                <w:color w:val="58595B"/>
+                <w:sz w:val="19"/>
+                <w:szCs w:val="19"/>
+              </w:rPr>
+              <w:t xml:space="preserve">AI Assistant</w:t>
+            </w:r>
+          </w:p>
+        </w:tc>
+        <w:tc>
+          <w:tcPr>
+            <w:tcW w:type="dxa" w:w="7346"/>
+            <w:tcBorders>
+              <w:top w:val="single" w:color="E3E3E4" w:sz="2"/>
+              <w:left w:val="single" w:color="E3E3E4" w:sz="2"/>
+              <w:bottom w:val="single" w:color="E3E3E4" w:sz="2"/>
+              <w:right w:val="single" w:color="E3E3E4" w:sz="2"/>
+            </w:tcBorders>
+            <w:shd w:fill="F2F2F3" w:val="clear"/>
+            <w:tcMar>
+              <w:top w:type="dxa" w:w="80"/>
+              <w:left w:type="dxa" w:w="100"/>
+              <w:bottom w:type="dxa" w:w="80"/>
+              <w:right w:type="dxa" w:w="100"/>
+            </w:tcMar>
+            <w:vAlign w:val="center"/>
+          </w:tcPr>
+          <w:p>
+            <w:r>
+              <w:rPr>
+                <w:rFonts w:ascii="Times New Roman" w:cs="Times New Roman" w:eastAsia="Times New Roman" w:hAnsi="Times New Roman"/>
+                <w:b w:val="false"/>
+                <w:bCs w:val="false"/>
+                <w:color w:val="58595B"/>
+                <w:sz w:val="19"/>
+                <w:szCs w:val="19"/>
+              </w:rPr>
+              <w:t xml:space="preserve">The chat-style Q&amp;A feature (section 3.24) offering RBAC-scoped data queries and application-help queries, distinct from both the per-stage AI Agents and the AI Use Cases Library.</w:t>
+            </w:r>
+          </w:p>
+        </w:tc>
+      </w:tr>
+      <w:tr>
+        <w:tc>
+          <w:tcPr>
+            <w:tcW w:type="dxa" w:w="2400"/>
+            <w:tcBorders>
+              <w:top w:val="single" w:color="E3E3E4" w:sz="2"/>
+              <w:left w:val="single" w:color="E3E3E4" w:sz="2"/>
+              <w:bottom w:val="single" w:color="E3E3E4" w:sz="2"/>
+              <w:right w:val="single" w:color="E3E3E4" w:sz="2"/>
+            </w:tcBorders>
+            <w:shd w:fill="FFFFFF" w:val="clear"/>
+            <w:tcMar>
+              <w:top w:type="dxa" w:w="80"/>
+              <w:left w:type="dxa" w:w="100"/>
+              <w:bottom w:type="dxa" w:w="80"/>
+              <w:right w:type="dxa" w:w="100"/>
+            </w:tcMar>
+            <w:vAlign w:val="center"/>
+          </w:tcPr>
+          <w:p>
+            <w:r>
+              <w:rPr>
+                <w:rFonts w:ascii="Times New Roman" w:cs="Times New Roman" w:eastAsia="Times New Roman" w:hAnsi="Times New Roman"/>
+                <w:b w:val="false"/>
+                <w:bCs w:val="false"/>
+                <w:color w:val="58595B"/>
+                <w:sz w:val="19"/>
+                <w:szCs w:val="19"/>
+              </w:rPr>
               <w:t xml:space="preserve">Multi-Tenant</w:t>
             </w:r>
           </w:p>
@@ -1271,7 +1469,7 @@
               <w:bottom w:val="single" w:color="E3E3E4" w:sz="2"/>
               <w:right w:val="single" w:color="E3E3E4" w:sz="2"/>
             </w:tcBorders>
-            <w:shd w:fill="F2F2F3" w:val="clear"/>
+            <w:shd w:fill="FFFFFF" w:val="clear"/>
             <w:tcMar>
               <w:top w:type="dxa" w:w="80"/>
               <w:left w:type="dxa" w:w="100"/>
@@ -1305,7 +1503,7 @@
               <w:bottom w:val="single" w:color="E3E3E4" w:sz="2"/>
               <w:right w:val="single" w:color="E3E3E4" w:sz="2"/>
             </w:tcBorders>
-            <w:shd w:fill="FFFFFF" w:val="clear"/>
+            <w:shd w:fill="F2F2F3" w:val="clear"/>
             <w:tcMar>
               <w:top w:type="dxa" w:w="80"/>
               <w:left w:type="dxa" w:w="100"/>
@@ -1337,7 +1535,7 @@
               <w:bottom w:val="single" w:color="E3E3E4" w:sz="2"/>
               <w:right w:val="single" w:color="E3E3E4" w:sz="2"/>
             </w:tcBorders>
-            <w:shd w:fill="FFFFFF" w:val="clear"/>
+            <w:shd w:fill="F2F2F3" w:val="clear"/>
             <w:tcMar>
               <w:top w:type="dxa" w:w="80"/>
               <w:left w:type="dxa" w:w="100"/>
@@ -1532,7 +1730,7 @@
           <w:sz w:val="24"/>
           <w:szCs w:val="24"/>
         </w:rPr>
-        <w:t xml:space="preserve">Section 2 describes the product at a high level. Section 3 enumerates functional requirements by module, each individually identified (FR-xxx) for traceability. Section 4 defines external interfaces (user, software, and communications). Section 5 defines non-functional requirements (NFR-xxx). Section 6 summarizes the data model. Appendices provide the permission matrix, KPI formulas, alert catalog, and a full glossary.</w:t>
+        <w:t xml:space="preserve">Section 2 describes the product at a high level. Section 3 enumerates functional requirements by module, each individually identified (FR-xxx) for traceability. Section 4 defines external interfaces (user, software, hardware, communications, and interfaces with other applications). Section 5 defines non-functional requirements (NFR-xxx). Section 6 summarizes the data model. Appendices provide the permission matrix, KPI formulas, alert catalog, and a full glossary.</w:t>
       </w:r>
     </w:p>
     <w:p>
@@ -1625,7 +1823,7 @@
           <w:sz w:val="24"/>
           <w:szCs w:val="24"/>
         </w:rPr>
-        <w:t xml:space="preserve">Register, understand, contain, analyze, correct, execute/evaluate, and capitalize non-conformities via the E1-E7 NCP Sheet workflow.</w:t>
+        <w:t xml:space="preserve">Register, understand, contain, analyze, correct, execute/evaluate, and capitalize non-conformities via the S1-S7 NCP Sheet workflow.</w:t>
       </w:r>
     </w:p>
     <w:p>
@@ -1644,7 +1842,7 @@
           <w:sz w:val="24"/>
           <w:szCs w:val="24"/>
         </w:rPr>
-        <w:t xml:space="preserve">Manage an Action Register shared by immediate and corrective actions, with RR/RE-segregated effectiveness evaluation and evidence.</w:t>
+        <w:t xml:space="preserve">Manage an Action Register shared by immediate and corrective actions, with AR/AE-segregated (Action Responsible / Action Evaluator) effectiveness evaluation and evidence.</w:t>
       </w:r>
     </w:p>
     <w:p>
@@ -1663,7 +1861,7 @@
           <w:sz w:val="24"/>
           <w:szCs w:val="24"/>
         </w:rPr>
-        <w:t xml:space="preserve">Provide eight stage-specific AI agents that suggest — never autonomously decide — classifications, containment actions, root causes, corrective actions, and REX narratives.</w:t>
+        <w:t xml:space="preserve">Provide one rule-based AI agent per NCP process step (S1-S7) plus an always-on Monitoring &amp; Alert Agent, that suggest — never autonomously decide — classifications, problem structuring, containment actions, root causes, corrective actions, evaluation context, and REX narratives.</w:t>
       </w:r>
     </w:p>
     <w:p>
@@ -1701,7 +1899,7 @@
           <w:sz w:val="24"/>
           <w:szCs w:val="24"/>
         </w:rPr>
-        <w:t xml:space="preserve">Maintain an independently versioned AI Use Cases Library with full labeled-section content history and revert.</w:t>
+        <w:t xml:space="preserve">Maintain an independently versioned AI Use Cases Library with full labeled-section content history, revert, and an Active/Inactive toggle.</w:t>
       </w:r>
     </w:p>
     <w:p>
@@ -1758,6 +1956,63 @@
           <w:sz w:val="24"/>
           <w:szCs w:val="24"/>
         </w:rPr>
+        <w:t xml:space="preserve">Model process workflows, including the NCP Solver process itself, as real BPMN 2.0 diagrams, viewable or editable in-browser based on RBAC.</w:t>
+      </w:r>
+    </w:p>
+    <w:p>
+      <w:pPr>
+        <w:pStyle w:val="ListParagraph"/>
+        <w:numPr>
+          <w:ilvl w:val="0"/>
+          <w:numId w:val="2"/>
+        </w:numPr>
+        <w:spacing w:after="80"/>
+      </w:pPr>
+      <w:r>
+        <w:rPr>
+          <w:rFonts w:ascii="Times New Roman" w:cs="Times New Roman" w:eastAsia="Times New Roman" w:hAnsi="Times New Roman"/>
+          <w:color w:val="58595B"/>
+          <w:sz w:val="24"/>
+          <w:szCs w:val="24"/>
+        </w:rPr>
+        <w:t xml:space="preserve">Provide an AI Assistant answering RBAC-scoped questions about the organization's own data and "Can it / How do I" questions about the application itself, open to every role.</w:t>
+      </w:r>
+    </w:p>
+    <w:p>
+      <w:pPr>
+        <w:pStyle w:val="ListParagraph"/>
+        <w:numPr>
+          <w:ilvl w:val="0"/>
+          <w:numId w:val="2"/>
+        </w:numPr>
+        <w:spacing w:after="80"/>
+      </w:pPr>
+      <w:r>
+        <w:rPr>
+          <w:rFonts w:ascii="Times New Roman" w:cs="Times New Roman" w:eastAsia="Times New Roman" w:hAnsi="Times New Roman"/>
+          <w:color w:val="58595B"/>
+          <w:sz w:val="24"/>
+          <w:szCs w:val="24"/>
+        </w:rPr>
+        <w:t xml:space="preserve">Provide a Governance-group screen to configure a Large Language Model (LLM) provider, from a predefined list of the ten most common providers, as the designated integration point for future generative features.</w:t>
+      </w:r>
+    </w:p>
+    <w:p>
+      <w:pPr>
+        <w:pStyle w:val="ListParagraph"/>
+        <w:numPr>
+          <w:ilvl w:val="0"/>
+          <w:numId w:val="2"/>
+        </w:numPr>
+        <w:spacing w:after="80"/>
+      </w:pPr>
+      <w:r>
+        <w:rPr>
+          <w:rFonts w:ascii="Times New Roman" w:cs="Times New Roman" w:eastAsia="Times New Roman" w:hAnsi="Times New Roman"/>
+          <w:color w:val="58595B"/>
+          <w:sz w:val="24"/>
+          <w:szCs w:val="24"/>
+        </w:rPr>
         <w:t xml:space="preserve">Provide full role-based access control across 9 standard roles and a live permission matrix editor.</w:t>
       </w:r>
     </w:p>
@@ -1777,7 +2032,7 @@
           <w:sz w:val="24"/>
           <w:szCs w:val="24"/>
         </w:rPr>
-        <w:t xml:space="preserve">Provide Group/Organization/Project hierarchy and an Organizational Breakdown Structure (OBS) that links to Sheets, Business Rules, Controls, Risks/Opportunities, RACSI activities, and user role assignments, with live linked-item counts per node.</w:t>
+        <w:t xml:space="preserve">Provide Group/Organization/Project hierarchy and an Organizational Breakdown Structure (OBS) that links to Sheets, Business Rules, Controls, Risks/Opportunities, RACSI activities, BPMN diagrams, and user role assignments, with live linked-item counts per node.</w:t>
       </w:r>
     </w:p>
     <w:p>
@@ -2070,7 +2325,7 @@
                 <w:sz w:val="19"/>
                 <w:szCs w:val="19"/>
               </w:rPr>
-              <w:t xml:space="preserve">Full CRUD on all records; user &amp; RBAC management; tenant configuration; license &amp; governance settings.</w:t>
+              <w:t xml:space="preserve">Full CRUD on all records; user &amp; RBAC management; tenant configuration; license, governance, and LLM configuration settings.</w:t>
             </w:r>
           </w:p>
         </w:tc>
@@ -2168,7 +2423,7 @@
                 <w:sz w:val="19"/>
                 <w:szCs w:val="19"/>
               </w:rPr>
-              <w:t xml:space="preserve">Validates and closes Sheets; configures KPI thresholds; owns Controls and Business Rules; full CRUD on the RACSI matrix; compliance reporting.</w:t>
+              <w:t xml:space="preserve">Validates and closes Sheets; configures KPI thresholds; owns Controls and Business Rules; full CRUD on the RACSI matrix; compliance reporting; views and manages the LLM configuration.</w:t>
             </w:r>
           </w:p>
         </w:tc>
@@ -2266,7 +2521,7 @@
                 <w:sz w:val="19"/>
                 <w:szCs w:val="19"/>
               </w:rPr>
-              <w:t xml:space="preserve">Creates/edits/validates Sheets; approves action plans; manages REX; owns Business Rules and Risks/Opportunities in scope; creates/edits RACSI activities and assignments.</w:t>
+              <w:t xml:space="preserve">Creates/edits/validates Sheets; approves action plans; manages REX; owns Business Rules and Risks/Opportunities in scope; creates/edits RACSI activities and assignments; views BPMN diagrams and the LLM configuration.</w:t>
             </w:r>
           </w:p>
         </w:tc>
@@ -2364,7 +2619,7 @@
                 <w:sz w:val="19"/>
                 <w:szCs w:val="19"/>
               </w:rPr>
-              <w:t xml:space="preserve">Views/edits assigned Sheets; completes E2/E4/E5 stages; adds root causes and actions.</w:t>
+              <w:t xml:space="preserve">Views/edits assigned Sheets; completes S2/S4/S5 stages; adds root causes and actions.</w:t>
             </w:r>
           </w:p>
         </w:tc>
@@ -2398,7 +2653,7 @@
                 <w:sz w:val="19"/>
                 <w:szCs w:val="19"/>
               </w:rPr>
-              <w:t xml:space="preserve">Action Owner (RR)</w:t>
+              <w:t xml:space="preserve">Action Owner (AR)</w:t>
             </w:r>
           </w:p>
         </w:tc>
@@ -2496,7 +2751,7 @@
                 <w:sz w:val="19"/>
                 <w:szCs w:val="19"/>
               </w:rPr>
-              <w:t xml:space="preserve">Evaluator (RE)</w:t>
+              <w:t xml:space="preserve">Evaluator (AE)</w:t>
             </w:r>
           </w:p>
         </w:tc>
@@ -2560,7 +2815,7 @@
                 <w:sz w:val="19"/>
                 <w:szCs w:val="19"/>
               </w:rPr>
-              <w:t xml:space="preserve">Views pending evaluations; records effectiveness verdict; uploads evaluation evidence. Must differ from the action's RR.</w:t>
+              <w:t xml:space="preserve">Views pending evaluations; records effectiveness verdict; uploads evaluation evidence. Must differ from the action's Action Owner (AR).</w:t>
             </w:r>
           </w:p>
         </w:tc>
@@ -2658,7 +2913,7 @@
                 <w:sz w:val="19"/>
                 <w:szCs w:val="19"/>
               </w:rPr>
-              <w:t xml:space="preserve">Views all Sheets in own department; department dashboard/reports; receives department-level alerts, risk visibility, and RACSI matrix visibility.</w:t>
+              <w:t xml:space="preserve">Views all Sheets in own department; department dashboard/reports; receives department-level alerts, risk visibility, RACSI matrix visibility, and BPMN view access.</w:t>
             </w:r>
           </w:p>
         </w:tc>
@@ -2756,7 +3011,7 @@
                 <w:sz w:val="19"/>
                 <w:szCs w:val="19"/>
               </w:rPr>
-              <w:t xml:space="preserve">Creates new Sheets (E1 only); views own submitted Sheets; no edit rights after submission.</w:t>
+              <w:t xml:space="preserve">Creates new Sheets (S1 only); views own submitted Sheets; no edit rights after submission.</w:t>
             </w:r>
           </w:p>
         </w:tc>
@@ -2854,7 +3109,7 @@
                 <w:sz w:val="19"/>
                 <w:szCs w:val="19"/>
               </w:rPr>
-              <w:t xml:space="preserve">Read-only access to Sheets, reports, Business Rules, Controls, Risks/Opportunities, the RACSI matrix, and the full audit trail.</w:t>
+              <w:t xml:space="preserve">Read-only access to Sheets, reports, Business Rules, Controls, Risks/Opportunities, the RACSI matrix, BPMN diagrams, the LLM configuration, and the full audit trail.</w:t>
             </w:r>
           </w:p>
         </w:tc>
@@ -2987,7 +3242,45 @@
           <w:sz w:val="24"/>
           <w:szCs w:val="24"/>
         </w:rPr>
-        <w:t xml:space="preserve">The RR and RE on any single action evaluation must always be different users.</w:t>
+        <w:t xml:space="preserve">The Action Owner (AR) and Evaluator (AE) on any single action evaluation must always be different users.</w:t>
+      </w:r>
+    </w:p>
+    <w:p>
+      <w:pPr>
+        <w:pStyle w:val="ListParagraph"/>
+        <w:numPr>
+          <w:ilvl w:val="0"/>
+          <w:numId w:val="2"/>
+        </w:numPr>
+        <w:spacing w:after="80"/>
+      </w:pPr>
+      <w:r>
+        <w:rPr>
+          <w:rFonts w:ascii="Times New Roman" w:cs="Times New Roman" w:eastAsia="Times New Roman" w:hAnsi="Times New Roman"/>
+          <w:color w:val="58595B"/>
+          <w:sz w:val="24"/>
+          <w:szCs w:val="24"/>
+        </w:rPr>
+        <w:t xml:space="preserve">The AI Assistant's data-query mode must check the matched intent's required permission before running any query, and must refuse transparently — never partially or silently — when that permission is absent.</w:t>
+      </w:r>
+    </w:p>
+    <w:p>
+      <w:pPr>
+        <w:pStyle w:val="ListParagraph"/>
+        <w:numPr>
+          <w:ilvl w:val="0"/>
+          <w:numId w:val="2"/>
+        </w:numPr>
+        <w:spacing w:after="80"/>
+      </w:pPr>
+      <w:r>
+        <w:rPr>
+          <w:rFonts w:ascii="Times New Roman" w:cs="Times New Roman" w:eastAsia="Times New Roman" w:hAnsi="Times New Roman"/>
+          <w:color w:val="58595B"/>
+          <w:sz w:val="24"/>
+          <w:szCs w:val="24"/>
+        </w:rPr>
+        <w:t xml:space="preserve">A stored LLM provider API key must never be returned by any API response once saved, mirroring the existing password-hash-never-returned pattern.</w:t>
       </w:r>
     </w:p>
     <w:p>
@@ -4179,7 +4472,7 @@
           <w:sz w:val="19"/>
           <w:szCs w:val="19"/>
         </w:rPr>
-        <w:t xml:space="preserve">A hierarchical site/department/service/team tree used to classify where a non-conformity occurred, and the shared "who/where" backbone that Business Rules, Controls, Risks &amp; Opportunities, RACSI activities, and user role assignments all point back to.</w:t>
+        <w:t xml:space="preserve">A hierarchical site/department/service/team tree used to classify where a non-conformity occurred, and the shared "who/where" backbone that Business Rules, Controls, Risks &amp; Opportunities, RACSI activities, BPMN diagrams, and user role assignments all point back to.</w:t>
       </w:r>
     </w:p>
     <w:tbl>
@@ -4658,7 +4951,7 @@
                 <w:sz w:val="19"/>
                 <w:szCs w:val="19"/>
               </w:rPr>
-              <w:t xml:space="preserve">The system shall allow a Business Rule, a Control, a Risk/Opportunity, and a RACSI Activity to each be optionally tagged with the OBS node that owns them.</w:t>
+              <w:t xml:space="preserve">The system shall allow a Business Rule, a Control, a Risk/Opportunity, a RACSI Activity, and a BPMN Diagram to each be optionally tagged with the OBS node that owns them.</w:t>
             </w:r>
           </w:p>
         </w:tc>
@@ -5112,7 +5405,7 @@
                 <w:sz w:val="19"/>
                 <w:szCs w:val="19"/>
               </w:rPr>
-              <w:t xml:space="preserve">The system shall support assigning one or more of the 9 standard roles to a user: Administrator, Quality Manager, CI Pilot, NCP Team Member, Action Owner (RR), Evaluator (RE), Department Head, Reporter, Read-Only/Auditor.</w:t>
+              <w:t xml:space="preserve">The system shall support assigning one or more of the 9 standard roles to a user: Administrator, Quality Manager, CI Pilot, NCP Team Member, Action Owner (AR), Evaluator (AE), Department Head, Reporter, Read-Only/Auditor.</w:t>
             </w:r>
           </w:p>
         </w:tc>
@@ -5376,7 +5669,7 @@
                 <w:sz w:val="19"/>
                 <w:szCs w:val="19"/>
               </w:rPr>
-              <w:t xml:space="preserve">The system shall enforce that an Evaluator (RE) recording an action's effectiveness verdict is never the same user as that action's Responsible/Owner (RR).</w:t>
+              <w:t xml:space="preserve">The system shall enforce that an Evaluator (AE) recording an action's effectiveness verdict is never the same user as that action's Action Owner (AR).</w:t>
             </w:r>
           </w:p>
         </w:tc>
@@ -5764,7 +6057,7 @@
                 <w:sz w:val="19"/>
                 <w:szCs w:val="19"/>
               </w:rPr>
-              <w:t xml:space="preserve">The system shall allow an authorized user to toggle whether a completed REX (E7) entry is required before an NCP Sheet can be closed.</w:t>
+              <w:t xml:space="preserve">The system shall allow an authorized user to toggle whether a completed REX (S7) entry is required before an NCP Sheet can be closed.</w:t>
             </w:r>
           </w:p>
         </w:tc>
@@ -6375,7 +6668,7 @@
           <w:sz w:val="27"/>
           <w:szCs w:val="27"/>
         </w:rPr>
-        <w:t xml:space="preserve">3.7 NCP Sheet Lifecycle (E1 through E7)</w:t>
+        <w:t xml:space="preserve">3.7 NCP Sheet Lifecycle (S1 through S7)</w:t>
       </w:r>
     </w:p>
     <w:p>
@@ -6391,7 +6684,7 @@
           <w:sz w:val="19"/>
           <w:szCs w:val="19"/>
         </w:rPr>
-        <w:t xml:space="preserve">The central workflow: a structured, staged record of a non-conformity or problem from detection through capitalization, matching KB-003 through KB-009.</w:t>
+        <w:t xml:space="preserve">The central workflow: a structured, staged record of a non-conformity or problem from detection through capitalization, matching KB-003 through KB-009. Stages were renamed from the original specification's E1-E7 numbering to S1-S7 in the delivered implementation; Action Owner/Evaluator were correspondingly renamed from RR/RE to AR/AE (Action Responsible / Action Evaluator).</w:t>
       </w:r>
     </w:p>
     <w:tbl>
@@ -6508,7 +6801,7 @@
                 <w:sz w:val="19"/>
                 <w:szCs w:val="19"/>
               </w:rPr>
-              <w:t xml:space="preserve">FR-E1-01</w:t>
+              <w:t xml:space="preserve">FR-S1-01</w:t>
             </w:r>
           </w:p>
         </w:tc>
@@ -6574,7 +6867,7 @@
                 <w:sz w:val="19"/>
                 <w:szCs w:val="19"/>
               </w:rPr>
-              <w:t xml:space="preserve">FR-E1-02</w:t>
+              <w:t xml:space="preserve">FR-S1-02</w:t>
             </w:r>
           </w:p>
         </w:tc>
@@ -6640,7 +6933,7 @@
                 <w:sz w:val="19"/>
                 <w:szCs w:val="19"/>
               </w:rPr>
-              <w:t xml:space="preserve">FR-E1-03</w:t>
+              <w:t xml:space="preserve">FR-S1-03</w:t>
             </w:r>
           </w:p>
         </w:tc>
@@ -6672,7 +6965,7 @@
                 <w:sz w:val="19"/>
                 <w:szCs w:val="19"/>
               </w:rPr>
-              <w:t xml:space="preserve">The system shall set a newly created Sheet's stage to E1 and status to Open.</w:t>
+              <w:t xml:space="preserve">The system shall set a newly created Sheet's stage to S1 and status to Open.</w:t>
             </w:r>
           </w:p>
         </w:tc>
@@ -6706,7 +6999,7 @@
                 <w:sz w:val="19"/>
                 <w:szCs w:val="19"/>
               </w:rPr>
-              <w:t xml:space="preserve">FR-E1-04</w:t>
+              <w:t xml:space="preserve">FR-S1-04</w:t>
             </w:r>
           </w:p>
         </w:tc>
@@ -6772,7 +7065,7 @@
                 <w:sz w:val="19"/>
                 <w:szCs w:val="19"/>
               </w:rPr>
-              <w:t xml:space="preserve">FR-E1-05</w:t>
+              <w:t xml:space="preserve">FR-S1-05</w:t>
             </w:r>
           </w:p>
         </w:tc>
@@ -6804,7 +7097,7 @@
                 <w:sz w:val="19"/>
                 <w:szCs w:val="19"/>
               </w:rPr>
-              <w:t xml:space="preserve">The system shall allow the Classification Agent to be re-run on demand from the Sheet's E1 tab.</w:t>
+              <w:t xml:space="preserve">The system shall allow the Classification Agent to be re-run on demand from the Sheet's S1 tab.</w:t>
             </w:r>
           </w:p>
         </w:tc>
@@ -6838,7 +7131,7 @@
                 <w:sz w:val="19"/>
                 <w:szCs w:val="19"/>
               </w:rPr>
-              <w:t xml:space="preserve">FR-E1-06</w:t>
+              <w:t xml:space="preserve">FR-S1-06</w:t>
             </w:r>
           </w:p>
         </w:tc>
@@ -6904,7 +7197,7 @@
                 <w:sz w:val="19"/>
                 <w:szCs w:val="19"/>
               </w:rPr>
-              <w:t xml:space="preserve">FR-E2-01</w:t>
+              <w:t xml:space="preserve">FR-S2-01</w:t>
             </w:r>
           </w:p>
         </w:tc>
@@ -6936,7 +7229,7 @@
                 <w:sz w:val="19"/>
                 <w:szCs w:val="19"/>
               </w:rPr>
-              <w:t xml:space="preserve">The system shall provide a structured 5W2H (What/Where/When/Who/Why/How/How-Much) form for the Problem Understanding stage (E2), plus a free-text Objectives field.</w:t>
+              <w:t xml:space="preserve">The system shall provide a structured 5W2H (What/Where/When/Who/Why/How/How-Much) form for the Problem Understanding stage (S2), plus a free-text Objectives field.</w:t>
             </w:r>
           </w:p>
         </w:tc>
@@ -6970,7 +7263,7 @@
                 <w:sz w:val="19"/>
                 <w:szCs w:val="19"/>
               </w:rPr>
-              <w:t xml:space="preserve">FR-E2-02</w:t>
+              <w:t xml:space="preserve">FR-S2-02</w:t>
             </w:r>
           </w:p>
         </w:tc>
@@ -7036,7 +7329,7 @@
                 <w:sz w:val="19"/>
                 <w:szCs w:val="19"/>
               </w:rPr>
-              <w:t xml:space="preserve">FR-E3-01</w:t>
+              <w:t xml:space="preserve">FR-S2-03</w:t>
             </w:r>
           </w:p>
         </w:tc>
@@ -7068,7 +7361,7 @@
                 <w:sz w:val="19"/>
                 <w:szCs w:val="19"/>
               </w:rPr>
-              <w:t xml:space="preserve">The system shall allow one or more Immediate Actions to be created against a Sheet, each with description, tasks, required means, responsible owner (RR), and planned completion date.</w:t>
+              <w:t xml:space="preserve">The system shall invoke the Problem Structuring Agent on request during S2, suggesting a structured 5W2H draft from the Sheet's title and description to accelerate the team's analysis.</w:t>
             </w:r>
           </w:p>
         </w:tc>
@@ -7102,7 +7395,7 @@
                 <w:sz w:val="19"/>
                 <w:szCs w:val="19"/>
               </w:rPr>
-              <w:t xml:space="preserve">FR-E3-02</w:t>
+              <w:t xml:space="preserve">FR-S3-01</w:t>
             </w:r>
           </w:p>
         </w:tc>
@@ -7134,7 +7427,7 @@
                 <w:sz w:val="19"/>
                 <w:szCs w:val="19"/>
               </w:rPr>
-              <w:t xml:space="preserve">The system shall allow the Immediate Action's owner to mark it Done and record the actual completion date.</w:t>
+              <w:t xml:space="preserve">The system shall allow one or more Immediate Actions to be created against a Sheet, each with description, tasks, required means, an Action Owner (AR), and planned completion date.</w:t>
             </w:r>
           </w:p>
         </w:tc>
@@ -7168,7 +7461,7 @@
                 <w:sz w:val="19"/>
                 <w:szCs w:val="19"/>
               </w:rPr>
-              <w:t xml:space="preserve">FR-E3-03</w:t>
+              <w:t xml:space="preserve">FR-S3-02</w:t>
             </w:r>
           </w:p>
         </w:tc>
@@ -7200,7 +7493,7 @@
                 <w:sz w:val="19"/>
                 <w:szCs w:val="19"/>
               </w:rPr>
-              <w:t xml:space="preserve">The system shall allow an Evaluator (RE), who must differ from the action's RR, to record an effectiveness verdict (Effective / Not Effective) with comments and efficiency criteria for each Immediate Action.</w:t>
+              <w:t xml:space="preserve">The system shall allow the Immediate Action's Action Owner (AR) to mark it Done and record the actual completion date.</w:t>
             </w:r>
           </w:p>
         </w:tc>
@@ -7234,7 +7527,7 @@
                 <w:sz w:val="19"/>
                 <w:szCs w:val="19"/>
               </w:rPr>
-              <w:t xml:space="preserve">FR-E3-04</w:t>
+              <w:t xml:space="preserve">FR-S3-03</w:t>
             </w:r>
           </w:p>
         </w:tc>
@@ -7266,6 +7559,72 @@
                 <w:sz w:val="19"/>
                 <w:szCs w:val="19"/>
               </w:rPr>
+              <w:t xml:space="preserve">The system shall allow an Evaluator (AE), who must differ from the action's Action Owner (AR), to record an effectiveness verdict (Effective / Not Effective) with comments and efficiency criteria for each Immediate Action.</w:t>
+            </w:r>
+          </w:p>
+        </w:tc>
+      </w:tr>
+      <w:tr>
+        <w:tc>
+          <w:tcPr>
+            <w:tcW w:type="dxa" w:w="1500"/>
+            <w:tcBorders>
+              <w:top w:val="single" w:color="E3E3E4" w:sz="2"/>
+              <w:left w:val="single" w:color="E3E3E4" w:sz="2"/>
+              <w:bottom w:val="single" w:color="E3E3E4" w:sz="2"/>
+              <w:right w:val="single" w:color="E3E3E4" w:sz="2"/>
+            </w:tcBorders>
+            <w:shd w:fill="FFFFFF" w:val="clear"/>
+            <w:tcMar>
+              <w:top w:type="dxa" w:w="80"/>
+              <w:left w:type="dxa" w:w="100"/>
+              <w:bottom w:type="dxa" w:w="80"/>
+              <w:right w:type="dxa" w:w="100"/>
+            </w:tcMar>
+            <w:vAlign w:val="center"/>
+          </w:tcPr>
+          <w:p>
+            <w:r>
+              <w:rPr>
+                <w:rFonts w:ascii="Times New Roman" w:cs="Times New Roman" w:eastAsia="Times New Roman" w:hAnsi="Times New Roman"/>
+                <w:b w:val="false"/>
+                <w:bCs w:val="false"/>
+                <w:color w:val="58595B"/>
+                <w:sz w:val="19"/>
+                <w:szCs w:val="19"/>
+              </w:rPr>
+              <w:t xml:space="preserve">FR-S3-04</w:t>
+            </w:r>
+          </w:p>
+        </w:tc>
+        <w:tc>
+          <w:tcPr>
+            <w:tcW w:type="dxa" w:w="8246"/>
+            <w:tcBorders>
+              <w:top w:val="single" w:color="E3E3E4" w:sz="2"/>
+              <w:left w:val="single" w:color="E3E3E4" w:sz="2"/>
+              <w:bottom w:val="single" w:color="E3E3E4" w:sz="2"/>
+              <w:right w:val="single" w:color="E3E3E4" w:sz="2"/>
+            </w:tcBorders>
+            <w:shd w:fill="FFFFFF" w:val="clear"/>
+            <w:tcMar>
+              <w:top w:type="dxa" w:w="80"/>
+              <w:left w:type="dxa" w:w="100"/>
+              <w:bottom w:type="dxa" w:w="80"/>
+              <w:right w:type="dxa" w:w="100"/>
+            </w:tcMar>
+            <w:vAlign w:val="center"/>
+          </w:tcPr>
+          <w:p>
+            <w:r>
+              <w:rPr>
+                <w:rFonts w:ascii="Times New Roman" w:cs="Times New Roman" w:eastAsia="Times New Roman" w:hAnsi="Times New Roman"/>
+                <w:b w:val="false"/>
+                <w:bCs w:val="false"/>
+                <w:color w:val="58595B"/>
+                <w:sz w:val="19"/>
+                <w:szCs w:val="19"/>
+              </w:rPr>
               <w:t xml:space="preserve">The system shall allow one or more evidence attachments (execution proof / evaluation proof) to be recorded against any action.</w:t>
             </w:r>
           </w:p>
@@ -7281,26 +7640,26 @@
               <w:bottom w:val="single" w:color="E3E3E4" w:sz="2"/>
               <w:right w:val="single" w:color="E3E3E4" w:sz="2"/>
             </w:tcBorders>
-            <w:shd w:fill="FFFFFF" w:val="clear"/>
-            <w:tcMar>
-              <w:top w:type="dxa" w:w="80"/>
-              <w:left w:type="dxa" w:w="100"/>
-              <w:bottom w:type="dxa" w:w="80"/>
-              <w:right w:type="dxa" w:w="100"/>
-            </w:tcMar>
-            <w:vAlign w:val="center"/>
-          </w:tcPr>
-          <w:p>
-            <w:r>
-              <w:rPr>
-                <w:rFonts w:ascii="Times New Roman" w:cs="Times New Roman" w:eastAsia="Times New Roman" w:hAnsi="Times New Roman"/>
-                <w:b w:val="false"/>
-                <w:bCs w:val="false"/>
-                <w:color w:val="58595B"/>
-                <w:sz w:val="19"/>
-                <w:szCs w:val="19"/>
-              </w:rPr>
-              <w:t xml:space="preserve">FR-E3-05</w:t>
+            <w:shd w:fill="F2F2F3" w:val="clear"/>
+            <w:tcMar>
+              <w:top w:type="dxa" w:w="80"/>
+              <w:left w:type="dxa" w:w="100"/>
+              <w:bottom w:type="dxa" w:w="80"/>
+              <w:right w:type="dxa" w:w="100"/>
+            </w:tcMar>
+            <w:vAlign w:val="center"/>
+          </w:tcPr>
+          <w:p>
+            <w:r>
+              <w:rPr>
+                <w:rFonts w:ascii="Times New Roman" w:cs="Times New Roman" w:eastAsia="Times New Roman" w:hAnsi="Times New Roman"/>
+                <w:b w:val="false"/>
+                <w:bCs w:val="false"/>
+                <w:color w:val="58595B"/>
+                <w:sz w:val="19"/>
+                <w:szCs w:val="19"/>
+              </w:rPr>
+              <w:t xml:space="preserve">FR-S3-05</w:t>
             </w:r>
           </w:p>
         </w:tc>
@@ -7313,7 +7672,7 @@
               <w:bottom w:val="single" w:color="E3E3E4" w:sz="2"/>
               <w:right w:val="single" w:color="E3E3E4" w:sz="2"/>
             </w:tcBorders>
-            <w:shd w:fill="FFFFFF" w:val="clear"/>
+            <w:shd w:fill="F2F2F3" w:val="clear"/>
             <w:tcMar>
               <w:top w:type="dxa" w:w="80"/>
               <w:left w:type="dxa" w:w="100"/>
@@ -7347,26 +7706,26 @@
               <w:bottom w:val="single" w:color="E3E3E4" w:sz="2"/>
               <w:right w:val="single" w:color="E3E3E4" w:sz="2"/>
             </w:tcBorders>
-            <w:shd w:fill="F2F2F3" w:val="clear"/>
-            <w:tcMar>
-              <w:top w:type="dxa" w:w="80"/>
-              <w:left w:type="dxa" w:w="100"/>
-              <w:bottom w:type="dxa" w:w="80"/>
-              <w:right w:type="dxa" w:w="100"/>
-            </w:tcMar>
-            <w:vAlign w:val="center"/>
-          </w:tcPr>
-          <w:p>
-            <w:r>
-              <w:rPr>
-                <w:rFonts w:ascii="Times New Roman" w:cs="Times New Roman" w:eastAsia="Times New Roman" w:hAnsi="Times New Roman"/>
-                <w:b w:val="false"/>
-                <w:bCs w:val="false"/>
-                <w:color w:val="58595B"/>
-                <w:sz w:val="19"/>
-                <w:szCs w:val="19"/>
-              </w:rPr>
-              <w:t xml:space="preserve">FR-E3-06</w:t>
+            <w:shd w:fill="FFFFFF" w:val="clear"/>
+            <w:tcMar>
+              <w:top w:type="dxa" w:w="80"/>
+              <w:left w:type="dxa" w:w="100"/>
+              <w:bottom w:type="dxa" w:w="80"/>
+              <w:right w:type="dxa" w:w="100"/>
+            </w:tcMar>
+            <w:vAlign w:val="center"/>
+          </w:tcPr>
+          <w:p>
+            <w:r>
+              <w:rPr>
+                <w:rFonts w:ascii="Times New Roman" w:cs="Times New Roman" w:eastAsia="Times New Roman" w:hAnsi="Times New Roman"/>
+                <w:b w:val="false"/>
+                <w:bCs w:val="false"/>
+                <w:color w:val="58595B"/>
+                <w:sz w:val="19"/>
+                <w:szCs w:val="19"/>
+              </w:rPr>
+              <w:t xml:space="preserve">FR-S3-06</w:t>
             </w:r>
           </w:p>
         </w:tc>
@@ -7379,7 +7738,7 @@
               <w:bottom w:val="single" w:color="E3E3E4" w:sz="2"/>
               <w:right w:val="single" w:color="E3E3E4" w:sz="2"/>
             </w:tcBorders>
-            <w:shd w:fill="F2F2F3" w:val="clear"/>
+            <w:shd w:fill="FFFFFF" w:val="clear"/>
             <w:tcMar>
               <w:top w:type="dxa" w:w="80"/>
               <w:left w:type="dxa" w:w="100"/>
@@ -7413,26 +7772,26 @@
               <w:bottom w:val="single" w:color="E3E3E4" w:sz="2"/>
               <w:right w:val="single" w:color="E3E3E4" w:sz="2"/>
             </w:tcBorders>
-            <w:shd w:fill="FFFFFF" w:val="clear"/>
-            <w:tcMar>
-              <w:top w:type="dxa" w:w="80"/>
-              <w:left w:type="dxa" w:w="100"/>
-              <w:bottom w:type="dxa" w:w="80"/>
-              <w:right w:type="dxa" w:w="100"/>
-            </w:tcMar>
-            <w:vAlign w:val="center"/>
-          </w:tcPr>
-          <w:p>
-            <w:r>
-              <w:rPr>
-                <w:rFonts w:ascii="Times New Roman" w:cs="Times New Roman" w:eastAsia="Times New Roman" w:hAnsi="Times New Roman"/>
-                <w:b w:val="false"/>
-                <w:bCs w:val="false"/>
-                <w:color w:val="58595B"/>
-                <w:sz w:val="19"/>
-                <w:szCs w:val="19"/>
-              </w:rPr>
-              <w:t xml:space="preserve">FR-E4-01</w:t>
+            <w:shd w:fill="F2F2F3" w:val="clear"/>
+            <w:tcMar>
+              <w:top w:type="dxa" w:w="80"/>
+              <w:left w:type="dxa" w:w="100"/>
+              <w:bottom w:type="dxa" w:w="80"/>
+              <w:right w:type="dxa" w:w="100"/>
+            </w:tcMar>
+            <w:vAlign w:val="center"/>
+          </w:tcPr>
+          <w:p>
+            <w:r>
+              <w:rPr>
+                <w:rFonts w:ascii="Times New Roman" w:cs="Times New Roman" w:eastAsia="Times New Roman" w:hAnsi="Times New Roman"/>
+                <w:b w:val="false"/>
+                <w:bCs w:val="false"/>
+                <w:color w:val="58595B"/>
+                <w:sz w:val="19"/>
+                <w:szCs w:val="19"/>
+              </w:rPr>
+              <w:t xml:space="preserve">FR-S4-01</w:t>
             </w:r>
           </w:p>
         </w:tc>
@@ -7445,7 +7804,7 @@
               <w:bottom w:val="single" w:color="E3E3E4" w:sz="2"/>
               <w:right w:val="single" w:color="E3E3E4" w:sz="2"/>
             </w:tcBorders>
-            <w:shd w:fill="FFFFFF" w:val="clear"/>
+            <w:shd w:fill="F2F2F3" w:val="clear"/>
             <w:tcMar>
               <w:top w:type="dxa" w:w="80"/>
               <w:left w:type="dxa" w:w="100"/>
@@ -7479,26 +7838,26 @@
               <w:bottom w:val="single" w:color="E3E3E4" w:sz="2"/>
               <w:right w:val="single" w:color="E3E3E4" w:sz="2"/>
             </w:tcBorders>
-            <w:shd w:fill="F2F2F3" w:val="clear"/>
-            <w:tcMar>
-              <w:top w:type="dxa" w:w="80"/>
-              <w:left w:type="dxa" w:w="100"/>
-              <w:bottom w:type="dxa" w:w="80"/>
-              <w:right w:type="dxa" w:w="100"/>
-            </w:tcMar>
-            <w:vAlign w:val="center"/>
-          </w:tcPr>
-          <w:p>
-            <w:r>
-              <w:rPr>
-                <w:rFonts w:ascii="Times New Roman" w:cs="Times New Roman" w:eastAsia="Times New Roman" w:hAnsi="Times New Roman"/>
-                <w:b w:val="false"/>
-                <w:bCs w:val="false"/>
-                <w:color w:val="58595B"/>
-                <w:sz w:val="19"/>
-                <w:szCs w:val="19"/>
-              </w:rPr>
-              <w:t xml:space="preserve">FR-E4-02</w:t>
+            <w:shd w:fill="FFFFFF" w:val="clear"/>
+            <w:tcMar>
+              <w:top w:type="dxa" w:w="80"/>
+              <w:left w:type="dxa" w:w="100"/>
+              <w:bottom w:type="dxa" w:w="80"/>
+              <w:right w:type="dxa" w:w="100"/>
+            </w:tcMar>
+            <w:vAlign w:val="center"/>
+          </w:tcPr>
+          <w:p>
+            <w:r>
+              <w:rPr>
+                <w:rFonts w:ascii="Times New Roman" w:cs="Times New Roman" w:eastAsia="Times New Roman" w:hAnsi="Times New Roman"/>
+                <w:b w:val="false"/>
+                <w:bCs w:val="false"/>
+                <w:color w:val="58595B"/>
+                <w:sz w:val="19"/>
+                <w:szCs w:val="19"/>
+              </w:rPr>
+              <w:t xml:space="preserve">FR-S4-02</w:t>
             </w:r>
           </w:p>
         </w:tc>
@@ -7511,7 +7870,7 @@
               <w:bottom w:val="single" w:color="E3E3E4" w:sz="2"/>
               <w:right w:val="single" w:color="E3E3E4" w:sz="2"/>
             </w:tcBorders>
-            <w:shd w:fill="F2F2F3" w:val="clear"/>
+            <w:shd w:fill="FFFFFF" w:val="clear"/>
             <w:tcMar>
               <w:top w:type="dxa" w:w="80"/>
               <w:left w:type="dxa" w:w="100"/>
@@ -7545,26 +7904,26 @@
               <w:bottom w:val="single" w:color="E3E3E4" w:sz="2"/>
               <w:right w:val="single" w:color="E3E3E4" w:sz="2"/>
             </w:tcBorders>
-            <w:shd w:fill="FFFFFF" w:val="clear"/>
-            <w:tcMar>
-              <w:top w:type="dxa" w:w="80"/>
-              <w:left w:type="dxa" w:w="100"/>
-              <w:bottom w:type="dxa" w:w="80"/>
-              <w:right w:type="dxa" w:w="100"/>
-            </w:tcMar>
-            <w:vAlign w:val="center"/>
-          </w:tcPr>
-          <w:p>
-            <w:r>
-              <w:rPr>
-                <w:rFonts w:ascii="Times New Roman" w:cs="Times New Roman" w:eastAsia="Times New Roman" w:hAnsi="Times New Roman"/>
-                <w:b w:val="false"/>
-                <w:bCs w:val="false"/>
-                <w:color w:val="58595B"/>
-                <w:sz w:val="19"/>
-                <w:szCs w:val="19"/>
-              </w:rPr>
-              <w:t xml:space="preserve">FR-E4-03</w:t>
+            <w:shd w:fill="F2F2F3" w:val="clear"/>
+            <w:tcMar>
+              <w:top w:type="dxa" w:w="80"/>
+              <w:left w:type="dxa" w:w="100"/>
+              <w:bottom w:type="dxa" w:w="80"/>
+              <w:right w:type="dxa" w:w="100"/>
+            </w:tcMar>
+            <w:vAlign w:val="center"/>
+          </w:tcPr>
+          <w:p>
+            <w:r>
+              <w:rPr>
+                <w:rFonts w:ascii="Times New Roman" w:cs="Times New Roman" w:eastAsia="Times New Roman" w:hAnsi="Times New Roman"/>
+                <w:b w:val="false"/>
+                <w:bCs w:val="false"/>
+                <w:color w:val="58595B"/>
+                <w:sz w:val="19"/>
+                <w:szCs w:val="19"/>
+              </w:rPr>
+              <w:t xml:space="preserve">FR-S4-03</w:t>
             </w:r>
           </w:p>
         </w:tc>
@@ -7577,7 +7936,7 @@
               <w:bottom w:val="single" w:color="E3E3E4" w:sz="2"/>
               <w:right w:val="single" w:color="E3E3E4" w:sz="2"/>
             </w:tcBorders>
-            <w:shd w:fill="FFFFFF" w:val="clear"/>
+            <w:shd w:fill="F2F2F3" w:val="clear"/>
             <w:tcMar>
               <w:top w:type="dxa" w:w="80"/>
               <w:left w:type="dxa" w:w="100"/>
@@ -7611,26 +7970,26 @@
               <w:bottom w:val="single" w:color="E3E3E4" w:sz="2"/>
               <w:right w:val="single" w:color="E3E3E4" w:sz="2"/>
             </w:tcBorders>
-            <w:shd w:fill="F2F2F3" w:val="clear"/>
-            <w:tcMar>
-              <w:top w:type="dxa" w:w="80"/>
-              <w:left w:type="dxa" w:w="100"/>
-              <w:bottom w:type="dxa" w:w="80"/>
-              <w:right w:type="dxa" w:w="100"/>
-            </w:tcMar>
-            <w:vAlign w:val="center"/>
-          </w:tcPr>
-          <w:p>
-            <w:r>
-              <w:rPr>
-                <w:rFonts w:ascii="Times New Roman" w:cs="Times New Roman" w:eastAsia="Times New Roman" w:hAnsi="Times New Roman"/>
-                <w:b w:val="false"/>
-                <w:bCs w:val="false"/>
-                <w:color w:val="58595B"/>
-                <w:sz w:val="19"/>
-                <w:szCs w:val="19"/>
-              </w:rPr>
-              <w:t xml:space="preserve">FR-E4-04</w:t>
+            <w:shd w:fill="FFFFFF" w:val="clear"/>
+            <w:tcMar>
+              <w:top w:type="dxa" w:w="80"/>
+              <w:left w:type="dxa" w:w="100"/>
+              <w:bottom w:type="dxa" w:w="80"/>
+              <w:right w:type="dxa" w:w="100"/>
+            </w:tcMar>
+            <w:vAlign w:val="center"/>
+          </w:tcPr>
+          <w:p>
+            <w:r>
+              <w:rPr>
+                <w:rFonts w:ascii="Times New Roman" w:cs="Times New Roman" w:eastAsia="Times New Roman" w:hAnsi="Times New Roman"/>
+                <w:b w:val="false"/>
+                <w:bCs w:val="false"/>
+                <w:color w:val="58595B"/>
+                <w:sz w:val="19"/>
+                <w:szCs w:val="19"/>
+              </w:rPr>
+              <w:t xml:space="preserve">FR-S4-04</w:t>
             </w:r>
           </w:p>
         </w:tc>
@@ -7643,7 +8002,7 @@
               <w:bottom w:val="single" w:color="E3E3E4" w:sz="2"/>
               <w:right w:val="single" w:color="E3E3E4" w:sz="2"/>
             </w:tcBorders>
-            <w:shd w:fill="F2F2F3" w:val="clear"/>
+            <w:shd w:fill="FFFFFF" w:val="clear"/>
             <w:tcMar>
               <w:top w:type="dxa" w:w="80"/>
               <w:left w:type="dxa" w:w="100"/>
@@ -7677,26 +8036,26 @@
               <w:bottom w:val="single" w:color="E3E3E4" w:sz="2"/>
               <w:right w:val="single" w:color="E3E3E4" w:sz="2"/>
             </w:tcBorders>
-            <w:shd w:fill="FFFFFF" w:val="clear"/>
-            <w:tcMar>
-              <w:top w:type="dxa" w:w="80"/>
-              <w:left w:type="dxa" w:w="100"/>
-              <w:bottom w:type="dxa" w:w="80"/>
-              <w:right w:type="dxa" w:w="100"/>
-            </w:tcMar>
-            <w:vAlign w:val="center"/>
-          </w:tcPr>
-          <w:p>
-            <w:r>
-              <w:rPr>
-                <w:rFonts w:ascii="Times New Roman" w:cs="Times New Roman" w:eastAsia="Times New Roman" w:hAnsi="Times New Roman"/>
-                <w:b w:val="false"/>
-                <w:bCs w:val="false"/>
-                <w:color w:val="58595B"/>
-                <w:sz w:val="19"/>
-                <w:szCs w:val="19"/>
-              </w:rPr>
-              <w:t xml:space="preserve">FR-E5-01</w:t>
+            <w:shd w:fill="F2F2F3" w:val="clear"/>
+            <w:tcMar>
+              <w:top w:type="dxa" w:w="80"/>
+              <w:left w:type="dxa" w:w="100"/>
+              <w:bottom w:type="dxa" w:w="80"/>
+              <w:right w:type="dxa" w:w="100"/>
+            </w:tcMar>
+            <w:vAlign w:val="center"/>
+          </w:tcPr>
+          <w:p>
+            <w:r>
+              <w:rPr>
+                <w:rFonts w:ascii="Times New Roman" w:cs="Times New Roman" w:eastAsia="Times New Roman" w:hAnsi="Times New Roman"/>
+                <w:b w:val="false"/>
+                <w:bCs w:val="false"/>
+                <w:color w:val="58595B"/>
+                <w:sz w:val="19"/>
+                <w:szCs w:val="19"/>
+              </w:rPr>
+              <w:t xml:space="preserve">FR-S5-01</w:t>
             </w:r>
           </w:p>
         </w:tc>
@@ -7709,26 +8068,26 @@
               <w:bottom w:val="single" w:color="E3E3E4" w:sz="2"/>
               <w:right w:val="single" w:color="E3E3E4" w:sz="2"/>
             </w:tcBorders>
-            <w:shd w:fill="FFFFFF" w:val="clear"/>
-            <w:tcMar>
-              <w:top w:type="dxa" w:w="80"/>
-              <w:left w:type="dxa" w:w="100"/>
-              <w:bottom w:type="dxa" w:w="80"/>
-              <w:right w:type="dxa" w:w="100"/>
-            </w:tcMar>
-            <w:vAlign w:val="center"/>
-          </w:tcPr>
-          <w:p>
-            <w:r>
-              <w:rPr>
-                <w:rFonts w:ascii="Times New Roman" w:cs="Times New Roman" w:eastAsia="Times New Roman" w:hAnsi="Times New Roman"/>
-                <w:b w:val="false"/>
-                <w:bCs w:val="false"/>
-                <w:color w:val="58595B"/>
-                <w:sz w:val="19"/>
-                <w:szCs w:val="19"/>
-              </w:rPr>
-              <w:t xml:space="preserve">The system shall allow one or more Corrective Actions to be defined per Root Cause, each with description, tasks, required means, responsible owner (RR), and planned completion date.</w:t>
+            <w:shd w:fill="F2F2F3" w:val="clear"/>
+            <w:tcMar>
+              <w:top w:type="dxa" w:w="80"/>
+              <w:left w:type="dxa" w:w="100"/>
+              <w:bottom w:type="dxa" w:w="80"/>
+              <w:right w:type="dxa" w:w="100"/>
+            </w:tcMar>
+            <w:vAlign w:val="center"/>
+          </w:tcPr>
+          <w:p>
+            <w:r>
+              <w:rPr>
+                <w:rFonts w:ascii="Times New Roman" w:cs="Times New Roman" w:eastAsia="Times New Roman" w:hAnsi="Times New Roman"/>
+                <w:b w:val="false"/>
+                <w:bCs w:val="false"/>
+                <w:color w:val="58595B"/>
+                <w:sz w:val="19"/>
+                <w:szCs w:val="19"/>
+              </w:rPr>
+              <w:t xml:space="preserve">The system shall allow one or more Corrective Actions to be defined per Root Cause, each with description, tasks, required means, an Action Owner (AR), and planned completion date.</w:t>
             </w:r>
           </w:p>
         </w:tc>
@@ -7743,26 +8102,26 @@
               <w:bottom w:val="single" w:color="E3E3E4" w:sz="2"/>
               <w:right w:val="single" w:color="E3E3E4" w:sz="2"/>
             </w:tcBorders>
-            <w:shd w:fill="F2F2F3" w:val="clear"/>
-            <w:tcMar>
-              <w:top w:type="dxa" w:w="80"/>
-              <w:left w:type="dxa" w:w="100"/>
-              <w:bottom w:type="dxa" w:w="80"/>
-              <w:right w:type="dxa" w:w="100"/>
-            </w:tcMar>
-            <w:vAlign w:val="center"/>
-          </w:tcPr>
-          <w:p>
-            <w:r>
-              <w:rPr>
-                <w:rFonts w:ascii="Times New Roman" w:cs="Times New Roman" w:eastAsia="Times New Roman" w:hAnsi="Times New Roman"/>
-                <w:b w:val="false"/>
-                <w:bCs w:val="false"/>
-                <w:color w:val="58595B"/>
-                <w:sz w:val="19"/>
-                <w:szCs w:val="19"/>
-              </w:rPr>
-              <w:t xml:space="preserve">FR-E5-02</w:t>
+            <w:shd w:fill="FFFFFF" w:val="clear"/>
+            <w:tcMar>
+              <w:top w:type="dxa" w:w="80"/>
+              <w:left w:type="dxa" w:w="100"/>
+              <w:bottom w:type="dxa" w:w="80"/>
+              <w:right w:type="dxa" w:w="100"/>
+            </w:tcMar>
+            <w:vAlign w:val="center"/>
+          </w:tcPr>
+          <w:p>
+            <w:r>
+              <w:rPr>
+                <w:rFonts w:ascii="Times New Roman" w:cs="Times New Roman" w:eastAsia="Times New Roman" w:hAnsi="Times New Roman"/>
+                <w:b w:val="false"/>
+                <w:bCs w:val="false"/>
+                <w:color w:val="58595B"/>
+                <w:sz w:val="19"/>
+                <w:szCs w:val="19"/>
+              </w:rPr>
+              <w:t xml:space="preserve">FR-S5-02</w:t>
             </w:r>
           </w:p>
         </w:tc>
@@ -7775,26 +8134,26 @@
               <w:bottom w:val="single" w:color="E3E3E4" w:sz="2"/>
               <w:right w:val="single" w:color="E3E3E4" w:sz="2"/>
             </w:tcBorders>
-            <w:shd w:fill="F2F2F3" w:val="clear"/>
-            <w:tcMar>
-              <w:top w:type="dxa" w:w="80"/>
-              <w:left w:type="dxa" w:w="100"/>
-              <w:bottom w:type="dxa" w:w="80"/>
-              <w:right w:type="dxa" w:w="100"/>
-            </w:tcMar>
-            <w:vAlign w:val="center"/>
-          </w:tcPr>
-          <w:p>
-            <w:r>
-              <w:rPr>
-                <w:rFonts w:ascii="Times New Roman" w:cs="Times New Roman" w:eastAsia="Times New Roman" w:hAnsi="Times New Roman"/>
-                <w:b w:val="false"/>
-                <w:bCs w:val="false"/>
-                <w:color w:val="58595B"/>
-                <w:sz w:val="19"/>
-                <w:szCs w:val="19"/>
-              </w:rPr>
-              <w:t xml:space="preserve">The E5 (Corrective Action Plan) view shall present action definition only; execution status and effectiveness controls shall not be exposed on this tab.</w:t>
+            <w:shd w:fill="FFFFFF" w:val="clear"/>
+            <w:tcMar>
+              <w:top w:type="dxa" w:w="80"/>
+              <w:left w:type="dxa" w:w="100"/>
+              <w:bottom w:type="dxa" w:w="80"/>
+              <w:right w:type="dxa" w:w="100"/>
+            </w:tcMar>
+            <w:vAlign w:val="center"/>
+          </w:tcPr>
+          <w:p>
+            <w:r>
+              <w:rPr>
+                <w:rFonts w:ascii="Times New Roman" w:cs="Times New Roman" w:eastAsia="Times New Roman" w:hAnsi="Times New Roman"/>
+                <w:b w:val="false"/>
+                <w:bCs w:val="false"/>
+                <w:color w:val="58595B"/>
+                <w:sz w:val="19"/>
+                <w:szCs w:val="19"/>
+              </w:rPr>
+              <w:t xml:space="preserve">The S5 (Corrective Action Plan) view shall present action definition only; execution status and effectiveness controls shall not be exposed on this tab.</w:t>
             </w:r>
           </w:p>
         </w:tc>
@@ -7809,26 +8168,26 @@
               <w:bottom w:val="single" w:color="E3E3E4" w:sz="2"/>
               <w:right w:val="single" w:color="E3E3E4" w:sz="2"/>
             </w:tcBorders>
-            <w:shd w:fill="FFFFFF" w:val="clear"/>
-            <w:tcMar>
-              <w:top w:type="dxa" w:w="80"/>
-              <w:left w:type="dxa" w:w="100"/>
-              <w:bottom w:type="dxa" w:w="80"/>
-              <w:right w:type="dxa" w:w="100"/>
-            </w:tcMar>
-            <w:vAlign w:val="center"/>
-          </w:tcPr>
-          <w:p>
-            <w:r>
-              <w:rPr>
-                <w:rFonts w:ascii="Times New Roman" w:cs="Times New Roman" w:eastAsia="Times New Roman" w:hAnsi="Times New Roman"/>
-                <w:b w:val="false"/>
-                <w:bCs w:val="false"/>
-                <w:color w:val="58595B"/>
-                <w:sz w:val="19"/>
-                <w:szCs w:val="19"/>
-              </w:rPr>
-              <w:t xml:space="preserve">FR-E5-03</w:t>
+            <w:shd w:fill="F2F2F3" w:val="clear"/>
+            <w:tcMar>
+              <w:top w:type="dxa" w:w="80"/>
+              <w:left w:type="dxa" w:w="100"/>
+              <w:bottom w:type="dxa" w:w="80"/>
+              <w:right w:type="dxa" w:w="100"/>
+            </w:tcMar>
+            <w:vAlign w:val="center"/>
+          </w:tcPr>
+          <w:p>
+            <w:r>
+              <w:rPr>
+                <w:rFonts w:ascii="Times New Roman" w:cs="Times New Roman" w:eastAsia="Times New Roman" w:hAnsi="Times New Roman"/>
+                <w:b w:val="false"/>
+                <w:bCs w:val="false"/>
+                <w:color w:val="58595B"/>
+                <w:sz w:val="19"/>
+                <w:szCs w:val="19"/>
+              </w:rPr>
+              <w:t xml:space="preserve">FR-S5-03</w:t>
             </w:r>
           </w:p>
         </w:tc>
@@ -7841,7 +8200,7 @@
               <w:bottom w:val="single" w:color="E3E3E4" w:sz="2"/>
               <w:right w:val="single" w:color="E3E3E4" w:sz="2"/>
             </w:tcBorders>
-            <w:shd w:fill="FFFFFF" w:val="clear"/>
+            <w:shd w:fill="F2F2F3" w:val="clear"/>
             <w:tcMar>
               <w:top w:type="dxa" w:w="80"/>
               <w:left w:type="dxa" w:w="100"/>
@@ -7875,26 +8234,26 @@
               <w:bottom w:val="single" w:color="E3E3E4" w:sz="2"/>
               <w:right w:val="single" w:color="E3E3E4" w:sz="2"/>
             </w:tcBorders>
-            <w:shd w:fill="F2F2F3" w:val="clear"/>
-            <w:tcMar>
-              <w:top w:type="dxa" w:w="80"/>
-              <w:left w:type="dxa" w:w="100"/>
-              <w:bottom w:type="dxa" w:w="80"/>
-              <w:right w:type="dxa" w:w="100"/>
-            </w:tcMar>
-            <w:vAlign w:val="center"/>
-          </w:tcPr>
-          <w:p>
-            <w:r>
-              <w:rPr>
-                <w:rFonts w:ascii="Times New Roman" w:cs="Times New Roman" w:eastAsia="Times New Roman" w:hAnsi="Times New Roman"/>
-                <w:b w:val="false"/>
-                <w:bCs w:val="false"/>
-                <w:color w:val="58595B"/>
-                <w:sz w:val="19"/>
-                <w:szCs w:val="19"/>
-              </w:rPr>
-              <w:t xml:space="preserve">FR-E6-01</w:t>
+            <w:shd w:fill="FFFFFF" w:val="clear"/>
+            <w:tcMar>
+              <w:top w:type="dxa" w:w="80"/>
+              <w:left w:type="dxa" w:w="100"/>
+              <w:bottom w:type="dxa" w:w="80"/>
+              <w:right w:type="dxa" w:w="100"/>
+            </w:tcMar>
+            <w:vAlign w:val="center"/>
+          </w:tcPr>
+          <w:p>
+            <w:r>
+              <w:rPr>
+                <w:rFonts w:ascii="Times New Roman" w:cs="Times New Roman" w:eastAsia="Times New Roman" w:hAnsi="Times New Roman"/>
+                <w:b w:val="false"/>
+                <w:bCs w:val="false"/>
+                <w:color w:val="58595B"/>
+                <w:sz w:val="19"/>
+                <w:szCs w:val="19"/>
+              </w:rPr>
+              <w:t xml:space="preserve">FR-S6-01</w:t>
             </w:r>
           </w:p>
         </w:tc>
@@ -7907,26 +8266,26 @@
               <w:bottom w:val="single" w:color="E3E3E4" w:sz="2"/>
               <w:right w:val="single" w:color="E3E3E4" w:sz="2"/>
             </w:tcBorders>
-            <w:shd w:fill="F2F2F3" w:val="clear"/>
-            <w:tcMar>
-              <w:top w:type="dxa" w:w="80"/>
-              <w:left w:type="dxa" w:w="100"/>
-              <w:bottom w:type="dxa" w:w="80"/>
-              <w:right w:type="dxa" w:w="100"/>
-            </w:tcMar>
-            <w:vAlign w:val="center"/>
-          </w:tcPr>
-          <w:p>
-            <w:r>
-              <w:rPr>
-                <w:rFonts w:ascii="Times New Roman" w:cs="Times New Roman" w:eastAsia="Times New Roman" w:hAnsi="Times New Roman"/>
-                <w:b w:val="false"/>
-                <w:bCs w:val="false"/>
-                <w:color w:val="58595B"/>
-                <w:sz w:val="19"/>
-                <w:szCs w:val="19"/>
-              </w:rPr>
-              <w:t xml:space="preserve">The E6 (Execution &amp; Evaluation) view shall present the same Corrective Actions defined in E5 with execution controls: mark Done, attach evidence, and record an RR/RE-separated effectiveness verdict.</w:t>
+            <w:shd w:fill="FFFFFF" w:val="clear"/>
+            <w:tcMar>
+              <w:top w:type="dxa" w:w="80"/>
+              <w:left w:type="dxa" w:w="100"/>
+              <w:bottom w:type="dxa" w:w="80"/>
+              <w:right w:type="dxa" w:w="100"/>
+            </w:tcMar>
+            <w:vAlign w:val="center"/>
+          </w:tcPr>
+          <w:p>
+            <w:r>
+              <w:rPr>
+                <w:rFonts w:ascii="Times New Roman" w:cs="Times New Roman" w:eastAsia="Times New Roman" w:hAnsi="Times New Roman"/>
+                <w:b w:val="false"/>
+                <w:bCs w:val="false"/>
+                <w:color w:val="58595B"/>
+                <w:sz w:val="19"/>
+                <w:szCs w:val="19"/>
+              </w:rPr>
+              <w:t xml:space="preserve">The S6 (Execution &amp; Evaluation) view shall present the same Corrective Actions defined in S5 with execution controls: mark Done, attach evidence, and record an AR/AE-separated effectiveness verdict.</w:t>
             </w:r>
           </w:p>
         </w:tc>
@@ -7941,26 +8300,26 @@
               <w:bottom w:val="single" w:color="E3E3E4" w:sz="2"/>
               <w:right w:val="single" w:color="E3E3E4" w:sz="2"/>
             </w:tcBorders>
-            <w:shd w:fill="FFFFFF" w:val="clear"/>
-            <w:tcMar>
-              <w:top w:type="dxa" w:w="80"/>
-              <w:left w:type="dxa" w:w="100"/>
-              <w:bottom w:type="dxa" w:w="80"/>
-              <w:right w:type="dxa" w:w="100"/>
-            </w:tcMar>
-            <w:vAlign w:val="center"/>
-          </w:tcPr>
-          <w:p>
-            <w:r>
-              <w:rPr>
-                <w:rFonts w:ascii="Times New Roman" w:cs="Times New Roman" w:eastAsia="Times New Roman" w:hAnsi="Times New Roman"/>
-                <w:b w:val="false"/>
-                <w:bCs w:val="false"/>
-                <w:color w:val="58595B"/>
-                <w:sz w:val="19"/>
-                <w:szCs w:val="19"/>
-              </w:rPr>
-              <w:t xml:space="preserve">FR-E6-02</w:t>
+            <w:shd w:fill="F2F2F3" w:val="clear"/>
+            <w:tcMar>
+              <w:top w:type="dxa" w:w="80"/>
+              <w:left w:type="dxa" w:w="100"/>
+              <w:bottom w:type="dxa" w:w="80"/>
+              <w:right w:type="dxa" w:w="100"/>
+            </w:tcMar>
+            <w:vAlign w:val="center"/>
+          </w:tcPr>
+          <w:p>
+            <w:r>
+              <w:rPr>
+                <w:rFonts w:ascii="Times New Roman" w:cs="Times New Roman" w:eastAsia="Times New Roman" w:hAnsi="Times New Roman"/>
+                <w:b w:val="false"/>
+                <w:bCs w:val="false"/>
+                <w:color w:val="58595B"/>
+                <w:sz w:val="19"/>
+                <w:szCs w:val="19"/>
+              </w:rPr>
+              <w:t xml:space="preserve">FR-S6-02</w:t>
             </w:r>
           </w:p>
         </w:tc>
@@ -7973,7 +8332,7 @@
               <w:bottom w:val="single" w:color="E3E3E4" w:sz="2"/>
               <w:right w:val="single" w:color="E3E3E4" w:sz="2"/>
             </w:tcBorders>
-            <w:shd w:fill="FFFFFF" w:val="clear"/>
+            <w:shd w:fill="F2F2F3" w:val="clear"/>
             <w:tcMar>
               <w:top w:type="dxa" w:w="80"/>
               <w:left w:type="dxa" w:w="100"/>
@@ -8007,26 +8366,26 @@
               <w:bottom w:val="single" w:color="E3E3E4" w:sz="2"/>
               <w:right w:val="single" w:color="E3E3E4" w:sz="2"/>
             </w:tcBorders>
-            <w:shd w:fill="F2F2F3" w:val="clear"/>
-            <w:tcMar>
-              <w:top w:type="dxa" w:w="80"/>
-              <w:left w:type="dxa" w:w="100"/>
-              <w:bottom w:type="dxa" w:w="80"/>
-              <w:right w:type="dxa" w:w="100"/>
-            </w:tcMar>
-            <w:vAlign w:val="center"/>
-          </w:tcPr>
-          <w:p>
-            <w:r>
-              <w:rPr>
-                <w:rFonts w:ascii="Times New Roman" w:cs="Times New Roman" w:eastAsia="Times New Roman" w:hAnsi="Times New Roman"/>
-                <w:b w:val="false"/>
-                <w:bCs w:val="false"/>
-                <w:color w:val="58595B"/>
-                <w:sz w:val="19"/>
-                <w:szCs w:val="19"/>
-              </w:rPr>
-              <w:t xml:space="preserve">FR-E6-03</w:t>
+            <w:shd w:fill="FFFFFF" w:val="clear"/>
+            <w:tcMar>
+              <w:top w:type="dxa" w:w="80"/>
+              <w:left w:type="dxa" w:w="100"/>
+              <w:bottom w:type="dxa" w:w="80"/>
+              <w:right w:type="dxa" w:w="100"/>
+            </w:tcMar>
+            <w:vAlign w:val="center"/>
+          </w:tcPr>
+          <w:p>
+            <w:r>
+              <w:rPr>
+                <w:rFonts w:ascii="Times New Roman" w:cs="Times New Roman" w:eastAsia="Times New Roman" w:hAnsi="Times New Roman"/>
+                <w:b w:val="false"/>
+                <w:bCs w:val="false"/>
+                <w:color w:val="58595B"/>
+                <w:sz w:val="19"/>
+                <w:szCs w:val="19"/>
+              </w:rPr>
+              <w:t xml:space="preserve">FR-S6-03</w:t>
             </w:r>
           </w:p>
         </w:tc>
@@ -8039,7 +8398,7 @@
               <w:bottom w:val="single" w:color="E3E3E4" w:sz="2"/>
               <w:right w:val="single" w:color="E3E3E4" w:sz="2"/>
             </w:tcBorders>
-            <w:shd w:fill="F2F2F3" w:val="clear"/>
+            <w:shd w:fill="FFFFFF" w:val="clear"/>
             <w:tcMar>
               <w:top w:type="dxa" w:w="80"/>
               <w:left w:type="dxa" w:w="100"/>
@@ -8073,26 +8432,26 @@
               <w:bottom w:val="single" w:color="E3E3E4" w:sz="2"/>
               <w:right w:val="single" w:color="E3E3E4" w:sz="2"/>
             </w:tcBorders>
-            <w:shd w:fill="FFFFFF" w:val="clear"/>
-            <w:tcMar>
-              <w:top w:type="dxa" w:w="80"/>
-              <w:left w:type="dxa" w:w="100"/>
-              <w:bottom w:type="dxa" w:w="80"/>
-              <w:right w:type="dxa" w:w="100"/>
-            </w:tcMar>
-            <w:vAlign w:val="center"/>
-          </w:tcPr>
-          <w:p>
-            <w:r>
-              <w:rPr>
-                <w:rFonts w:ascii="Times New Roman" w:cs="Times New Roman" w:eastAsia="Times New Roman" w:hAnsi="Times New Roman"/>
-                <w:b w:val="false"/>
-                <w:bCs w:val="false"/>
-                <w:color w:val="58595B"/>
-                <w:sz w:val="19"/>
-                <w:szCs w:val="19"/>
-              </w:rPr>
-              <w:t xml:space="preserve">FR-E7-01</w:t>
+            <w:shd w:fill="F2F2F3" w:val="clear"/>
+            <w:tcMar>
+              <w:top w:type="dxa" w:w="80"/>
+              <w:left w:type="dxa" w:w="100"/>
+              <w:bottom w:type="dxa" w:w="80"/>
+              <w:right w:type="dxa" w:w="100"/>
+            </w:tcMar>
+            <w:vAlign w:val="center"/>
+          </w:tcPr>
+          <w:p>
+            <w:r>
+              <w:rPr>
+                <w:rFonts w:ascii="Times New Roman" w:cs="Times New Roman" w:eastAsia="Times New Roman" w:hAnsi="Times New Roman"/>
+                <w:b w:val="false"/>
+                <w:bCs w:val="false"/>
+                <w:color w:val="58595B"/>
+                <w:sz w:val="19"/>
+                <w:szCs w:val="19"/>
+              </w:rPr>
+              <w:t xml:space="preserve">FR-S6-04</w:t>
             </w:r>
           </w:p>
         </w:tc>
@@ -8105,6 +8464,72 @@
               <w:bottom w:val="single" w:color="E3E3E4" w:sz="2"/>
               <w:right w:val="single" w:color="E3E3E4" w:sz="2"/>
             </w:tcBorders>
+            <w:shd w:fill="F2F2F3" w:val="clear"/>
+            <w:tcMar>
+              <w:top w:type="dxa" w:w="80"/>
+              <w:left w:type="dxa" w:w="100"/>
+              <w:bottom w:type="dxa" w:w="80"/>
+              <w:right w:type="dxa" w:w="100"/>
+            </w:tcMar>
+            <w:vAlign w:val="center"/>
+          </w:tcPr>
+          <w:p>
+            <w:r>
+              <w:rPr>
+                <w:rFonts w:ascii="Times New Roman" w:cs="Times New Roman" w:eastAsia="Times New Roman" w:hAnsi="Times New Roman"/>
+                <w:b w:val="false"/>
+                <w:bCs w:val="false"/>
+                <w:color w:val="58595B"/>
+                <w:sz w:val="19"/>
+                <w:szCs w:val="19"/>
+              </w:rPr>
+              <w:t xml:space="preserve">The system shall invoke the Evaluation Assistant Agent on request during S6, surfacing, for each pending Corrective Action, the specific root cause to re-verify and the organization's historical corrective-action effectiveness rate as evaluation context.</w:t>
+            </w:r>
+          </w:p>
+        </w:tc>
+      </w:tr>
+      <w:tr>
+        <w:tc>
+          <w:tcPr>
+            <w:tcW w:type="dxa" w:w="1500"/>
+            <w:tcBorders>
+              <w:top w:val="single" w:color="E3E3E4" w:sz="2"/>
+              <w:left w:val="single" w:color="E3E3E4" w:sz="2"/>
+              <w:bottom w:val="single" w:color="E3E3E4" w:sz="2"/>
+              <w:right w:val="single" w:color="E3E3E4" w:sz="2"/>
+            </w:tcBorders>
+            <w:shd w:fill="FFFFFF" w:val="clear"/>
+            <w:tcMar>
+              <w:top w:type="dxa" w:w="80"/>
+              <w:left w:type="dxa" w:w="100"/>
+              <w:bottom w:type="dxa" w:w="80"/>
+              <w:right w:type="dxa" w:w="100"/>
+            </w:tcMar>
+            <w:vAlign w:val="center"/>
+          </w:tcPr>
+          <w:p>
+            <w:r>
+              <w:rPr>
+                <w:rFonts w:ascii="Times New Roman" w:cs="Times New Roman" w:eastAsia="Times New Roman" w:hAnsi="Times New Roman"/>
+                <w:b w:val="false"/>
+                <w:bCs w:val="false"/>
+                <w:color w:val="58595B"/>
+                <w:sz w:val="19"/>
+                <w:szCs w:val="19"/>
+              </w:rPr>
+              <w:t xml:space="preserve">FR-S7-01</w:t>
+            </w:r>
+          </w:p>
+        </w:tc>
+        <w:tc>
+          <w:tcPr>
+            <w:tcW w:type="dxa" w:w="8246"/>
+            <w:tcBorders>
+              <w:top w:val="single" w:color="E3E3E4" w:sz="2"/>
+              <w:left w:val="single" w:color="E3E3E4" w:sz="2"/>
+              <w:bottom w:val="single" w:color="E3E3E4" w:sz="2"/>
+              <w:right w:val="single" w:color="E3E3E4" w:sz="2"/>
+            </w:tcBorders>
             <w:shd w:fill="FFFFFF" w:val="clear"/>
             <w:tcMar>
               <w:top w:type="dxa" w:w="80"/>
@@ -8158,7 +8583,7 @@
                 <w:sz w:val="19"/>
                 <w:szCs w:val="19"/>
               </w:rPr>
-              <w:t xml:space="preserve">FR-E7-02</w:t>
+              <w:t xml:space="preserve">FR-S7-02</w:t>
             </w:r>
           </w:p>
         </w:tc>
@@ -8190,7 +8615,7 @@
                 <w:sz w:val="19"/>
                 <w:szCs w:val="19"/>
               </w:rPr>
-              <w:t xml:space="preserve">The system shall invoke the REX Generation Agent on request, auto-drafting the Lessons Learned narrative and standardization/generalization recommendations from the Sheet's full E1-E6 content.</w:t>
+              <w:t xml:space="preserve">The system shall invoke the REX Generation Agent on request, auto-drafting the Lessons Learned narrative and standardization/generalization recommendations from the Sheet's full S1-S6 content.</w:t>
             </w:r>
           </w:p>
         </w:tc>
@@ -8224,7 +8649,7 @@
                 <w:sz w:val="19"/>
                 <w:szCs w:val="19"/>
               </w:rPr>
-              <w:t xml:space="preserve">FR-E7-03</w:t>
+              <w:t xml:space="preserve">FR-S7-03</w:t>
             </w:r>
           </w:p>
         </w:tc>
@@ -8256,7 +8681,7 @@
                 <w:sz w:val="19"/>
                 <w:szCs w:val="19"/>
               </w:rPr>
-              <w:t xml:space="preserve">The system shall raise Alert E when all Corrective Actions on a Sheet have an Effective verdict, prompting the team to complete E7.</w:t>
+              <w:t xml:space="preserve">The system shall raise Alert E when all Corrective Actions on a Sheet have an Effective verdict, prompting the team to complete S7.</w:t>
             </w:r>
           </w:p>
         </w:tc>
@@ -8290,7 +8715,7 @@
                 <w:sz w:val="19"/>
                 <w:szCs w:val="19"/>
               </w:rPr>
-              <w:t xml:space="preserve">FR-E7-04</w:t>
+              <w:t xml:space="preserve">FR-S7-04</w:t>
             </w:r>
           </w:p>
         </w:tc>
@@ -8356,7 +8781,7 @@
                 <w:sz w:val="19"/>
                 <w:szCs w:val="19"/>
               </w:rPr>
-              <w:t xml:space="preserve">FR-E7-05</w:t>
+              <w:t xml:space="preserve">FR-S7-05</w:t>
             </w:r>
           </w:p>
         </w:tc>
@@ -8388,7 +8813,7 @@
                 <w:sz w:val="19"/>
                 <w:szCs w:val="19"/>
               </w:rPr>
-              <w:t xml:space="preserve">Upon closure, the system shall set the Sheet's status to Closed, stage to E7, and closure date to the current date, and shall make the Sheet's content available to the Capitalization Library RAG index.</w:t>
+              <w:t xml:space="preserve">Upon closure, the system shall set the Sheet's status to Closed, stage to S7, and closure date to the current date, and shall make the Sheet's content available to the Capitalization Library RAG index.</w:t>
             </w:r>
           </w:p>
         </w:tc>
@@ -8454,7 +8879,7 @@
                 <w:sz w:val="19"/>
                 <w:szCs w:val="19"/>
               </w:rPr>
-              <w:t xml:space="preserve">The system shall provide an explicit, sequential stage-advance action (E1-&gt;E2-&gt;...-&gt;E7) gated by fiche.validate, and shall track the Sheet's current stage independently of its status.</w:t>
+              <w:t xml:space="preserve">The system shall provide an explicit, sequential stage-advance action (S1-&gt;S2-&gt;...-&gt;S7) gated by fiche.validate, and shall track the Sheet's current stage independently of its status.</w:t>
             </w:r>
           </w:p>
         </w:tc>
@@ -8627,7 +9052,7 @@
           <w:sz w:val="19"/>
           <w:szCs w:val="19"/>
         </w:rPr>
-        <w:t xml:space="preserve">A composable, reusable module underlying both Immediate (E3) and Corrective (E5/E6) actions.</w:t>
+        <w:t xml:space="preserve">A composable, reusable module underlying both Immediate (S3) and Corrective (S5/S6) actions.</w:t>
       </w:r>
     </w:p>
     <w:tbl>
@@ -8974,7 +9399,7 @@
                 <w:sz w:val="19"/>
                 <w:szCs w:val="19"/>
               </w:rPr>
-              <w:t xml:space="preserve">The system shall restrict an action's self-service status update to its assigned owner (or a user holding action.edit).</w:t>
+              <w:t xml:space="preserve">The system shall restrict an action's self-service status update to its assigned Action Owner (AR) (or a user holding action.edit).</w:t>
             </w:r>
           </w:p>
         </w:tc>
@@ -9321,7 +9746,7 @@
           <w:sz w:val="27"/>
           <w:szCs w:val="27"/>
         </w:rPr>
-        <w:t xml:space="preserve">3.10 AI Agents</w:t>
+        <w:t xml:space="preserve">3.10 AI Agents (Process Assistance)</w:t>
       </w:r>
     </w:p>
     <w:p>
@@ -9337,7 +9762,7 @@
           <w:sz w:val="19"/>
           <w:szCs w:val="19"/>
         </w:rPr>
-        <w:t xml:space="preserve">Eight stage-specific assistants (KB-010) providing suggestions, never autonomous decisions.</w:t>
+        <w:t xml:space="preserve">Rule-based, explainable assistants providing suggestions, never autonomous decisions: one for every NCP process step (KB-010) plus an always-on Monitoring &amp; Alert Agent. A separate pair of AI Assistant agents (RBAC-scoped data query and application help query) is specified in section 3.24.</w:t>
       </w:r>
     </w:p>
     <w:tbl>
@@ -9685,6 +10110,72 @@
                 <w:szCs w:val="19"/>
               </w:rPr>
               <w:t xml:space="preserve">The system shall implement the Monitoring &amp; Alert Agent as an always-on process computing Alerts A-J from current data, invocable on demand or on a schedule.</w:t>
+            </w:r>
+          </w:p>
+        </w:tc>
+      </w:tr>
+      <w:tr>
+        <w:tc>
+          <w:tcPr>
+            <w:tcW w:type="dxa" w:w="1500"/>
+            <w:tcBorders>
+              <w:top w:val="single" w:color="E3E3E4" w:sz="2"/>
+              <w:left w:val="single" w:color="E3E3E4" w:sz="2"/>
+              <w:bottom w:val="single" w:color="E3E3E4" w:sz="2"/>
+              <w:right w:val="single" w:color="E3E3E4" w:sz="2"/>
+            </w:tcBorders>
+            <w:shd w:fill="FFFFFF" w:val="clear"/>
+            <w:tcMar>
+              <w:top w:type="dxa" w:w="80"/>
+              <w:left w:type="dxa" w:w="100"/>
+              <w:bottom w:type="dxa" w:w="80"/>
+              <w:right w:type="dxa" w:w="100"/>
+            </w:tcMar>
+            <w:vAlign w:val="center"/>
+          </w:tcPr>
+          <w:p>
+            <w:r>
+              <w:rPr>
+                <w:rFonts w:ascii="Times New Roman" w:cs="Times New Roman" w:eastAsia="Times New Roman" w:hAnsi="Times New Roman"/>
+                <w:b w:val="false"/>
+                <w:bCs w:val="false"/>
+                <w:color w:val="58595B"/>
+                <w:sz w:val="19"/>
+                <w:szCs w:val="19"/>
+              </w:rPr>
+              <w:t xml:space="preserve">FR-AI-05</w:t>
+            </w:r>
+          </w:p>
+        </w:tc>
+        <w:tc>
+          <w:tcPr>
+            <w:tcW w:type="dxa" w:w="8246"/>
+            <w:tcBorders>
+              <w:top w:val="single" w:color="E3E3E4" w:sz="2"/>
+              <w:left w:val="single" w:color="E3E3E4" w:sz="2"/>
+              <w:bottom w:val="single" w:color="E3E3E4" w:sz="2"/>
+              <w:right w:val="single" w:color="E3E3E4" w:sz="2"/>
+            </w:tcBorders>
+            <w:shd w:fill="FFFFFF" w:val="clear"/>
+            <w:tcMar>
+              <w:top w:type="dxa" w:w="80"/>
+              <w:left w:type="dxa" w:w="100"/>
+              <w:bottom w:type="dxa" w:w="80"/>
+              <w:right w:type="dxa" w:w="100"/>
+            </w:tcMar>
+            <w:vAlign w:val="center"/>
+          </w:tcPr>
+          <w:p>
+            <w:r>
+              <w:rPr>
+                <w:rFonts w:ascii="Times New Roman" w:cs="Times New Roman" w:eastAsia="Times New Roman" w:hAnsi="Times New Roman"/>
+                <w:b w:val="false"/>
+                <w:bCs w:val="false"/>
+                <w:color w:val="58595B"/>
+                <w:sz w:val="19"/>
+                <w:szCs w:val="19"/>
+              </w:rPr>
+              <w:t xml:space="preserve">The system shall provide one dedicated agent per NCP process step — Classification (S1), Problem Structuring (S2), Containment Advisor (S3), Root Cause Mining (S4), Action Recommendation (S5), Evaluation Assistant (S6), and REX Generation (S7) — so every stage of the workflow, not only a subset, carries AI assistance.</w:t>
             </w:r>
           </w:p>
         </w:tc>
@@ -10341,6 +10832,72 @@
           </w:p>
         </w:tc>
       </w:tr>
+      <w:tr>
+        <w:tc>
+          <w:tcPr>
+            <w:tcW w:type="dxa" w:w="1500"/>
+            <w:tcBorders>
+              <w:top w:val="single" w:color="E3E3E4" w:sz="2"/>
+              <w:left w:val="single" w:color="E3E3E4" w:sz="2"/>
+              <w:bottom w:val="single" w:color="E3E3E4" w:sz="2"/>
+              <w:right w:val="single" w:color="E3E3E4" w:sz="2"/>
+            </w:tcBorders>
+            <w:shd w:fill="FFFFFF" w:val="clear"/>
+            <w:tcMar>
+              <w:top w:type="dxa" w:w="80"/>
+              <w:left w:type="dxa" w:w="100"/>
+              <w:bottom w:type="dxa" w:w="80"/>
+              <w:right w:type="dxa" w:w="100"/>
+            </w:tcMar>
+            <w:vAlign w:val="center"/>
+          </w:tcPr>
+          <w:p>
+            <w:r>
+              <w:rPr>
+                <w:rFonts w:ascii="Times New Roman" w:cs="Times New Roman" w:eastAsia="Times New Roman" w:hAnsi="Times New Roman"/>
+                <w:b w:val="false"/>
+                <w:bCs w:val="false"/>
+                <w:color w:val="58595B"/>
+                <w:sz w:val="19"/>
+                <w:szCs w:val="19"/>
+              </w:rPr>
+              <w:t xml:space="preserve">FR-AIUC-09</w:t>
+            </w:r>
+          </w:p>
+        </w:tc>
+        <w:tc>
+          <w:tcPr>
+            <w:tcW w:type="dxa" w:w="8246"/>
+            <w:tcBorders>
+              <w:top w:val="single" w:color="E3E3E4" w:sz="2"/>
+              <w:left w:val="single" w:color="E3E3E4" w:sz="2"/>
+              <w:bottom w:val="single" w:color="E3E3E4" w:sz="2"/>
+              <w:right w:val="single" w:color="E3E3E4" w:sz="2"/>
+            </w:tcBorders>
+            <w:shd w:fill="FFFFFF" w:val="clear"/>
+            <w:tcMar>
+              <w:top w:type="dxa" w:w="80"/>
+              <w:left w:type="dxa" w:w="100"/>
+              <w:bottom w:type="dxa" w:w="80"/>
+              <w:right w:type="dxa" w:w="100"/>
+            </w:tcMar>
+            <w:vAlign w:val="center"/>
+          </w:tcPr>
+          <w:p>
+            <w:r>
+              <w:rPr>
+                <w:rFonts w:ascii="Times New Roman" w:cs="Times New Roman" w:eastAsia="Times New Roman" w:hAnsi="Times New Roman"/>
+                <w:b w:val="false"/>
+                <w:bCs w:val="false"/>
+                <w:color w:val="58595B"/>
+                <w:sz w:val="19"/>
+                <w:szCs w:val="19"/>
+              </w:rPr>
+              <w:t xml:space="preserve">The system shall allow an authorized user to toggle an AI Use Case between Active and Inactive status without deleting it or discarding its version history.</w:t>
+            </w:r>
+          </w:p>
+        </w:tc>
+      </w:tr>
     </w:tbl>
     <w:p>
       <w:pPr>
@@ -11954,7 +12511,7 @@
                 <w:sz w:val="19"/>
                 <w:szCs w:val="19"/>
               </w:rPr>
-              <w:t xml:space="preserve">The system shall allow a RACSI Activity referencing the NCP process to be tagged with exactly one stage (E1-E7).</w:t>
+              <w:t xml:space="preserve">The system shall allow a RACSI Activity referencing the NCP process to be tagged with exactly one stage (S1-S7).</w:t>
             </w:r>
           </w:p>
         </w:tc>
@@ -12606,7 +13163,7 @@
                 <w:sz w:val="19"/>
                 <w:szCs w:val="19"/>
               </w:rPr>
-              <w:t xml:space="preserve">The system shall provide an in-app Help screen presenting a set of topic articles covering: getting started, the E1-E7 NCP process, Hierarchy &amp; OBS, Identity &amp; RBAC, Governance/Risk/Compliance, the RACSI matrix, the AI Use Cases Library, the Capitalization Library &amp; AI agents, Alerts &amp; Reports, and a FAQ.</w:t>
+              <w:t xml:space="preserve">The system shall provide an in-app Help screen presenting a set of topic articles covering: getting started, the S1-S7 NCP process, Hierarchy &amp; OBS, Identity &amp; RBAC, Governance/Risk/Compliance, the RACSI matrix, the AI Use Cases Library, the Capitalization Library &amp; AI agents, BPMN process diagrams, the AI Assistant &amp; LLM Configuration, Alerts &amp; Reports, and a FAQ.</w:t>
             </w:r>
           </w:p>
         </w:tc>
@@ -14877,6 +15434,1962 @@
                 <w:szCs w:val="19"/>
               </w:rPr>
               <w:t xml:space="preserve">The system shall ensure audit log writes never block or fail the primary operation they accompany.</w:t>
+            </w:r>
+          </w:p>
+        </w:tc>
+      </w:tr>
+    </w:tbl>
+    <w:p>
+      <w:pPr>
+        <w:spacing w:after="120"/>
+      </w:pPr>
+    </w:p>
+    <w:p>
+      <w:pPr>
+        <w:pStyle w:val="Heading2"/>
+        <w:spacing w:after="140" w:before="300"/>
+      </w:pPr>
+      <w:r>
+        <w:rPr>
+          <w:rFonts w:ascii="Times New Roman" w:cs="Times New Roman" w:eastAsia="Times New Roman" w:hAnsi="Times New Roman"/>
+          <w:b/>
+          <w:bCs/>
+          <w:color w:val="3A3A3C"/>
+          <w:sz w:val="27"/>
+          <w:szCs w:val="27"/>
+        </w:rPr>
+        <w:t xml:space="preserve">3.22 BPMN Process Modeling</w:t>
+      </w:r>
+    </w:p>
+    <w:p>
+      <w:pPr>
+        <w:spacing w:after="200" w:before="60"/>
+      </w:pPr>
+      <w:r>
+        <w:rPr>
+          <w:rFonts w:ascii="Times New Roman" w:cs="Times New Roman" w:eastAsia="Times New Roman" w:hAnsi="Times New Roman"/>
+          <w:i/>
+          <w:iCs/>
+          <w:color w:val="58595B"/>
+          <w:sz w:val="19"/>
+          <w:szCs w:val="19"/>
+        </w:rPr>
+        <w:t xml:space="preserve">Full CRUD, RBAC-gated management of standard BPMN 2.0 process diagrams, rendered and edited in-browser with a genuine BPMN modeler (bpmn.io's bpmn-js), seeded with a diagram of the NCP Solver process itself.</w:t>
+      </w:r>
+    </w:p>
+    <w:tbl>
+      <w:tblPr>
+        <w:tblW w:type="dxa" w:w="9746"/>
+        <w:tblBorders>
+          <w:top w:val="single" w:color="auto" w:sz="4"/>
+          <w:left w:val="single" w:color="auto" w:sz="4"/>
+          <w:bottom w:val="single" w:color="auto" w:sz="4"/>
+          <w:right w:val="single" w:color="auto" w:sz="4"/>
+          <w:insideH w:val="single" w:color="auto" w:sz="4"/>
+          <w:insideV w:val="single" w:color="auto" w:sz="4"/>
+        </w:tblBorders>
+      </w:tblPr>
+      <w:tblGrid>
+        <w:gridCol w:w="1500"/>
+        <w:gridCol w:w="8246"/>
+      </w:tblGrid>
+      <w:tr>
+        <w:trPr>
+          <w:tblHeader/>
+        </w:trPr>
+        <w:tc>
+          <w:tcPr>
+            <w:tcW w:type="dxa" w:w="1500"/>
+            <w:tcBorders>
+              <w:top w:val="single" w:color="E3E3E4" w:sz="2"/>
+              <w:left w:val="single" w:color="E3E3E4" w:sz="2"/>
+              <w:bottom w:val="single" w:color="E3E3E4" w:sz="2"/>
+              <w:right w:val="single" w:color="E3E3E4" w:sz="2"/>
+            </w:tcBorders>
+            <w:shd w:fill="F8931D" w:val="clear"/>
+            <w:tcMar>
+              <w:top w:type="dxa" w:w="80"/>
+              <w:left w:type="dxa" w:w="100"/>
+              <w:bottom w:type="dxa" w:w="80"/>
+              <w:right w:type="dxa" w:w="100"/>
+            </w:tcMar>
+            <w:vAlign w:val="center"/>
+          </w:tcPr>
+          <w:p>
+            <w:r>
+              <w:rPr>
+                <w:rFonts w:ascii="Times New Roman" w:cs="Times New Roman" w:eastAsia="Times New Roman" w:hAnsi="Times New Roman"/>
+                <w:b/>
+                <w:bCs/>
+                <w:color w:val="FFFFFF"/>
+                <w:sz w:val="19"/>
+                <w:szCs w:val="19"/>
+              </w:rPr>
+              <w:t xml:space="preserve">ID</w:t>
+            </w:r>
+          </w:p>
+        </w:tc>
+        <w:tc>
+          <w:tcPr>
+            <w:tcW w:type="dxa" w:w="8246"/>
+            <w:tcBorders>
+              <w:top w:val="single" w:color="E3E3E4" w:sz="2"/>
+              <w:left w:val="single" w:color="E3E3E4" w:sz="2"/>
+              <w:bottom w:val="single" w:color="E3E3E4" w:sz="2"/>
+              <w:right w:val="single" w:color="E3E3E4" w:sz="2"/>
+            </w:tcBorders>
+            <w:shd w:fill="F8931D" w:val="clear"/>
+            <w:tcMar>
+              <w:top w:type="dxa" w:w="80"/>
+              <w:left w:type="dxa" w:w="100"/>
+              <w:bottom w:type="dxa" w:w="80"/>
+              <w:right w:type="dxa" w:w="100"/>
+            </w:tcMar>
+            <w:vAlign w:val="center"/>
+          </w:tcPr>
+          <w:p>
+            <w:r>
+              <w:rPr>
+                <w:rFonts w:ascii="Times New Roman" w:cs="Times New Roman" w:eastAsia="Times New Roman" w:hAnsi="Times New Roman"/>
+                <w:b/>
+                <w:bCs/>
+                <w:color w:val="FFFFFF"/>
+                <w:sz w:val="19"/>
+                <w:szCs w:val="19"/>
+              </w:rPr>
+              <w:t xml:space="preserve">Requirement</w:t>
+            </w:r>
+          </w:p>
+        </w:tc>
+      </w:tr>
+      <w:tr>
+        <w:tc>
+          <w:tcPr>
+            <w:tcW w:type="dxa" w:w="1500"/>
+            <w:tcBorders>
+              <w:top w:val="single" w:color="E3E3E4" w:sz="2"/>
+              <w:left w:val="single" w:color="E3E3E4" w:sz="2"/>
+              <w:bottom w:val="single" w:color="E3E3E4" w:sz="2"/>
+              <w:right w:val="single" w:color="E3E3E4" w:sz="2"/>
+            </w:tcBorders>
+            <w:shd w:fill="FFFFFF" w:val="clear"/>
+            <w:tcMar>
+              <w:top w:type="dxa" w:w="80"/>
+              <w:left w:type="dxa" w:w="100"/>
+              <w:bottom w:type="dxa" w:w="80"/>
+              <w:right w:type="dxa" w:w="100"/>
+            </w:tcMar>
+            <w:vAlign w:val="center"/>
+          </w:tcPr>
+          <w:p>
+            <w:r>
+              <w:rPr>
+                <w:rFonts w:ascii="Times New Roman" w:cs="Times New Roman" w:eastAsia="Times New Roman" w:hAnsi="Times New Roman"/>
+                <w:b w:val="false"/>
+                <w:bCs w:val="false"/>
+                <w:color w:val="58595B"/>
+                <w:sz w:val="19"/>
+                <w:szCs w:val="19"/>
+              </w:rPr>
+              <w:t xml:space="preserve">FR-BPMN-01</w:t>
+            </w:r>
+          </w:p>
+        </w:tc>
+        <w:tc>
+          <w:tcPr>
+            <w:tcW w:type="dxa" w:w="8246"/>
+            <w:tcBorders>
+              <w:top w:val="single" w:color="E3E3E4" w:sz="2"/>
+              <w:left w:val="single" w:color="E3E3E4" w:sz="2"/>
+              <w:bottom w:val="single" w:color="E3E3E4" w:sz="2"/>
+              <w:right w:val="single" w:color="E3E3E4" w:sz="2"/>
+            </w:tcBorders>
+            <w:shd w:fill="FFFFFF" w:val="clear"/>
+            <w:tcMar>
+              <w:top w:type="dxa" w:w="80"/>
+              <w:left w:type="dxa" w:w="100"/>
+              <w:bottom w:type="dxa" w:w="80"/>
+              <w:right w:type="dxa" w:w="100"/>
+            </w:tcMar>
+            <w:vAlign w:val="center"/>
+          </w:tcPr>
+          <w:p>
+            <w:r>
+              <w:rPr>
+                <w:rFonts w:ascii="Times New Roman" w:cs="Times New Roman" w:eastAsia="Times New Roman" w:hAnsi="Times New Roman"/>
+                <w:b w:val="false"/>
+                <w:bCs w:val="false"/>
+                <w:color w:val="58595B"/>
+                <w:sz w:val="19"/>
+                <w:szCs w:val="19"/>
+              </w:rPr>
+              <w:t xml:space="preserve">The system shall support full CRUD on BPMN Diagrams, each with a code, title, description, a BPMN 2.0 XML payload, and an optional owning OBS node.</w:t>
+            </w:r>
+          </w:p>
+        </w:tc>
+      </w:tr>
+      <w:tr>
+        <w:tc>
+          <w:tcPr>
+            <w:tcW w:type="dxa" w:w="1500"/>
+            <w:tcBorders>
+              <w:top w:val="single" w:color="E3E3E4" w:sz="2"/>
+              <w:left w:val="single" w:color="E3E3E4" w:sz="2"/>
+              <w:bottom w:val="single" w:color="E3E3E4" w:sz="2"/>
+              <w:right w:val="single" w:color="E3E3E4" w:sz="2"/>
+            </w:tcBorders>
+            <w:shd w:fill="F2F2F3" w:val="clear"/>
+            <w:tcMar>
+              <w:top w:type="dxa" w:w="80"/>
+              <w:left w:type="dxa" w:w="100"/>
+              <w:bottom w:type="dxa" w:w="80"/>
+              <w:right w:type="dxa" w:w="100"/>
+            </w:tcMar>
+            <w:vAlign w:val="center"/>
+          </w:tcPr>
+          <w:p>
+            <w:r>
+              <w:rPr>
+                <w:rFonts w:ascii="Times New Roman" w:cs="Times New Roman" w:eastAsia="Times New Roman" w:hAnsi="Times New Roman"/>
+                <w:b w:val="false"/>
+                <w:bCs w:val="false"/>
+                <w:color w:val="58595B"/>
+                <w:sz w:val="19"/>
+                <w:szCs w:val="19"/>
+              </w:rPr>
+              <w:t xml:space="preserve">FR-BPMN-02</w:t>
+            </w:r>
+          </w:p>
+        </w:tc>
+        <w:tc>
+          <w:tcPr>
+            <w:tcW w:type="dxa" w:w="8246"/>
+            <w:tcBorders>
+              <w:top w:val="single" w:color="E3E3E4" w:sz="2"/>
+              <w:left w:val="single" w:color="E3E3E4" w:sz="2"/>
+              <w:bottom w:val="single" w:color="E3E3E4" w:sz="2"/>
+              <w:right w:val="single" w:color="E3E3E4" w:sz="2"/>
+            </w:tcBorders>
+            <w:shd w:fill="F2F2F3" w:val="clear"/>
+            <w:tcMar>
+              <w:top w:type="dxa" w:w="80"/>
+              <w:left w:type="dxa" w:w="100"/>
+              <w:bottom w:type="dxa" w:w="80"/>
+              <w:right w:type="dxa" w:w="100"/>
+            </w:tcMar>
+            <w:vAlign w:val="center"/>
+          </w:tcPr>
+          <w:p>
+            <w:r>
+              <w:rPr>
+                <w:rFonts w:ascii="Times New Roman" w:cs="Times New Roman" w:eastAsia="Times New Roman" w:hAnsi="Times New Roman"/>
+                <w:b w:val="false"/>
+                <w:bCs w:val="false"/>
+                <w:color w:val="58595B"/>
+                <w:sz w:val="19"/>
+                <w:szCs w:val="19"/>
+              </w:rPr>
+              <w:t xml:space="preserve">The system shall render a stored BPMN Diagram using a standards-compliant BPMN 2.0 modeler/viewer component, not a static image.</w:t>
+            </w:r>
+          </w:p>
+        </w:tc>
+      </w:tr>
+      <w:tr>
+        <w:tc>
+          <w:tcPr>
+            <w:tcW w:type="dxa" w:w="1500"/>
+            <w:tcBorders>
+              <w:top w:val="single" w:color="E3E3E4" w:sz="2"/>
+              <w:left w:val="single" w:color="E3E3E4" w:sz="2"/>
+              <w:bottom w:val="single" w:color="E3E3E4" w:sz="2"/>
+              <w:right w:val="single" w:color="E3E3E4" w:sz="2"/>
+            </w:tcBorders>
+            <w:shd w:fill="FFFFFF" w:val="clear"/>
+            <w:tcMar>
+              <w:top w:type="dxa" w:w="80"/>
+              <w:left w:type="dxa" w:w="100"/>
+              <w:bottom w:type="dxa" w:w="80"/>
+              <w:right w:type="dxa" w:w="100"/>
+            </w:tcMar>
+            <w:vAlign w:val="center"/>
+          </w:tcPr>
+          <w:p>
+            <w:r>
+              <w:rPr>
+                <w:rFonts w:ascii="Times New Roman" w:cs="Times New Roman" w:eastAsia="Times New Roman" w:hAnsi="Times New Roman"/>
+                <w:b w:val="false"/>
+                <w:bCs w:val="false"/>
+                <w:color w:val="58595B"/>
+                <w:sz w:val="19"/>
+                <w:szCs w:val="19"/>
+              </w:rPr>
+              <w:t xml:space="preserve">FR-BPMN-03</w:t>
+            </w:r>
+          </w:p>
+        </w:tc>
+        <w:tc>
+          <w:tcPr>
+            <w:tcW w:type="dxa" w:w="8246"/>
+            <w:tcBorders>
+              <w:top w:val="single" w:color="E3E3E4" w:sz="2"/>
+              <w:left w:val="single" w:color="E3E3E4" w:sz="2"/>
+              <w:bottom w:val="single" w:color="E3E3E4" w:sz="2"/>
+              <w:right w:val="single" w:color="E3E3E4" w:sz="2"/>
+            </w:tcBorders>
+            <w:shd w:fill="FFFFFF" w:val="clear"/>
+            <w:tcMar>
+              <w:top w:type="dxa" w:w="80"/>
+              <w:left w:type="dxa" w:w="100"/>
+              <w:bottom w:type="dxa" w:w="80"/>
+              <w:right w:type="dxa" w:w="100"/>
+            </w:tcMar>
+            <w:vAlign w:val="center"/>
+          </w:tcPr>
+          <w:p>
+            <w:r>
+              <w:rPr>
+                <w:rFonts w:ascii="Times New Roman" w:cs="Times New Roman" w:eastAsia="Times New Roman" w:hAnsi="Times New Roman"/>
+                <w:b w:val="false"/>
+                <w:bCs w:val="false"/>
+                <w:color w:val="58595B"/>
+                <w:sz w:val="19"/>
+                <w:szCs w:val="19"/>
+              </w:rPr>
+              <w:t xml:space="preserve">The system shall grant read-only pan/zoom viewing of a BPMN Diagram to any user holding bpmn.view.</w:t>
+            </w:r>
+          </w:p>
+        </w:tc>
+      </w:tr>
+      <w:tr>
+        <w:tc>
+          <w:tcPr>
+            <w:tcW w:type="dxa" w:w="1500"/>
+            <w:tcBorders>
+              <w:top w:val="single" w:color="E3E3E4" w:sz="2"/>
+              <w:left w:val="single" w:color="E3E3E4" w:sz="2"/>
+              <w:bottom w:val="single" w:color="E3E3E4" w:sz="2"/>
+              <w:right w:val="single" w:color="E3E3E4" w:sz="2"/>
+            </w:tcBorders>
+            <w:shd w:fill="F2F2F3" w:val="clear"/>
+            <w:tcMar>
+              <w:top w:type="dxa" w:w="80"/>
+              <w:left w:type="dxa" w:w="100"/>
+              <w:bottom w:type="dxa" w:w="80"/>
+              <w:right w:type="dxa" w:w="100"/>
+            </w:tcMar>
+            <w:vAlign w:val="center"/>
+          </w:tcPr>
+          <w:p>
+            <w:r>
+              <w:rPr>
+                <w:rFonts w:ascii="Times New Roman" w:cs="Times New Roman" w:eastAsia="Times New Roman" w:hAnsi="Times New Roman"/>
+                <w:b w:val="false"/>
+                <w:bCs w:val="false"/>
+                <w:color w:val="58595B"/>
+                <w:sz w:val="19"/>
+                <w:szCs w:val="19"/>
+              </w:rPr>
+              <w:t xml:space="preserve">FR-BPMN-04</w:t>
+            </w:r>
+          </w:p>
+        </w:tc>
+        <w:tc>
+          <w:tcPr>
+            <w:tcW w:type="dxa" w:w="8246"/>
+            <w:tcBorders>
+              <w:top w:val="single" w:color="E3E3E4" w:sz="2"/>
+              <w:left w:val="single" w:color="E3E3E4" w:sz="2"/>
+              <w:bottom w:val="single" w:color="E3E3E4" w:sz="2"/>
+              <w:right w:val="single" w:color="E3E3E4" w:sz="2"/>
+            </w:tcBorders>
+            <w:shd w:fill="F2F2F3" w:val="clear"/>
+            <w:tcMar>
+              <w:top w:type="dxa" w:w="80"/>
+              <w:left w:type="dxa" w:w="100"/>
+              <w:bottom w:type="dxa" w:w="80"/>
+              <w:right w:type="dxa" w:w="100"/>
+            </w:tcMar>
+            <w:vAlign w:val="center"/>
+          </w:tcPr>
+          <w:p>
+            <w:r>
+              <w:rPr>
+                <w:rFonts w:ascii="Times New Roman" w:cs="Times New Roman" w:eastAsia="Times New Roman" w:hAnsi="Times New Roman"/>
+                <w:b w:val="false"/>
+                <w:bCs w:val="false"/>
+                <w:color w:val="58595B"/>
+                <w:sz w:val="19"/>
+                <w:szCs w:val="19"/>
+              </w:rPr>
+              <w:t xml:space="preserve">The system shall grant the full editing palette (tasks, gateways, events, sequence flows) and a Save Diagram action only to users holding bpmn.edit.</w:t>
+            </w:r>
+          </w:p>
+        </w:tc>
+      </w:tr>
+      <w:tr>
+        <w:tc>
+          <w:tcPr>
+            <w:tcW w:type="dxa" w:w="1500"/>
+            <w:tcBorders>
+              <w:top w:val="single" w:color="E3E3E4" w:sz="2"/>
+              <w:left w:val="single" w:color="E3E3E4" w:sz="2"/>
+              <w:bottom w:val="single" w:color="E3E3E4" w:sz="2"/>
+              <w:right w:val="single" w:color="E3E3E4" w:sz="2"/>
+            </w:tcBorders>
+            <w:shd w:fill="FFFFFF" w:val="clear"/>
+            <w:tcMar>
+              <w:top w:type="dxa" w:w="80"/>
+              <w:left w:type="dxa" w:w="100"/>
+              <w:bottom w:type="dxa" w:w="80"/>
+              <w:right w:type="dxa" w:w="100"/>
+            </w:tcMar>
+            <w:vAlign w:val="center"/>
+          </w:tcPr>
+          <w:p>
+            <w:r>
+              <w:rPr>
+                <w:rFonts w:ascii="Times New Roman" w:cs="Times New Roman" w:eastAsia="Times New Roman" w:hAnsi="Times New Roman"/>
+                <w:b w:val="false"/>
+                <w:bCs w:val="false"/>
+                <w:color w:val="58595B"/>
+                <w:sz w:val="19"/>
+                <w:szCs w:val="19"/>
+              </w:rPr>
+              <w:t xml:space="preserve">FR-BPMN-05</w:t>
+            </w:r>
+          </w:p>
+        </w:tc>
+        <w:tc>
+          <w:tcPr>
+            <w:tcW w:type="dxa" w:w="8246"/>
+            <w:tcBorders>
+              <w:top w:val="single" w:color="E3E3E4" w:sz="2"/>
+              <w:left w:val="single" w:color="E3E3E4" w:sz="2"/>
+              <w:bottom w:val="single" w:color="E3E3E4" w:sz="2"/>
+              <w:right w:val="single" w:color="E3E3E4" w:sz="2"/>
+            </w:tcBorders>
+            <w:shd w:fill="FFFFFF" w:val="clear"/>
+            <w:tcMar>
+              <w:top w:type="dxa" w:w="80"/>
+              <w:left w:type="dxa" w:w="100"/>
+              <w:bottom w:type="dxa" w:w="80"/>
+              <w:right w:type="dxa" w:w="100"/>
+            </w:tcMar>
+            <w:vAlign w:val="center"/>
+          </w:tcPr>
+          <w:p>
+            <w:r>
+              <w:rPr>
+                <w:rFonts w:ascii="Times New Roman" w:cs="Times New Roman" w:eastAsia="Times New Roman" w:hAnsi="Times New Roman"/>
+                <w:b w:val="false"/>
+                <w:bCs w:val="false"/>
+                <w:color w:val="58595B"/>
+                <w:sz w:val="19"/>
+                <w:szCs w:val="19"/>
+              </w:rPr>
+              <w:t xml:space="preserve">The system shall allow a new BPMN Diagram to be created starting from a blank canvas with a single Start Event, for users holding bpmn.create.</w:t>
+            </w:r>
+          </w:p>
+        </w:tc>
+      </w:tr>
+      <w:tr>
+        <w:tc>
+          <w:tcPr>
+            <w:tcW w:type="dxa" w:w="1500"/>
+            <w:tcBorders>
+              <w:top w:val="single" w:color="E3E3E4" w:sz="2"/>
+              <w:left w:val="single" w:color="E3E3E4" w:sz="2"/>
+              <w:bottom w:val="single" w:color="E3E3E4" w:sz="2"/>
+              <w:right w:val="single" w:color="E3E3E4" w:sz="2"/>
+            </w:tcBorders>
+            <w:shd w:fill="F2F2F3" w:val="clear"/>
+            <w:tcMar>
+              <w:top w:type="dxa" w:w="80"/>
+              <w:left w:type="dxa" w:w="100"/>
+              <w:bottom w:type="dxa" w:w="80"/>
+              <w:right w:type="dxa" w:w="100"/>
+            </w:tcMar>
+            <w:vAlign w:val="center"/>
+          </w:tcPr>
+          <w:p>
+            <w:r>
+              <w:rPr>
+                <w:rFonts w:ascii="Times New Roman" w:cs="Times New Roman" w:eastAsia="Times New Roman" w:hAnsi="Times New Roman"/>
+                <w:b w:val="false"/>
+                <w:bCs w:val="false"/>
+                <w:color w:val="58595B"/>
+                <w:sz w:val="19"/>
+                <w:szCs w:val="19"/>
+              </w:rPr>
+              <w:t xml:space="preserve">FR-BPMN-06</w:t>
+            </w:r>
+          </w:p>
+        </w:tc>
+        <w:tc>
+          <w:tcPr>
+            <w:tcW w:type="dxa" w:w="8246"/>
+            <w:tcBorders>
+              <w:top w:val="single" w:color="E3E3E4" w:sz="2"/>
+              <w:left w:val="single" w:color="E3E3E4" w:sz="2"/>
+              <w:bottom w:val="single" w:color="E3E3E4" w:sz="2"/>
+              <w:right w:val="single" w:color="E3E3E4" w:sz="2"/>
+            </w:tcBorders>
+            <w:shd w:fill="F2F2F3" w:val="clear"/>
+            <w:tcMar>
+              <w:top w:type="dxa" w:w="80"/>
+              <w:left w:type="dxa" w:w="100"/>
+              <w:bottom w:type="dxa" w:w="80"/>
+              <w:right w:type="dxa" w:w="100"/>
+            </w:tcMar>
+            <w:vAlign w:val="center"/>
+          </w:tcPr>
+          <w:p>
+            <w:r>
+              <w:rPr>
+                <w:rFonts w:ascii="Times New Roman" w:cs="Times New Roman" w:eastAsia="Times New Roman" w:hAnsi="Times New Roman"/>
+                <w:b w:val="false"/>
+                <w:bCs w:val="false"/>
+                <w:color w:val="58595B"/>
+                <w:sz w:val="19"/>
+                <w:szCs w:val="19"/>
+              </w:rPr>
+              <w:t xml:space="preserve">The system shall gate deletion of a BPMN Diagram behind bpmn.delete.</w:t>
+            </w:r>
+          </w:p>
+        </w:tc>
+      </w:tr>
+      <w:tr>
+        <w:tc>
+          <w:tcPr>
+            <w:tcW w:type="dxa" w:w="1500"/>
+            <w:tcBorders>
+              <w:top w:val="single" w:color="E3E3E4" w:sz="2"/>
+              <w:left w:val="single" w:color="E3E3E4" w:sz="2"/>
+              <w:bottom w:val="single" w:color="E3E3E4" w:sz="2"/>
+              <w:right w:val="single" w:color="E3E3E4" w:sz="2"/>
+            </w:tcBorders>
+            <w:shd w:fill="FFFFFF" w:val="clear"/>
+            <w:tcMar>
+              <w:top w:type="dxa" w:w="80"/>
+              <w:left w:type="dxa" w:w="100"/>
+              <w:bottom w:type="dxa" w:w="80"/>
+              <w:right w:type="dxa" w:w="100"/>
+            </w:tcMar>
+            <w:vAlign w:val="center"/>
+          </w:tcPr>
+          <w:p>
+            <w:r>
+              <w:rPr>
+                <w:rFonts w:ascii="Times New Roman" w:cs="Times New Roman" w:eastAsia="Times New Roman" w:hAnsi="Times New Roman"/>
+                <w:b w:val="false"/>
+                <w:bCs w:val="false"/>
+                <w:color w:val="58595B"/>
+                <w:sz w:val="19"/>
+                <w:szCs w:val="19"/>
+              </w:rPr>
+              <w:t xml:space="preserve">FR-BPMN-07</w:t>
+            </w:r>
+          </w:p>
+        </w:tc>
+        <w:tc>
+          <w:tcPr>
+            <w:tcW w:type="dxa" w:w="8246"/>
+            <w:tcBorders>
+              <w:top w:val="single" w:color="E3E3E4" w:sz="2"/>
+              <w:left w:val="single" w:color="E3E3E4" w:sz="2"/>
+              <w:bottom w:val="single" w:color="E3E3E4" w:sz="2"/>
+              <w:right w:val="single" w:color="E3E3E4" w:sz="2"/>
+            </w:tcBorders>
+            <w:shd w:fill="FFFFFF" w:val="clear"/>
+            <w:tcMar>
+              <w:top w:type="dxa" w:w="80"/>
+              <w:left w:type="dxa" w:w="100"/>
+              <w:bottom w:type="dxa" w:w="80"/>
+              <w:right w:type="dxa" w:w="100"/>
+            </w:tcMar>
+            <w:vAlign w:val="center"/>
+          </w:tcPr>
+          <w:p>
+            <w:r>
+              <w:rPr>
+                <w:rFonts w:ascii="Times New Roman" w:cs="Times New Roman" w:eastAsia="Times New Roman" w:hAnsi="Times New Roman"/>
+                <w:b w:val="false"/>
+                <w:bCs w:val="false"/>
+                <w:color w:val="58595B"/>
+                <w:sz w:val="19"/>
+                <w:szCs w:val="19"/>
+              </w:rPr>
+              <w:t xml:space="preserve">The system shall be seeded, per Organization, with a BPMN Diagram modeling the NCP Solver process itself end-to-end (S1 through S7), including the effectiveness-evaluation loop from S6 back to S5 when a corrective action is verified Not Effective.</w:t>
+            </w:r>
+          </w:p>
+        </w:tc>
+      </w:tr>
+    </w:tbl>
+    <w:p>
+      <w:pPr>
+        <w:spacing w:after="120"/>
+      </w:pPr>
+    </w:p>
+    <w:p>
+      <w:pPr>
+        <w:pStyle w:val="Heading2"/>
+        <w:spacing w:after="140" w:before="300"/>
+      </w:pPr>
+      <w:r>
+        <w:rPr>
+          <w:rFonts w:ascii="Times New Roman" w:cs="Times New Roman" w:eastAsia="Times New Roman" w:hAnsi="Times New Roman"/>
+          <w:b/>
+          <w:bCs/>
+          <w:color w:val="3A3A3C"/>
+          <w:sz w:val="27"/>
+          <w:szCs w:val="27"/>
+        </w:rPr>
+        <w:t xml:space="preserve">3.23 LLM / AI Provider Configuration</w:t>
+      </w:r>
+    </w:p>
+    <w:p>
+      <w:pPr>
+        <w:spacing w:after="200" w:before="60"/>
+      </w:pPr>
+      <w:r>
+        <w:rPr>
+          <w:rFonts w:ascii="Times New Roman" w:cs="Times New Roman" w:eastAsia="Times New Roman" w:hAnsi="Times New Roman"/>
+          <w:i/>
+          <w:iCs/>
+          <w:color w:val="58595B"/>
+          <w:sz w:val="19"/>
+          <w:szCs w:val="19"/>
+        </w:rPr>
+        <w:t xml:space="preserve">A Governance-group settings screen, one configuration per Organization, where an administrator selects and stores connection details for a Large Language Model (LLM) provider intended to power future generative AI features. This screen stores configuration only; as of this version it does not itself place any outbound call to the configured provider (see NFR-MAINT-04 and section 4.5).</w:t>
+      </w:r>
+    </w:p>
+    <w:tbl>
+      <w:tblPr>
+        <w:tblW w:type="dxa" w:w="9746"/>
+        <w:tblBorders>
+          <w:top w:val="single" w:color="auto" w:sz="4"/>
+          <w:left w:val="single" w:color="auto" w:sz="4"/>
+          <w:bottom w:val="single" w:color="auto" w:sz="4"/>
+          <w:right w:val="single" w:color="auto" w:sz="4"/>
+          <w:insideH w:val="single" w:color="auto" w:sz="4"/>
+          <w:insideV w:val="single" w:color="auto" w:sz="4"/>
+        </w:tblBorders>
+      </w:tblPr>
+      <w:tblGrid>
+        <w:gridCol w:w="1500"/>
+        <w:gridCol w:w="8246"/>
+      </w:tblGrid>
+      <w:tr>
+        <w:trPr>
+          <w:tblHeader/>
+        </w:trPr>
+        <w:tc>
+          <w:tcPr>
+            <w:tcW w:type="dxa" w:w="1500"/>
+            <w:tcBorders>
+              <w:top w:val="single" w:color="E3E3E4" w:sz="2"/>
+              <w:left w:val="single" w:color="E3E3E4" w:sz="2"/>
+              <w:bottom w:val="single" w:color="E3E3E4" w:sz="2"/>
+              <w:right w:val="single" w:color="E3E3E4" w:sz="2"/>
+            </w:tcBorders>
+            <w:shd w:fill="F8931D" w:val="clear"/>
+            <w:tcMar>
+              <w:top w:type="dxa" w:w="80"/>
+              <w:left w:type="dxa" w:w="100"/>
+              <w:bottom w:type="dxa" w:w="80"/>
+              <w:right w:type="dxa" w:w="100"/>
+            </w:tcMar>
+            <w:vAlign w:val="center"/>
+          </w:tcPr>
+          <w:p>
+            <w:r>
+              <w:rPr>
+                <w:rFonts w:ascii="Times New Roman" w:cs="Times New Roman" w:eastAsia="Times New Roman" w:hAnsi="Times New Roman"/>
+                <w:b/>
+                <w:bCs/>
+                <w:color w:val="FFFFFF"/>
+                <w:sz w:val="19"/>
+                <w:szCs w:val="19"/>
+              </w:rPr>
+              <w:t xml:space="preserve">ID</w:t>
+            </w:r>
+          </w:p>
+        </w:tc>
+        <w:tc>
+          <w:tcPr>
+            <w:tcW w:type="dxa" w:w="8246"/>
+            <w:tcBorders>
+              <w:top w:val="single" w:color="E3E3E4" w:sz="2"/>
+              <w:left w:val="single" w:color="E3E3E4" w:sz="2"/>
+              <w:bottom w:val="single" w:color="E3E3E4" w:sz="2"/>
+              <w:right w:val="single" w:color="E3E3E4" w:sz="2"/>
+            </w:tcBorders>
+            <w:shd w:fill="F8931D" w:val="clear"/>
+            <w:tcMar>
+              <w:top w:type="dxa" w:w="80"/>
+              <w:left w:type="dxa" w:w="100"/>
+              <w:bottom w:type="dxa" w:w="80"/>
+              <w:right w:type="dxa" w:w="100"/>
+            </w:tcMar>
+            <w:vAlign w:val="center"/>
+          </w:tcPr>
+          <w:p>
+            <w:r>
+              <w:rPr>
+                <w:rFonts w:ascii="Times New Roman" w:cs="Times New Roman" w:eastAsia="Times New Roman" w:hAnsi="Times New Roman"/>
+                <w:b/>
+                <w:bCs/>
+                <w:color w:val="FFFFFF"/>
+                <w:sz w:val="19"/>
+                <w:szCs w:val="19"/>
+              </w:rPr>
+              <w:t xml:space="preserve">Requirement</w:t>
+            </w:r>
+          </w:p>
+        </w:tc>
+      </w:tr>
+      <w:tr>
+        <w:tc>
+          <w:tcPr>
+            <w:tcW w:type="dxa" w:w="1500"/>
+            <w:tcBorders>
+              <w:top w:val="single" w:color="E3E3E4" w:sz="2"/>
+              <w:left w:val="single" w:color="E3E3E4" w:sz="2"/>
+              <w:bottom w:val="single" w:color="E3E3E4" w:sz="2"/>
+              <w:right w:val="single" w:color="E3E3E4" w:sz="2"/>
+            </w:tcBorders>
+            <w:shd w:fill="FFFFFF" w:val="clear"/>
+            <w:tcMar>
+              <w:top w:type="dxa" w:w="80"/>
+              <w:left w:type="dxa" w:w="100"/>
+              <w:bottom w:type="dxa" w:w="80"/>
+              <w:right w:type="dxa" w:w="100"/>
+            </w:tcMar>
+            <w:vAlign w:val="center"/>
+          </w:tcPr>
+          <w:p>
+            <w:r>
+              <w:rPr>
+                <w:rFonts w:ascii="Times New Roman" w:cs="Times New Roman" w:eastAsia="Times New Roman" w:hAnsi="Times New Roman"/>
+                <w:b w:val="false"/>
+                <w:bCs w:val="false"/>
+                <w:color w:val="58595B"/>
+                <w:sz w:val="19"/>
+                <w:szCs w:val="19"/>
+              </w:rPr>
+              <w:t xml:space="preserve">FR-LLM-01</w:t>
+            </w:r>
+          </w:p>
+        </w:tc>
+        <w:tc>
+          <w:tcPr>
+            <w:tcW w:type="dxa" w:w="8246"/>
+            <w:tcBorders>
+              <w:top w:val="single" w:color="E3E3E4" w:sz="2"/>
+              <w:left w:val="single" w:color="E3E3E4" w:sz="2"/>
+              <w:bottom w:val="single" w:color="E3E3E4" w:sz="2"/>
+              <w:right w:val="single" w:color="E3E3E4" w:sz="2"/>
+            </w:tcBorders>
+            <w:shd w:fill="FFFFFF" w:val="clear"/>
+            <w:tcMar>
+              <w:top w:type="dxa" w:w="80"/>
+              <w:left w:type="dxa" w:w="100"/>
+              <w:bottom w:type="dxa" w:w="80"/>
+              <w:right w:type="dxa" w:w="100"/>
+            </w:tcMar>
+            <w:vAlign w:val="center"/>
+          </w:tcPr>
+          <w:p>
+            <w:r>
+              <w:rPr>
+                <w:rFonts w:ascii="Times New Roman" w:cs="Times New Roman" w:eastAsia="Times New Roman" w:hAnsi="Times New Roman"/>
+                <w:b w:val="false"/>
+                <w:bCs w:val="false"/>
+                <w:color w:val="58595B"/>
+                <w:sz w:val="19"/>
+                <w:szCs w:val="19"/>
+              </w:rPr>
+              <w:t xml:space="preserve">The system shall maintain exactly one LLM configuration record per Organization (a singleton), auto-created with safe defaults (provider "anthropic", disabled) on first access.</w:t>
+            </w:r>
+          </w:p>
+        </w:tc>
+      </w:tr>
+      <w:tr>
+        <w:tc>
+          <w:tcPr>
+            <w:tcW w:type="dxa" w:w="1500"/>
+            <w:tcBorders>
+              <w:top w:val="single" w:color="E3E3E4" w:sz="2"/>
+              <w:left w:val="single" w:color="E3E3E4" w:sz="2"/>
+              <w:bottom w:val="single" w:color="E3E3E4" w:sz="2"/>
+              <w:right w:val="single" w:color="E3E3E4" w:sz="2"/>
+            </w:tcBorders>
+            <w:shd w:fill="F2F2F3" w:val="clear"/>
+            <w:tcMar>
+              <w:top w:type="dxa" w:w="80"/>
+              <w:left w:type="dxa" w:w="100"/>
+              <w:bottom w:type="dxa" w:w="80"/>
+              <w:right w:type="dxa" w:w="100"/>
+            </w:tcMar>
+            <w:vAlign w:val="center"/>
+          </w:tcPr>
+          <w:p>
+            <w:r>
+              <w:rPr>
+                <w:rFonts w:ascii="Times New Roman" w:cs="Times New Roman" w:eastAsia="Times New Roman" w:hAnsi="Times New Roman"/>
+                <w:b w:val="false"/>
+                <w:bCs w:val="false"/>
+                <w:color w:val="58595B"/>
+                <w:sz w:val="19"/>
+                <w:szCs w:val="19"/>
+              </w:rPr>
+              <w:t xml:space="preserve">FR-LLM-02</w:t>
+            </w:r>
+          </w:p>
+        </w:tc>
+        <w:tc>
+          <w:tcPr>
+            <w:tcW w:type="dxa" w:w="8246"/>
+            <w:tcBorders>
+              <w:top w:val="single" w:color="E3E3E4" w:sz="2"/>
+              <w:left w:val="single" w:color="E3E3E4" w:sz="2"/>
+              <w:bottom w:val="single" w:color="E3E3E4" w:sz="2"/>
+              <w:right w:val="single" w:color="E3E3E4" w:sz="2"/>
+            </w:tcBorders>
+            <w:shd w:fill="F2F2F3" w:val="clear"/>
+            <w:tcMar>
+              <w:top w:type="dxa" w:w="80"/>
+              <w:left w:type="dxa" w:w="100"/>
+              <w:bottom w:type="dxa" w:w="80"/>
+              <w:right w:type="dxa" w:w="100"/>
+            </w:tcMar>
+            <w:vAlign w:val="center"/>
+          </w:tcPr>
+          <w:p>
+            <w:r>
+              <w:rPr>
+                <w:rFonts w:ascii="Times New Roman" w:cs="Times New Roman" w:eastAsia="Times New Roman" w:hAnsi="Times New Roman"/>
+                <w:b w:val="false"/>
+                <w:bCs w:val="false"/>
+                <w:color w:val="58595B"/>
+                <w:sz w:val="19"/>
+                <w:szCs w:val="19"/>
+              </w:rPr>
+              <w:t xml:space="preserve">The system shall present a predefined list of the ten most common LLM providers to choose from: Anthropic (Claude), OpenAI (GPT), Google (Gemini), Azure OpenAI Service, AWS Bedrock, Mistral AI, Cohere, Meta Llama (via a hosting provider), Ollama (self-hosted/local), and a Custom/OpenAI-compatible endpoint.</w:t>
+            </w:r>
+          </w:p>
+        </w:tc>
+      </w:tr>
+      <w:tr>
+        <w:tc>
+          <w:tcPr>
+            <w:tcW w:type="dxa" w:w="1500"/>
+            <w:tcBorders>
+              <w:top w:val="single" w:color="E3E3E4" w:sz="2"/>
+              <w:left w:val="single" w:color="E3E3E4" w:sz="2"/>
+              <w:bottom w:val="single" w:color="E3E3E4" w:sz="2"/>
+              <w:right w:val="single" w:color="E3E3E4" w:sz="2"/>
+            </w:tcBorders>
+            <w:shd w:fill="FFFFFF" w:val="clear"/>
+            <w:tcMar>
+              <w:top w:type="dxa" w:w="80"/>
+              <w:left w:type="dxa" w:w="100"/>
+              <w:bottom w:type="dxa" w:w="80"/>
+              <w:right w:type="dxa" w:w="100"/>
+            </w:tcMar>
+            <w:vAlign w:val="center"/>
+          </w:tcPr>
+          <w:p>
+            <w:r>
+              <w:rPr>
+                <w:rFonts w:ascii="Times New Roman" w:cs="Times New Roman" w:eastAsia="Times New Roman" w:hAnsi="Times New Roman"/>
+                <w:b w:val="false"/>
+                <w:bCs w:val="false"/>
+                <w:color w:val="58595B"/>
+                <w:sz w:val="19"/>
+                <w:szCs w:val="19"/>
+              </w:rPr>
+              <w:t xml:space="preserve">FR-LLM-03</w:t>
+            </w:r>
+          </w:p>
+        </w:tc>
+        <w:tc>
+          <w:tcPr>
+            <w:tcW w:type="dxa" w:w="8246"/>
+            <w:tcBorders>
+              <w:top w:val="single" w:color="E3E3E4" w:sz="2"/>
+              <w:left w:val="single" w:color="E3E3E4" w:sz="2"/>
+              <w:bottom w:val="single" w:color="E3E3E4" w:sz="2"/>
+              <w:right w:val="single" w:color="E3E3E4" w:sz="2"/>
+            </w:tcBorders>
+            <w:shd w:fill="FFFFFF" w:val="clear"/>
+            <w:tcMar>
+              <w:top w:type="dxa" w:w="80"/>
+              <w:left w:type="dxa" w:w="100"/>
+              <w:bottom w:type="dxa" w:w="80"/>
+              <w:right w:type="dxa" w:w="100"/>
+            </w:tcMar>
+            <w:vAlign w:val="center"/>
+          </w:tcPr>
+          <w:p>
+            <w:r>
+              <w:rPr>
+                <w:rFonts w:ascii="Times New Roman" w:cs="Times New Roman" w:eastAsia="Times New Roman" w:hAnsi="Times New Roman"/>
+                <w:b w:val="false"/>
+                <w:bCs w:val="false"/>
+                <w:color w:val="58595B"/>
+                <w:sz w:val="19"/>
+                <w:szCs w:val="19"/>
+              </w:rPr>
+              <w:t xml:space="preserve">The system shall offer illustrative example model names for the selected provider as input suggestions (not an enforced list), reflecting that provider model catalogs change frequently.</w:t>
+            </w:r>
+          </w:p>
+        </w:tc>
+      </w:tr>
+      <w:tr>
+        <w:tc>
+          <w:tcPr>
+            <w:tcW w:type="dxa" w:w="1500"/>
+            <w:tcBorders>
+              <w:top w:val="single" w:color="E3E3E4" w:sz="2"/>
+              <w:left w:val="single" w:color="E3E3E4" w:sz="2"/>
+              <w:bottom w:val="single" w:color="E3E3E4" w:sz="2"/>
+              <w:right w:val="single" w:color="E3E3E4" w:sz="2"/>
+            </w:tcBorders>
+            <w:shd w:fill="F2F2F3" w:val="clear"/>
+            <w:tcMar>
+              <w:top w:type="dxa" w:w="80"/>
+              <w:left w:type="dxa" w:w="100"/>
+              <w:bottom w:type="dxa" w:w="80"/>
+              <w:right w:type="dxa" w:w="100"/>
+            </w:tcMar>
+            <w:vAlign w:val="center"/>
+          </w:tcPr>
+          <w:p>
+            <w:r>
+              <w:rPr>
+                <w:rFonts w:ascii="Times New Roman" w:cs="Times New Roman" w:eastAsia="Times New Roman" w:hAnsi="Times New Roman"/>
+                <w:b w:val="false"/>
+                <w:bCs w:val="false"/>
+                <w:color w:val="58595B"/>
+                <w:sz w:val="19"/>
+                <w:szCs w:val="19"/>
+              </w:rPr>
+              <w:t xml:space="preserve">FR-LLM-04</w:t>
+            </w:r>
+          </w:p>
+        </w:tc>
+        <w:tc>
+          <w:tcPr>
+            <w:tcW w:type="dxa" w:w="8246"/>
+            <w:tcBorders>
+              <w:top w:val="single" w:color="E3E3E4" w:sz="2"/>
+              <w:left w:val="single" w:color="E3E3E4" w:sz="2"/>
+              <w:bottom w:val="single" w:color="E3E3E4" w:sz="2"/>
+              <w:right w:val="single" w:color="E3E3E4" w:sz="2"/>
+            </w:tcBorders>
+            <w:shd w:fill="F2F2F3" w:val="clear"/>
+            <w:tcMar>
+              <w:top w:type="dxa" w:w="80"/>
+              <w:left w:type="dxa" w:w="100"/>
+              <w:bottom w:type="dxa" w:w="80"/>
+              <w:right w:type="dxa" w:w="100"/>
+            </w:tcMar>
+            <w:vAlign w:val="center"/>
+          </w:tcPr>
+          <w:p>
+            <w:r>
+              <w:rPr>
+                <w:rFonts w:ascii="Times New Roman" w:cs="Times New Roman" w:eastAsia="Times New Roman" w:hAnsi="Times New Roman"/>
+                <w:b w:val="false"/>
+                <w:bCs w:val="false"/>
+                <w:color w:val="58595B"/>
+                <w:sz w:val="19"/>
+                <w:szCs w:val="19"/>
+              </w:rPr>
+              <w:t xml:space="preserve">The system shall capture, per configuration, a free-text model identifier, an endpoint URL (required for providers whose provider metadata flags needsEndpoint), an API key, and an enabled/disabled toggle.</w:t>
+            </w:r>
+          </w:p>
+        </w:tc>
+      </w:tr>
+      <w:tr>
+        <w:tc>
+          <w:tcPr>
+            <w:tcW w:type="dxa" w:w="1500"/>
+            <w:tcBorders>
+              <w:top w:val="single" w:color="E3E3E4" w:sz="2"/>
+              <w:left w:val="single" w:color="E3E3E4" w:sz="2"/>
+              <w:bottom w:val="single" w:color="E3E3E4" w:sz="2"/>
+              <w:right w:val="single" w:color="E3E3E4" w:sz="2"/>
+            </w:tcBorders>
+            <w:shd w:fill="FFFFFF" w:val="clear"/>
+            <w:tcMar>
+              <w:top w:type="dxa" w:w="80"/>
+              <w:left w:type="dxa" w:w="100"/>
+              <w:bottom w:type="dxa" w:w="80"/>
+              <w:right w:type="dxa" w:w="100"/>
+            </w:tcMar>
+            <w:vAlign w:val="center"/>
+          </w:tcPr>
+          <w:p>
+            <w:r>
+              <w:rPr>
+                <w:rFonts w:ascii="Times New Roman" w:cs="Times New Roman" w:eastAsia="Times New Roman" w:hAnsi="Times New Roman"/>
+                <w:b w:val="false"/>
+                <w:bCs w:val="false"/>
+                <w:color w:val="58595B"/>
+                <w:sz w:val="19"/>
+                <w:szCs w:val="19"/>
+              </w:rPr>
+              <w:t xml:space="preserve">FR-LLM-05</w:t>
+            </w:r>
+          </w:p>
+        </w:tc>
+        <w:tc>
+          <w:tcPr>
+            <w:tcW w:type="dxa" w:w="8246"/>
+            <w:tcBorders>
+              <w:top w:val="single" w:color="E3E3E4" w:sz="2"/>
+              <w:left w:val="single" w:color="E3E3E4" w:sz="2"/>
+              <w:bottom w:val="single" w:color="E3E3E4" w:sz="2"/>
+              <w:right w:val="single" w:color="E3E3E4" w:sz="2"/>
+            </w:tcBorders>
+            <w:shd w:fill="FFFFFF" w:val="clear"/>
+            <w:tcMar>
+              <w:top w:type="dxa" w:w="80"/>
+              <w:left w:type="dxa" w:w="100"/>
+              <w:bottom w:type="dxa" w:w="80"/>
+              <w:right w:type="dxa" w:w="100"/>
+            </w:tcMar>
+            <w:vAlign w:val="center"/>
+          </w:tcPr>
+          <w:p>
+            <w:r>
+              <w:rPr>
+                <w:rFonts w:ascii="Times New Roman" w:cs="Times New Roman" w:eastAsia="Times New Roman" w:hAnsi="Times New Roman"/>
+                <w:b w:val="false"/>
+                <w:bCs w:val="false"/>
+                <w:color w:val="58595B"/>
+                <w:sz w:val="19"/>
+                <w:szCs w:val="19"/>
+              </w:rPr>
+              <w:t xml:space="preserve">The system shall never return a previously stored API key in any API response; a read of the configuration shall expose only a boolean has_api_key flag and, when set, the key's last four characters.</w:t>
+            </w:r>
+          </w:p>
+        </w:tc>
+      </w:tr>
+      <w:tr>
+        <w:tc>
+          <w:tcPr>
+            <w:tcW w:type="dxa" w:w="1500"/>
+            <w:tcBorders>
+              <w:top w:val="single" w:color="E3E3E4" w:sz="2"/>
+              <w:left w:val="single" w:color="E3E3E4" w:sz="2"/>
+              <w:bottom w:val="single" w:color="E3E3E4" w:sz="2"/>
+              <w:right w:val="single" w:color="E3E3E4" w:sz="2"/>
+            </w:tcBorders>
+            <w:shd w:fill="F2F2F3" w:val="clear"/>
+            <w:tcMar>
+              <w:top w:type="dxa" w:w="80"/>
+              <w:left w:type="dxa" w:w="100"/>
+              <w:bottom w:type="dxa" w:w="80"/>
+              <w:right w:type="dxa" w:w="100"/>
+            </w:tcMar>
+            <w:vAlign w:val="center"/>
+          </w:tcPr>
+          <w:p>
+            <w:r>
+              <w:rPr>
+                <w:rFonts w:ascii="Times New Roman" w:cs="Times New Roman" w:eastAsia="Times New Roman" w:hAnsi="Times New Roman"/>
+                <w:b w:val="false"/>
+                <w:bCs w:val="false"/>
+                <w:color w:val="58595B"/>
+                <w:sz w:val="19"/>
+                <w:szCs w:val="19"/>
+              </w:rPr>
+              <w:t xml:space="preserve">FR-LLM-06</w:t>
+            </w:r>
+          </w:p>
+        </w:tc>
+        <w:tc>
+          <w:tcPr>
+            <w:tcW w:type="dxa" w:w="8246"/>
+            <w:tcBorders>
+              <w:top w:val="single" w:color="E3E3E4" w:sz="2"/>
+              <w:left w:val="single" w:color="E3E3E4" w:sz="2"/>
+              <w:bottom w:val="single" w:color="E3E3E4" w:sz="2"/>
+              <w:right w:val="single" w:color="E3E3E4" w:sz="2"/>
+            </w:tcBorders>
+            <w:shd w:fill="F2F2F3" w:val="clear"/>
+            <w:tcMar>
+              <w:top w:type="dxa" w:w="80"/>
+              <w:left w:type="dxa" w:w="100"/>
+              <w:bottom w:type="dxa" w:w="80"/>
+              <w:right w:type="dxa" w:w="100"/>
+            </w:tcMar>
+            <w:vAlign w:val="center"/>
+          </w:tcPr>
+          <w:p>
+            <w:r>
+              <w:rPr>
+                <w:rFonts w:ascii="Times New Roman" w:cs="Times New Roman" w:eastAsia="Times New Roman" w:hAnsi="Times New Roman"/>
+                <w:b w:val="false"/>
+                <w:bCs w:val="false"/>
+                <w:color w:val="58595B"/>
+                <w:sz w:val="19"/>
+                <w:szCs w:val="19"/>
+              </w:rPr>
+              <w:t xml:space="preserve">The system shall allow an authorized user to clear a stored API key independent of updating any other field.</w:t>
+            </w:r>
+          </w:p>
+        </w:tc>
+      </w:tr>
+      <w:tr>
+        <w:tc>
+          <w:tcPr>
+            <w:tcW w:type="dxa" w:w="1500"/>
+            <w:tcBorders>
+              <w:top w:val="single" w:color="E3E3E4" w:sz="2"/>
+              <w:left w:val="single" w:color="E3E3E4" w:sz="2"/>
+              <w:bottom w:val="single" w:color="E3E3E4" w:sz="2"/>
+              <w:right w:val="single" w:color="E3E3E4" w:sz="2"/>
+            </w:tcBorders>
+            <w:shd w:fill="FFFFFF" w:val="clear"/>
+            <w:tcMar>
+              <w:top w:type="dxa" w:w="80"/>
+              <w:left w:type="dxa" w:w="100"/>
+              <w:bottom w:type="dxa" w:w="80"/>
+              <w:right w:type="dxa" w:w="100"/>
+            </w:tcMar>
+            <w:vAlign w:val="center"/>
+          </w:tcPr>
+          <w:p>
+            <w:r>
+              <w:rPr>
+                <w:rFonts w:ascii="Times New Roman" w:cs="Times New Roman" w:eastAsia="Times New Roman" w:hAnsi="Times New Roman"/>
+                <w:b w:val="false"/>
+                <w:bCs w:val="false"/>
+                <w:color w:val="58595B"/>
+                <w:sz w:val="19"/>
+                <w:szCs w:val="19"/>
+              </w:rPr>
+              <w:t xml:space="preserve">FR-LLM-07</w:t>
+            </w:r>
+          </w:p>
+        </w:tc>
+        <w:tc>
+          <w:tcPr>
+            <w:tcW w:type="dxa" w:w="8246"/>
+            <w:tcBorders>
+              <w:top w:val="single" w:color="E3E3E4" w:sz="2"/>
+              <w:left w:val="single" w:color="E3E3E4" w:sz="2"/>
+              <w:bottom w:val="single" w:color="E3E3E4" w:sz="2"/>
+              <w:right w:val="single" w:color="E3E3E4" w:sz="2"/>
+            </w:tcBorders>
+            <w:shd w:fill="FFFFFF" w:val="clear"/>
+            <w:tcMar>
+              <w:top w:type="dxa" w:w="80"/>
+              <w:left w:type="dxa" w:w="100"/>
+              <w:bottom w:type="dxa" w:w="80"/>
+              <w:right w:type="dxa" w:w="100"/>
+            </w:tcMar>
+            <w:vAlign w:val="center"/>
+          </w:tcPr>
+          <w:p>
+            <w:r>
+              <w:rPr>
+                <w:rFonts w:ascii="Times New Roman" w:cs="Times New Roman" w:eastAsia="Times New Roman" w:hAnsi="Times New Roman"/>
+                <w:b w:val="false"/>
+                <w:bCs w:val="false"/>
+                <w:color w:val="58595B"/>
+                <w:sz w:val="19"/>
+                <w:szCs w:val="19"/>
+              </w:rPr>
+              <w:t xml:space="preserve">The system shall restrict viewing the LLM configuration to users holding llmConfig.view and restrict editing it to users holding llmConfig.manage.</w:t>
+            </w:r>
+          </w:p>
+        </w:tc>
+      </w:tr>
+      <w:tr>
+        <w:tc>
+          <w:tcPr>
+            <w:tcW w:type="dxa" w:w="1500"/>
+            <w:tcBorders>
+              <w:top w:val="single" w:color="E3E3E4" w:sz="2"/>
+              <w:left w:val="single" w:color="E3E3E4" w:sz="2"/>
+              <w:bottom w:val="single" w:color="E3E3E4" w:sz="2"/>
+              <w:right w:val="single" w:color="E3E3E4" w:sz="2"/>
+            </w:tcBorders>
+            <w:shd w:fill="F2F2F3" w:val="clear"/>
+            <w:tcMar>
+              <w:top w:type="dxa" w:w="80"/>
+              <w:left w:type="dxa" w:w="100"/>
+              <w:bottom w:type="dxa" w:w="80"/>
+              <w:right w:type="dxa" w:w="100"/>
+            </w:tcMar>
+            <w:vAlign w:val="center"/>
+          </w:tcPr>
+          <w:p>
+            <w:r>
+              <w:rPr>
+                <w:rFonts w:ascii="Times New Roman" w:cs="Times New Roman" w:eastAsia="Times New Roman" w:hAnsi="Times New Roman"/>
+                <w:b w:val="false"/>
+                <w:bCs w:val="false"/>
+                <w:color w:val="58595B"/>
+                <w:sz w:val="19"/>
+                <w:szCs w:val="19"/>
+              </w:rPr>
+              <w:t xml:space="preserve">FR-LLM-08</w:t>
+            </w:r>
+          </w:p>
+        </w:tc>
+        <w:tc>
+          <w:tcPr>
+            <w:tcW w:type="dxa" w:w="8246"/>
+            <w:tcBorders>
+              <w:top w:val="single" w:color="E3E3E4" w:sz="2"/>
+              <w:left w:val="single" w:color="E3E3E4" w:sz="2"/>
+              <w:bottom w:val="single" w:color="E3E3E4" w:sz="2"/>
+              <w:right w:val="single" w:color="E3E3E4" w:sz="2"/>
+            </w:tcBorders>
+            <w:shd w:fill="F2F2F3" w:val="clear"/>
+            <w:tcMar>
+              <w:top w:type="dxa" w:w="80"/>
+              <w:left w:type="dxa" w:w="100"/>
+              <w:bottom w:type="dxa" w:w="80"/>
+              <w:right w:type="dxa" w:w="100"/>
+            </w:tcMar>
+            <w:vAlign w:val="center"/>
+          </w:tcPr>
+          <w:p>
+            <w:r>
+              <w:rPr>
+                <w:rFonts w:ascii="Times New Roman" w:cs="Times New Roman" w:eastAsia="Times New Roman" w:hAnsi="Times New Roman"/>
+                <w:b w:val="false"/>
+                <w:bCs w:val="false"/>
+                <w:color w:val="58595B"/>
+                <w:sz w:val="19"/>
+                <w:szCs w:val="19"/>
+              </w:rPr>
+              <w:t xml:space="preserve">The system shall write an audit log entry for every change to the LLM configuration, with the API key redacted in both the before and after snapshots.</w:t>
+            </w:r>
+          </w:p>
+        </w:tc>
+      </w:tr>
+    </w:tbl>
+    <w:p>
+      <w:pPr>
+        <w:spacing w:after="120"/>
+      </w:pPr>
+    </w:p>
+    <w:p>
+      <w:pPr>
+        <w:pStyle w:val="Heading2"/>
+        <w:spacing w:after="140" w:before="300"/>
+      </w:pPr>
+      <w:r>
+        <w:rPr>
+          <w:rFonts w:ascii="Times New Roman" w:cs="Times New Roman" w:eastAsia="Times New Roman" w:hAnsi="Times New Roman"/>
+          <w:b/>
+          <w:bCs/>
+          <w:color w:val="3A3A3C"/>
+          <w:sz w:val="27"/>
+          <w:szCs w:val="27"/>
+        </w:rPr>
+        <w:t xml:space="preserve">3.24 AI Assistant (Data Query &amp; Application Help)</w:t>
+      </w:r>
+    </w:p>
+    <w:p>
+      <w:pPr>
+        <w:spacing w:after="200" w:before="60"/>
+      </w:pPr>
+      <w:r>
+        <w:rPr>
+          <w:rFonts w:ascii="Times New Roman" w:cs="Times New Roman" w:eastAsia="Times New Roman" w:hAnsi="Times New Roman"/>
+          <w:i/>
+          <w:iCs/>
+          <w:color w:val="58595B"/>
+          <w:sz w:val="19"/>
+          <w:szCs w:val="19"/>
+        </w:rPr>
+        <w:t xml:space="preserve">A chat-style Q&amp;A screen, open to every authenticated user (assistant.view is granted to all 9 standard roles), offering two independent, rule-based agents: a permission-scoped data query agent, and an application-help query agent grounded in a static FAQ knowledge base. Neither mode requires an AI Use Case to be activated, and neither places a live call to an external LLM.</w:t>
+      </w:r>
+    </w:p>
+    <w:tbl>
+      <w:tblPr>
+        <w:tblW w:type="dxa" w:w="9746"/>
+        <w:tblBorders>
+          <w:top w:val="single" w:color="auto" w:sz="4"/>
+          <w:left w:val="single" w:color="auto" w:sz="4"/>
+          <w:bottom w:val="single" w:color="auto" w:sz="4"/>
+          <w:right w:val="single" w:color="auto" w:sz="4"/>
+          <w:insideH w:val="single" w:color="auto" w:sz="4"/>
+          <w:insideV w:val="single" w:color="auto" w:sz="4"/>
+        </w:tblBorders>
+      </w:tblPr>
+      <w:tblGrid>
+        <w:gridCol w:w="1500"/>
+        <w:gridCol w:w="8246"/>
+      </w:tblGrid>
+      <w:tr>
+        <w:trPr>
+          <w:tblHeader/>
+        </w:trPr>
+        <w:tc>
+          <w:tcPr>
+            <w:tcW w:type="dxa" w:w="1500"/>
+            <w:tcBorders>
+              <w:top w:val="single" w:color="E3E3E4" w:sz="2"/>
+              <w:left w:val="single" w:color="E3E3E4" w:sz="2"/>
+              <w:bottom w:val="single" w:color="E3E3E4" w:sz="2"/>
+              <w:right w:val="single" w:color="E3E3E4" w:sz="2"/>
+            </w:tcBorders>
+            <w:shd w:fill="F8931D" w:val="clear"/>
+            <w:tcMar>
+              <w:top w:type="dxa" w:w="80"/>
+              <w:left w:type="dxa" w:w="100"/>
+              <w:bottom w:type="dxa" w:w="80"/>
+              <w:right w:type="dxa" w:w="100"/>
+            </w:tcMar>
+            <w:vAlign w:val="center"/>
+          </w:tcPr>
+          <w:p>
+            <w:r>
+              <w:rPr>
+                <w:rFonts w:ascii="Times New Roman" w:cs="Times New Roman" w:eastAsia="Times New Roman" w:hAnsi="Times New Roman"/>
+                <w:b/>
+                <w:bCs/>
+                <w:color w:val="FFFFFF"/>
+                <w:sz w:val="19"/>
+                <w:szCs w:val="19"/>
+              </w:rPr>
+              <w:t xml:space="preserve">ID</w:t>
+            </w:r>
+          </w:p>
+        </w:tc>
+        <w:tc>
+          <w:tcPr>
+            <w:tcW w:type="dxa" w:w="8246"/>
+            <w:tcBorders>
+              <w:top w:val="single" w:color="E3E3E4" w:sz="2"/>
+              <w:left w:val="single" w:color="E3E3E4" w:sz="2"/>
+              <w:bottom w:val="single" w:color="E3E3E4" w:sz="2"/>
+              <w:right w:val="single" w:color="E3E3E4" w:sz="2"/>
+            </w:tcBorders>
+            <w:shd w:fill="F8931D" w:val="clear"/>
+            <w:tcMar>
+              <w:top w:type="dxa" w:w="80"/>
+              <w:left w:type="dxa" w:w="100"/>
+              <w:bottom w:type="dxa" w:w="80"/>
+              <w:right w:type="dxa" w:w="100"/>
+            </w:tcMar>
+            <w:vAlign w:val="center"/>
+          </w:tcPr>
+          <w:p>
+            <w:r>
+              <w:rPr>
+                <w:rFonts w:ascii="Times New Roman" w:cs="Times New Roman" w:eastAsia="Times New Roman" w:hAnsi="Times New Roman"/>
+                <w:b/>
+                <w:bCs/>
+                <w:color w:val="FFFFFF"/>
+                <w:sz w:val="19"/>
+                <w:szCs w:val="19"/>
+              </w:rPr>
+              <w:t xml:space="preserve">Requirement</w:t>
+            </w:r>
+          </w:p>
+        </w:tc>
+      </w:tr>
+      <w:tr>
+        <w:tc>
+          <w:tcPr>
+            <w:tcW w:type="dxa" w:w="1500"/>
+            <w:tcBorders>
+              <w:top w:val="single" w:color="E3E3E4" w:sz="2"/>
+              <w:left w:val="single" w:color="E3E3E4" w:sz="2"/>
+              <w:bottom w:val="single" w:color="E3E3E4" w:sz="2"/>
+              <w:right w:val="single" w:color="E3E3E4" w:sz="2"/>
+            </w:tcBorders>
+            <w:shd w:fill="FFFFFF" w:val="clear"/>
+            <w:tcMar>
+              <w:top w:type="dxa" w:w="80"/>
+              <w:left w:type="dxa" w:w="100"/>
+              <w:bottom w:type="dxa" w:w="80"/>
+              <w:right w:type="dxa" w:w="100"/>
+            </w:tcMar>
+            <w:vAlign w:val="center"/>
+          </w:tcPr>
+          <w:p>
+            <w:r>
+              <w:rPr>
+                <w:rFonts w:ascii="Times New Roman" w:cs="Times New Roman" w:eastAsia="Times New Roman" w:hAnsi="Times New Roman"/>
+                <w:b w:val="false"/>
+                <w:bCs w:val="false"/>
+                <w:color w:val="58595B"/>
+                <w:sz w:val="19"/>
+                <w:szCs w:val="19"/>
+              </w:rPr>
+              <w:t xml:space="preserve">FR-ASST-01</w:t>
+            </w:r>
+          </w:p>
+        </w:tc>
+        <w:tc>
+          <w:tcPr>
+            <w:tcW w:type="dxa" w:w="8246"/>
+            <w:tcBorders>
+              <w:top w:val="single" w:color="E3E3E4" w:sz="2"/>
+              <w:left w:val="single" w:color="E3E3E4" w:sz="2"/>
+              <w:bottom w:val="single" w:color="E3E3E4" w:sz="2"/>
+              <w:right w:val="single" w:color="E3E3E4" w:sz="2"/>
+            </w:tcBorders>
+            <w:shd w:fill="FFFFFF" w:val="clear"/>
+            <w:tcMar>
+              <w:top w:type="dxa" w:w="80"/>
+              <w:left w:type="dxa" w:w="100"/>
+              <w:bottom w:type="dxa" w:w="80"/>
+              <w:right w:type="dxa" w:w="100"/>
+            </w:tcMar>
+            <w:vAlign w:val="center"/>
+          </w:tcPr>
+          <w:p>
+            <w:r>
+              <w:rPr>
+                <w:rFonts w:ascii="Times New Roman" w:cs="Times New Roman" w:eastAsia="Times New Roman" w:hAnsi="Times New Roman"/>
+                <w:b w:val="false"/>
+                <w:bCs w:val="false"/>
+                <w:color w:val="58595B"/>
+                <w:sz w:val="19"/>
+                <w:szCs w:val="19"/>
+              </w:rPr>
+              <w:t xml:space="preserve">The system shall provide a "Query My Data" mode that answers natural-language questions about the requesting user's own organization by matching the question, via keyword scoring, to one of a fixed set of data-query intents (as of this version: open Sheet count, closed Sheet count, overdue actions, the requesting user's own open actions, unread alert count, KPI/closure-rate summary, open risks ranked by score, controls not confirmed effective, active Business Rule count, active AI Use Case count, and "who is Accountable for &lt;process step&gt;").</w:t>
+            </w:r>
+          </w:p>
+        </w:tc>
+      </w:tr>
+      <w:tr>
+        <w:tc>
+          <w:tcPr>
+            <w:tcW w:type="dxa" w:w="1500"/>
+            <w:tcBorders>
+              <w:top w:val="single" w:color="E3E3E4" w:sz="2"/>
+              <w:left w:val="single" w:color="E3E3E4" w:sz="2"/>
+              <w:bottom w:val="single" w:color="E3E3E4" w:sz="2"/>
+              <w:right w:val="single" w:color="E3E3E4" w:sz="2"/>
+            </w:tcBorders>
+            <w:shd w:fill="F2F2F3" w:val="clear"/>
+            <w:tcMar>
+              <w:top w:type="dxa" w:w="80"/>
+              <w:left w:type="dxa" w:w="100"/>
+              <w:bottom w:type="dxa" w:w="80"/>
+              <w:right w:type="dxa" w:w="100"/>
+            </w:tcMar>
+            <w:vAlign w:val="center"/>
+          </w:tcPr>
+          <w:p>
+            <w:r>
+              <w:rPr>
+                <w:rFonts w:ascii="Times New Roman" w:cs="Times New Roman" w:eastAsia="Times New Roman" w:hAnsi="Times New Roman"/>
+                <w:b w:val="false"/>
+                <w:bCs w:val="false"/>
+                <w:color w:val="58595B"/>
+                <w:sz w:val="19"/>
+                <w:szCs w:val="19"/>
+              </w:rPr>
+              <w:t xml:space="preserve">FR-ASST-02</w:t>
+            </w:r>
+          </w:p>
+        </w:tc>
+        <w:tc>
+          <w:tcPr>
+            <w:tcW w:type="dxa" w:w="8246"/>
+            <w:tcBorders>
+              <w:top w:val="single" w:color="E3E3E4" w:sz="2"/>
+              <w:left w:val="single" w:color="E3E3E4" w:sz="2"/>
+              <w:bottom w:val="single" w:color="E3E3E4" w:sz="2"/>
+              <w:right w:val="single" w:color="E3E3E4" w:sz="2"/>
+            </w:tcBorders>
+            <w:shd w:fill="F2F2F3" w:val="clear"/>
+            <w:tcMar>
+              <w:top w:type="dxa" w:w="80"/>
+              <w:left w:type="dxa" w:w="100"/>
+              <w:bottom w:type="dxa" w:w="80"/>
+              <w:right w:type="dxa" w:w="100"/>
+            </w:tcMar>
+            <w:vAlign w:val="center"/>
+          </w:tcPr>
+          <w:p>
+            <w:r>
+              <w:rPr>
+                <w:rFonts w:ascii="Times New Roman" w:cs="Times New Roman" w:eastAsia="Times New Roman" w:hAnsi="Times New Roman"/>
+                <w:b w:val="false"/>
+                <w:bCs w:val="false"/>
+                <w:color w:val="58595B"/>
+                <w:sz w:val="19"/>
+                <w:szCs w:val="19"/>
+              </w:rPr>
+              <w:t xml:space="preserve">The system shall associate every data-query intent with the single RBAC permission required to answer it (e.g., riskOpportunity.view for risk questions, control.view for control questions), and shall evaluate that permission after matching the intent but strictly before running any query.</w:t>
+            </w:r>
+          </w:p>
+        </w:tc>
+      </w:tr>
+      <w:tr>
+        <w:tc>
+          <w:tcPr>
+            <w:tcW w:type="dxa" w:w="1500"/>
+            <w:tcBorders>
+              <w:top w:val="single" w:color="E3E3E4" w:sz="2"/>
+              <w:left w:val="single" w:color="E3E3E4" w:sz="2"/>
+              <w:bottom w:val="single" w:color="E3E3E4" w:sz="2"/>
+              <w:right w:val="single" w:color="E3E3E4" w:sz="2"/>
+            </w:tcBorders>
+            <w:shd w:fill="FFFFFF" w:val="clear"/>
+            <w:tcMar>
+              <w:top w:type="dxa" w:w="80"/>
+              <w:left w:type="dxa" w:w="100"/>
+              <w:bottom w:type="dxa" w:w="80"/>
+              <w:right w:type="dxa" w:w="100"/>
+            </w:tcMar>
+            <w:vAlign w:val="center"/>
+          </w:tcPr>
+          <w:p>
+            <w:r>
+              <w:rPr>
+                <w:rFonts w:ascii="Times New Roman" w:cs="Times New Roman" w:eastAsia="Times New Roman" w:hAnsi="Times New Roman"/>
+                <w:b w:val="false"/>
+                <w:bCs w:val="false"/>
+                <w:color w:val="58595B"/>
+                <w:sz w:val="19"/>
+                <w:szCs w:val="19"/>
+              </w:rPr>
+              <w:t xml:space="preserve">FR-ASST-03</w:t>
+            </w:r>
+          </w:p>
+        </w:tc>
+        <w:tc>
+          <w:tcPr>
+            <w:tcW w:type="dxa" w:w="8246"/>
+            <w:tcBorders>
+              <w:top w:val="single" w:color="E3E3E4" w:sz="2"/>
+              <w:left w:val="single" w:color="E3E3E4" w:sz="2"/>
+              <w:bottom w:val="single" w:color="E3E3E4" w:sz="2"/>
+              <w:right w:val="single" w:color="E3E3E4" w:sz="2"/>
+            </w:tcBorders>
+            <w:shd w:fill="FFFFFF" w:val="clear"/>
+            <w:tcMar>
+              <w:top w:type="dxa" w:w="80"/>
+              <w:left w:type="dxa" w:w="100"/>
+              <w:bottom w:type="dxa" w:w="80"/>
+              <w:right w:type="dxa" w:w="100"/>
+            </w:tcMar>
+            <w:vAlign w:val="center"/>
+          </w:tcPr>
+          <w:p>
+            <w:r>
+              <w:rPr>
+                <w:rFonts w:ascii="Times New Roman" w:cs="Times New Roman" w:eastAsia="Times New Roman" w:hAnsi="Times New Roman"/>
+                <w:b w:val="false"/>
+                <w:bCs w:val="false"/>
+                <w:color w:val="58595B"/>
+                <w:sz w:val="19"/>
+                <w:szCs w:val="19"/>
+              </w:rPr>
+              <w:t xml:space="preserve">When the requesting user's role lacks the permission required by the matched intent, the system shall return an explicit, human-readable refusal naming the missing permission, and shall not execute the underlying query or expose any of the underlying data.</w:t>
+            </w:r>
+          </w:p>
+        </w:tc>
+      </w:tr>
+      <w:tr>
+        <w:tc>
+          <w:tcPr>
+            <w:tcW w:type="dxa" w:w="1500"/>
+            <w:tcBorders>
+              <w:top w:val="single" w:color="E3E3E4" w:sz="2"/>
+              <w:left w:val="single" w:color="E3E3E4" w:sz="2"/>
+              <w:bottom w:val="single" w:color="E3E3E4" w:sz="2"/>
+              <w:right w:val="single" w:color="E3E3E4" w:sz="2"/>
+            </w:tcBorders>
+            <w:shd w:fill="F2F2F3" w:val="clear"/>
+            <w:tcMar>
+              <w:top w:type="dxa" w:w="80"/>
+              <w:left w:type="dxa" w:w="100"/>
+              <w:bottom w:type="dxa" w:w="80"/>
+              <w:right w:type="dxa" w:w="100"/>
+            </w:tcMar>
+            <w:vAlign w:val="center"/>
+          </w:tcPr>
+          <w:p>
+            <w:r>
+              <w:rPr>
+                <w:rFonts w:ascii="Times New Roman" w:cs="Times New Roman" w:eastAsia="Times New Roman" w:hAnsi="Times New Roman"/>
+                <w:b w:val="false"/>
+                <w:bCs w:val="false"/>
+                <w:color w:val="58595B"/>
+                <w:sz w:val="19"/>
+                <w:szCs w:val="19"/>
+              </w:rPr>
+              <w:t xml:space="preserve">FR-ASST-04</w:t>
+            </w:r>
+          </w:p>
+        </w:tc>
+        <w:tc>
+          <w:tcPr>
+            <w:tcW w:type="dxa" w:w="8246"/>
+            <w:tcBorders>
+              <w:top w:val="single" w:color="E3E3E4" w:sz="2"/>
+              <w:left w:val="single" w:color="E3E3E4" w:sz="2"/>
+              <w:bottom w:val="single" w:color="E3E3E4" w:sz="2"/>
+              <w:right w:val="single" w:color="E3E3E4" w:sz="2"/>
+            </w:tcBorders>
+            <w:shd w:fill="F2F2F3" w:val="clear"/>
+            <w:tcMar>
+              <w:top w:type="dxa" w:w="80"/>
+              <w:left w:type="dxa" w:w="100"/>
+              <w:bottom w:type="dxa" w:w="80"/>
+              <w:right w:type="dxa" w:w="100"/>
+            </w:tcMar>
+            <w:vAlign w:val="center"/>
+          </w:tcPr>
+          <w:p>
+            <w:r>
+              <w:rPr>
+                <w:rFonts w:ascii="Times New Roman" w:cs="Times New Roman" w:eastAsia="Times New Roman" w:hAnsi="Times New Roman"/>
+                <w:b w:val="false"/>
+                <w:bCs w:val="false"/>
+                <w:color w:val="58595B"/>
+                <w:sz w:val="19"/>
+                <w:szCs w:val="19"/>
+              </w:rPr>
+              <w:t xml:space="preserve">The system shall scope every data-query intent to the requesting user's own organization_id, consistent with FR-TEN-01; no data-query answer shall include another tenant's data.</w:t>
+            </w:r>
+          </w:p>
+        </w:tc>
+      </w:tr>
+      <w:tr>
+        <w:tc>
+          <w:tcPr>
+            <w:tcW w:type="dxa" w:w="1500"/>
+            <w:tcBorders>
+              <w:top w:val="single" w:color="E3E3E4" w:sz="2"/>
+              <w:left w:val="single" w:color="E3E3E4" w:sz="2"/>
+              <w:bottom w:val="single" w:color="E3E3E4" w:sz="2"/>
+              <w:right w:val="single" w:color="E3E3E4" w:sz="2"/>
+            </w:tcBorders>
+            <w:shd w:fill="FFFFFF" w:val="clear"/>
+            <w:tcMar>
+              <w:top w:type="dxa" w:w="80"/>
+              <w:left w:type="dxa" w:w="100"/>
+              <w:bottom w:type="dxa" w:w="80"/>
+              <w:right w:type="dxa" w:w="100"/>
+            </w:tcMar>
+            <w:vAlign w:val="center"/>
+          </w:tcPr>
+          <w:p>
+            <w:r>
+              <w:rPr>
+                <w:rFonts w:ascii="Times New Roman" w:cs="Times New Roman" w:eastAsia="Times New Roman" w:hAnsi="Times New Roman"/>
+                <w:b w:val="false"/>
+                <w:bCs w:val="false"/>
+                <w:color w:val="58595B"/>
+                <w:sz w:val="19"/>
+                <w:szCs w:val="19"/>
+              </w:rPr>
+              <w:t xml:space="preserve">FR-ASST-05</w:t>
+            </w:r>
+          </w:p>
+        </w:tc>
+        <w:tc>
+          <w:tcPr>
+            <w:tcW w:type="dxa" w:w="8246"/>
+            <w:tcBorders>
+              <w:top w:val="single" w:color="E3E3E4" w:sz="2"/>
+              <w:left w:val="single" w:color="E3E3E4" w:sz="2"/>
+              <w:bottom w:val="single" w:color="E3E3E4" w:sz="2"/>
+              <w:right w:val="single" w:color="E3E3E4" w:sz="2"/>
+            </w:tcBorders>
+            <w:shd w:fill="FFFFFF" w:val="clear"/>
+            <w:tcMar>
+              <w:top w:type="dxa" w:w="80"/>
+              <w:left w:type="dxa" w:w="100"/>
+              <w:bottom w:type="dxa" w:w="80"/>
+              <w:right w:type="dxa" w:w="100"/>
+            </w:tcMar>
+            <w:vAlign w:val="center"/>
+          </w:tcPr>
+          <w:p>
+            <w:r>
+              <w:rPr>
+                <w:rFonts w:ascii="Times New Roman" w:cs="Times New Roman" w:eastAsia="Times New Roman" w:hAnsi="Times New Roman"/>
+                <w:b w:val="false"/>
+                <w:bCs w:val="false"/>
+                <w:color w:val="58595B"/>
+                <w:sz w:val="19"/>
+                <w:szCs w:val="19"/>
+              </w:rPr>
+              <w:t xml:space="preserve">When no data-query intent scores above zero for a submitted question, the system shall return a message listing the categories of question it can answer, rather than an empty or misleading result.</w:t>
+            </w:r>
+          </w:p>
+        </w:tc>
+      </w:tr>
+      <w:tr>
+        <w:tc>
+          <w:tcPr>
+            <w:tcW w:type="dxa" w:w="1500"/>
+            <w:tcBorders>
+              <w:top w:val="single" w:color="E3E3E4" w:sz="2"/>
+              <w:left w:val="single" w:color="E3E3E4" w:sz="2"/>
+              <w:bottom w:val="single" w:color="E3E3E4" w:sz="2"/>
+              <w:right w:val="single" w:color="E3E3E4" w:sz="2"/>
+            </w:tcBorders>
+            <w:shd w:fill="F2F2F3" w:val="clear"/>
+            <w:tcMar>
+              <w:top w:type="dxa" w:w="80"/>
+              <w:left w:type="dxa" w:w="100"/>
+              <w:bottom w:type="dxa" w:w="80"/>
+              <w:right w:type="dxa" w:w="100"/>
+            </w:tcMar>
+            <w:vAlign w:val="center"/>
+          </w:tcPr>
+          <w:p>
+            <w:r>
+              <w:rPr>
+                <w:rFonts w:ascii="Times New Roman" w:cs="Times New Roman" w:eastAsia="Times New Roman" w:hAnsi="Times New Roman"/>
+                <w:b w:val="false"/>
+                <w:bCs w:val="false"/>
+                <w:color w:val="58595B"/>
+                <w:sz w:val="19"/>
+                <w:szCs w:val="19"/>
+              </w:rPr>
+              <w:t xml:space="preserve">FR-ASST-06</w:t>
+            </w:r>
+          </w:p>
+        </w:tc>
+        <w:tc>
+          <w:tcPr>
+            <w:tcW w:type="dxa" w:w="8246"/>
+            <w:tcBorders>
+              <w:top w:val="single" w:color="E3E3E4" w:sz="2"/>
+              <w:left w:val="single" w:color="E3E3E4" w:sz="2"/>
+              <w:bottom w:val="single" w:color="E3E3E4" w:sz="2"/>
+              <w:right w:val="single" w:color="E3E3E4" w:sz="2"/>
+            </w:tcBorders>
+            <w:shd w:fill="F2F2F3" w:val="clear"/>
+            <w:tcMar>
+              <w:top w:type="dxa" w:w="80"/>
+              <w:left w:type="dxa" w:w="100"/>
+              <w:bottom w:type="dxa" w:w="80"/>
+              <w:right w:type="dxa" w:w="100"/>
+            </w:tcMar>
+            <w:vAlign w:val="center"/>
+          </w:tcPr>
+          <w:p>
+            <w:r>
+              <w:rPr>
+                <w:rFonts w:ascii="Times New Roman" w:cs="Times New Roman" w:eastAsia="Times New Roman" w:hAnsi="Times New Roman"/>
+                <w:b w:val="false"/>
+                <w:bCs w:val="false"/>
+                <w:color w:val="58595B"/>
+                <w:sz w:val="19"/>
+                <w:szCs w:val="19"/>
+              </w:rPr>
+              <w:t xml:space="preserve">The system shall provide an "Ask About the Application" mode that answers "Can it...?" / "How do I...?" questions by ranking a static FAQ corpus with the same TF-IDF retrieval engine (RAG) used by the Capitalization Library, and returning the top matching question/answer pairs with a similarity score.</w:t>
+            </w:r>
+          </w:p>
+        </w:tc>
+      </w:tr>
+      <w:tr>
+        <w:tc>
+          <w:tcPr>
+            <w:tcW w:type="dxa" w:w="1500"/>
+            <w:tcBorders>
+              <w:top w:val="single" w:color="E3E3E4" w:sz="2"/>
+              <w:left w:val="single" w:color="E3E3E4" w:sz="2"/>
+              <w:bottom w:val="single" w:color="E3E3E4" w:sz="2"/>
+              <w:right w:val="single" w:color="E3E3E4" w:sz="2"/>
+            </w:tcBorders>
+            <w:shd w:fill="FFFFFF" w:val="clear"/>
+            <w:tcMar>
+              <w:top w:type="dxa" w:w="80"/>
+              <w:left w:type="dxa" w:w="100"/>
+              <w:bottom w:type="dxa" w:w="80"/>
+              <w:right w:type="dxa" w:w="100"/>
+            </w:tcMar>
+            <w:vAlign w:val="center"/>
+          </w:tcPr>
+          <w:p>
+            <w:r>
+              <w:rPr>
+                <w:rFonts w:ascii="Times New Roman" w:cs="Times New Roman" w:eastAsia="Times New Roman" w:hAnsi="Times New Roman"/>
+                <w:b w:val="false"/>
+                <w:bCs w:val="false"/>
+                <w:color w:val="58595B"/>
+                <w:sz w:val="19"/>
+                <w:szCs w:val="19"/>
+              </w:rPr>
+              <w:t xml:space="preserve">FR-ASST-07</w:t>
+            </w:r>
+          </w:p>
+        </w:tc>
+        <w:tc>
+          <w:tcPr>
+            <w:tcW w:type="dxa" w:w="8246"/>
+            <w:tcBorders>
+              <w:top w:val="single" w:color="E3E3E4" w:sz="2"/>
+              <w:left w:val="single" w:color="E3E3E4" w:sz="2"/>
+              <w:bottom w:val="single" w:color="E3E3E4" w:sz="2"/>
+              <w:right w:val="single" w:color="E3E3E4" w:sz="2"/>
+            </w:tcBorders>
+            <w:shd w:fill="FFFFFF" w:val="clear"/>
+            <w:tcMar>
+              <w:top w:type="dxa" w:w="80"/>
+              <w:left w:type="dxa" w:w="100"/>
+              <w:bottom w:type="dxa" w:w="80"/>
+              <w:right w:type="dxa" w:w="100"/>
+            </w:tcMar>
+            <w:vAlign w:val="center"/>
+          </w:tcPr>
+          <w:p>
+            <w:r>
+              <w:rPr>
+                <w:rFonts w:ascii="Times New Roman" w:cs="Times New Roman" w:eastAsia="Times New Roman" w:hAnsi="Times New Roman"/>
+                <w:b w:val="false"/>
+                <w:bCs w:val="false"/>
+                <w:color w:val="58595B"/>
+                <w:sz w:val="19"/>
+                <w:szCs w:val="19"/>
+              </w:rPr>
+              <w:t xml:space="preserve">The system shall maintain the application-help FAQ corpus as a versioned, in-code data file covering, at minimum, every module documented in section 3 of this specification.</w:t>
+            </w:r>
+          </w:p>
+        </w:tc>
+      </w:tr>
+      <w:tr>
+        <w:tc>
+          <w:tcPr>
+            <w:tcW w:type="dxa" w:w="1500"/>
+            <w:tcBorders>
+              <w:top w:val="single" w:color="E3E3E4" w:sz="2"/>
+              <w:left w:val="single" w:color="E3E3E4" w:sz="2"/>
+              <w:bottom w:val="single" w:color="E3E3E4" w:sz="2"/>
+              <w:right w:val="single" w:color="E3E3E4" w:sz="2"/>
+            </w:tcBorders>
+            <w:shd w:fill="F2F2F3" w:val="clear"/>
+            <w:tcMar>
+              <w:top w:type="dxa" w:w="80"/>
+              <w:left w:type="dxa" w:w="100"/>
+              <w:bottom w:type="dxa" w:w="80"/>
+              <w:right w:type="dxa" w:w="100"/>
+            </w:tcMar>
+            <w:vAlign w:val="center"/>
+          </w:tcPr>
+          <w:p>
+            <w:r>
+              <w:rPr>
+                <w:rFonts w:ascii="Times New Roman" w:cs="Times New Roman" w:eastAsia="Times New Roman" w:hAnsi="Times New Roman"/>
+                <w:b w:val="false"/>
+                <w:bCs w:val="false"/>
+                <w:color w:val="58595B"/>
+                <w:sz w:val="19"/>
+                <w:szCs w:val="19"/>
+              </w:rPr>
+              <w:t xml:space="preserve">FR-ASST-08</w:t>
+            </w:r>
+          </w:p>
+        </w:tc>
+        <w:tc>
+          <w:tcPr>
+            <w:tcW w:type="dxa" w:w="8246"/>
+            <w:tcBorders>
+              <w:top w:val="single" w:color="E3E3E4" w:sz="2"/>
+              <w:left w:val="single" w:color="E3E3E4" w:sz="2"/>
+              <w:bottom w:val="single" w:color="E3E3E4" w:sz="2"/>
+              <w:right w:val="single" w:color="E3E3E4" w:sz="2"/>
+            </w:tcBorders>
+            <w:shd w:fill="F2F2F3" w:val="clear"/>
+            <w:tcMar>
+              <w:top w:type="dxa" w:w="80"/>
+              <w:left w:type="dxa" w:w="100"/>
+              <w:bottom w:type="dxa" w:w="80"/>
+              <w:right w:type="dxa" w:w="100"/>
+            </w:tcMar>
+            <w:vAlign w:val="center"/>
+          </w:tcPr>
+          <w:p>
+            <w:r>
+              <w:rPr>
+                <w:rFonts w:ascii="Times New Roman" w:cs="Times New Roman" w:eastAsia="Times New Roman" w:hAnsi="Times New Roman"/>
+                <w:b w:val="false"/>
+                <w:bCs w:val="false"/>
+                <w:color w:val="58595B"/>
+                <w:sz w:val="19"/>
+                <w:szCs w:val="19"/>
+              </w:rPr>
+              <w:t xml:space="preserve">The system shall log every AI Assistant invocation (mode, question, matched intent or top result score, answer, confidence) to the AI Agent Log, consistent with FR-AI-01.</w:t>
+            </w:r>
+          </w:p>
+        </w:tc>
+      </w:tr>
+      <w:tr>
+        <w:tc>
+          <w:tcPr>
+            <w:tcW w:type="dxa" w:w="1500"/>
+            <w:tcBorders>
+              <w:top w:val="single" w:color="E3E3E4" w:sz="2"/>
+              <w:left w:val="single" w:color="E3E3E4" w:sz="2"/>
+              <w:bottom w:val="single" w:color="E3E3E4" w:sz="2"/>
+              <w:right w:val="single" w:color="E3E3E4" w:sz="2"/>
+            </w:tcBorders>
+            <w:shd w:fill="FFFFFF" w:val="clear"/>
+            <w:tcMar>
+              <w:top w:type="dxa" w:w="80"/>
+              <w:left w:type="dxa" w:w="100"/>
+              <w:bottom w:type="dxa" w:w="80"/>
+              <w:right w:type="dxa" w:w="100"/>
+            </w:tcMar>
+            <w:vAlign w:val="center"/>
+          </w:tcPr>
+          <w:p>
+            <w:r>
+              <w:rPr>
+                <w:rFonts w:ascii="Times New Roman" w:cs="Times New Roman" w:eastAsia="Times New Roman" w:hAnsi="Times New Roman"/>
+                <w:b w:val="false"/>
+                <w:bCs w:val="false"/>
+                <w:color w:val="58595B"/>
+                <w:sz w:val="19"/>
+                <w:szCs w:val="19"/>
+              </w:rPr>
+              <w:t xml:space="preserve">FR-ASST-09</w:t>
+            </w:r>
+          </w:p>
+        </w:tc>
+        <w:tc>
+          <w:tcPr>
+            <w:tcW w:type="dxa" w:w="8246"/>
+            <w:tcBorders>
+              <w:top w:val="single" w:color="E3E3E4" w:sz="2"/>
+              <w:left w:val="single" w:color="E3E3E4" w:sz="2"/>
+              <w:bottom w:val="single" w:color="E3E3E4" w:sz="2"/>
+              <w:right w:val="single" w:color="E3E3E4" w:sz="2"/>
+            </w:tcBorders>
+            <w:shd w:fill="FFFFFF" w:val="clear"/>
+            <w:tcMar>
+              <w:top w:type="dxa" w:w="80"/>
+              <w:left w:type="dxa" w:w="100"/>
+              <w:bottom w:type="dxa" w:w="80"/>
+              <w:right w:type="dxa" w:w="100"/>
+            </w:tcMar>
+            <w:vAlign w:val="center"/>
+          </w:tcPr>
+          <w:p>
+            <w:r>
+              <w:rPr>
+                <w:rFonts w:ascii="Times New Roman" w:cs="Times New Roman" w:eastAsia="Times New Roman" w:hAnsi="Times New Roman"/>
+                <w:b w:val="false"/>
+                <w:bCs w:val="false"/>
+                <w:color w:val="58595B"/>
+                <w:sz w:val="19"/>
+                <w:szCs w:val="19"/>
+              </w:rPr>
+              <w:t xml:space="preserve">The system shall gate both AI Assistant modes behind a single assistant.view permission, independent of and in addition to any module-specific permission a given data-query intent may separately require.</w:t>
             </w:r>
           </w:p>
         </w:tc>
@@ -15288,7 +17801,7 @@
                 <w:sz w:val="19"/>
                 <w:szCs w:val="19"/>
               </w:rPr>
-              <w:t xml:space="preserve">E1 registration form.</w:t>
+              <w:t xml:space="preserve">S1 registration form.</w:t>
             </w:r>
           </w:p>
         </w:tc>
@@ -15354,7 +17867,7 @@
                 <w:sz w:val="19"/>
                 <w:szCs w:val="19"/>
               </w:rPr>
-              <w:t xml:space="preserve">7 tabs, one per stage E1-E7, each with stage-appropriate AI assistance.</w:t>
+              <w:t xml:space="preserve">7 tabs, one per stage S1-S7, each with stage-appropriate AI assistance.</w:t>
             </w:r>
           </w:p>
         </w:tc>
@@ -15618,7 +18131,7 @@
                 <w:sz w:val="19"/>
                 <w:szCs w:val="19"/>
               </w:rPr>
-              <w:t xml:space="preserve">Card grid of AI use cases with maturity/status badges.</w:t>
+              <w:t xml:space="preserve">Card grid of AI use cases with maturity/status badges and an Active/Inactive toggle.</w:t>
             </w:r>
           </w:p>
         </w:tc>
@@ -15949,6 +18462,270 @@
                 <w:szCs w:val="19"/>
               </w:rPr>
               <w:t xml:space="preserve">Per-activity R/A/C/S/I assignment manager (roles or named people), filterable by reference type.</w:t>
+            </w:r>
+          </w:p>
+        </w:tc>
+      </w:tr>
+      <w:tr>
+        <w:tc>
+          <w:tcPr>
+            <w:tcW w:type="dxa" w:w="2600"/>
+            <w:tcBorders>
+              <w:top w:val="single" w:color="E3E3E4" w:sz="2"/>
+              <w:left w:val="single" w:color="E3E3E4" w:sz="2"/>
+              <w:bottom w:val="single" w:color="E3E3E4" w:sz="2"/>
+              <w:right w:val="single" w:color="E3E3E4" w:sz="2"/>
+            </w:tcBorders>
+            <w:shd w:fill="FFFFFF" w:val="clear"/>
+            <w:tcMar>
+              <w:top w:type="dxa" w:w="80"/>
+              <w:left w:type="dxa" w:w="100"/>
+              <w:bottom w:type="dxa" w:w="80"/>
+              <w:right w:type="dxa" w:w="100"/>
+            </w:tcMar>
+            <w:vAlign w:val="center"/>
+          </w:tcPr>
+          <w:p>
+            <w:r>
+              <w:rPr>
+                <w:rFonts w:ascii="Times New Roman" w:cs="Times New Roman" w:eastAsia="Times New Roman" w:hAnsi="Times New Roman"/>
+                <w:b w:val="false"/>
+                <w:bCs w:val="false"/>
+                <w:color w:val="58595B"/>
+                <w:sz w:val="19"/>
+                <w:szCs w:val="19"/>
+              </w:rPr>
+              <w:t xml:space="preserve">BPMN Process (list)</w:t>
+            </w:r>
+          </w:p>
+        </w:tc>
+        <w:tc>
+          <w:tcPr>
+            <w:tcW w:type="dxa" w:w="7146"/>
+            <w:tcBorders>
+              <w:top w:val="single" w:color="E3E3E4" w:sz="2"/>
+              <w:left w:val="single" w:color="E3E3E4" w:sz="2"/>
+              <w:bottom w:val="single" w:color="E3E3E4" w:sz="2"/>
+              <w:right w:val="single" w:color="E3E3E4" w:sz="2"/>
+            </w:tcBorders>
+            <w:shd w:fill="FFFFFF" w:val="clear"/>
+            <w:tcMar>
+              <w:top w:type="dxa" w:w="80"/>
+              <w:left w:type="dxa" w:w="100"/>
+              <w:bottom w:type="dxa" w:w="80"/>
+              <w:right w:type="dxa" w:w="100"/>
+            </w:tcMar>
+            <w:vAlign w:val="center"/>
+          </w:tcPr>
+          <w:p>
+            <w:r>
+              <w:rPr>
+                <w:rFonts w:ascii="Times New Roman" w:cs="Times New Roman" w:eastAsia="Times New Roman" w:hAnsi="Times New Roman"/>
+                <w:b w:val="false"/>
+                <w:bCs w:val="false"/>
+                <w:color w:val="58595B"/>
+                <w:sz w:val="19"/>
+                <w:szCs w:val="19"/>
+              </w:rPr>
+              <w:t xml:space="preserve">CRUD list of BPMN diagrams, each opening into a viewer or full modeler depending on RBAC.</w:t>
+            </w:r>
+          </w:p>
+        </w:tc>
+      </w:tr>
+      <w:tr>
+        <w:tc>
+          <w:tcPr>
+            <w:tcW w:type="dxa" w:w="2600"/>
+            <w:tcBorders>
+              <w:top w:val="single" w:color="E3E3E4" w:sz="2"/>
+              <w:left w:val="single" w:color="E3E3E4" w:sz="2"/>
+              <w:bottom w:val="single" w:color="E3E3E4" w:sz="2"/>
+              <w:right w:val="single" w:color="E3E3E4" w:sz="2"/>
+            </w:tcBorders>
+            <w:shd w:fill="F2F2F3" w:val="clear"/>
+            <w:tcMar>
+              <w:top w:type="dxa" w:w="80"/>
+              <w:left w:type="dxa" w:w="100"/>
+              <w:bottom w:type="dxa" w:w="80"/>
+              <w:right w:type="dxa" w:w="100"/>
+            </w:tcMar>
+            <w:vAlign w:val="center"/>
+          </w:tcPr>
+          <w:p>
+            <w:r>
+              <w:rPr>
+                <w:rFonts w:ascii="Times New Roman" w:cs="Times New Roman" w:eastAsia="Times New Roman" w:hAnsi="Times New Roman"/>
+                <w:b w:val="false"/>
+                <w:bCs w:val="false"/>
+                <w:color w:val="58595B"/>
+                <w:sz w:val="19"/>
+                <w:szCs w:val="19"/>
+              </w:rPr>
+              <w:t xml:space="preserve">BPMN Diagram</w:t>
+            </w:r>
+          </w:p>
+        </w:tc>
+        <w:tc>
+          <w:tcPr>
+            <w:tcW w:type="dxa" w:w="7146"/>
+            <w:tcBorders>
+              <w:top w:val="single" w:color="E3E3E4" w:sz="2"/>
+              <w:left w:val="single" w:color="E3E3E4" w:sz="2"/>
+              <w:bottom w:val="single" w:color="E3E3E4" w:sz="2"/>
+              <w:right w:val="single" w:color="E3E3E4" w:sz="2"/>
+            </w:tcBorders>
+            <w:shd w:fill="F2F2F3" w:val="clear"/>
+            <w:tcMar>
+              <w:top w:type="dxa" w:w="80"/>
+              <w:left w:type="dxa" w:w="100"/>
+              <w:bottom w:type="dxa" w:w="80"/>
+              <w:right w:type="dxa" w:w="100"/>
+            </w:tcMar>
+            <w:vAlign w:val="center"/>
+          </w:tcPr>
+          <w:p>
+            <w:r>
+              <w:rPr>
+                <w:rFonts w:ascii="Times New Roman" w:cs="Times New Roman" w:eastAsia="Times New Roman" w:hAnsi="Times New Roman"/>
+                <w:b w:val="false"/>
+                <w:bCs w:val="false"/>
+                <w:color w:val="58595B"/>
+                <w:sz w:val="19"/>
+                <w:szCs w:val="19"/>
+              </w:rPr>
+              <w:t xml:space="preserve">In-browser BPMN 2.0 viewer (pan/zoom, read-only) or modeler (full editing palette + Save), selected by permission.</w:t>
+            </w:r>
+          </w:p>
+        </w:tc>
+      </w:tr>
+      <w:tr>
+        <w:tc>
+          <w:tcPr>
+            <w:tcW w:type="dxa" w:w="2600"/>
+            <w:tcBorders>
+              <w:top w:val="single" w:color="E3E3E4" w:sz="2"/>
+              <w:left w:val="single" w:color="E3E3E4" w:sz="2"/>
+              <w:bottom w:val="single" w:color="E3E3E4" w:sz="2"/>
+              <w:right w:val="single" w:color="E3E3E4" w:sz="2"/>
+            </w:tcBorders>
+            <w:shd w:fill="FFFFFF" w:val="clear"/>
+            <w:tcMar>
+              <w:top w:type="dxa" w:w="80"/>
+              <w:left w:type="dxa" w:w="100"/>
+              <w:bottom w:type="dxa" w:w="80"/>
+              <w:right w:type="dxa" w:w="100"/>
+            </w:tcMar>
+            <w:vAlign w:val="center"/>
+          </w:tcPr>
+          <w:p>
+            <w:r>
+              <w:rPr>
+                <w:rFonts w:ascii="Times New Roman" w:cs="Times New Roman" w:eastAsia="Times New Roman" w:hAnsi="Times New Roman"/>
+                <w:b w:val="false"/>
+                <w:bCs w:val="false"/>
+                <w:color w:val="58595B"/>
+                <w:sz w:val="19"/>
+                <w:szCs w:val="19"/>
+              </w:rPr>
+              <w:t xml:space="preserve">AI Assistant</w:t>
+            </w:r>
+          </w:p>
+        </w:tc>
+        <w:tc>
+          <w:tcPr>
+            <w:tcW w:type="dxa" w:w="7146"/>
+            <w:tcBorders>
+              <w:top w:val="single" w:color="E3E3E4" w:sz="2"/>
+              <w:left w:val="single" w:color="E3E3E4" w:sz="2"/>
+              <w:bottom w:val="single" w:color="E3E3E4" w:sz="2"/>
+              <w:right w:val="single" w:color="E3E3E4" w:sz="2"/>
+            </w:tcBorders>
+            <w:shd w:fill="FFFFFF" w:val="clear"/>
+            <w:tcMar>
+              <w:top w:type="dxa" w:w="80"/>
+              <w:left w:type="dxa" w:w="100"/>
+              <w:bottom w:type="dxa" w:w="80"/>
+              <w:right w:type="dxa" w:w="100"/>
+            </w:tcMar>
+            <w:vAlign w:val="center"/>
+          </w:tcPr>
+          <w:p>
+            <w:r>
+              <w:rPr>
+                <w:rFonts w:ascii="Times New Roman" w:cs="Times New Roman" w:eastAsia="Times New Roman" w:hAnsi="Times New Roman"/>
+                <w:b w:val="false"/>
+                <w:bCs w:val="false"/>
+                <w:color w:val="58595B"/>
+                <w:sz w:val="19"/>
+                <w:szCs w:val="19"/>
+              </w:rPr>
+              <w:t xml:space="preserve">Two-mode chat: Query My Data (RBAC-scoped) and Ask About the Application (FAQ RAG search), open to every role.</w:t>
+            </w:r>
+          </w:p>
+        </w:tc>
+      </w:tr>
+      <w:tr>
+        <w:tc>
+          <w:tcPr>
+            <w:tcW w:type="dxa" w:w="2600"/>
+            <w:tcBorders>
+              <w:top w:val="single" w:color="E3E3E4" w:sz="2"/>
+              <w:left w:val="single" w:color="E3E3E4" w:sz="2"/>
+              <w:bottom w:val="single" w:color="E3E3E4" w:sz="2"/>
+              <w:right w:val="single" w:color="E3E3E4" w:sz="2"/>
+            </w:tcBorders>
+            <w:shd w:fill="F2F2F3" w:val="clear"/>
+            <w:tcMar>
+              <w:top w:type="dxa" w:w="80"/>
+              <w:left w:type="dxa" w:w="100"/>
+              <w:bottom w:type="dxa" w:w="80"/>
+              <w:right w:type="dxa" w:w="100"/>
+            </w:tcMar>
+            <w:vAlign w:val="center"/>
+          </w:tcPr>
+          <w:p>
+            <w:r>
+              <w:rPr>
+                <w:rFonts w:ascii="Times New Roman" w:cs="Times New Roman" w:eastAsia="Times New Roman" w:hAnsi="Times New Roman"/>
+                <w:b w:val="false"/>
+                <w:bCs w:val="false"/>
+                <w:color w:val="58595B"/>
+                <w:sz w:val="19"/>
+                <w:szCs w:val="19"/>
+              </w:rPr>
+              <w:t xml:space="preserve">LLM Configuration</w:t>
+            </w:r>
+          </w:p>
+        </w:tc>
+        <w:tc>
+          <w:tcPr>
+            <w:tcW w:type="dxa" w:w="7146"/>
+            <w:tcBorders>
+              <w:top w:val="single" w:color="E3E3E4" w:sz="2"/>
+              <w:left w:val="single" w:color="E3E3E4" w:sz="2"/>
+              <w:bottom w:val="single" w:color="E3E3E4" w:sz="2"/>
+              <w:right w:val="single" w:color="E3E3E4" w:sz="2"/>
+            </w:tcBorders>
+            <w:shd w:fill="F2F2F3" w:val="clear"/>
+            <w:tcMar>
+              <w:top w:type="dxa" w:w="80"/>
+              <w:left w:type="dxa" w:w="100"/>
+              <w:bottom w:type="dxa" w:w="80"/>
+              <w:right w:type="dxa" w:w="100"/>
+            </w:tcMar>
+            <w:vAlign w:val="center"/>
+          </w:tcPr>
+          <w:p>
+            <w:r>
+              <w:rPr>
+                <w:rFonts w:ascii="Times New Roman" w:cs="Times New Roman" w:eastAsia="Times New Roman" w:hAnsi="Times New Roman"/>
+                <w:b w:val="false"/>
+                <w:bCs w:val="false"/>
+                <w:color w:val="58595B"/>
+                <w:sz w:val="19"/>
+                <w:szCs w:val="19"/>
+              </w:rPr>
+              <w:t xml:space="preserve">Provider dropdown (10 predefined providers), model, endpoint, API key (write-only), and enabled toggle.</w:t>
             </w:r>
           </w:p>
         </w:tc>
@@ -17359,7 +20136,7 @@
                 <w:sz w:val="19"/>
                 <w:szCs w:val="19"/>
               </w:rPr>
-              <w:t xml:space="preserve">AI Agents</w:t>
+              <w:t xml:space="preserve">AI Agents (process)</w:t>
             </w:r>
           </w:p>
         </w:tc>
@@ -17391,7 +20168,7 @@
                 <w:sz w:val="19"/>
                 <w:szCs w:val="19"/>
               </w:rPr>
-              <w:t xml:space="preserve">POST /api/ai-agents/:ficheId/classification, /containment-advisor, /root-cause-mining, /action-recommendation, GET /api/ai-agents/:ficheId/logs</w:t>
+              <w:t xml:space="preserve">POST /api/ai-agents/:ficheId/classification, /problem-structuring, /containment-advisor, /root-cause-mining, /action-recommendation, /evaluation-assistant, GET /api/ai-agents/:ficheId/logs</w:t>
             </w:r>
           </w:p>
         </w:tc>
@@ -17887,6 +20664,204 @@
                 <w:sz w:val="19"/>
                 <w:szCs w:val="19"/>
               </w:rPr>
+              <w:t xml:space="preserve">BPMN</w:t>
+            </w:r>
+          </w:p>
+        </w:tc>
+        <w:tc>
+          <w:tcPr>
+            <w:tcW w:type="dxa" w:w="7746"/>
+            <w:tcBorders>
+              <w:top w:val="single" w:color="E3E3E4" w:sz="2"/>
+              <w:left w:val="single" w:color="E3E3E4" w:sz="2"/>
+              <w:bottom w:val="single" w:color="E3E3E4" w:sz="2"/>
+              <w:right w:val="single" w:color="E3E3E4" w:sz="2"/>
+            </w:tcBorders>
+            <w:shd w:fill="FFFFFF" w:val="clear"/>
+            <w:tcMar>
+              <w:top w:type="dxa" w:w="80"/>
+              <w:left w:type="dxa" w:w="100"/>
+              <w:bottom w:type="dxa" w:w="80"/>
+              <w:right w:type="dxa" w:w="100"/>
+            </w:tcMar>
+            <w:vAlign w:val="center"/>
+          </w:tcPr>
+          <w:p>
+            <w:r>
+              <w:rPr>
+                <w:rFonts w:ascii="Times New Roman" w:cs="Times New Roman" w:eastAsia="Times New Roman" w:hAnsi="Times New Roman"/>
+                <w:b w:val="false"/>
+                <w:bCs w:val="false"/>
+                <w:color w:val="58595B"/>
+                <w:sz w:val="19"/>
+                <w:szCs w:val="19"/>
+              </w:rPr>
+              <w:t xml:space="preserve">GET|POST /api/bpmn, GET|PUT|DELETE /api/bpmn/:id</w:t>
+            </w:r>
+          </w:p>
+        </w:tc>
+      </w:tr>
+      <w:tr>
+        <w:tc>
+          <w:tcPr>
+            <w:tcW w:type="dxa" w:w="2000"/>
+            <w:tcBorders>
+              <w:top w:val="single" w:color="E3E3E4" w:sz="2"/>
+              <w:left w:val="single" w:color="E3E3E4" w:sz="2"/>
+              <w:bottom w:val="single" w:color="E3E3E4" w:sz="2"/>
+              <w:right w:val="single" w:color="E3E3E4" w:sz="2"/>
+            </w:tcBorders>
+            <w:shd w:fill="F2F2F3" w:val="clear"/>
+            <w:tcMar>
+              <w:top w:type="dxa" w:w="80"/>
+              <w:left w:type="dxa" w:w="100"/>
+              <w:bottom w:type="dxa" w:w="80"/>
+              <w:right w:type="dxa" w:w="100"/>
+            </w:tcMar>
+            <w:vAlign w:val="center"/>
+          </w:tcPr>
+          <w:p>
+            <w:r>
+              <w:rPr>
+                <w:rFonts w:ascii="Times New Roman" w:cs="Times New Roman" w:eastAsia="Times New Roman" w:hAnsi="Times New Roman"/>
+                <w:b w:val="false"/>
+                <w:bCs w:val="false"/>
+                <w:color w:val="58595B"/>
+                <w:sz w:val="19"/>
+                <w:szCs w:val="19"/>
+              </w:rPr>
+              <w:t xml:space="preserve">LLM Configuration</w:t>
+            </w:r>
+          </w:p>
+        </w:tc>
+        <w:tc>
+          <w:tcPr>
+            <w:tcW w:type="dxa" w:w="7746"/>
+            <w:tcBorders>
+              <w:top w:val="single" w:color="E3E3E4" w:sz="2"/>
+              <w:left w:val="single" w:color="E3E3E4" w:sz="2"/>
+              <w:bottom w:val="single" w:color="E3E3E4" w:sz="2"/>
+              <w:right w:val="single" w:color="E3E3E4" w:sz="2"/>
+            </w:tcBorders>
+            <w:shd w:fill="F2F2F3" w:val="clear"/>
+            <w:tcMar>
+              <w:top w:type="dxa" w:w="80"/>
+              <w:left w:type="dxa" w:w="100"/>
+              <w:bottom w:type="dxa" w:w="80"/>
+              <w:right w:type="dxa" w:w="100"/>
+            </w:tcMar>
+            <w:vAlign w:val="center"/>
+          </w:tcPr>
+          <w:p>
+            <w:r>
+              <w:rPr>
+                <w:rFonts w:ascii="Times New Roman" w:cs="Times New Roman" w:eastAsia="Times New Roman" w:hAnsi="Times New Roman"/>
+                <w:b w:val="false"/>
+                <w:bCs w:val="false"/>
+                <w:color w:val="58595B"/>
+                <w:sz w:val="19"/>
+                <w:szCs w:val="19"/>
+              </w:rPr>
+              <w:t xml:space="preserve">GET /api/llm-config/providers, GET|PUT /api/llm-config</w:t>
+            </w:r>
+          </w:p>
+        </w:tc>
+      </w:tr>
+      <w:tr>
+        <w:tc>
+          <w:tcPr>
+            <w:tcW w:type="dxa" w:w="2000"/>
+            <w:tcBorders>
+              <w:top w:val="single" w:color="E3E3E4" w:sz="2"/>
+              <w:left w:val="single" w:color="E3E3E4" w:sz="2"/>
+              <w:bottom w:val="single" w:color="E3E3E4" w:sz="2"/>
+              <w:right w:val="single" w:color="E3E3E4" w:sz="2"/>
+            </w:tcBorders>
+            <w:shd w:fill="FFFFFF" w:val="clear"/>
+            <w:tcMar>
+              <w:top w:type="dxa" w:w="80"/>
+              <w:left w:type="dxa" w:w="100"/>
+              <w:bottom w:type="dxa" w:w="80"/>
+              <w:right w:type="dxa" w:w="100"/>
+            </w:tcMar>
+            <w:vAlign w:val="center"/>
+          </w:tcPr>
+          <w:p>
+            <w:r>
+              <w:rPr>
+                <w:rFonts w:ascii="Times New Roman" w:cs="Times New Roman" w:eastAsia="Times New Roman" w:hAnsi="Times New Roman"/>
+                <w:b w:val="false"/>
+                <w:bCs w:val="false"/>
+                <w:color w:val="58595B"/>
+                <w:sz w:val="19"/>
+                <w:szCs w:val="19"/>
+              </w:rPr>
+              <w:t xml:space="preserve">AI Assistant</w:t>
+            </w:r>
+          </w:p>
+        </w:tc>
+        <w:tc>
+          <w:tcPr>
+            <w:tcW w:type="dxa" w:w="7746"/>
+            <w:tcBorders>
+              <w:top w:val="single" w:color="E3E3E4" w:sz="2"/>
+              <w:left w:val="single" w:color="E3E3E4" w:sz="2"/>
+              <w:bottom w:val="single" w:color="E3E3E4" w:sz="2"/>
+              <w:right w:val="single" w:color="E3E3E4" w:sz="2"/>
+            </w:tcBorders>
+            <w:shd w:fill="FFFFFF" w:val="clear"/>
+            <w:tcMar>
+              <w:top w:type="dxa" w:w="80"/>
+              <w:left w:type="dxa" w:w="100"/>
+              <w:bottom w:type="dxa" w:w="80"/>
+              <w:right w:type="dxa" w:w="100"/>
+            </w:tcMar>
+            <w:vAlign w:val="center"/>
+          </w:tcPr>
+          <w:p>
+            <w:r>
+              <w:rPr>
+                <w:rFonts w:ascii="Times New Roman" w:cs="Times New Roman" w:eastAsia="Times New Roman" w:hAnsi="Times New Roman"/>
+                <w:b w:val="false"/>
+                <w:bCs w:val="false"/>
+                <w:color w:val="58595B"/>
+                <w:sz w:val="19"/>
+                <w:szCs w:val="19"/>
+              </w:rPr>
+              <w:t xml:space="preserve">POST /api/assistant/query-data, POST /api/assistant/query-app</w:t>
+            </w:r>
+          </w:p>
+        </w:tc>
+      </w:tr>
+      <w:tr>
+        <w:tc>
+          <w:tcPr>
+            <w:tcW w:type="dxa" w:w="2000"/>
+            <w:tcBorders>
+              <w:top w:val="single" w:color="E3E3E4" w:sz="2"/>
+              <w:left w:val="single" w:color="E3E3E4" w:sz="2"/>
+              <w:bottom w:val="single" w:color="E3E3E4" w:sz="2"/>
+              <w:right w:val="single" w:color="E3E3E4" w:sz="2"/>
+            </w:tcBorders>
+            <w:shd w:fill="F2F2F3" w:val="clear"/>
+            <w:tcMar>
+              <w:top w:type="dxa" w:w="80"/>
+              <w:left w:type="dxa" w:w="100"/>
+              <w:bottom w:type="dxa" w:w="80"/>
+              <w:right w:type="dxa" w:w="100"/>
+            </w:tcMar>
+            <w:vAlign w:val="center"/>
+          </w:tcPr>
+          <w:p>
+            <w:r>
+              <w:rPr>
+                <w:rFonts w:ascii="Times New Roman" w:cs="Times New Roman" w:eastAsia="Times New Roman" w:hAnsi="Times New Roman"/>
+                <w:b w:val="false"/>
+                <w:bCs w:val="false"/>
+                <w:color w:val="58595B"/>
+                <w:sz w:val="19"/>
+                <w:szCs w:val="19"/>
+              </w:rPr>
               <w:t xml:space="preserve">Reports</w:t>
             </w:r>
           </w:p>
@@ -17900,7 +20875,7 @@
               <w:bottom w:val="single" w:color="E3E3E4" w:sz="2"/>
               <w:right w:val="single" w:color="E3E3E4" w:sz="2"/>
             </w:tcBorders>
-            <w:shd w:fill="FFFFFF" w:val="clear"/>
+            <w:shd w:fill="F2F2F3" w:val="clear"/>
             <w:tcMar>
               <w:top w:type="dxa" w:w="80"/>
               <w:left w:type="dxa" w:w="100"/>
@@ -17934,7 +20909,7 @@
               <w:bottom w:val="single" w:color="E3E3E4" w:sz="2"/>
               <w:right w:val="single" w:color="E3E3E4" w:sz="2"/>
             </w:tcBorders>
-            <w:shd w:fill="F2F2F3" w:val="clear"/>
+            <w:shd w:fill="FFFFFF" w:val="clear"/>
             <w:tcMar>
               <w:top w:type="dxa" w:w="80"/>
               <w:left w:type="dxa" w:w="100"/>
@@ -17966,7 +20941,7 @@
               <w:bottom w:val="single" w:color="E3E3E4" w:sz="2"/>
               <w:right w:val="single" w:color="E3E3E4" w:sz="2"/>
             </w:tcBorders>
-            <w:shd w:fill="F2F2F3" w:val="clear"/>
+            <w:shd w:fill="FFFFFF" w:val="clear"/>
             <w:tcMar>
               <w:top w:type="dxa" w:w="80"/>
               <w:left w:type="dxa" w:w="100"/>
@@ -18103,6 +21078,304 @@
       </w:r>
     </w:p>
     <w:p>
+      <w:pPr>
+        <w:spacing w:after="120"/>
+      </w:pPr>
+    </w:p>
+    <w:p>
+      <w:pPr>
+        <w:pStyle w:val="Heading2"/>
+        <w:spacing w:after="140" w:before="300"/>
+      </w:pPr>
+      <w:r>
+        <w:rPr>
+          <w:rFonts w:ascii="Times New Roman" w:cs="Times New Roman" w:eastAsia="Times New Roman" w:hAnsi="Times New Roman"/>
+          <w:b/>
+          <w:bCs/>
+          <w:color w:val="3A3A3C"/>
+          <w:sz w:val="27"/>
+          <w:szCs w:val="27"/>
+        </w:rPr>
+        <w:t xml:space="preserve">4.5 Interfaces with External Applications</w:t>
+      </w:r>
+    </w:p>
+    <w:p>
+      <w:pPr>
+        <w:spacing w:after="160" w:line="276"/>
+        <w:jc w:val="both"/>
+      </w:pPr>
+      <w:r>
+        <w:rPr>
+          <w:rFonts w:ascii="Times New Roman" w:cs="Times New Roman" w:eastAsia="Times New Roman" w:hAnsi="Times New Roman"/>
+          <w:color w:val="58595B"/>
+          <w:sz w:val="24"/>
+          <w:szCs w:val="24"/>
+        </w:rPr>
+        <w:t xml:space="preserve">NCP Solver is architected — modular services behind a stable REST/JSON API, tenant isolation, and the composable-module principle of NFR-MAINT-01 — to integrate with the external systems below. The table states, honestly, which of these are implemented in this version versus architecture-ready for a future release; none of the architecture-ready interfaces performs a live external call today.</w:t>
+      </w:r>
+    </w:p>
+    <w:p>
+      <w:pPr>
+        <w:spacing w:after="80"/>
+      </w:pPr>
+    </w:p>
+    <w:p>
+      <w:pPr>
+        <w:pStyle w:val="Heading3"/>
+        <w:spacing w:after="120" w:before="220"/>
+      </w:pPr>
+      <w:r>
+        <w:rPr>
+          <w:rFonts w:ascii="Times New Roman" w:cs="Times New Roman" w:eastAsia="Times New Roman" w:hAnsi="Times New Roman"/>
+          <w:b/>
+          <w:bCs/>
+          <w:color w:val="E07B00"/>
+          <w:sz w:val="24"/>
+          <w:szCs w:val="24"/>
+        </w:rPr>
+        <w:t xml:space="preserve">Identity Provider / Single Sign-On (SSO) — Architecture-ready</w:t>
+      </w:r>
+    </w:p>
+    <w:p>
+      <w:pPr>
+        <w:spacing w:after="160" w:line="276"/>
+        <w:jc w:val="both"/>
+      </w:pPr>
+      <w:r>
+        <w:rPr>
+          <w:rFonts w:ascii="Times New Roman" w:cs="Times New Roman" w:eastAsia="Times New Roman" w:hAnsi="Times New Roman"/>
+          <w:color w:val="58595B"/>
+          <w:sz w:val="24"/>
+          <w:szCs w:val="24"/>
+        </w:rPr>
+        <w:t xml:space="preserve">The current implementation authenticates locally (email + bcrypt-hashed password, issuing its own JWT). The RBAC layer already separates authentication (who is this user) from authorization (what can this role do), so a future release can add SAML 2.0 or OpenID Connect (OIDC) authentication against a corporate Identity Provider (e.g., Azure AD/Entra ID, Okta, Google Workspace) by replacing only the login/token-issuance step; every downstream permission check, and the JWT-bearer contract used by every other endpoint, is unaffected.</w:t>
+      </w:r>
+    </w:p>
+    <w:p>
+      <w:pPr>
+        <w:pStyle w:val="Heading3"/>
+        <w:spacing w:after="120" w:before="220"/>
+      </w:pPr>
+      <w:r>
+        <w:rPr>
+          <w:rFonts w:ascii="Times New Roman" w:cs="Times New Roman" w:eastAsia="Times New Roman" w:hAnsi="Times New Roman"/>
+          <w:b/>
+          <w:bCs/>
+          <w:color w:val="E07B00"/>
+          <w:sz w:val="24"/>
+          <w:szCs w:val="24"/>
+        </w:rPr>
+        <w:t xml:space="preserve">ERP / MES (Manufacturing &amp; Enterprise Resource Planning) — Architecture-ready</w:t>
+      </w:r>
+    </w:p>
+    <w:p>
+      <w:pPr>
+        <w:spacing w:after="160" w:line="276"/>
+        <w:jc w:val="both"/>
+      </w:pPr>
+      <w:r>
+        <w:rPr>
+          <w:rFonts w:ascii="Times New Roman" w:cs="Times New Roman" w:eastAsia="Times New Roman" w:hAnsi="Times New Roman"/>
+          <w:color w:val="58595B"/>
+          <w:sz w:val="24"/>
+          <w:szCs w:val="24"/>
+        </w:rPr>
+        <w:t xml:space="preserve">No live ERP/MES connector is implemented in this version. The NCP Sheet, Action, and Standard entities are modeled with stable REST endpoints and tenant-scoped identifiers, so a future integration can push non-conformities detected in an ERP/MES quality module into NCP Solver (via POST /api/fiches) or pull closure status back out, without a schema change.</w:t>
+      </w:r>
+    </w:p>
+    <w:p>
+      <w:pPr>
+        <w:pStyle w:val="Heading3"/>
+        <w:spacing w:after="120" w:before="220"/>
+      </w:pPr>
+      <w:r>
+        <w:rPr>
+          <w:rFonts w:ascii="Times New Roman" w:cs="Times New Roman" w:eastAsia="Times New Roman" w:hAnsi="Times New Roman"/>
+          <w:b/>
+          <w:bCs/>
+          <w:color w:val="E07B00"/>
+          <w:sz w:val="24"/>
+          <w:szCs w:val="24"/>
+        </w:rPr>
+        <w:t xml:space="preserve">Document Management System (DMS) — Architecture-ready</w:t>
+      </w:r>
+    </w:p>
+    <w:p>
+      <w:pPr>
+        <w:spacing w:after="160" w:line="276"/>
+        <w:jc w:val="both"/>
+      </w:pPr>
+      <w:r>
+        <w:rPr>
+          <w:rFonts w:ascii="Times New Roman" w:cs="Times New Roman" w:eastAsia="Times New Roman" w:hAnsi="Times New Roman"/>
+          <w:color w:val="58595B"/>
+          <w:sz w:val="24"/>
+          <w:szCs w:val="24"/>
+        </w:rPr>
+        <w:t xml:space="preserve">Action evidence (execution/evaluation proof) and REX attachments are currently recorded as metadata records (ActionEvidence) rather than files stored in an external DMS (e.g., SharePoint, a corporate document vault). The ActionEvidence entity is deliberately a thin, replaceable pointer so a future version can store the underlying file in an external DMS and keep only its reference here.</w:t>
+      </w:r>
+    </w:p>
+    <w:p>
+      <w:pPr>
+        <w:pStyle w:val="Heading3"/>
+        <w:spacing w:after="120" w:before="220"/>
+      </w:pPr>
+      <w:r>
+        <w:rPr>
+          <w:rFonts w:ascii="Times New Roman" w:cs="Times New Roman" w:eastAsia="Times New Roman" w:hAnsi="Times New Roman"/>
+          <w:b/>
+          <w:bCs/>
+          <w:color w:val="E07B00"/>
+          <w:sz w:val="24"/>
+          <w:szCs w:val="24"/>
+        </w:rPr>
+        <w:t xml:space="preserve">SMTP / Email Notification Gateway — Architecture-ready</w:t>
+      </w:r>
+    </w:p>
+    <w:p>
+      <w:pPr>
+        <w:spacing w:after="160" w:line="276"/>
+        <w:jc w:val="both"/>
+      </w:pPr>
+      <w:r>
+        <w:rPr>
+          <w:rFonts w:ascii="Times New Roman" w:cs="Times New Roman" w:eastAsia="Times New Roman" w:hAnsi="Times New Roman"/>
+          <w:color w:val="58595B"/>
+          <w:sz w:val="24"/>
+          <w:szCs w:val="24"/>
+        </w:rPr>
+        <w:t xml:space="preserve">Alerts (section 3.17) are currently delivered only in-app (the sidebar unread-alert badge and the Alerts inbox). No outbound SMTP integration is implemented. The Alert &amp; Notification Engine is one of the explicitly composable modules (NFR-MAINT-01); adding an email-delivery channel means adding a delivery adapter behind the existing NotificationAlert entity, not redesigning the alert logic itself.</w:t>
+      </w:r>
+    </w:p>
+    <w:p>
+      <w:pPr>
+        <w:pStyle w:val="Heading3"/>
+        <w:spacing w:after="120" w:before="220"/>
+      </w:pPr>
+      <w:r>
+        <w:rPr>
+          <w:rFonts w:ascii="Times New Roman" w:cs="Times New Roman" w:eastAsia="Times New Roman" w:hAnsi="Times New Roman"/>
+          <w:b/>
+          <w:bCs/>
+          <w:color w:val="E07B00"/>
+          <w:sz w:val="24"/>
+          <w:szCs w:val="24"/>
+        </w:rPr>
+        <w:t xml:space="preserve">Business Intelligence (BI) / Data Warehouse Export — Architecture-ready</w:t>
+      </w:r>
+    </w:p>
+    <w:p>
+      <w:pPr>
+        <w:spacing w:after="160" w:line="276"/>
+        <w:jc w:val="both"/>
+      </w:pPr>
+      <w:r>
+        <w:rPr>
+          <w:rFonts w:ascii="Times New Roman" w:cs="Times New Roman" w:eastAsia="Times New Roman" w:hAnsi="Times New Roman"/>
+          <w:color w:val="58595B"/>
+          <w:sz w:val="24"/>
+          <w:szCs w:val="24"/>
+        </w:rPr>
+        <w:t xml:space="preserve">The Reports &amp; KPIs module (section 3.18) computes all 10 KPIs and 4 standard reports live from the relational schema. No scheduled export or BI-tool connector (e.g., Power BI, Tableau) is implemented in this version; the relational schema (section 6) is a stable, documented basis for a future read replica or scheduled extract.</w:t>
+      </w:r>
+    </w:p>
+    <w:p>
+      <w:pPr>
+        <w:pStyle w:val="Heading3"/>
+        <w:spacing w:after="120" w:before="220"/>
+      </w:pPr>
+      <w:r>
+        <w:rPr>
+          <w:rFonts w:ascii="Times New Roman" w:cs="Times New Roman" w:eastAsia="Times New Roman" w:hAnsi="Times New Roman"/>
+          <w:b/>
+          <w:bCs/>
+          <w:color w:val="E07B00"/>
+          <w:sz w:val="24"/>
+          <w:szCs w:val="24"/>
+        </w:rPr>
+        <w:t xml:space="preserve">Webhooks / Event Notifications to Other Systems — Architecture-ready</w:t>
+      </w:r>
+    </w:p>
+    <w:p>
+      <w:pPr>
+        <w:spacing w:after="160" w:line="276"/>
+        <w:jc w:val="both"/>
+      </w:pPr>
+      <w:r>
+        <w:rPr>
+          <w:rFonts w:ascii="Times New Roman" w:cs="Times New Roman" w:eastAsia="Times New Roman" w:hAnsi="Times New Roman"/>
+          <w:color w:val="58595B"/>
+          <w:sz w:val="24"/>
+          <w:szCs w:val="24"/>
+        </w:rPr>
+        <w:t xml:space="preserve">No outbound webhook mechanism is implemented in this version — other systems cannot currently subscribe to NCP Solver events (Sheet closed, Alert raised, Control tested). The Audit Trail (section 3.21) already captures every state-changing event with actor, timestamp, and before/after values, giving a ready event source a future webhook dispatcher could be built on.</w:t>
+      </w:r>
+    </w:p>
+    <w:p>
+      <w:pPr>
+        <w:pStyle w:val="Heading3"/>
+        <w:spacing w:after="120" w:before="220"/>
+      </w:pPr>
+      <w:r>
+        <w:rPr>
+          <w:rFonts w:ascii="Times New Roman" w:cs="Times New Roman" w:eastAsia="Times New Roman" w:hAnsi="Times New Roman"/>
+          <w:b/>
+          <w:bCs/>
+          <w:color w:val="E07B00"/>
+          <w:sz w:val="24"/>
+          <w:szCs w:val="24"/>
+        </w:rPr>
+        <w:t xml:space="preserve">LLM / AI Provider APIs — Configuration implemented; live calls not yet made</w:t>
+      </w:r>
+    </w:p>
+    <w:p>
+      <w:pPr>
+        <w:spacing w:after="160" w:line="276"/>
+        <w:jc w:val="both"/>
+      </w:pPr>
+      <w:r>
+        <w:rPr>
+          <w:rFonts w:ascii="Times New Roman" w:cs="Times New Roman" w:eastAsia="Times New Roman" w:hAnsi="Times New Roman"/>
+          <w:color w:val="58595B"/>
+          <w:sz w:val="24"/>
+          <w:szCs w:val="24"/>
+        </w:rPr>
+        <w:t xml:space="preserve">The LLM / AI Provider Configuration module (section 3.23) is the implemented, designated integration point: an administrator can select and store credentials for any of ten common providers (Anthropic, OpenAI, Google, Azure OpenAI, AWS Bedrock, Mistral, Cohere, Meta Llama, Ollama, or a custom OpenAI-compatible endpoint). As of this version, no module places a live outbound call using that configuration — the AI Agents (3.10) and the AI Assistant (3.24) are deterministic, rule-based, and RAG-grounded, per NFR-DATA-01. NFR-MAINT-03 and NFR-MAINT-04 together specify that when a live LLM call is added, it shall read its credentials only from this module.</w:t>
+      </w:r>
+    </w:p>
+    <w:p>
+      <w:pPr>
+        <w:pStyle w:val="Heading3"/>
+        <w:spacing w:after="120" w:before="220"/>
+      </w:pPr>
+      <w:r>
+        <w:rPr>
+          <w:rFonts w:ascii="Times New Roman" w:cs="Times New Roman" w:eastAsia="Times New Roman" w:hAnsi="Times New Roman"/>
+          <w:b/>
+          <w:bCs/>
+          <w:color w:val="E07B00"/>
+          <w:sz w:val="24"/>
+          <w:szCs w:val="24"/>
+        </w:rPr>
+        <w:t xml:space="preserve">Sibling Enterprise Applications (Risk Management, Audit Management, Project Management) — Architecture-ready</w:t>
+      </w:r>
+    </w:p>
+    <w:p>
+      <w:pPr>
+        <w:spacing w:after="160" w:line="276"/>
+        <w:jc w:val="both"/>
+      </w:pPr>
+      <w:r>
+        <w:rPr>
+          <w:rFonts w:ascii="Times New Roman" w:cs="Times New Roman" w:eastAsia="Times New Roman" w:hAnsi="Times New Roman"/>
+          <w:color w:val="58595B"/>
+          <w:sz w:val="24"/>
+          <w:szCs w:val="24"/>
+        </w:rPr>
+        <w:t xml:space="preserve">Per section 2.1 and NFR-MAINT-01, the Action Register, Alert &amp; Notification Engine, User Management &amp; RBAC layer, KPI/Reporting engine, and Audit Trail Service are built as composable modules behind the same REST/JSON API contract used internally, so a sibling application can call them directly rather than reimplementing equivalent functionality. No such external application is connected in this version; the interface is the existing, documented API (section 4.2).</w:t>
+      </w:r>
+    </w:p>
+    <w:p>
       <w:r>
         <w:br w:type="page"/>
       </w:r>
@@ -18422,7 +21695,7 @@
                 <w:sz w:val="19"/>
                 <w:szCs w:val="19"/>
               </w:rPr>
-              <w:t xml:space="preserve">Capitalization Library search shall return ranked results within 1 second for a tenant's full closed-Sheet corpus.</w:t>
+              <w:t xml:space="preserve">Capitalization Library search and AI Assistant application-help search shall each return ranked results within 1 second for a tenant's full corpus.</w:t>
             </w:r>
           </w:p>
         </w:tc>
@@ -18860,7 +22133,7 @@
                 <w:sz w:val="19"/>
                 <w:szCs w:val="19"/>
               </w:rPr>
-              <w:t xml:space="preserve">RR/RE segregation of duties (FR-ID-07) shall be enforced server-side, not merely hidden in the UI.</w:t>
+              <w:t xml:space="preserve">AR/AE segregation of duties (FR-ID-07) shall be enforced server-side, not merely hidden in the UI.</w:t>
             </w:r>
           </w:p>
         </w:tc>
@@ -18927,6 +22200,72 @@
                 <w:szCs w:val="19"/>
               </w:rPr>
               <w:t xml:space="preserve">The one-Accountable-per-RACSI-activity rule (FR-RACSI-06) shall be enforced by a database-level constraint, not merely by disabling the option in the UI.</w:t>
+            </w:r>
+          </w:p>
+        </w:tc>
+      </w:tr>
+      <w:tr>
+        <w:tc>
+          <w:tcPr>
+            <w:tcW w:type="dxa" w:w="1500"/>
+            <w:tcBorders>
+              <w:top w:val="single" w:color="E3E3E4" w:sz="2"/>
+              <w:left w:val="single" w:color="E3E3E4" w:sz="2"/>
+              <w:bottom w:val="single" w:color="E3E3E4" w:sz="2"/>
+              <w:right w:val="single" w:color="E3E3E4" w:sz="2"/>
+            </w:tcBorders>
+            <w:shd w:fill="FFFFFF" w:val="clear"/>
+            <w:tcMar>
+              <w:top w:type="dxa" w:w="80"/>
+              <w:left w:type="dxa" w:w="100"/>
+              <w:bottom w:type="dxa" w:w="80"/>
+              <w:right w:type="dxa" w:w="100"/>
+            </w:tcMar>
+            <w:vAlign w:val="center"/>
+          </w:tcPr>
+          <w:p>
+            <w:r>
+              <w:rPr>
+                <w:rFonts w:ascii="Times New Roman" w:cs="Times New Roman" w:eastAsia="Times New Roman" w:hAnsi="Times New Roman"/>
+                <w:b w:val="false"/>
+                <w:bCs w:val="false"/>
+                <w:color w:val="58595B"/>
+                <w:sz w:val="19"/>
+                <w:szCs w:val="19"/>
+              </w:rPr>
+              <w:t xml:space="preserve">NFR-SEC-07</w:t>
+            </w:r>
+          </w:p>
+        </w:tc>
+        <w:tc>
+          <w:tcPr>
+            <w:tcW w:type="dxa" w:w="8246"/>
+            <w:tcBorders>
+              <w:top w:val="single" w:color="E3E3E4" w:sz="2"/>
+              <w:left w:val="single" w:color="E3E3E4" w:sz="2"/>
+              <w:bottom w:val="single" w:color="E3E3E4" w:sz="2"/>
+              <w:right w:val="single" w:color="E3E3E4" w:sz="2"/>
+            </w:tcBorders>
+            <w:shd w:fill="FFFFFF" w:val="clear"/>
+            <w:tcMar>
+              <w:top w:type="dxa" w:w="80"/>
+              <w:left w:type="dxa" w:w="100"/>
+              <w:bottom w:type="dxa" w:w="80"/>
+              <w:right w:type="dxa" w:w="100"/>
+            </w:tcMar>
+            <w:vAlign w:val="center"/>
+          </w:tcPr>
+          <w:p>
+            <w:r>
+              <w:rPr>
+                <w:rFonts w:ascii="Times New Roman" w:cs="Times New Roman" w:eastAsia="Times New Roman" w:hAnsi="Times New Roman"/>
+                <w:b w:val="false"/>
+                <w:bCs w:val="false"/>
+                <w:color w:val="58595B"/>
+                <w:sz w:val="19"/>
+                <w:szCs w:val="19"/>
+              </w:rPr>
+              <w:t xml:space="preserve">A stored LLM provider API key (FR-LLM-05) shall never be included in any API response, log line, or client-side application state once saved; it shall be treated with the same never-returned discipline as a password hash.</w:t>
             </w:r>
           </w:p>
         </w:tc>
@@ -20089,6 +23428,72 @@
           </w:p>
         </w:tc>
       </w:tr>
+      <w:tr>
+        <w:tc>
+          <w:tcPr>
+            <w:tcW w:type="dxa" w:w="1500"/>
+            <w:tcBorders>
+              <w:top w:val="single" w:color="E3E3E4" w:sz="2"/>
+              <w:left w:val="single" w:color="E3E3E4" w:sz="2"/>
+              <w:bottom w:val="single" w:color="E3E3E4" w:sz="2"/>
+              <w:right w:val="single" w:color="E3E3E4" w:sz="2"/>
+            </w:tcBorders>
+            <w:shd w:fill="F2F2F3" w:val="clear"/>
+            <w:tcMar>
+              <w:top w:type="dxa" w:w="80"/>
+              <w:left w:type="dxa" w:w="100"/>
+              <w:bottom w:type="dxa" w:w="80"/>
+              <w:right w:type="dxa" w:w="100"/>
+            </w:tcMar>
+            <w:vAlign w:val="center"/>
+          </w:tcPr>
+          <w:p>
+            <w:r>
+              <w:rPr>
+                <w:rFonts w:ascii="Times New Roman" w:cs="Times New Roman" w:eastAsia="Times New Roman" w:hAnsi="Times New Roman"/>
+                <w:b w:val="false"/>
+                <w:bCs w:val="false"/>
+                <w:color w:val="58595B"/>
+                <w:sz w:val="19"/>
+                <w:szCs w:val="19"/>
+              </w:rPr>
+              <w:t xml:space="preserve">NFR-MAINT-04</w:t>
+            </w:r>
+          </w:p>
+        </w:tc>
+        <w:tc>
+          <w:tcPr>
+            <w:tcW w:type="dxa" w:w="8246"/>
+            <w:tcBorders>
+              <w:top w:val="single" w:color="E3E3E4" w:sz="2"/>
+              <w:left w:val="single" w:color="E3E3E4" w:sz="2"/>
+              <w:bottom w:val="single" w:color="E3E3E4" w:sz="2"/>
+              <w:right w:val="single" w:color="E3E3E4" w:sz="2"/>
+            </w:tcBorders>
+            <w:shd w:fill="F2F2F3" w:val="clear"/>
+            <w:tcMar>
+              <w:top w:type="dxa" w:w="80"/>
+              <w:left w:type="dxa" w:w="100"/>
+              <w:bottom w:type="dxa" w:w="80"/>
+              <w:right w:type="dxa" w:w="100"/>
+            </w:tcMar>
+            <w:vAlign w:val="center"/>
+          </w:tcPr>
+          <w:p>
+            <w:r>
+              <w:rPr>
+                <w:rFonts w:ascii="Times New Roman" w:cs="Times New Roman" w:eastAsia="Times New Roman" w:hAnsi="Times New Roman"/>
+                <w:b w:val="false"/>
+                <w:bCs w:val="false"/>
+                <w:color w:val="58595B"/>
+                <w:sz w:val="19"/>
+                <w:szCs w:val="19"/>
+              </w:rPr>
+              <w:t xml:space="preserve">The LLM / AI Provider Configuration module (section 3.23) shall be the single designated integration point for a future live LLM call; no other module shall embed provider-specific credentials or endpoint logic.</w:t>
+            </w:r>
+          </w:p>
+        </w:tc>
+      </w:tr>
     </w:tbl>
     <w:p>
       <w:pPr>
@@ -20258,7 +23663,7 @@
                 <w:sz w:val="19"/>
                 <w:szCs w:val="19"/>
               </w:rPr>
-              <w:t xml:space="preserve">Every AI-generated suggestion shall be logged with a confidence score and be attributable to a specific agent and Sheet, per the AIAgentLog entity.</w:t>
+              <w:t xml:space="preserve">Every AI-generated suggestion shall be logged with a confidence score and be attributable to a specific agent and Sheet (or, for the AI Assistant, to the requesting user and question), per the AIAgentLog entity.</w:t>
             </w:r>
           </w:p>
         </w:tc>
@@ -20564,7 +23969,7 @@
                 <w:sz w:val="19"/>
                 <w:szCs w:val="19"/>
               </w:rPr>
-              <w:t xml:space="preserve">The system shall not transmit tenant data to any third-party service by default; AI agent processing shall run entirely within the deployment's own infrastructure.</w:t>
+              <w:t xml:space="preserve">The system shall not transmit tenant data to any third-party service by default; AI agent processing (including both AI Assistant modes) shall run entirely within the deployment's own infrastructure using only rule-based/statistical methods, not a live external LLM call.</w:t>
             </w:r>
           </w:p>
         </w:tc>
@@ -21025,7 +24430,7 @@
                 <w:sz w:val="19"/>
                 <w:szCs w:val="19"/>
               </w:rPr>
-              <w:t xml:space="preserve">A node in the Organizational Breakdown Structure tree (site/department/service/team); referenced by users, Sheets, Business Rules, Controls, Risks/Opportunities, and RACSI Activities as their owning org unit.</w:t>
+              <w:t xml:space="preserve">A node in the Organizational Breakdown Structure tree (site/department/service/team); referenced by users, Sheets, Business Rules, Controls, Risks/Opportunities, RACSI Activities, and BPMN Diagrams as their owning org unit.</w:t>
             </w:r>
           </w:p>
         </w:tc>
@@ -21487,7 +24892,7 @@
                 <w:sz w:val="19"/>
                 <w:szCs w:val="19"/>
               </w:rPr>
-              <w:t xml:space="preserve">The central aggregate: a non-conformity/problem record spanning E1-E7.</w:t>
+              <w:t xml:space="preserve">The central aggregate: a non-conformity/problem record spanning S1-S7.</w:t>
             </w:r>
           </w:p>
         </w:tc>
@@ -21685,7 +25090,7 @@
                 <w:sz w:val="19"/>
                 <w:szCs w:val="19"/>
               </w:rPr>
-              <w:t xml:space="preserve">A 6M-categorized cause identified in E4.</w:t>
+              <w:t xml:space="preserve">A 6M-categorized cause identified in S4.</w:t>
             </w:r>
           </w:p>
         </w:tc>
@@ -21751,7 +25156,7 @@
                 <w:sz w:val="19"/>
                 <w:szCs w:val="19"/>
               </w:rPr>
-              <w:t xml:space="preserve">Abstract base for Immediate and Corrective actions; owner, dates, status.</w:t>
+              <w:t xml:space="preserve">Abstract base for Immediate and Corrective actions; Action Owner (AR), dates, status.</w:t>
             </w:r>
           </w:p>
         </w:tc>
@@ -21817,7 +25222,7 @@
                 <w:sz w:val="19"/>
                 <w:szCs w:val="19"/>
               </w:rPr>
-              <w:t xml:space="preserve">Effectiveness verdict for an Action; enforces RR != RE.</w:t>
+              <w:t xml:space="preserve">Effectiveness verdict for an Action; enforces AR != AE.</w:t>
             </w:r>
           </w:p>
         </w:tc>
@@ -21949,7 +25354,7 @@
                 <w:sz w:val="19"/>
                 <w:szCs w:val="19"/>
               </w:rPr>
-              <w:t xml:space="preserve">E7 capitalization content: lessons learned, standardization/generalization.</w:t>
+              <w:t xml:space="preserve">S7 capitalization content: lessons learned, standardization/generalization.</w:t>
             </w:r>
           </w:p>
         </w:tc>
@@ -22081,7 +25486,7 @@
                 <w:sz w:val="19"/>
                 <w:szCs w:val="19"/>
               </w:rPr>
-              <w:t xml:space="preserve">Immutable log of every AI agent invocation with confidence score.</w:t>
+              <w:t xml:space="preserve">Immutable log of every AI agent invocation with confidence score, including AI Assistant queries.</w:t>
             </w:r>
           </w:p>
         </w:tc>
@@ -22213,7 +25618,7 @@
                 <w:sz w:val="19"/>
                 <w:szCs w:val="19"/>
               </w:rPr>
-              <w:t xml:space="preserve">Metadata for an AI use case (stable across versions).</w:t>
+              <w:t xml:space="preserve">Metadata for an AI use case (stable across versions), including its Active/Inactive flag.</w:t>
             </w:r>
           </w:p>
         </w:tc>
@@ -22676,6 +26081,138 @@
                 <w:szCs w:val="19"/>
               </w:rPr>
               <w:t xml:space="preserve">One R/A/C/S/I assignment on a RacsiActivity, pointing to either a Role or a User; at most one Accountable per Activity.</w:t>
+            </w:r>
+          </w:p>
+        </w:tc>
+      </w:tr>
+      <w:tr>
+        <w:tc>
+          <w:tcPr>
+            <w:tcW w:type="dxa" w:w="2400"/>
+            <w:tcBorders>
+              <w:top w:val="single" w:color="E3E3E4" w:sz="2"/>
+              <w:left w:val="single" w:color="E3E3E4" w:sz="2"/>
+              <w:bottom w:val="single" w:color="E3E3E4" w:sz="2"/>
+              <w:right w:val="single" w:color="E3E3E4" w:sz="2"/>
+            </w:tcBorders>
+            <w:shd w:fill="F2F2F3" w:val="clear"/>
+            <w:tcMar>
+              <w:top w:type="dxa" w:w="80"/>
+              <w:left w:type="dxa" w:w="100"/>
+              <w:bottom w:type="dxa" w:w="80"/>
+              <w:right w:type="dxa" w:w="100"/>
+            </w:tcMar>
+            <w:vAlign w:val="center"/>
+          </w:tcPr>
+          <w:p>
+            <w:r>
+              <w:rPr>
+                <w:rFonts w:ascii="Times New Roman" w:cs="Times New Roman" w:eastAsia="Times New Roman" w:hAnsi="Times New Roman"/>
+                <w:b w:val="false"/>
+                <w:bCs w:val="false"/>
+                <w:color w:val="58595B"/>
+                <w:sz w:val="19"/>
+                <w:szCs w:val="19"/>
+              </w:rPr>
+              <w:t xml:space="preserve">BpmnDiagram</w:t>
+            </w:r>
+          </w:p>
+        </w:tc>
+        <w:tc>
+          <w:tcPr>
+            <w:tcW w:type="dxa" w:w="7346"/>
+            <w:tcBorders>
+              <w:top w:val="single" w:color="E3E3E4" w:sz="2"/>
+              <w:left w:val="single" w:color="E3E3E4" w:sz="2"/>
+              <w:bottom w:val="single" w:color="E3E3E4" w:sz="2"/>
+              <w:right w:val="single" w:color="E3E3E4" w:sz="2"/>
+            </w:tcBorders>
+            <w:shd w:fill="F2F2F3" w:val="clear"/>
+            <w:tcMar>
+              <w:top w:type="dxa" w:w="80"/>
+              <w:left w:type="dxa" w:w="100"/>
+              <w:bottom w:type="dxa" w:w="80"/>
+              <w:right w:type="dxa" w:w="100"/>
+            </w:tcMar>
+            <w:vAlign w:val="center"/>
+          </w:tcPr>
+          <w:p>
+            <w:r>
+              <w:rPr>
+                <w:rFonts w:ascii="Times New Roman" w:cs="Times New Roman" w:eastAsia="Times New Roman" w:hAnsi="Times New Roman"/>
+                <w:b w:val="false"/>
+                <w:bCs w:val="false"/>
+                <w:color w:val="58595B"/>
+                <w:sz w:val="19"/>
+                <w:szCs w:val="19"/>
+              </w:rPr>
+              <w:t xml:space="preserve">A stored BPMN 2.0 process diagram (code, title, description, XML payload), owned by an OBS node; rendered/edited in-browser.</w:t>
+            </w:r>
+          </w:p>
+        </w:tc>
+      </w:tr>
+      <w:tr>
+        <w:tc>
+          <w:tcPr>
+            <w:tcW w:type="dxa" w:w="2400"/>
+            <w:tcBorders>
+              <w:top w:val="single" w:color="E3E3E4" w:sz="2"/>
+              <w:left w:val="single" w:color="E3E3E4" w:sz="2"/>
+              <w:bottom w:val="single" w:color="E3E3E4" w:sz="2"/>
+              <w:right w:val="single" w:color="E3E3E4" w:sz="2"/>
+            </w:tcBorders>
+            <w:shd w:fill="FFFFFF" w:val="clear"/>
+            <w:tcMar>
+              <w:top w:type="dxa" w:w="80"/>
+              <w:left w:type="dxa" w:w="100"/>
+              <w:bottom w:type="dxa" w:w="80"/>
+              <w:right w:type="dxa" w:w="100"/>
+            </w:tcMar>
+            <w:vAlign w:val="center"/>
+          </w:tcPr>
+          <w:p>
+            <w:r>
+              <w:rPr>
+                <w:rFonts w:ascii="Times New Roman" w:cs="Times New Roman" w:eastAsia="Times New Roman" w:hAnsi="Times New Roman"/>
+                <w:b w:val="false"/>
+                <w:bCs w:val="false"/>
+                <w:color w:val="58595B"/>
+                <w:sz w:val="19"/>
+                <w:szCs w:val="19"/>
+              </w:rPr>
+              <w:t xml:space="preserve">LlmConfiguration</w:t>
+            </w:r>
+          </w:p>
+        </w:tc>
+        <w:tc>
+          <w:tcPr>
+            <w:tcW w:type="dxa" w:w="7346"/>
+            <w:tcBorders>
+              <w:top w:val="single" w:color="E3E3E4" w:sz="2"/>
+              <w:left w:val="single" w:color="E3E3E4" w:sz="2"/>
+              <w:bottom w:val="single" w:color="E3E3E4" w:sz="2"/>
+              <w:right w:val="single" w:color="E3E3E4" w:sz="2"/>
+            </w:tcBorders>
+            <w:shd w:fill="FFFFFF" w:val="clear"/>
+            <w:tcMar>
+              <w:top w:type="dxa" w:w="80"/>
+              <w:left w:type="dxa" w:w="100"/>
+              <w:bottom w:type="dxa" w:w="80"/>
+              <w:right w:type="dxa" w:w="100"/>
+            </w:tcMar>
+            <w:vAlign w:val="center"/>
+          </w:tcPr>
+          <w:p>
+            <w:r>
+              <w:rPr>
+                <w:rFonts w:ascii="Times New Roman" w:cs="Times New Roman" w:eastAsia="Times New Roman" w:hAnsi="Times New Roman"/>
+                <w:b w:val="false"/>
+                <w:bCs w:val="false"/>
+                <w:color w:val="58595B"/>
+                <w:sz w:val="19"/>
+                <w:szCs w:val="19"/>
+              </w:rPr>
+              <w:t xml:space="preserve">A singleton per Organization: selected provider, model, endpoint URL, API key (never returned by the API), and an enabled flag.</w:t>
             </w:r>
           </w:p>
         </w:tc>
@@ -22718,7 +26255,7 @@
           <w:sz w:val="24"/>
           <w:szCs w:val="24"/>
         </w:rPr>
-        <w:t xml:space="preserve">The full permission matrix (role x permission) is administered live in the application's Permission Matrix screen and comprises 72 permission codes across 22 modules (dashboard, help, fiche, action, rootcause, rex, standard, capitalization, user, role, hierarchy, obs, license, governance, aiUseCase, businessRule, control, riskOpportunity, racsi, report, alert, audit), each with up to five actions (view, create, edit, delete, and module-specific actions such as validate, close, assignTeam, updateOwn, evaluate, manageRoles, managePermissions, manage, export). Section 2.3 summarizes the resulting access per standard role; the live matrix is the system of record.</w:t>
+        <w:t xml:space="preserve">The full permission matrix (role x permission) is administered live in the application's Permission Matrix screen and comprises 79 permission codes across 25 modules (dashboard, help, fiche, action, rootcause, rex, standard, capitalization, user, role, hierarchy, obs, license, governance, aiUseCase, businessRule, control, riskOpportunity, racsi, bpmn, llmConfig, assistant, report, alert, audit), each with up to five actions (view, create, edit, delete, and module-specific actions such as validate, close, assignTeam, updateOwn, evaluate, manageRoles, managePermissions, manage, export). Section 2.3 summarizes the resulting access per standard role; the live matrix is the system of record.</w:t>
       </w:r>
     </w:p>
     <w:p>
@@ -24624,7 +28161,7 @@
                 <w:sz w:val="19"/>
                 <w:szCs w:val="19"/>
               </w:rPr>
-              <w:t xml:space="preserve">RR / CI Pilot</w:t>
+              <w:t xml:space="preserve">AR / CI Pilot</w:t>
             </w:r>
           </w:p>
         </w:tc>
@@ -24754,7 +28291,7 @@
                 <w:sz w:val="19"/>
                 <w:szCs w:val="19"/>
               </w:rPr>
-              <w:t xml:space="preserve">Evaluator (RE)</w:t>
+              <w:t xml:space="preserve">Evaluator (AE)</w:t>
             </w:r>
           </w:p>
         </w:tc>
@@ -25274,7 +28811,7 @@
                 <w:sz w:val="19"/>
                 <w:szCs w:val="19"/>
               </w:rPr>
-              <w:t xml:space="preserve">Action Owner (RR)</w:t>
+              <w:t xml:space="preserve">Action Owner (AR)</w:t>
             </w:r>
           </w:p>
         </w:tc>
@@ -25404,7 +28941,7 @@
                 <w:sz w:val="19"/>
                 <w:szCs w:val="19"/>
               </w:rPr>
-              <w:t xml:space="preserve">Action Owner (RR)</w:t>
+              <w:t xml:space="preserve">Action Owner (AR)</w:t>
             </w:r>
           </w:p>
         </w:tc>
@@ -25534,7 +29071,7 @@
                 <w:sz w:val="19"/>
                 <w:szCs w:val="19"/>
               </w:rPr>
-              <w:t xml:space="preserve">Evaluator (RE)</w:t>
+              <w:t xml:space="preserve">Evaluator (AE)</w:t>
             </w:r>
           </w:p>
         </w:tc>
@@ -25841,7 +29378,7 @@
                 <w:sz w:val="19"/>
                 <w:szCs w:val="19"/>
               </w:rPr>
-              <w:t xml:space="preserve">The central record of a non-conformity or problem, spanning stages E1-E7 (referred to as "NCP Fiche" in the original source specification).</w:t>
+              <w:t xml:space="preserve">The central record of a non-conformity or problem, spanning stages S1-S7 (referred to as "NCP Fiche" in the original source specification; stages were renumbered from E1-E7 to S1-S7 in the delivered implementation).</w:t>
             </w:r>
           </w:p>
         </w:tc>
@@ -25875,7 +29412,7 @@
                 <w:sz w:val="19"/>
                 <w:szCs w:val="19"/>
               </w:rPr>
-              <w:t xml:space="preserve">E1-E7</w:t>
+              <w:t xml:space="preserve">S1-S7</w:t>
             </w:r>
           </w:p>
         </w:tc>
@@ -25907,7 +29444,7 @@
                 <w:sz w:val="19"/>
                 <w:szCs w:val="19"/>
               </w:rPr>
-              <w:t xml:space="preserve">The seven stages of the NCP resolution process: Detection, Understanding, Immediate Actions, Root Cause Analysis, Corrective Action Plan, Execution &amp; Evaluation, Capitalization.</w:t>
+              <w:t xml:space="preserve">The seven stages of the NCP resolution process: Detection &amp; Alert, Problem Understanding, Immediate/Containment Actions, Root Cause Analysis, Corrective Action Plan, Execution &amp; Evaluation, Capitalization (REX).</w:t>
             </w:r>
           </w:p>
         </w:tc>
@@ -25941,7 +29478,7 @@
                 <w:sz w:val="19"/>
                 <w:szCs w:val="19"/>
               </w:rPr>
-              <w:t xml:space="preserve">RR</w:t>
+              <w:t xml:space="preserve">AR</w:t>
             </w:r>
           </w:p>
         </w:tc>
@@ -25973,7 +29510,7 @@
                 <w:sz w:val="19"/>
                 <w:szCs w:val="19"/>
               </w:rPr>
-              <w:t xml:space="preserve">Responsable Realisation - the user responsible for executing an action.</w:t>
+              <w:t xml:space="preserve">Action Responsible (Action Owner) - the user responsible for executing an action. Renamed from RR (Responsable Réalisation) in the delivered implementation.</w:t>
             </w:r>
           </w:p>
         </w:tc>
@@ -26007,7 +29544,7 @@
                 <w:sz w:val="19"/>
                 <w:szCs w:val="19"/>
               </w:rPr>
-              <w:t xml:space="preserve">RE</w:t>
+              <w:t xml:space="preserve">AE</w:t>
             </w:r>
           </w:p>
         </w:tc>
@@ -26039,7 +29576,7 @@
                 <w:sz w:val="19"/>
                 <w:szCs w:val="19"/>
               </w:rPr>
-              <w:t xml:space="preserve">Responsable Evaluation - the user responsible for verifying an action's effectiveness; must differ from the RR.</w:t>
+              <w:t xml:space="preserve">Action Evaluator - the user responsible for verifying an action's effectiveness; must differ from the AR. Renamed from RE (Responsable Évaluation) in the delivered implementation.</w:t>
             </w:r>
           </w:p>
         </w:tc>
@@ -26105,7 +29642,7 @@
                 <w:sz w:val="19"/>
                 <w:szCs w:val="19"/>
               </w:rPr>
-              <w:t xml:space="preserve">Retour d'EXperience - the structured lessons-learned output of stage E7.</w:t>
+              <w:t xml:space="preserve">Retour d'EXperience - the structured lessons-learned output of stage S7.</w:t>
             </w:r>
           </w:p>
         </w:tc>
@@ -26369,7 +29906,7 @@
                 <w:sz w:val="19"/>
                 <w:szCs w:val="19"/>
               </w:rPr>
-              <w:t xml:space="preserve">Retrieval-Augmented Generation - semantic search over the Capitalization Library grounding AI suggestions in the tenant's own historical data.</w:t>
+              <w:t xml:space="preserve">Retrieval-Augmented Generation - TF-IDF/cosine-similarity semantic search grounding AI suggestions and the AI Assistant's application-help answers in the tenant's own historical data or the built-in FAQ corpus, without a live external LLM call.</w:t>
             </w:r>
           </w:p>
         </w:tc>
@@ -26667,6 +30204,204 @@
                 <w:sz w:val="19"/>
                 <w:szCs w:val="19"/>
               </w:rPr>
+              <w:t xml:space="preserve">BPMN</w:t>
+            </w:r>
+          </w:p>
+        </w:tc>
+        <w:tc>
+          <w:tcPr>
+            <w:tcW w:type="dxa" w:w="7346"/>
+            <w:tcBorders>
+              <w:top w:val="single" w:color="E3E3E4" w:sz="2"/>
+              <w:left w:val="single" w:color="E3E3E4" w:sz="2"/>
+              <w:bottom w:val="single" w:color="E3E3E4" w:sz="2"/>
+              <w:right w:val="single" w:color="E3E3E4" w:sz="2"/>
+            </w:tcBorders>
+            <w:shd w:fill="F2F2F3" w:val="clear"/>
+            <w:tcMar>
+              <w:top w:type="dxa" w:w="80"/>
+              <w:left w:type="dxa" w:w="100"/>
+              <w:bottom w:type="dxa" w:w="80"/>
+              <w:right w:type="dxa" w:w="100"/>
+            </w:tcMar>
+            <w:vAlign w:val="center"/>
+          </w:tcPr>
+          <w:p>
+            <w:r>
+              <w:rPr>
+                <w:rFonts w:ascii="Times New Roman" w:cs="Times New Roman" w:eastAsia="Times New Roman" w:hAnsi="Times New Roman"/>
+                <w:b w:val="false"/>
+                <w:bCs w:val="false"/>
+                <w:color w:val="58595B"/>
+                <w:sz w:val="19"/>
+                <w:szCs w:val="19"/>
+              </w:rPr>
+              <w:t xml:space="preserve">Business Process Model and Notation - the OMG standard notation used by the BPMN Process module to model workflows, including the NCP Solver process itself.</w:t>
+            </w:r>
+          </w:p>
+        </w:tc>
+      </w:tr>
+      <w:tr>
+        <w:tc>
+          <w:tcPr>
+            <w:tcW w:type="dxa" w:w="2400"/>
+            <w:tcBorders>
+              <w:top w:val="single" w:color="E3E3E4" w:sz="2"/>
+              <w:left w:val="single" w:color="E3E3E4" w:sz="2"/>
+              <w:bottom w:val="single" w:color="E3E3E4" w:sz="2"/>
+              <w:right w:val="single" w:color="E3E3E4" w:sz="2"/>
+            </w:tcBorders>
+            <w:shd w:fill="FFFFFF" w:val="clear"/>
+            <w:tcMar>
+              <w:top w:type="dxa" w:w="80"/>
+              <w:left w:type="dxa" w:w="100"/>
+              <w:bottom w:type="dxa" w:w="80"/>
+              <w:right w:type="dxa" w:w="100"/>
+            </w:tcMar>
+            <w:vAlign w:val="center"/>
+          </w:tcPr>
+          <w:p>
+            <w:r>
+              <w:rPr>
+                <w:rFonts w:ascii="Times New Roman" w:cs="Times New Roman" w:eastAsia="Times New Roman" w:hAnsi="Times New Roman"/>
+                <w:b w:val="false"/>
+                <w:bCs w:val="false"/>
+                <w:color w:val="58595B"/>
+                <w:sz w:val="19"/>
+                <w:szCs w:val="19"/>
+              </w:rPr>
+              <w:t xml:space="preserve">LLM</w:t>
+            </w:r>
+          </w:p>
+        </w:tc>
+        <w:tc>
+          <w:tcPr>
+            <w:tcW w:type="dxa" w:w="7346"/>
+            <w:tcBorders>
+              <w:top w:val="single" w:color="E3E3E4" w:sz="2"/>
+              <w:left w:val="single" w:color="E3E3E4" w:sz="2"/>
+              <w:bottom w:val="single" w:color="E3E3E4" w:sz="2"/>
+              <w:right w:val="single" w:color="E3E3E4" w:sz="2"/>
+            </w:tcBorders>
+            <w:shd w:fill="FFFFFF" w:val="clear"/>
+            <w:tcMar>
+              <w:top w:type="dxa" w:w="80"/>
+              <w:left w:type="dxa" w:w="100"/>
+              <w:bottom w:type="dxa" w:w="80"/>
+              <w:right w:type="dxa" w:w="100"/>
+            </w:tcMar>
+            <w:vAlign w:val="center"/>
+          </w:tcPr>
+          <w:p>
+            <w:r>
+              <w:rPr>
+                <w:rFonts w:ascii="Times New Roman" w:cs="Times New Roman" w:eastAsia="Times New Roman" w:hAnsi="Times New Roman"/>
+                <w:b w:val="false"/>
+                <w:bCs w:val="false"/>
+                <w:color w:val="58595B"/>
+                <w:sz w:val="19"/>
+                <w:szCs w:val="19"/>
+              </w:rPr>
+              <w:t xml:space="preserve">Large Language Model - the class of AI model that the LLM / AI Provider Configuration module (section 3.23) prepares the system to integrate with; no live LLM call is made by this version.</w:t>
+            </w:r>
+          </w:p>
+        </w:tc>
+      </w:tr>
+      <w:tr>
+        <w:tc>
+          <w:tcPr>
+            <w:tcW w:type="dxa" w:w="2400"/>
+            <w:tcBorders>
+              <w:top w:val="single" w:color="E3E3E4" w:sz="2"/>
+              <w:left w:val="single" w:color="E3E3E4" w:sz="2"/>
+              <w:bottom w:val="single" w:color="E3E3E4" w:sz="2"/>
+              <w:right w:val="single" w:color="E3E3E4" w:sz="2"/>
+            </w:tcBorders>
+            <w:shd w:fill="F2F2F3" w:val="clear"/>
+            <w:tcMar>
+              <w:top w:type="dxa" w:w="80"/>
+              <w:left w:type="dxa" w:w="100"/>
+              <w:bottom w:type="dxa" w:w="80"/>
+              <w:right w:type="dxa" w:w="100"/>
+            </w:tcMar>
+            <w:vAlign w:val="center"/>
+          </w:tcPr>
+          <w:p>
+            <w:r>
+              <w:rPr>
+                <w:rFonts w:ascii="Times New Roman" w:cs="Times New Roman" w:eastAsia="Times New Roman" w:hAnsi="Times New Roman"/>
+                <w:b w:val="false"/>
+                <w:bCs w:val="false"/>
+                <w:color w:val="58595B"/>
+                <w:sz w:val="19"/>
+                <w:szCs w:val="19"/>
+              </w:rPr>
+              <w:t xml:space="preserve">AI Assistant</w:t>
+            </w:r>
+          </w:p>
+        </w:tc>
+        <w:tc>
+          <w:tcPr>
+            <w:tcW w:type="dxa" w:w="7346"/>
+            <w:tcBorders>
+              <w:top w:val="single" w:color="E3E3E4" w:sz="2"/>
+              <w:left w:val="single" w:color="E3E3E4" w:sz="2"/>
+              <w:bottom w:val="single" w:color="E3E3E4" w:sz="2"/>
+              <w:right w:val="single" w:color="E3E3E4" w:sz="2"/>
+            </w:tcBorders>
+            <w:shd w:fill="F2F2F3" w:val="clear"/>
+            <w:tcMar>
+              <w:top w:type="dxa" w:w="80"/>
+              <w:left w:type="dxa" w:w="100"/>
+              <w:bottom w:type="dxa" w:w="80"/>
+              <w:right w:type="dxa" w:w="100"/>
+            </w:tcMar>
+            <w:vAlign w:val="center"/>
+          </w:tcPr>
+          <w:p>
+            <w:r>
+              <w:rPr>
+                <w:rFonts w:ascii="Times New Roman" w:cs="Times New Roman" w:eastAsia="Times New Roman" w:hAnsi="Times New Roman"/>
+                <w:b w:val="false"/>
+                <w:bCs w:val="false"/>
+                <w:color w:val="58595B"/>
+                <w:sz w:val="19"/>
+                <w:szCs w:val="19"/>
+              </w:rPr>
+              <w:t xml:space="preserve">The chat-style Q&amp;A feature (section 3.24) offering RBAC-scoped data queries and application-help queries, distinct from both the per-stage AI Agents and the AI Use Cases Library.</w:t>
+            </w:r>
+          </w:p>
+        </w:tc>
+      </w:tr>
+      <w:tr>
+        <w:tc>
+          <w:tcPr>
+            <w:tcW w:type="dxa" w:w="2400"/>
+            <w:tcBorders>
+              <w:top w:val="single" w:color="E3E3E4" w:sz="2"/>
+              <w:left w:val="single" w:color="E3E3E4" w:sz="2"/>
+              <w:bottom w:val="single" w:color="E3E3E4" w:sz="2"/>
+              <w:right w:val="single" w:color="E3E3E4" w:sz="2"/>
+            </w:tcBorders>
+            <w:shd w:fill="FFFFFF" w:val="clear"/>
+            <w:tcMar>
+              <w:top w:type="dxa" w:w="80"/>
+              <w:left w:type="dxa" w:w="100"/>
+              <w:bottom w:type="dxa" w:w="80"/>
+              <w:right w:type="dxa" w:w="100"/>
+            </w:tcMar>
+            <w:vAlign w:val="center"/>
+          </w:tcPr>
+          <w:p>
+            <w:r>
+              <w:rPr>
+                <w:rFonts w:ascii="Times New Roman" w:cs="Times New Roman" w:eastAsia="Times New Roman" w:hAnsi="Times New Roman"/>
+                <w:b w:val="false"/>
+                <w:bCs w:val="false"/>
+                <w:color w:val="58595B"/>
+                <w:sz w:val="19"/>
+                <w:szCs w:val="19"/>
+              </w:rPr>
               <w:t xml:space="preserve">Multi-Tenant</w:t>
             </w:r>
           </w:p>
@@ -26680,7 +30415,7 @@
               <w:bottom w:val="single" w:color="E3E3E4" w:sz="2"/>
               <w:right w:val="single" w:color="E3E3E4" w:sz="2"/>
             </w:tcBorders>
-            <w:shd w:fill="F2F2F3" w:val="clear"/>
+            <w:shd w:fill="FFFFFF" w:val="clear"/>
             <w:tcMar>
               <w:top w:type="dxa" w:w="80"/>
               <w:left w:type="dxa" w:w="100"/>
@@ -26714,7 +30449,7 @@
               <w:bottom w:val="single" w:color="E3E3E4" w:sz="2"/>
               <w:right w:val="single" w:color="E3E3E4" w:sz="2"/>
             </w:tcBorders>
-            <w:shd w:fill="FFFFFF" w:val="clear"/>
+            <w:shd w:fill="F2F2F3" w:val="clear"/>
             <w:tcMar>
               <w:top w:type="dxa" w:w="80"/>
               <w:left w:type="dxa" w:w="100"/>
@@ -26746,7 +30481,7 @@
               <w:bottom w:val="single" w:color="E3E3E4" w:sz="2"/>
               <w:right w:val="single" w:color="E3E3E4" w:sz="2"/>
             </w:tcBorders>
-            <w:shd w:fill="FFFFFF" w:val="clear"/>
+            <w:shd w:fill="F2F2F3" w:val="clear"/>
             <w:tcMar>
               <w:top w:type="dxa" w:w="80"/>
               <w:left w:type="dxa" w:w="100"/>

--- a/ncp-solver/docs/NCP_Solver_SRS.docx
+++ b/ncp-solver/docs/NCP_Solver_SRS.docx
@@ -101,7 +101,7 @@
           <w:sz w:val="22"/>
           <w:szCs w:val="22"/>
         </w:rPr>
-        <w:t xml:space="preserve">Version 1.3</w:t>
+        <w:t xml:space="preserve">Version 1.4</w:t>
       </w:r>
     </w:p>
     <w:p>
@@ -10216,7 +10216,7 @@
           <w:sz w:val="19"/>
           <w:szCs w:val="19"/>
         </w:rPr>
-        <w:t xml:space="preserve">An independent catalog of AI use cases, unrelated to the Capitalization Library, with full version history.</w:t>
+        <w:t xml:space="preserve">An independent catalog of AI use cases, unrelated to the Capitalization Library, with full version history. The catalog is seeded generically rather than per sector: every Organization, regardless of industry, receives the same seven use cases, one per NCP process step, each documenting the corresponding built-in AI Agent from section 3.10 (Classification, Problem Structuring, Containment Advisor, Root Cause Mining, Action Recommendation, Evaluation Assistant, REX Generation) at maturity stage 5/Production, since these are shipped and running capabilities, not roadmap ideas.</w:t>
       </w:r>
     </w:p>
     <w:tbl>
@@ -10894,6 +10894,72 @@
                 <w:szCs w:val="19"/>
               </w:rPr>
               <w:t xml:space="preserve">The system shall allow an authorized user to toggle an AI Use Case between Active and Inactive status without deleting it or discarding its version history.</w:t>
+            </w:r>
+          </w:p>
+        </w:tc>
+      </w:tr>
+      <w:tr>
+        <w:tc>
+          <w:tcPr>
+            <w:tcW w:type="dxa" w:w="1500"/>
+            <w:tcBorders>
+              <w:top w:val="single" w:color="E3E3E4" w:sz="2"/>
+              <w:left w:val="single" w:color="E3E3E4" w:sz="2"/>
+              <w:bottom w:val="single" w:color="E3E3E4" w:sz="2"/>
+              <w:right w:val="single" w:color="E3E3E4" w:sz="2"/>
+            </w:tcBorders>
+            <w:shd w:fill="F2F2F3" w:val="clear"/>
+            <w:tcMar>
+              <w:top w:type="dxa" w:w="80"/>
+              <w:left w:type="dxa" w:w="100"/>
+              <w:bottom w:type="dxa" w:w="80"/>
+              <w:right w:type="dxa" w:w="100"/>
+            </w:tcMar>
+            <w:vAlign w:val="center"/>
+          </w:tcPr>
+          <w:p>
+            <w:r>
+              <w:rPr>
+                <w:rFonts w:ascii="Times New Roman" w:cs="Times New Roman" w:eastAsia="Times New Roman" w:hAnsi="Times New Roman"/>
+                <w:b w:val="false"/>
+                <w:bCs w:val="false"/>
+                <w:color w:val="58595B"/>
+                <w:sz w:val="19"/>
+                <w:szCs w:val="19"/>
+              </w:rPr>
+              <w:t xml:space="preserve">FR-AIUC-10</w:t>
+            </w:r>
+          </w:p>
+        </w:tc>
+        <w:tc>
+          <w:tcPr>
+            <w:tcW w:type="dxa" w:w="8246"/>
+            <w:tcBorders>
+              <w:top w:val="single" w:color="E3E3E4" w:sz="2"/>
+              <w:left w:val="single" w:color="E3E3E4" w:sz="2"/>
+              <w:bottom w:val="single" w:color="E3E3E4" w:sz="2"/>
+              <w:right w:val="single" w:color="E3E3E4" w:sz="2"/>
+            </w:tcBorders>
+            <w:shd w:fill="F2F2F3" w:val="clear"/>
+            <w:tcMar>
+              <w:top w:type="dxa" w:w="80"/>
+              <w:left w:type="dxa" w:w="100"/>
+              <w:bottom w:type="dxa" w:w="80"/>
+              <w:right w:type="dxa" w:w="100"/>
+            </w:tcMar>
+            <w:vAlign w:val="center"/>
+          </w:tcPr>
+          <w:p>
+            <w:r>
+              <w:rPr>
+                <w:rFonts w:ascii="Times New Roman" w:cs="Times New Roman" w:eastAsia="Times New Roman" w:hAnsi="Times New Roman"/>
+                <w:b w:val="false"/>
+                <w:bCs w:val="false"/>
+                <w:color w:val="58595B"/>
+                <w:sz w:val="19"/>
+                <w:szCs w:val="19"/>
+              </w:rPr>
+              <w:t xml:space="preserve">The system shall seed every Organization, on creation, with the same seven generic AI Use Cases — one per NCP process step (S1-S7) — rather than sector-specific entries, so the catalog documents the platform's own built-in AI Agents identically across every sector.</w:t>
             </w:r>
           </w:p>
         </w:tc>

--- a/ncp-solver/docs/NCP_Solver_SRS.docx
+++ b/ncp-solver/docs/NCP_Solver_SRS.docx
@@ -101,7 +101,7 @@
           <w:sz w:val="22"/>
           <w:szCs w:val="22"/>
         </w:rPr>
-        <w:t xml:space="preserve">Version 1.4</w:t>
+        <w:t xml:space="preserve">Version 1.5</w:t>
       </w:r>
     </w:p>
     <w:p>
@@ -1356,7 +1356,7 @@
                 <w:sz w:val="19"/>
                 <w:szCs w:val="19"/>
               </w:rPr>
-              <w:t xml:space="preserve">Large Language Model - the class of AI model that the LLM / AI Provider Configuration module (section 3.23) prepares the system to integrate with; no live LLM call is made by this version.</w:t>
+              <w:t xml:space="preserve">Large Language Model - the class of AI model an AI Use Case may optionally call via a user's own Real LLM Provider Connection (section 3.11), stored only in that user's browser and forwarded once per generation request; every AI Use Case still computes its deterministic result and falls back to it automatically if the live call fails.</w:t>
             </w:r>
           </w:p>
         </w:tc>
@@ -1422,7 +1422,7 @@
                 <w:sz w:val="19"/>
                 <w:szCs w:val="19"/>
               </w:rPr>
-              <w:t xml:space="preserve">The chat-style Q&amp;A feature (section 3.24) offering RBAC-scoped data queries and application-help queries, distinct from both the per-stage AI Agents and the AI Use Cases Library.</w:t>
+              <w:t xml:space="preserve">The chat-style Q&amp;A feature (section 3.23) offering RBAC-scoped data queries and application-help queries, distinct from both the per-stage AI Agents and the AI Use Case Library.</w:t>
             </w:r>
           </w:p>
         </w:tc>
@@ -1456,6 +1456,72 @@
                 <w:sz w:val="19"/>
                 <w:szCs w:val="19"/>
               </w:rPr>
+              <w:t xml:space="preserve">Assistive / Augmented</w:t>
+            </w:r>
+          </w:p>
+        </w:tc>
+        <w:tc>
+          <w:tcPr>
+            <w:tcW w:type="dxa" w:w="7346"/>
+            <w:tcBorders>
+              <w:top w:val="single" w:color="E3E3E4" w:sz="2"/>
+              <w:left w:val="single" w:color="E3E3E4" w:sz="2"/>
+              <w:bottom w:val="single" w:color="E3E3E4" w:sz="2"/>
+              <w:right w:val="single" w:color="E3E3E4" w:sz="2"/>
+            </w:tcBorders>
+            <w:shd w:fill="FFFFFF" w:val="clear"/>
+            <w:tcMar>
+              <w:top w:type="dxa" w:w="80"/>
+              <w:left w:type="dxa" w:w="100"/>
+              <w:bottom w:type="dxa" w:w="80"/>
+              <w:right w:type="dxa" w:w="100"/>
+            </w:tcMar>
+            <w:vAlign w:val="center"/>
+          </w:tcPr>
+          <w:p>
+            <w:r>
+              <w:rPr>
+                <w:rFonts w:ascii="Times New Roman" w:cs="Times New Roman" w:eastAsia="Times New Roman" w:hAnsi="Times New Roman"/>
+                <w:b w:val="false"/>
+                <w:bCs w:val="false"/>
+                <w:color w:val="58595B"/>
+                <w:sz w:val="19"/>
+                <w:szCs w:val="19"/>
+              </w:rPr>
+              <w:t xml:space="preserve">The two AI Use Case tiers (section 3.11): Assistive means the AI only observes/analyzes/suggests while a human performs the task and decision; Augmented means the AI performs a substantial part of the task but a human must review, edit, and approve before it is finalized. A third tier, Autonomous, is explicitly out of scope.</w:t>
+            </w:r>
+          </w:p>
+        </w:tc>
+      </w:tr>
+      <w:tr>
+        <w:tc>
+          <w:tcPr>
+            <w:tcW w:type="dxa" w:w="2400"/>
+            <w:tcBorders>
+              <w:top w:val="single" w:color="E3E3E4" w:sz="2"/>
+              <w:left w:val="single" w:color="E3E3E4" w:sz="2"/>
+              <w:bottom w:val="single" w:color="E3E3E4" w:sz="2"/>
+              <w:right w:val="single" w:color="E3E3E4" w:sz="2"/>
+            </w:tcBorders>
+            <w:shd w:fill="F2F2F3" w:val="clear"/>
+            <w:tcMar>
+              <w:top w:type="dxa" w:w="80"/>
+              <w:left w:type="dxa" w:w="100"/>
+              <w:bottom w:type="dxa" w:w="80"/>
+              <w:right w:type="dxa" w:w="100"/>
+            </w:tcMar>
+            <w:vAlign w:val="center"/>
+          </w:tcPr>
+          <w:p>
+            <w:r>
+              <w:rPr>
+                <w:rFonts w:ascii="Times New Roman" w:cs="Times New Roman" w:eastAsia="Times New Roman" w:hAnsi="Times New Roman"/>
+                <w:b w:val="false"/>
+                <w:bCs w:val="false"/>
+                <w:color w:val="58595B"/>
+                <w:sz w:val="19"/>
+                <w:szCs w:val="19"/>
+              </w:rPr>
               <w:t xml:space="preserve">Multi-Tenant</w:t>
             </w:r>
           </w:p>
@@ -1469,7 +1535,7 @@
               <w:bottom w:val="single" w:color="E3E3E4" w:sz="2"/>
               <w:right w:val="single" w:color="E3E3E4" w:sz="2"/>
             </w:tcBorders>
-            <w:shd w:fill="FFFFFF" w:val="clear"/>
+            <w:shd w:fill="F2F2F3" w:val="clear"/>
             <w:tcMar>
               <w:top w:type="dxa" w:w="80"/>
               <w:left w:type="dxa" w:w="100"/>
@@ -1503,7 +1569,7 @@
               <w:bottom w:val="single" w:color="E3E3E4" w:sz="2"/>
               <w:right w:val="single" w:color="E3E3E4" w:sz="2"/>
             </w:tcBorders>
-            <w:shd w:fill="F2F2F3" w:val="clear"/>
+            <w:shd w:fill="FFFFFF" w:val="clear"/>
             <w:tcMar>
               <w:top w:type="dxa" w:w="80"/>
               <w:left w:type="dxa" w:w="100"/>
@@ -1535,7 +1601,7 @@
               <w:bottom w:val="single" w:color="E3E3E4" w:sz="2"/>
               <w:right w:val="single" w:color="E3E3E4" w:sz="2"/>
             </w:tcBorders>
-            <w:shd w:fill="F2F2F3" w:val="clear"/>
+            <w:shd w:fill="FFFFFF" w:val="clear"/>
             <w:tcMar>
               <w:top w:type="dxa" w:w="80"/>
               <w:left w:type="dxa" w:w="100"/>
@@ -2325,7 +2391,7 @@
                 <w:sz w:val="19"/>
                 <w:szCs w:val="19"/>
               </w:rPr>
-              <w:t xml:space="preserve">Full CRUD on all records; user &amp; RBAC management; tenant configuration; license, governance, and LLM configuration settings.</w:t>
+              <w:t xml:space="preserve">Full CRUD on all records; user &amp; RBAC management; tenant configuration; license, governance, and full AI Use Case Library governance (catalog CRUD, Organization activation, Project overrides, usage log).</w:t>
             </w:r>
           </w:p>
         </w:tc>
@@ -2423,7 +2489,7 @@
                 <w:sz w:val="19"/>
                 <w:szCs w:val="19"/>
               </w:rPr>
-              <w:t xml:space="preserve">Validates and closes Sheets; configures KPI thresholds; owns Controls and Business Rules; full CRUD on the RACSI matrix; compliance reporting; views and manages the LLM configuration.</w:t>
+              <w:t xml:space="preserve">Validates and closes Sheets; configures KPI thresholds; owns Controls and Business Rules; full CRUD on the RACSI matrix; compliance reporting; full AI Use Case Library governance (catalog CRUD, Organization activation, Project overrides, usage log).</w:t>
             </w:r>
           </w:p>
         </w:tc>
@@ -2521,7 +2587,7 @@
                 <w:sz w:val="19"/>
                 <w:szCs w:val="19"/>
               </w:rPr>
-              <w:t xml:space="preserve">Creates/edits/validates Sheets; approves action plans; manages REX; owns Business Rules and Risks/Opportunities in scope; creates/edits RACSI activities and assignments; views BPMN diagrams and the LLM configuration.</w:t>
+              <w:t xml:space="preserve">Creates/edits/validates Sheets; approves action plans; manages REX; owns Business Rules and Risks/Opportunities in scope; creates/edits RACSI activities and assignments; views BPMN diagrams; catalogs and edits AI Use Cases, sets Project-level AI overrides, and views the AI Usage Log.</w:t>
             </w:r>
           </w:p>
         </w:tc>
@@ -3109,7 +3175,7 @@
                 <w:sz w:val="19"/>
                 <w:szCs w:val="19"/>
               </w:rPr>
-              <w:t xml:space="preserve">Read-only access to Sheets, reports, Business Rules, Controls, Risks/Opportunities, the RACSI matrix, BPMN diagrams, the LLM configuration, and the full audit trail.</w:t>
+              <w:t xml:space="preserve">Read-only access to Sheets, reports, Business Rules, Controls, Risks/Opportunities, the RACSI matrix, BPMN diagrams, the AI Use Case Library and its AI Usage Log, and the full audit trail.</w:t>
             </w:r>
           </w:p>
         </w:tc>
@@ -9762,7 +9828,7 @@
           <w:sz w:val="19"/>
           <w:szCs w:val="19"/>
         </w:rPr>
-        <w:t xml:space="preserve">Rule-based, explainable assistants providing suggestions, never autonomous decisions: one for every NCP process step (KB-010) plus an always-on Monitoring &amp; Alert Agent. A separate pair of AI Assistant agents (RBAC-scoped data query and application help query) is specified in section 3.24.</w:t>
+        <w:t xml:space="preserve">Rule-based, explainable assistants providing suggestions, never autonomous decisions: one for every NCP process step (KB-010) plus an always-on Monitoring &amp; Alert Agent. Every one of these agents is itself a governed entry in the AI Use Case Library (section 3.11), which controls its activation, discloses its RAG grounding, and logs every outcome. A separate pair of AI Assistant agents (RBAC-scoped data query and application help query) is specified in section 3.23.</w:t>
       </w:r>
     </w:p>
     <w:tbl>
@@ -10200,7 +10266,7 @@
           <w:sz w:val="27"/>
           <w:szCs w:val="27"/>
         </w:rPr>
-        <w:t xml:space="preserve">3.11 AI Use Cases Library (with Version Management)</w:t>
+        <w:t xml:space="preserve">3.11 AI Use Case Library &amp; Governance</w:t>
       </w:r>
     </w:p>
     <w:p>
@@ -10216,7 +10282,7 @@
           <w:sz w:val="19"/>
           <w:szCs w:val="19"/>
         </w:rPr>
-        <w:t xml:space="preserve">An independent catalog of AI use cases, unrelated to the Capitalization Library, with full version history. The catalog is seeded generically rather than per sector: every Organization, regardless of industry, receives the same seven use cases, one per NCP process step, each documenting the corresponding built-in AI Agent from section 3.10 (Classification, Problem Structuring, Containment Advisor, Root Cause Mining, Action Recommendation, Evaluation Assistant, REX Generation) at maturity stage 5/Production, since these are shipped and running capabilities, not roadmap ideas.</w:t>
+        <w:t xml:space="preserve">The governed catalog and control plane for every AI capability in NCP Solver, independent of the Capitalization Library. Every use case sits in exactly one of two tiers — Assistive (the AI observes, analyzes, or suggests; a human performs the task and makes the decision) or Augmented (the AI performs a substantial part of the task — drafting, classifying, or summarizing at scale — but a human must review, edit, and approve the result before it is finalized or distributed). A third tier, Autonomous AI, in which the system would take an irreversible action without a human decision in the loop, is deliberately out of scope for this release and would require a separate, explicitly-gated tier in a future one. Each Organization is seeded with fourteen versioned AI Use Cases: the seven built-in process agents (S1-S7, section 3.10), the two AI Assistant modes (section 3.23), and five forward-looking, catalog-only entries (BPMN diagram documentation, risk narrative drafting, control test summarization, business rule drafting, and RACSI assignment recommendation) recorded at an early maturity stage with no live invocation, so the catalog honestly reflects what is shipped versus planned. The Library also hosts the optional Real LLM Provider Connection that every live AI Use Case can draw on (FR-AIUC-17 to FR-AIUC-19).</w:t>
       </w:r>
     </w:p>
     <w:tbl>
@@ -10365,7 +10431,7 @@
                 <w:sz w:val="19"/>
                 <w:szCs w:val="19"/>
               </w:rPr>
-              <w:t xml:space="preserve">The system shall support full CRUD on AI Use Cases, capturing title, description, sector, business function, AI technique, maturity stage (1-5), status (Idea/Pilot/Production/Retired), owner, expected impact, estimated ROI, and tags.</w:t>
+              <w:t xml:space="preserve">The system shall support full CRUD on AI Use Cases, capturing an id, name, tier (Assistive/Augmented), owning module, description, trigger condition, expected output, business function, AI technique, maturity stage (1-5), status (Idea/Pilot/Production/Retired), expected impact, estimated ROI, and tags.</w:t>
             </w:r>
           </w:p>
         </w:tc>
@@ -10431,7 +10497,7 @@
                 <w:sz w:val="19"/>
                 <w:szCs w:val="19"/>
               </w:rPr>
-              <w:t xml:space="preserve">The system shall version an AI Use Case's content independently of its metadata; content shall consist of five labeled sections: Inputs, Prompt, Expected Output, Constraints/Guardrails, and Model/Technique Notes.</w:t>
+              <w:t xml:space="preserve">The system shall capture, per AI Use Case, a trigger description (what causes it to run), an output description (what it produces), and a human checkpoint description (the point at which a person must review, edit, or approve its output before it has any effect) — distinct fields from the versioned prompt-template content of FR-AIUC-03.</w:t>
             </w:r>
           </w:p>
         </w:tc>
@@ -10497,6 +10563,72 @@
                 <w:sz w:val="19"/>
                 <w:szCs w:val="19"/>
               </w:rPr>
+              <w:t xml:space="preserve">The system shall version an AI Use Case's editable prompt-template content independently of its metadata; content shall consist of five labeled sections: Inputs, Prompt, Expected Output, Constraints/Guardrails, and Model/Technique Notes.</w:t>
+            </w:r>
+          </w:p>
+        </w:tc>
+      </w:tr>
+      <w:tr>
+        <w:tc>
+          <w:tcPr>
+            <w:tcW w:type="dxa" w:w="1500"/>
+            <w:tcBorders>
+              <w:top w:val="single" w:color="E3E3E4" w:sz="2"/>
+              <w:left w:val="single" w:color="E3E3E4" w:sz="2"/>
+              <w:bottom w:val="single" w:color="E3E3E4" w:sz="2"/>
+              <w:right w:val="single" w:color="E3E3E4" w:sz="2"/>
+            </w:tcBorders>
+            <w:shd w:fill="F2F2F3" w:val="clear"/>
+            <w:tcMar>
+              <w:top w:type="dxa" w:w="80"/>
+              <w:left w:type="dxa" w:w="100"/>
+              <w:bottom w:type="dxa" w:w="80"/>
+              <w:right w:type="dxa" w:w="100"/>
+            </w:tcMar>
+            <w:vAlign w:val="center"/>
+          </w:tcPr>
+          <w:p>
+            <w:r>
+              <w:rPr>
+                <w:rFonts w:ascii="Times New Roman" w:cs="Times New Roman" w:eastAsia="Times New Roman" w:hAnsi="Times New Roman"/>
+                <w:b w:val="false"/>
+                <w:bCs w:val="false"/>
+                <w:color w:val="58595B"/>
+                <w:sz w:val="19"/>
+                <w:szCs w:val="19"/>
+              </w:rPr>
+              <w:t xml:space="preserve">FR-AIUC-04</w:t>
+            </w:r>
+          </w:p>
+        </w:tc>
+        <w:tc>
+          <w:tcPr>
+            <w:tcW w:type="dxa" w:w="8246"/>
+            <w:tcBorders>
+              <w:top w:val="single" w:color="E3E3E4" w:sz="2"/>
+              <w:left w:val="single" w:color="E3E3E4" w:sz="2"/>
+              <w:bottom w:val="single" w:color="E3E3E4" w:sz="2"/>
+              <w:right w:val="single" w:color="E3E3E4" w:sz="2"/>
+            </w:tcBorders>
+            <w:shd w:fill="F2F2F3" w:val="clear"/>
+            <w:tcMar>
+              <w:top w:type="dxa" w:w="80"/>
+              <w:left w:type="dxa" w:w="100"/>
+              <w:bottom w:type="dxa" w:w="80"/>
+              <w:right w:type="dxa" w:w="100"/>
+            </w:tcMar>
+            <w:vAlign w:val="center"/>
+          </w:tcPr>
+          <w:p>
+            <w:r>
+              <w:rPr>
+                <w:rFonts w:ascii="Times New Roman" w:cs="Times New Roman" w:eastAsia="Times New Roman" w:hAnsi="Times New Roman"/>
+                <w:b w:val="false"/>
+                <w:bCs w:val="false"/>
+                <w:color w:val="58595B"/>
+                <w:sz w:val="19"/>
+                <w:szCs w:val="19"/>
+              </w:rPr>
               <w:t xml:space="preserve">The system shall create Version 1 of an AI Use Case automatically upon creation and mark it as the Default and Current version.</w:t>
             </w:r>
           </w:p>
@@ -10512,26 +10644,26 @@
               <w:bottom w:val="single" w:color="E3E3E4" w:sz="2"/>
               <w:right w:val="single" w:color="E3E3E4" w:sz="2"/>
             </w:tcBorders>
-            <w:shd w:fill="F2F2F3" w:val="clear"/>
-            <w:tcMar>
-              <w:top w:type="dxa" w:w="80"/>
-              <w:left w:type="dxa" w:w="100"/>
-              <w:bottom w:type="dxa" w:w="80"/>
-              <w:right w:type="dxa" w:w="100"/>
-            </w:tcMar>
-            <w:vAlign w:val="center"/>
-          </w:tcPr>
-          <w:p>
-            <w:r>
-              <w:rPr>
-                <w:rFonts w:ascii="Times New Roman" w:cs="Times New Roman" w:eastAsia="Times New Roman" w:hAnsi="Times New Roman"/>
-                <w:b w:val="false"/>
-                <w:bCs w:val="false"/>
-                <w:color w:val="58595B"/>
-                <w:sz w:val="19"/>
-                <w:szCs w:val="19"/>
-              </w:rPr>
-              <w:t xml:space="preserve">FR-AIUC-04</w:t>
+            <w:shd w:fill="FFFFFF" w:val="clear"/>
+            <w:tcMar>
+              <w:top w:type="dxa" w:w="80"/>
+              <w:left w:type="dxa" w:w="100"/>
+              <w:bottom w:type="dxa" w:w="80"/>
+              <w:right w:type="dxa" w:w="100"/>
+            </w:tcMar>
+            <w:vAlign w:val="center"/>
+          </w:tcPr>
+          <w:p>
+            <w:r>
+              <w:rPr>
+                <w:rFonts w:ascii="Times New Roman" w:cs="Times New Roman" w:eastAsia="Times New Roman" w:hAnsi="Times New Roman"/>
+                <w:b w:val="false"/>
+                <w:bCs w:val="false"/>
+                <w:color w:val="58595B"/>
+                <w:sz w:val="19"/>
+                <w:szCs w:val="19"/>
+              </w:rPr>
+              <w:t xml:space="preserve">FR-AIUC-05</w:t>
             </w:r>
           </w:p>
         </w:tc>
@@ -10544,7 +10676,7 @@
               <w:bottom w:val="single" w:color="E3E3E4" w:sz="2"/>
               <w:right w:val="single" w:color="E3E3E4" w:sz="2"/>
             </w:tcBorders>
-            <w:shd w:fill="F2F2F3" w:val="clear"/>
+            <w:shd w:fill="FFFFFF" w:val="clear"/>
             <w:tcMar>
               <w:top w:type="dxa" w:w="80"/>
               <w:left w:type="dxa" w:w="100"/>
@@ -10578,26 +10710,26 @@
               <w:bottom w:val="single" w:color="E3E3E4" w:sz="2"/>
               <w:right w:val="single" w:color="E3E3E4" w:sz="2"/>
             </w:tcBorders>
-            <w:shd w:fill="FFFFFF" w:val="clear"/>
-            <w:tcMar>
-              <w:top w:type="dxa" w:w="80"/>
-              <w:left w:type="dxa" w:w="100"/>
-              <w:bottom w:type="dxa" w:w="80"/>
-              <w:right w:type="dxa" w:w="100"/>
-            </w:tcMar>
-            <w:vAlign w:val="center"/>
-          </w:tcPr>
-          <w:p>
-            <w:r>
-              <w:rPr>
-                <w:rFonts w:ascii="Times New Roman" w:cs="Times New Roman" w:eastAsia="Times New Roman" w:hAnsi="Times New Roman"/>
-                <w:b w:val="false"/>
-                <w:bCs w:val="false"/>
-                <w:color w:val="58595B"/>
-                <w:sz w:val="19"/>
-                <w:szCs w:val="19"/>
-              </w:rPr>
-              <w:t xml:space="preserve">FR-AIUC-05</w:t>
+            <w:shd w:fill="F2F2F3" w:val="clear"/>
+            <w:tcMar>
+              <w:top w:type="dxa" w:w="80"/>
+              <w:left w:type="dxa" w:w="100"/>
+              <w:bottom w:type="dxa" w:w="80"/>
+              <w:right w:type="dxa" w:w="100"/>
+            </w:tcMar>
+            <w:vAlign w:val="center"/>
+          </w:tcPr>
+          <w:p>
+            <w:r>
+              <w:rPr>
+                <w:rFonts w:ascii="Times New Roman" w:cs="Times New Roman" w:eastAsia="Times New Roman" w:hAnsi="Times New Roman"/>
+                <w:b w:val="false"/>
+                <w:bCs w:val="false"/>
+                <w:color w:val="58595B"/>
+                <w:sz w:val="19"/>
+                <w:szCs w:val="19"/>
+              </w:rPr>
+              <w:t xml:space="preserve">FR-AIUC-06</w:t>
             </w:r>
           </w:p>
         </w:tc>
@@ -10610,26 +10742,26 @@
               <w:bottom w:val="single" w:color="E3E3E4" w:sz="2"/>
               <w:right w:val="single" w:color="E3E3E4" w:sz="2"/>
             </w:tcBorders>
-            <w:shd w:fill="FFFFFF" w:val="clear"/>
-            <w:tcMar>
-              <w:top w:type="dxa" w:w="80"/>
-              <w:left w:type="dxa" w:w="100"/>
-              <w:bottom w:type="dxa" w:w="80"/>
-              <w:right w:type="dxa" w:w="100"/>
-            </w:tcMar>
-            <w:vAlign w:val="center"/>
-          </w:tcPr>
-          <w:p>
-            <w:r>
-              <w:rPr>
-                <w:rFonts w:ascii="Times New Roman" w:cs="Times New Roman" w:eastAsia="Times New Roman" w:hAnsi="Times New Roman"/>
-                <w:b w:val="false"/>
-                <w:bCs w:val="false"/>
-                <w:color w:val="58595B"/>
-                <w:sz w:val="19"/>
-                <w:szCs w:val="19"/>
-              </w:rPr>
-              <w:t xml:space="preserve">The system shall display the full Version History for an AI Use Case, showing version number, author, timestamp, change note, and Default/Current status badges.</w:t>
+            <w:shd w:fill="F2F2F3" w:val="clear"/>
+            <w:tcMar>
+              <w:top w:type="dxa" w:w="80"/>
+              <w:left w:type="dxa" w:w="100"/>
+              <w:bottom w:type="dxa" w:w="80"/>
+              <w:right w:type="dxa" w:w="100"/>
+            </w:tcMar>
+            <w:vAlign w:val="center"/>
+          </w:tcPr>
+          <w:p>
+            <w:r>
+              <w:rPr>
+                <w:rFonts w:ascii="Times New Roman" w:cs="Times New Roman" w:eastAsia="Times New Roman" w:hAnsi="Times New Roman"/>
+                <w:b w:val="false"/>
+                <w:bCs w:val="false"/>
+                <w:color w:val="58595B"/>
+                <w:sz w:val="19"/>
+                <w:szCs w:val="19"/>
+              </w:rPr>
+              <w:t xml:space="preserve">The system shall display the full Version History for an AI Use Case, showing version number, author, timestamp, change note, and Default/Current status badges, and shall allow viewing the full labeled content of any historical version.</w:t>
             </w:r>
           </w:p>
         </w:tc>
@@ -10644,26 +10776,26 @@
               <w:bottom w:val="single" w:color="E3E3E4" w:sz="2"/>
               <w:right w:val="single" w:color="E3E3E4" w:sz="2"/>
             </w:tcBorders>
-            <w:shd w:fill="F2F2F3" w:val="clear"/>
-            <w:tcMar>
-              <w:top w:type="dxa" w:w="80"/>
-              <w:left w:type="dxa" w:w="100"/>
-              <w:bottom w:type="dxa" w:w="80"/>
-              <w:right w:type="dxa" w:w="100"/>
-            </w:tcMar>
-            <w:vAlign w:val="center"/>
-          </w:tcPr>
-          <w:p>
-            <w:r>
-              <w:rPr>
-                <w:rFonts w:ascii="Times New Roman" w:cs="Times New Roman" w:eastAsia="Times New Roman" w:hAnsi="Times New Roman"/>
-                <w:b w:val="false"/>
-                <w:bCs w:val="false"/>
-                <w:color w:val="58595B"/>
-                <w:sz w:val="19"/>
-                <w:szCs w:val="19"/>
-              </w:rPr>
-              <w:t xml:space="preserve">FR-AIUC-06</w:t>
+            <w:shd w:fill="FFFFFF" w:val="clear"/>
+            <w:tcMar>
+              <w:top w:type="dxa" w:w="80"/>
+              <w:left w:type="dxa" w:w="100"/>
+              <w:bottom w:type="dxa" w:w="80"/>
+              <w:right w:type="dxa" w:w="100"/>
+            </w:tcMar>
+            <w:vAlign w:val="center"/>
+          </w:tcPr>
+          <w:p>
+            <w:r>
+              <w:rPr>
+                <w:rFonts w:ascii="Times New Roman" w:cs="Times New Roman" w:eastAsia="Times New Roman" w:hAnsi="Times New Roman"/>
+                <w:b w:val="false"/>
+                <w:bCs w:val="false"/>
+                <w:color w:val="58595B"/>
+                <w:sz w:val="19"/>
+                <w:szCs w:val="19"/>
+              </w:rPr>
+              <w:t xml:space="preserve">FR-AIUC-07</w:t>
             </w:r>
           </w:p>
         </w:tc>
@@ -10676,26 +10808,26 @@
               <w:bottom w:val="single" w:color="E3E3E4" w:sz="2"/>
               <w:right w:val="single" w:color="E3E3E4" w:sz="2"/>
             </w:tcBorders>
-            <w:shd w:fill="F2F2F3" w:val="clear"/>
-            <w:tcMar>
-              <w:top w:type="dxa" w:w="80"/>
-              <w:left w:type="dxa" w:w="100"/>
-              <w:bottom w:type="dxa" w:w="80"/>
-              <w:right w:type="dxa" w:w="100"/>
-            </w:tcMar>
-            <w:vAlign w:val="center"/>
-          </w:tcPr>
-          <w:p>
-            <w:r>
-              <w:rPr>
-                <w:rFonts w:ascii="Times New Roman" w:cs="Times New Roman" w:eastAsia="Times New Roman" w:hAnsi="Times New Roman"/>
-                <w:b w:val="false"/>
-                <w:bCs w:val="false"/>
-                <w:color w:val="58595B"/>
-                <w:sz w:val="19"/>
-                <w:szCs w:val="19"/>
-              </w:rPr>
-              <w:t xml:space="preserve">The system shall allow an authorized user to view the full labeled content of any historical version.</w:t>
+            <w:shd w:fill="FFFFFF" w:val="clear"/>
+            <w:tcMar>
+              <w:top w:type="dxa" w:w="80"/>
+              <w:left w:type="dxa" w:w="100"/>
+              <w:bottom w:type="dxa" w:w="80"/>
+              <w:right w:type="dxa" w:w="100"/>
+            </w:tcMar>
+            <w:vAlign w:val="center"/>
+          </w:tcPr>
+          <w:p>
+            <w:r>
+              <w:rPr>
+                <w:rFonts w:ascii="Times New Roman" w:cs="Times New Roman" w:eastAsia="Times New Roman" w:hAnsi="Times New Roman"/>
+                <w:b w:val="false"/>
+                <w:bCs w:val="false"/>
+                <w:color w:val="58595B"/>
+                <w:sz w:val="19"/>
+                <w:szCs w:val="19"/>
+              </w:rPr>
+              <w:t xml:space="preserve">The system shall allow an authorized user to revert to any historical version; reverting shall duplicate that version's content into a brand-new version marked Current, never rewrite or delete history.</w:t>
             </w:r>
           </w:p>
         </w:tc>
@@ -10710,26 +10842,26 @@
               <w:bottom w:val="single" w:color="E3E3E4" w:sz="2"/>
               <w:right w:val="single" w:color="E3E3E4" w:sz="2"/>
             </w:tcBorders>
-            <w:shd w:fill="FFFFFF" w:val="clear"/>
-            <w:tcMar>
-              <w:top w:type="dxa" w:w="80"/>
-              <w:left w:type="dxa" w:w="100"/>
-              <w:bottom w:type="dxa" w:w="80"/>
-              <w:right w:type="dxa" w:w="100"/>
-            </w:tcMar>
-            <w:vAlign w:val="center"/>
-          </w:tcPr>
-          <w:p>
-            <w:r>
-              <w:rPr>
-                <w:rFonts w:ascii="Times New Roman" w:cs="Times New Roman" w:eastAsia="Times New Roman" w:hAnsi="Times New Roman"/>
-                <w:b w:val="false"/>
-                <w:bCs w:val="false"/>
-                <w:color w:val="58595B"/>
-                <w:sz w:val="19"/>
-                <w:szCs w:val="19"/>
-              </w:rPr>
-              <w:t xml:space="preserve">FR-AIUC-07</w:t>
+            <w:shd w:fill="F2F2F3" w:val="clear"/>
+            <w:tcMar>
+              <w:top w:type="dxa" w:w="80"/>
+              <w:left w:type="dxa" w:w="100"/>
+              <w:bottom w:type="dxa" w:w="80"/>
+              <w:right w:type="dxa" w:w="100"/>
+            </w:tcMar>
+            <w:vAlign w:val="center"/>
+          </w:tcPr>
+          <w:p>
+            <w:r>
+              <w:rPr>
+                <w:rFonts w:ascii="Times New Roman" w:cs="Times New Roman" w:eastAsia="Times New Roman" w:hAnsi="Times New Roman"/>
+                <w:b w:val="false"/>
+                <w:bCs w:val="false"/>
+                <w:color w:val="58595B"/>
+                <w:sz w:val="19"/>
+                <w:szCs w:val="19"/>
+              </w:rPr>
+              <w:t xml:space="preserve">FR-AIUC-08</w:t>
             </w:r>
           </w:p>
         </w:tc>
@@ -10742,26 +10874,26 @@
               <w:bottom w:val="single" w:color="E3E3E4" w:sz="2"/>
               <w:right w:val="single" w:color="E3E3E4" w:sz="2"/>
             </w:tcBorders>
-            <w:shd w:fill="FFFFFF" w:val="clear"/>
-            <w:tcMar>
-              <w:top w:type="dxa" w:w="80"/>
-              <w:left w:type="dxa" w:w="100"/>
-              <w:bottom w:type="dxa" w:w="80"/>
-              <w:right w:type="dxa" w:w="100"/>
-            </w:tcMar>
-            <w:vAlign w:val="center"/>
-          </w:tcPr>
-          <w:p>
-            <w:r>
-              <w:rPr>
-                <w:rFonts w:ascii="Times New Roman" w:cs="Times New Roman" w:eastAsia="Times New Roman" w:hAnsi="Times New Roman"/>
-                <w:b w:val="false"/>
-                <w:bCs w:val="false"/>
-                <w:color w:val="58595B"/>
-                <w:sz w:val="19"/>
-                <w:szCs w:val="19"/>
-              </w:rPr>
-              <w:t xml:space="preserve">The system shall allow an authorized user to revert to any historical version; reverting shall duplicate that version's content into a brand-new version marked Current, never rewrite or delete history.</w:t>
+            <w:shd w:fill="F2F2F3" w:val="clear"/>
+            <w:tcMar>
+              <w:top w:type="dxa" w:w="80"/>
+              <w:left w:type="dxa" w:w="100"/>
+              <w:bottom w:type="dxa" w:w="80"/>
+              <w:right w:type="dxa" w:w="100"/>
+            </w:tcMar>
+            <w:vAlign w:val="center"/>
+          </w:tcPr>
+          <w:p>
+            <w:r>
+              <w:rPr>
+                <w:rFonts w:ascii="Times New Roman" w:cs="Times New Roman" w:eastAsia="Times New Roman" w:hAnsi="Times New Roman"/>
+                <w:b w:val="false"/>
+                <w:bCs w:val="false"/>
+                <w:color w:val="58595B"/>
+                <w:sz w:val="19"/>
+                <w:szCs w:val="19"/>
+              </w:rPr>
+              <w:t xml:space="preserve">The system shall gate full CRUD on AI Use Cases and their version history — create, metadata edit, delete, and version revert — behind a single canManageAiUseCases capability (aiUseCase.create / aiUseCase.edit / aiUseCase.delete), distinct from the activation capabilities of FR-AIUC-11 and FR-AIUC-12.</w:t>
             </w:r>
           </w:p>
         </w:tc>
@@ -10776,26 +10908,26 @@
               <w:bottom w:val="single" w:color="E3E3E4" w:sz="2"/>
               <w:right w:val="single" w:color="E3E3E4" w:sz="2"/>
             </w:tcBorders>
-            <w:shd w:fill="F2F2F3" w:val="clear"/>
-            <w:tcMar>
-              <w:top w:type="dxa" w:w="80"/>
-              <w:left w:type="dxa" w:w="100"/>
-              <w:bottom w:type="dxa" w:w="80"/>
-              <w:right w:type="dxa" w:w="100"/>
-            </w:tcMar>
-            <w:vAlign w:val="center"/>
-          </w:tcPr>
-          <w:p>
-            <w:r>
-              <w:rPr>
-                <w:rFonts w:ascii="Times New Roman" w:cs="Times New Roman" w:eastAsia="Times New Roman" w:hAnsi="Times New Roman"/>
-                <w:b w:val="false"/>
-                <w:bCs w:val="false"/>
-                <w:color w:val="58595B"/>
-                <w:sz w:val="19"/>
-                <w:szCs w:val="19"/>
-              </w:rPr>
-              <w:t xml:space="preserve">FR-AIUC-08</w:t>
+            <w:shd w:fill="FFFFFF" w:val="clear"/>
+            <w:tcMar>
+              <w:top w:type="dxa" w:w="80"/>
+              <w:left w:type="dxa" w:w="100"/>
+              <w:bottom w:type="dxa" w:w="80"/>
+              <w:right w:type="dxa" w:w="100"/>
+            </w:tcMar>
+            <w:vAlign w:val="center"/>
+          </w:tcPr>
+          <w:p>
+            <w:r>
+              <w:rPr>
+                <w:rFonts w:ascii="Times New Roman" w:cs="Times New Roman" w:eastAsia="Times New Roman" w:hAnsi="Times New Roman"/>
+                <w:b w:val="false"/>
+                <w:bCs w:val="false"/>
+                <w:color w:val="58595B"/>
+                <w:sz w:val="19"/>
+                <w:szCs w:val="19"/>
+              </w:rPr>
+              <w:t xml:space="preserve">FR-AIUC-09</w:t>
             </w:r>
           </w:p>
         </w:tc>
@@ -10808,26 +10940,26 @@
               <w:bottom w:val="single" w:color="E3E3E4" w:sz="2"/>
               <w:right w:val="single" w:color="E3E3E4" w:sz="2"/>
             </w:tcBorders>
-            <w:shd w:fill="F2F2F3" w:val="clear"/>
-            <w:tcMar>
-              <w:top w:type="dxa" w:w="80"/>
-              <w:left w:type="dxa" w:w="100"/>
-              <w:bottom w:type="dxa" w:w="80"/>
-              <w:right w:type="dxa" w:w="100"/>
-            </w:tcMar>
-            <w:vAlign w:val="center"/>
-          </w:tcPr>
-          <w:p>
-            <w:r>
-              <w:rPr>
-                <w:rFonts w:ascii="Times New Roman" w:cs="Times New Roman" w:eastAsia="Times New Roman" w:hAnsi="Times New Roman"/>
-                <w:b w:val="false"/>
-                <w:bCs w:val="false"/>
-                <w:color w:val="58595B"/>
-                <w:sz w:val="19"/>
-                <w:szCs w:val="19"/>
-              </w:rPr>
-              <w:t xml:space="preserve">The system shall record who created each version and an optional free-text change note.</w:t>
+            <w:shd w:fill="FFFFFF" w:val="clear"/>
+            <w:tcMar>
+              <w:top w:type="dxa" w:w="80"/>
+              <w:left w:type="dxa" w:w="100"/>
+              <w:bottom w:type="dxa" w:w="80"/>
+              <w:right w:type="dxa" w:w="100"/>
+            </w:tcMar>
+            <w:vAlign w:val="center"/>
+          </w:tcPr>
+          <w:p>
+            <w:r>
+              <w:rPr>
+                <w:rFonts w:ascii="Times New Roman" w:cs="Times New Roman" w:eastAsia="Times New Roman" w:hAnsi="Times New Roman"/>
+                <w:b w:val="false"/>
+                <w:bCs w:val="false"/>
+                <w:color w:val="58595B"/>
+                <w:sz w:val="19"/>
+                <w:szCs w:val="19"/>
+              </w:rPr>
+              <w:t xml:space="preserve">The system shall seed every Organization, on creation, with the same fourteen AI Use Cases described in the section intro, so the catalog is identical in shape across every tenant regardless of sector.</w:t>
             </w:r>
           </w:p>
         </w:tc>
@@ -10842,26 +10974,26 @@
               <w:bottom w:val="single" w:color="E3E3E4" w:sz="2"/>
               <w:right w:val="single" w:color="E3E3E4" w:sz="2"/>
             </w:tcBorders>
-            <w:shd w:fill="FFFFFF" w:val="clear"/>
-            <w:tcMar>
-              <w:top w:type="dxa" w:w="80"/>
-              <w:left w:type="dxa" w:w="100"/>
-              <w:bottom w:type="dxa" w:w="80"/>
-              <w:right w:type="dxa" w:w="100"/>
-            </w:tcMar>
-            <w:vAlign w:val="center"/>
-          </w:tcPr>
-          <w:p>
-            <w:r>
-              <w:rPr>
-                <w:rFonts w:ascii="Times New Roman" w:cs="Times New Roman" w:eastAsia="Times New Roman" w:hAnsi="Times New Roman"/>
-                <w:b w:val="false"/>
-                <w:bCs w:val="false"/>
-                <w:color w:val="58595B"/>
-                <w:sz w:val="19"/>
-                <w:szCs w:val="19"/>
-              </w:rPr>
-              <w:t xml:space="preserve">FR-AIUC-09</w:t>
+            <w:shd w:fill="F2F2F3" w:val="clear"/>
+            <w:tcMar>
+              <w:top w:type="dxa" w:w="80"/>
+              <w:left w:type="dxa" w:w="100"/>
+              <w:bottom w:type="dxa" w:w="80"/>
+              <w:right w:type="dxa" w:w="100"/>
+            </w:tcMar>
+            <w:vAlign w:val="center"/>
+          </w:tcPr>
+          <w:p>
+            <w:r>
+              <w:rPr>
+                <w:rFonts w:ascii="Times New Roman" w:cs="Times New Roman" w:eastAsia="Times New Roman" w:hAnsi="Times New Roman"/>
+                <w:b w:val="false"/>
+                <w:bCs w:val="false"/>
+                <w:color w:val="58595B"/>
+                <w:sz w:val="19"/>
+                <w:szCs w:val="19"/>
+              </w:rPr>
+              <w:t xml:space="preserve">FR-AIUC-10</w:t>
             </w:r>
           </w:p>
         </w:tc>
@@ -10874,26 +11006,26 @@
               <w:bottom w:val="single" w:color="E3E3E4" w:sz="2"/>
               <w:right w:val="single" w:color="E3E3E4" w:sz="2"/>
             </w:tcBorders>
-            <w:shd w:fill="FFFFFF" w:val="clear"/>
-            <w:tcMar>
-              <w:top w:type="dxa" w:w="80"/>
-              <w:left w:type="dxa" w:w="100"/>
-              <w:bottom w:type="dxa" w:w="80"/>
-              <w:right w:type="dxa" w:w="100"/>
-            </w:tcMar>
-            <w:vAlign w:val="center"/>
-          </w:tcPr>
-          <w:p>
-            <w:r>
-              <w:rPr>
-                <w:rFonts w:ascii="Times New Roman" w:cs="Times New Roman" w:eastAsia="Times New Roman" w:hAnsi="Times New Roman"/>
-                <w:b w:val="false"/>
-                <w:bCs w:val="false"/>
-                <w:color w:val="58595B"/>
-                <w:sz w:val="19"/>
-                <w:szCs w:val="19"/>
-              </w:rPr>
-              <w:t xml:space="preserve">The system shall allow an authorized user to toggle an AI Use Case between Active and Inactive status without deleting it or discarding its version history.</w:t>
+            <w:shd w:fill="F2F2F3" w:val="clear"/>
+            <w:tcMar>
+              <w:top w:type="dxa" w:w="80"/>
+              <w:left w:type="dxa" w:w="100"/>
+              <w:bottom w:type="dxa" w:w="80"/>
+              <w:right w:type="dxa" w:w="100"/>
+            </w:tcMar>
+            <w:vAlign w:val="center"/>
+          </w:tcPr>
+          <w:p>
+            <w:r>
+              <w:rPr>
+                <w:rFonts w:ascii="Times New Roman" w:cs="Times New Roman" w:eastAsia="Times New Roman" w:hAnsi="Times New Roman"/>
+                <w:b w:val="false"/>
+                <w:bCs w:val="false"/>
+                <w:color w:val="58595B"/>
+                <w:sz w:val="19"/>
+                <w:szCs w:val="19"/>
+              </w:rPr>
+              <w:t xml:space="preserve">The system shall allow an Organization Administrator holding canActivateAiForOrg (aiUseCase.activate) to activate or deactivate any AI Use Case for the whole Organization, independently of editing its metadata or content.</w:t>
             </w:r>
           </w:p>
         </w:tc>
@@ -10908,26 +11040,26 @@
               <w:bottom w:val="single" w:color="E3E3E4" w:sz="2"/>
               <w:right w:val="single" w:color="E3E3E4" w:sz="2"/>
             </w:tcBorders>
-            <w:shd w:fill="F2F2F3" w:val="clear"/>
-            <w:tcMar>
-              <w:top w:type="dxa" w:w="80"/>
-              <w:left w:type="dxa" w:w="100"/>
-              <w:bottom w:type="dxa" w:w="80"/>
-              <w:right w:type="dxa" w:w="100"/>
-            </w:tcMar>
-            <w:vAlign w:val="center"/>
-          </w:tcPr>
-          <w:p>
-            <w:r>
-              <w:rPr>
-                <w:rFonts w:ascii="Times New Roman" w:cs="Times New Roman" w:eastAsia="Times New Roman" w:hAnsi="Times New Roman"/>
-                <w:b w:val="false"/>
-                <w:bCs w:val="false"/>
-                <w:color w:val="58595B"/>
-                <w:sz w:val="19"/>
-                <w:szCs w:val="19"/>
-              </w:rPr>
-              <w:t xml:space="preserve">FR-AIUC-10</w:t>
+            <w:shd w:fill="FFFFFF" w:val="clear"/>
+            <w:tcMar>
+              <w:top w:type="dxa" w:w="80"/>
+              <w:left w:type="dxa" w:w="100"/>
+              <w:bottom w:type="dxa" w:w="80"/>
+              <w:right w:type="dxa" w:w="100"/>
+            </w:tcMar>
+            <w:vAlign w:val="center"/>
+          </w:tcPr>
+          <w:p>
+            <w:r>
+              <w:rPr>
+                <w:rFonts w:ascii="Times New Roman" w:cs="Times New Roman" w:eastAsia="Times New Roman" w:hAnsi="Times New Roman"/>
+                <w:b w:val="false"/>
+                <w:bCs w:val="false"/>
+                <w:color w:val="58595B"/>
+                <w:sz w:val="19"/>
+                <w:szCs w:val="19"/>
+              </w:rPr>
+              <w:t xml:space="preserve">FR-AIUC-11</w:t>
             </w:r>
           </w:p>
         </w:tc>
@@ -10940,26 +11072,686 @@
               <w:bottom w:val="single" w:color="E3E3E4" w:sz="2"/>
               <w:right w:val="single" w:color="E3E3E4" w:sz="2"/>
             </w:tcBorders>
-            <w:shd w:fill="F2F2F3" w:val="clear"/>
-            <w:tcMar>
-              <w:top w:type="dxa" w:w="80"/>
-              <w:left w:type="dxa" w:w="100"/>
-              <w:bottom w:type="dxa" w:w="80"/>
-              <w:right w:type="dxa" w:w="100"/>
-            </w:tcMar>
-            <w:vAlign w:val="center"/>
-          </w:tcPr>
-          <w:p>
-            <w:r>
-              <w:rPr>
-                <w:rFonts w:ascii="Times New Roman" w:cs="Times New Roman" w:eastAsia="Times New Roman" w:hAnsi="Times New Roman"/>
-                <w:b w:val="false"/>
-                <w:bCs w:val="false"/>
-                <w:color w:val="58595B"/>
-                <w:sz w:val="19"/>
-                <w:szCs w:val="19"/>
-              </w:rPr>
-              <w:t xml:space="preserve">The system shall seed every Organization, on creation, with the same seven generic AI Use Cases — one per NCP process step (S1-S7) — rather than sector-specific entries, so the catalog documents the platform's own built-in AI Agents identically across every sector.</w:t>
+            <w:shd w:fill="FFFFFF" w:val="clear"/>
+            <w:tcMar>
+              <w:top w:type="dxa" w:w="80"/>
+              <w:left w:type="dxa" w:w="100"/>
+              <w:bottom w:type="dxa" w:w="80"/>
+              <w:right w:type="dxa" w:w="100"/>
+            </w:tcMar>
+            <w:vAlign w:val="center"/>
+          </w:tcPr>
+          <w:p>
+            <w:r>
+              <w:rPr>
+                <w:rFonts w:ascii="Times New Roman" w:cs="Times New Roman" w:eastAsia="Times New Roman" w:hAnsi="Times New Roman"/>
+                <w:b w:val="false"/>
+                <w:bCs w:val="false"/>
+                <w:color w:val="58595B"/>
+                <w:sz w:val="19"/>
+                <w:szCs w:val="19"/>
+              </w:rPr>
+              <w:t xml:space="preserve">The system shall allow a user holding canRequestProjectAiOverride (aiUseCase.projectOverride) to set a per-Project override on any AI Use Case as one of three states: Inherit, On, or Off.</w:t>
+            </w:r>
+          </w:p>
+        </w:tc>
+      </w:tr>
+      <w:tr>
+        <w:tc>
+          <w:tcPr>
+            <w:tcW w:type="dxa" w:w="1500"/>
+            <w:tcBorders>
+              <w:top w:val="single" w:color="E3E3E4" w:sz="2"/>
+              <w:left w:val="single" w:color="E3E3E4" w:sz="2"/>
+              <w:bottom w:val="single" w:color="E3E3E4" w:sz="2"/>
+              <w:right w:val="single" w:color="E3E3E4" w:sz="2"/>
+            </w:tcBorders>
+            <w:shd w:fill="F2F2F3" w:val="clear"/>
+            <w:tcMar>
+              <w:top w:type="dxa" w:w="80"/>
+              <w:left w:type="dxa" w:w="100"/>
+              <w:bottom w:type="dxa" w:w="80"/>
+              <w:right w:type="dxa" w:w="100"/>
+            </w:tcMar>
+            <w:vAlign w:val="center"/>
+          </w:tcPr>
+          <w:p>
+            <w:r>
+              <w:rPr>
+                <w:rFonts w:ascii="Times New Roman" w:cs="Times New Roman" w:eastAsia="Times New Roman" w:hAnsi="Times New Roman"/>
+                <w:b w:val="false"/>
+                <w:bCs w:val="false"/>
+                <w:color w:val="58595B"/>
+                <w:sz w:val="19"/>
+                <w:szCs w:val="19"/>
+              </w:rPr>
+              <w:t xml:space="preserve">FR-AIUC-12</w:t>
+            </w:r>
+          </w:p>
+        </w:tc>
+        <w:tc>
+          <w:tcPr>
+            <w:tcW w:type="dxa" w:w="8246"/>
+            <w:tcBorders>
+              <w:top w:val="single" w:color="E3E3E4" w:sz="2"/>
+              <w:left w:val="single" w:color="E3E3E4" w:sz="2"/>
+              <w:bottom w:val="single" w:color="E3E3E4" w:sz="2"/>
+              <w:right w:val="single" w:color="E3E3E4" w:sz="2"/>
+            </w:tcBorders>
+            <w:shd w:fill="F2F2F3" w:val="clear"/>
+            <w:tcMar>
+              <w:top w:type="dxa" w:w="80"/>
+              <w:left w:type="dxa" w:w="100"/>
+              <w:bottom w:type="dxa" w:w="80"/>
+              <w:right w:type="dxa" w:w="100"/>
+            </w:tcMar>
+            <w:vAlign w:val="center"/>
+          </w:tcPr>
+          <w:p>
+            <w:r>
+              <w:rPr>
+                <w:rFonts w:ascii="Times New Roman" w:cs="Times New Roman" w:eastAsia="Times New Roman" w:hAnsi="Times New Roman"/>
+                <w:b w:val="false"/>
+                <w:bCs w:val="false"/>
+                <w:color w:val="58595B"/>
+                <w:sz w:val="19"/>
+                <w:szCs w:val="19"/>
+              </w:rPr>
+              <w:t xml:space="preserve">The system shall compute an AI Use Case's effective activation state, for a given Project context, as that Project's override when set to On or Off, and as the Organization's activation state (FR-AIUC-10) when the Project override is Inherit or unset.</w:t>
+            </w:r>
+          </w:p>
+        </w:tc>
+      </w:tr>
+      <w:tr>
+        <w:tc>
+          <w:tcPr>
+            <w:tcW w:type="dxa" w:w="1500"/>
+            <w:tcBorders>
+              <w:top w:val="single" w:color="E3E3E4" w:sz="2"/>
+              <w:left w:val="single" w:color="E3E3E4" w:sz="2"/>
+              <w:bottom w:val="single" w:color="E3E3E4" w:sz="2"/>
+              <w:right w:val="single" w:color="E3E3E4" w:sz="2"/>
+            </w:tcBorders>
+            <w:shd w:fill="FFFFFF" w:val="clear"/>
+            <w:tcMar>
+              <w:top w:type="dxa" w:w="80"/>
+              <w:left w:type="dxa" w:w="100"/>
+              <w:bottom w:type="dxa" w:w="80"/>
+              <w:right w:type="dxa" w:w="100"/>
+            </w:tcMar>
+            <w:vAlign w:val="center"/>
+          </w:tcPr>
+          <w:p>
+            <w:r>
+              <w:rPr>
+                <w:rFonts w:ascii="Times New Roman" w:cs="Times New Roman" w:eastAsia="Times New Roman" w:hAnsi="Times New Roman"/>
+                <w:b w:val="false"/>
+                <w:bCs w:val="false"/>
+                <w:color w:val="58595B"/>
+                <w:sz w:val="19"/>
+                <w:szCs w:val="19"/>
+              </w:rPr>
+              <w:t xml:space="preserve">FR-AIUC-13</w:t>
+            </w:r>
+          </w:p>
+        </w:tc>
+        <w:tc>
+          <w:tcPr>
+            <w:tcW w:type="dxa" w:w="8246"/>
+            <w:tcBorders>
+              <w:top w:val="single" w:color="E3E3E4" w:sz="2"/>
+              <w:left w:val="single" w:color="E3E3E4" w:sz="2"/>
+              <w:bottom w:val="single" w:color="E3E3E4" w:sz="2"/>
+              <w:right w:val="single" w:color="E3E3E4" w:sz="2"/>
+            </w:tcBorders>
+            <w:shd w:fill="FFFFFF" w:val="clear"/>
+            <w:tcMar>
+              <w:top w:type="dxa" w:w="80"/>
+              <w:left w:type="dxa" w:w="100"/>
+              <w:bottom w:type="dxa" w:w="80"/>
+              <w:right w:type="dxa" w:w="100"/>
+            </w:tcMar>
+            <w:vAlign w:val="center"/>
+          </w:tcPr>
+          <w:p>
+            <w:r>
+              <w:rPr>
+                <w:rFonts w:ascii="Times New Roman" w:cs="Times New Roman" w:eastAsia="Times New Roman" w:hAnsi="Times New Roman"/>
+                <w:b w:val="false"/>
+                <w:bCs w:val="false"/>
+                <w:color w:val="58595B"/>
+                <w:sz w:val="19"/>
+                <w:szCs w:val="19"/>
+              </w:rPr>
+              <w:t xml:space="preserve">The system shall block, server-side, any new AI suggestion from a deactivated AI Use Case (by its effective state) immediately upon deactivation, while never retroactively hiding, unlabeling, or removing content a human already reviewed and approved before deactivation.</w:t>
+            </w:r>
+          </w:p>
+        </w:tc>
+      </w:tr>
+      <w:tr>
+        <w:tc>
+          <w:tcPr>
+            <w:tcW w:type="dxa" w:w="1500"/>
+            <w:tcBorders>
+              <w:top w:val="single" w:color="E3E3E4" w:sz="2"/>
+              <w:left w:val="single" w:color="E3E3E4" w:sz="2"/>
+              <w:bottom w:val="single" w:color="E3E3E4" w:sz="2"/>
+              <w:right w:val="single" w:color="E3E3E4" w:sz="2"/>
+            </w:tcBorders>
+            <w:shd w:fill="F2F2F3" w:val="clear"/>
+            <w:tcMar>
+              <w:top w:type="dxa" w:w="80"/>
+              <w:left w:type="dxa" w:w="100"/>
+              <w:bottom w:type="dxa" w:w="80"/>
+              <w:right w:type="dxa" w:w="100"/>
+            </w:tcMar>
+            <w:vAlign w:val="center"/>
+          </w:tcPr>
+          <w:p>
+            <w:r>
+              <w:rPr>
+                <w:rFonts w:ascii="Times New Roman" w:cs="Times New Roman" w:eastAsia="Times New Roman" w:hAnsi="Times New Roman"/>
+                <w:b w:val="false"/>
+                <w:bCs w:val="false"/>
+                <w:color w:val="58595B"/>
+                <w:sz w:val="19"/>
+                <w:szCs w:val="19"/>
+              </w:rPr>
+              <w:t xml:space="preserve">FR-AIUC-14</w:t>
+            </w:r>
+          </w:p>
+        </w:tc>
+        <w:tc>
+          <w:tcPr>
+            <w:tcW w:type="dxa" w:w="8246"/>
+            <w:tcBorders>
+              <w:top w:val="single" w:color="E3E3E4" w:sz="2"/>
+              <w:left w:val="single" w:color="E3E3E4" w:sz="2"/>
+              <w:bottom w:val="single" w:color="E3E3E4" w:sz="2"/>
+              <w:right w:val="single" w:color="E3E3E4" w:sz="2"/>
+            </w:tcBorders>
+            <w:shd w:fill="F2F2F3" w:val="clear"/>
+            <w:tcMar>
+              <w:top w:type="dxa" w:w="80"/>
+              <w:left w:type="dxa" w:w="100"/>
+              <w:bottom w:type="dxa" w:w="80"/>
+              <w:right w:type="dxa" w:w="100"/>
+            </w:tcMar>
+            <w:vAlign w:val="center"/>
+          </w:tcPr>
+          <w:p>
+            <w:r>
+              <w:rPr>
+                <w:rFonts w:ascii="Times New Roman" w:cs="Times New Roman" w:eastAsia="Times New Roman" w:hAnsi="Times New Roman"/>
+                <w:b w:val="false"/>
+                <w:bCs w:val="false"/>
+                <w:color w:val="58595B"/>
+                <w:sz w:val="19"/>
+                <w:szCs w:val="19"/>
+              </w:rPr>
+              <w:t xml:space="preserve">The system shall visually label every AI-generated output, wherever it is shown, as AI-generated and requiring human review, alongside its tier (Assistive/Augmented).</w:t>
+            </w:r>
+          </w:p>
+        </w:tc>
+      </w:tr>
+      <w:tr>
+        <w:tc>
+          <w:tcPr>
+            <w:tcW w:type="dxa" w:w="1500"/>
+            <w:tcBorders>
+              <w:top w:val="single" w:color="E3E3E4" w:sz="2"/>
+              <w:left w:val="single" w:color="E3E3E4" w:sz="2"/>
+              <w:bottom w:val="single" w:color="E3E3E4" w:sz="2"/>
+              <w:right w:val="single" w:color="E3E3E4" w:sz="2"/>
+            </w:tcBorders>
+            <w:shd w:fill="FFFFFF" w:val="clear"/>
+            <w:tcMar>
+              <w:top w:type="dxa" w:w="80"/>
+              <w:left w:type="dxa" w:w="100"/>
+              <w:bottom w:type="dxa" w:w="80"/>
+              <w:right w:type="dxa" w:w="100"/>
+            </w:tcMar>
+            <w:vAlign w:val="center"/>
+          </w:tcPr>
+          <w:p>
+            <w:r>
+              <w:rPr>
+                <w:rFonts w:ascii="Times New Roman" w:cs="Times New Roman" w:eastAsia="Times New Roman" w:hAnsi="Times New Roman"/>
+                <w:b w:val="false"/>
+                <w:bCs w:val="false"/>
+                <w:color w:val="58595B"/>
+                <w:sz w:val="19"/>
+                <w:szCs w:val="19"/>
+              </w:rPr>
+              <w:t xml:space="preserve">FR-AIUC-15</w:t>
+            </w:r>
+          </w:p>
+        </w:tc>
+        <w:tc>
+          <w:tcPr>
+            <w:tcW w:type="dxa" w:w="8246"/>
+            <w:tcBorders>
+              <w:top w:val="single" w:color="E3E3E4" w:sz="2"/>
+              <w:left w:val="single" w:color="E3E3E4" w:sz="2"/>
+              <w:bottom w:val="single" w:color="E3E3E4" w:sz="2"/>
+              <w:right w:val="single" w:color="E3E3E4" w:sz="2"/>
+            </w:tcBorders>
+            <w:shd w:fill="FFFFFF" w:val="clear"/>
+            <w:tcMar>
+              <w:top w:type="dxa" w:w="80"/>
+              <w:left w:type="dxa" w:w="100"/>
+              <w:bottom w:type="dxa" w:w="80"/>
+              <w:right w:type="dxa" w:w="100"/>
+            </w:tcMar>
+            <w:vAlign w:val="center"/>
+          </w:tcPr>
+          <w:p>
+            <w:r>
+              <w:rPr>
+                <w:rFonts w:ascii="Times New Roman" w:cs="Times New Roman" w:eastAsia="Times New Roman" w:hAnsi="Times New Roman"/>
+                <w:b w:val="false"/>
+                <w:bCs w:val="false"/>
+                <w:color w:val="58595B"/>
+                <w:sz w:val="19"/>
+                <w:szCs w:val="19"/>
+              </w:rPr>
+              <w:t xml:space="preserve">The system shall write an append-only AI Usage Log entry for every AI suggestion's outcome — Accepted, Edited, or Rejected — capturing the AI Use Case, Organization, Project (if any), the record it applied to, an output summary, the acting user, and a timestamp; the system shall expose no edit or delete route or UI control for this log.</w:t>
+            </w:r>
+          </w:p>
+        </w:tc>
+      </w:tr>
+      <w:tr>
+        <w:tc>
+          <w:tcPr>
+            <w:tcW w:type="dxa" w:w="1500"/>
+            <w:tcBorders>
+              <w:top w:val="single" w:color="E3E3E4" w:sz="2"/>
+              <w:left w:val="single" w:color="E3E3E4" w:sz="2"/>
+              <w:bottom w:val="single" w:color="E3E3E4" w:sz="2"/>
+              <w:right w:val="single" w:color="E3E3E4" w:sz="2"/>
+            </w:tcBorders>
+            <w:shd w:fill="F2F2F3" w:val="clear"/>
+            <w:tcMar>
+              <w:top w:type="dxa" w:w="80"/>
+              <w:left w:type="dxa" w:w="100"/>
+              <w:bottom w:type="dxa" w:w="80"/>
+              <w:right w:type="dxa" w:w="100"/>
+            </w:tcMar>
+            <w:vAlign w:val="center"/>
+          </w:tcPr>
+          <w:p>
+            <w:r>
+              <w:rPr>
+                <w:rFonts w:ascii="Times New Roman" w:cs="Times New Roman" w:eastAsia="Times New Roman" w:hAnsi="Times New Roman"/>
+                <w:b w:val="false"/>
+                <w:bCs w:val="false"/>
+                <w:color w:val="58595B"/>
+                <w:sz w:val="19"/>
+                <w:szCs w:val="19"/>
+              </w:rPr>
+              <w:t xml:space="preserve">FR-AIUC-16</w:t>
+            </w:r>
+          </w:p>
+        </w:tc>
+        <w:tc>
+          <w:tcPr>
+            <w:tcW w:type="dxa" w:w="8246"/>
+            <w:tcBorders>
+              <w:top w:val="single" w:color="E3E3E4" w:sz="2"/>
+              <w:left w:val="single" w:color="E3E3E4" w:sz="2"/>
+              <w:bottom w:val="single" w:color="E3E3E4" w:sz="2"/>
+              <w:right w:val="single" w:color="E3E3E4" w:sz="2"/>
+            </w:tcBorders>
+            <w:shd w:fill="F2F2F3" w:val="clear"/>
+            <w:tcMar>
+              <w:top w:type="dxa" w:w="80"/>
+              <w:left w:type="dxa" w:w="100"/>
+              <w:bottom w:type="dxa" w:w="80"/>
+              <w:right w:type="dxa" w:w="100"/>
+            </w:tcMar>
+            <w:vAlign w:val="center"/>
+          </w:tcPr>
+          <w:p>
+            <w:r>
+              <w:rPr>
+                <w:rFonts w:ascii="Times New Roman" w:cs="Times New Roman" w:eastAsia="Times New Roman" w:hAnsi="Times New Roman"/>
+                <w:b w:val="false"/>
+                <w:bCs w:val="false"/>
+                <w:color w:val="58595B"/>
+                <w:sz w:val="19"/>
+                <w:szCs w:val="19"/>
+              </w:rPr>
+              <w:t xml:space="preserve">The system shall, on deleting an AI Use Case, purge every Organization activation entry and every Project-override entry that reference it, so no orphaned activation-map key can outlive its use case.</w:t>
+            </w:r>
+          </w:p>
+        </w:tc>
+      </w:tr>
+      <w:tr>
+        <w:tc>
+          <w:tcPr>
+            <w:tcW w:type="dxa" w:w="1500"/>
+            <w:tcBorders>
+              <w:top w:val="single" w:color="E3E3E4" w:sz="2"/>
+              <w:left w:val="single" w:color="E3E3E4" w:sz="2"/>
+              <w:bottom w:val="single" w:color="E3E3E4" w:sz="2"/>
+              <w:right w:val="single" w:color="E3E3E4" w:sz="2"/>
+            </w:tcBorders>
+            <w:shd w:fill="FFFFFF" w:val="clear"/>
+            <w:tcMar>
+              <w:top w:type="dxa" w:w="80"/>
+              <w:left w:type="dxa" w:w="100"/>
+              <w:bottom w:type="dxa" w:w="80"/>
+              <w:right w:type="dxa" w:w="100"/>
+            </w:tcMar>
+            <w:vAlign w:val="center"/>
+          </w:tcPr>
+          <w:p>
+            <w:r>
+              <w:rPr>
+                <w:rFonts w:ascii="Times New Roman" w:cs="Times New Roman" w:eastAsia="Times New Roman" w:hAnsi="Times New Roman"/>
+                <w:b w:val="false"/>
+                <w:bCs w:val="false"/>
+                <w:color w:val="58595B"/>
+                <w:sz w:val="19"/>
+                <w:szCs w:val="19"/>
+              </w:rPr>
+              <w:t xml:space="preserve">FR-AIUC-17</w:t>
+            </w:r>
+          </w:p>
+        </w:tc>
+        <w:tc>
+          <w:tcPr>
+            <w:tcW w:type="dxa" w:w="8246"/>
+            <w:tcBorders>
+              <w:top w:val="single" w:color="E3E3E4" w:sz="2"/>
+              <w:left w:val="single" w:color="E3E3E4" w:sz="2"/>
+              <w:bottom w:val="single" w:color="E3E3E4" w:sz="2"/>
+              <w:right w:val="single" w:color="E3E3E4" w:sz="2"/>
+            </w:tcBorders>
+            <w:shd w:fill="FFFFFF" w:val="clear"/>
+            <w:tcMar>
+              <w:top w:type="dxa" w:w="80"/>
+              <w:left w:type="dxa" w:w="100"/>
+              <w:bottom w:type="dxa" w:w="80"/>
+              <w:right w:type="dxa" w:w="100"/>
+            </w:tcMar>
+            <w:vAlign w:val="center"/>
+          </w:tcPr>
+          <w:p>
+            <w:r>
+              <w:rPr>
+                <w:rFonts w:ascii="Times New Roman" w:cs="Times New Roman" w:eastAsia="Times New Roman" w:hAnsi="Times New Roman"/>
+                <w:b w:val="false"/>
+                <w:bCs w:val="false"/>
+                <w:color w:val="58595B"/>
+                <w:sz w:val="19"/>
+                <w:szCs w:val="19"/>
+              </w:rPr>
+              <w:t xml:space="preserve">The system shall allow a user to configure a Real LLM Provider Connection (provider, model, endpoint URL, and API key) and shall persist it only in the user's own browser local storage, in a namespace separate from every other cached or exportable application state.</w:t>
+            </w:r>
+          </w:p>
+        </w:tc>
+      </w:tr>
+      <w:tr>
+        <w:tc>
+          <w:tcPr>
+            <w:tcW w:type="dxa" w:w="1500"/>
+            <w:tcBorders>
+              <w:top w:val="single" w:color="E3E3E4" w:sz="2"/>
+              <w:left w:val="single" w:color="E3E3E4" w:sz="2"/>
+              <w:bottom w:val="single" w:color="E3E3E4" w:sz="2"/>
+              <w:right w:val="single" w:color="E3E3E4" w:sz="2"/>
+            </w:tcBorders>
+            <w:shd w:fill="F2F2F3" w:val="clear"/>
+            <w:tcMar>
+              <w:top w:type="dxa" w:w="80"/>
+              <w:left w:type="dxa" w:w="100"/>
+              <w:bottom w:type="dxa" w:w="80"/>
+              <w:right w:type="dxa" w:w="100"/>
+            </w:tcMar>
+            <w:vAlign w:val="center"/>
+          </w:tcPr>
+          <w:p>
+            <w:r>
+              <w:rPr>
+                <w:rFonts w:ascii="Times New Roman" w:cs="Times New Roman" w:eastAsia="Times New Roman" w:hAnsi="Times New Roman"/>
+                <w:b w:val="false"/>
+                <w:bCs w:val="false"/>
+                <w:color w:val="58595B"/>
+                <w:sz w:val="19"/>
+                <w:szCs w:val="19"/>
+              </w:rPr>
+              <w:t xml:space="preserve">FR-AIUC-18</w:t>
+            </w:r>
+          </w:p>
+        </w:tc>
+        <w:tc>
+          <w:tcPr>
+            <w:tcW w:type="dxa" w:w="8246"/>
+            <w:tcBorders>
+              <w:top w:val="single" w:color="E3E3E4" w:sz="2"/>
+              <w:left w:val="single" w:color="E3E3E4" w:sz="2"/>
+              <w:bottom w:val="single" w:color="E3E3E4" w:sz="2"/>
+              <w:right w:val="single" w:color="E3E3E4" w:sz="2"/>
+            </w:tcBorders>
+            <w:shd w:fill="F2F2F3" w:val="clear"/>
+            <w:tcMar>
+              <w:top w:type="dxa" w:w="80"/>
+              <w:left w:type="dxa" w:w="100"/>
+              <w:bottom w:type="dxa" w:w="80"/>
+              <w:right w:type="dxa" w:w="100"/>
+            </w:tcMar>
+            <w:vAlign w:val="center"/>
+          </w:tcPr>
+          <w:p>
+            <w:r>
+              <w:rPr>
+                <w:rFonts w:ascii="Times New Roman" w:cs="Times New Roman" w:eastAsia="Times New Roman" w:hAnsi="Times New Roman"/>
+                <w:b w:val="false"/>
+                <w:bCs w:val="false"/>
+                <w:color w:val="58595B"/>
+                <w:sz w:val="19"/>
+                <w:szCs w:val="19"/>
+              </w:rPr>
+              <w:t xml:space="preserve">The system shall never include the Real LLM Provider Connection, in whole or in part, in any data export, and shall never synchronize, cache, or persist it on the backend beyond the single generation request it is forwarded with; the connection shall survive a Reset Demo Data operation, since that operation resets only server-side tenant data.</w:t>
+            </w:r>
+          </w:p>
+        </w:tc>
+      </w:tr>
+      <w:tr>
+        <w:tc>
+          <w:tcPr>
+            <w:tcW w:type="dxa" w:w="1500"/>
+            <w:tcBorders>
+              <w:top w:val="single" w:color="E3E3E4" w:sz="2"/>
+              <w:left w:val="single" w:color="E3E3E4" w:sz="2"/>
+              <w:bottom w:val="single" w:color="E3E3E4" w:sz="2"/>
+              <w:right w:val="single" w:color="E3E3E4" w:sz="2"/>
+            </w:tcBorders>
+            <w:shd w:fill="FFFFFF" w:val="clear"/>
+            <w:tcMar>
+              <w:top w:type="dxa" w:w="80"/>
+              <w:left w:type="dxa" w:w="100"/>
+              <w:bottom w:type="dxa" w:w="80"/>
+              <w:right w:type="dxa" w:w="100"/>
+            </w:tcMar>
+            <w:vAlign w:val="center"/>
+          </w:tcPr>
+          <w:p>
+            <w:r>
+              <w:rPr>
+                <w:rFonts w:ascii="Times New Roman" w:cs="Times New Roman" w:eastAsia="Times New Roman" w:hAnsi="Times New Roman"/>
+                <w:b w:val="false"/>
+                <w:bCs w:val="false"/>
+                <w:color w:val="58595B"/>
+                <w:sz w:val="19"/>
+                <w:szCs w:val="19"/>
+              </w:rPr>
+              <w:t xml:space="preserve">FR-AIUC-19</w:t>
+            </w:r>
+          </w:p>
+        </w:tc>
+        <w:tc>
+          <w:tcPr>
+            <w:tcW w:type="dxa" w:w="8246"/>
+            <w:tcBorders>
+              <w:top w:val="single" w:color="E3E3E4" w:sz="2"/>
+              <w:left w:val="single" w:color="E3E3E4" w:sz="2"/>
+              <w:bottom w:val="single" w:color="E3E3E4" w:sz="2"/>
+              <w:right w:val="single" w:color="E3E3E4" w:sz="2"/>
+            </w:tcBorders>
+            <w:shd w:fill="FFFFFF" w:val="clear"/>
+            <w:tcMar>
+              <w:top w:type="dxa" w:w="80"/>
+              <w:left w:type="dxa" w:w="100"/>
+              <w:bottom w:type="dxa" w:w="80"/>
+              <w:right w:type="dxa" w:w="100"/>
+            </w:tcMar>
+            <w:vAlign w:val="center"/>
+          </w:tcPr>
+          <w:p>
+            <w:r>
+              <w:rPr>
+                <w:rFonts w:ascii="Times New Roman" w:cs="Times New Roman" w:eastAsia="Times New Roman" w:hAnsi="Times New Roman"/>
+                <w:b w:val="false"/>
+                <w:bCs w:val="false"/>
+                <w:color w:val="58595B"/>
+                <w:sz w:val="19"/>
+                <w:szCs w:val="19"/>
+              </w:rPr>
+              <w:t xml:space="preserve">The system shall, on any failure of a live LLM call — network error, authentication failure, timeout, or an unsupported provider — fall back automatically to its deterministic built-in generator for that same request, so a misconfigured or unreachable connection never blocks a suggestion from being produced.</w:t>
+            </w:r>
+          </w:p>
+        </w:tc>
+      </w:tr>
+      <w:tr>
+        <w:tc>
+          <w:tcPr>
+            <w:tcW w:type="dxa" w:w="1500"/>
+            <w:tcBorders>
+              <w:top w:val="single" w:color="E3E3E4" w:sz="2"/>
+              <w:left w:val="single" w:color="E3E3E4" w:sz="2"/>
+              <w:bottom w:val="single" w:color="E3E3E4" w:sz="2"/>
+              <w:right w:val="single" w:color="E3E3E4" w:sz="2"/>
+            </w:tcBorders>
+            <w:shd w:fill="F2F2F3" w:val="clear"/>
+            <w:tcMar>
+              <w:top w:type="dxa" w:w="80"/>
+              <w:left w:type="dxa" w:w="100"/>
+              <w:bottom w:type="dxa" w:w="80"/>
+              <w:right w:type="dxa" w:w="100"/>
+            </w:tcMar>
+            <w:vAlign w:val="center"/>
+          </w:tcPr>
+          <w:p>
+            <w:r>
+              <w:rPr>
+                <w:rFonts w:ascii="Times New Roman" w:cs="Times New Roman" w:eastAsia="Times New Roman" w:hAnsi="Times New Roman"/>
+                <w:b w:val="false"/>
+                <w:bCs w:val="false"/>
+                <w:color w:val="58595B"/>
+                <w:sz w:val="19"/>
+                <w:szCs w:val="19"/>
+              </w:rPr>
+              <w:t xml:space="preserve">FR-AIUC-20</w:t>
+            </w:r>
+          </w:p>
+        </w:tc>
+        <w:tc>
+          <w:tcPr>
+            <w:tcW w:type="dxa" w:w="8246"/>
+            <w:tcBorders>
+              <w:top w:val="single" w:color="E3E3E4" w:sz="2"/>
+              <w:left w:val="single" w:color="E3E3E4" w:sz="2"/>
+              <w:bottom w:val="single" w:color="E3E3E4" w:sz="2"/>
+              <w:right w:val="single" w:color="E3E3E4" w:sz="2"/>
+            </w:tcBorders>
+            <w:shd w:fill="F2F2F3" w:val="clear"/>
+            <w:tcMar>
+              <w:top w:type="dxa" w:w="80"/>
+              <w:left w:type="dxa" w:w="100"/>
+              <w:bottom w:type="dxa" w:w="80"/>
+              <w:right w:type="dxa" w:w="100"/>
+            </w:tcMar>
+            <w:vAlign w:val="center"/>
+          </w:tcPr>
+          <w:p>
+            <w:r>
+              <w:rPr>
+                <w:rFonts w:ascii="Times New Roman" w:cs="Times New Roman" w:eastAsia="Times New Roman" w:hAnsi="Times New Roman"/>
+                <w:b w:val="false"/>
+                <w:bCs w:val="false"/>
+                <w:color w:val="58595B"/>
+                <w:sz w:val="19"/>
+                <w:szCs w:val="19"/>
+              </w:rPr>
+              <w:t xml:space="preserve">The system shall ensure an AI Use Case's activation, tier, or generation never grants a user visibility into any data beyond what their RBAC role and permissions already allow.</w:t>
+            </w:r>
+          </w:p>
+        </w:tc>
+      </w:tr>
+      <w:tr>
+        <w:tc>
+          <w:tcPr>
+            <w:tcW w:type="dxa" w:w="1500"/>
+            <w:tcBorders>
+              <w:top w:val="single" w:color="E3E3E4" w:sz="2"/>
+              <w:left w:val="single" w:color="E3E3E4" w:sz="2"/>
+              <w:bottom w:val="single" w:color="E3E3E4" w:sz="2"/>
+              <w:right w:val="single" w:color="E3E3E4" w:sz="2"/>
+            </w:tcBorders>
+            <w:shd w:fill="FFFFFF" w:val="clear"/>
+            <w:tcMar>
+              <w:top w:type="dxa" w:w="80"/>
+              <w:left w:type="dxa" w:w="100"/>
+              <w:bottom w:type="dxa" w:w="80"/>
+              <w:right w:type="dxa" w:w="100"/>
+            </w:tcMar>
+            <w:vAlign w:val="center"/>
+          </w:tcPr>
+          <w:p>
+            <w:r>
+              <w:rPr>
+                <w:rFonts w:ascii="Times New Roman" w:cs="Times New Roman" w:eastAsia="Times New Roman" w:hAnsi="Times New Roman"/>
+                <w:b w:val="false"/>
+                <w:bCs w:val="false"/>
+                <w:color w:val="58595B"/>
+                <w:sz w:val="19"/>
+                <w:szCs w:val="19"/>
+              </w:rPr>
+              <w:t xml:space="preserve">FR-AIUC-21</w:t>
+            </w:r>
+          </w:p>
+        </w:tc>
+        <w:tc>
+          <w:tcPr>
+            <w:tcW w:type="dxa" w:w="8246"/>
+            <w:tcBorders>
+              <w:top w:val="single" w:color="E3E3E4" w:sz="2"/>
+              <w:left w:val="single" w:color="E3E3E4" w:sz="2"/>
+              <w:bottom w:val="single" w:color="E3E3E4" w:sz="2"/>
+              <w:right w:val="single" w:color="E3E3E4" w:sz="2"/>
+            </w:tcBorders>
+            <w:shd w:fill="FFFFFF" w:val="clear"/>
+            <w:tcMar>
+              <w:top w:type="dxa" w:w="80"/>
+              <w:left w:type="dxa" w:w="100"/>
+              <w:bottom w:type="dxa" w:w="80"/>
+              <w:right w:type="dxa" w:w="100"/>
+            </w:tcMar>
+            <w:vAlign w:val="center"/>
+          </w:tcPr>
+          <w:p>
+            <w:r>
+              <w:rPr>
+                <w:rFonts w:ascii="Times New Roman" w:cs="Times New Roman" w:eastAsia="Times New Roman" w:hAnsi="Times New Roman"/>
+                <w:b w:val="false"/>
+                <w:bCs w:val="false"/>
+                <w:color w:val="58595B"/>
+                <w:sz w:val="19"/>
+                <w:szCs w:val="19"/>
+              </w:rPr>
+              <w:t xml:space="preserve">The system shall, before generating any suggestion, retrieve the top-matching methodology reference definitions (Standards) for the record at hand via its RAG engine, instruct the underlying model (real or deterministic) to stay strictly within NCP Solver's own stage and category vocabulary (S1-S7, AR/AE, the 6M causes) and to state no number, score, or name that is not present in the retrieved references or the record's own data, and disclose the retrieved definitions to the user alongside the output.</w:t>
             </w:r>
           </w:p>
         </w:tc>
@@ -13229,7 +14021,7 @@
                 <w:sz w:val="19"/>
                 <w:szCs w:val="19"/>
               </w:rPr>
-              <w:t xml:space="preserve">The system shall provide an in-app Help screen presenting a set of topic articles covering: getting started, the S1-S7 NCP process, Hierarchy &amp; OBS, Identity &amp; RBAC, Governance/Risk/Compliance, the RACSI matrix, the AI Use Cases Library, the Capitalization Library &amp; AI agents, BPMN process diagrams, the AI Assistant &amp; LLM Configuration, Alerts &amp; Reports, and a FAQ.</w:t>
+              <w:t xml:space="preserve">The system shall provide an in-app Help screen presenting a set of topic articles covering: getting started, the S1-S7 NCP process, Hierarchy &amp; OBS, Identity &amp; RBAC, Governance/Risk/Compliance, the RACSI matrix, the AI Use Case Library &amp; Governance, the Capitalization Library &amp; AI agents, BPMN process diagrams, the AI Assistant, Alerts &amp; Reports, and a FAQ.</w:t>
             </w:r>
           </w:p>
         </w:tc>
@@ -16110,7 +16902,7 @@
           <w:sz w:val="27"/>
           <w:szCs w:val="27"/>
         </w:rPr>
-        <w:t xml:space="preserve">3.23 LLM / AI Provider Configuration</w:t>
+        <w:t xml:space="preserve">3.23 AI Assistant (Data Query &amp; Application Help)</w:t>
       </w:r>
     </w:p>
     <w:p>
@@ -16126,659 +16918,7 @@
           <w:sz w:val="19"/>
           <w:szCs w:val="19"/>
         </w:rPr>
-        <w:t xml:space="preserve">A Governance-group settings screen, one configuration per Organization, where an administrator selects and stores connection details for a Large Language Model (LLM) provider intended to power future generative AI features. This screen stores configuration only; as of this version it does not itself place any outbound call to the configured provider (see NFR-MAINT-04 and section 4.5).</w:t>
-      </w:r>
-    </w:p>
-    <w:tbl>
-      <w:tblPr>
-        <w:tblW w:type="dxa" w:w="9746"/>
-        <w:tblBorders>
-          <w:top w:val="single" w:color="auto" w:sz="4"/>
-          <w:left w:val="single" w:color="auto" w:sz="4"/>
-          <w:bottom w:val="single" w:color="auto" w:sz="4"/>
-          <w:right w:val="single" w:color="auto" w:sz="4"/>
-          <w:insideH w:val="single" w:color="auto" w:sz="4"/>
-          <w:insideV w:val="single" w:color="auto" w:sz="4"/>
-        </w:tblBorders>
-      </w:tblPr>
-      <w:tblGrid>
-        <w:gridCol w:w="1500"/>
-        <w:gridCol w:w="8246"/>
-      </w:tblGrid>
-      <w:tr>
-        <w:trPr>
-          <w:tblHeader/>
-        </w:trPr>
-        <w:tc>
-          <w:tcPr>
-            <w:tcW w:type="dxa" w:w="1500"/>
-            <w:tcBorders>
-              <w:top w:val="single" w:color="E3E3E4" w:sz="2"/>
-              <w:left w:val="single" w:color="E3E3E4" w:sz="2"/>
-              <w:bottom w:val="single" w:color="E3E3E4" w:sz="2"/>
-              <w:right w:val="single" w:color="E3E3E4" w:sz="2"/>
-            </w:tcBorders>
-            <w:shd w:fill="F8931D" w:val="clear"/>
-            <w:tcMar>
-              <w:top w:type="dxa" w:w="80"/>
-              <w:left w:type="dxa" w:w="100"/>
-              <w:bottom w:type="dxa" w:w="80"/>
-              <w:right w:type="dxa" w:w="100"/>
-            </w:tcMar>
-            <w:vAlign w:val="center"/>
-          </w:tcPr>
-          <w:p>
-            <w:r>
-              <w:rPr>
-                <w:rFonts w:ascii="Times New Roman" w:cs="Times New Roman" w:eastAsia="Times New Roman" w:hAnsi="Times New Roman"/>
-                <w:b/>
-                <w:bCs/>
-                <w:color w:val="FFFFFF"/>
-                <w:sz w:val="19"/>
-                <w:szCs w:val="19"/>
-              </w:rPr>
-              <w:t xml:space="preserve">ID</w:t>
-            </w:r>
-          </w:p>
-        </w:tc>
-        <w:tc>
-          <w:tcPr>
-            <w:tcW w:type="dxa" w:w="8246"/>
-            <w:tcBorders>
-              <w:top w:val="single" w:color="E3E3E4" w:sz="2"/>
-              <w:left w:val="single" w:color="E3E3E4" w:sz="2"/>
-              <w:bottom w:val="single" w:color="E3E3E4" w:sz="2"/>
-              <w:right w:val="single" w:color="E3E3E4" w:sz="2"/>
-            </w:tcBorders>
-            <w:shd w:fill="F8931D" w:val="clear"/>
-            <w:tcMar>
-              <w:top w:type="dxa" w:w="80"/>
-              <w:left w:type="dxa" w:w="100"/>
-              <w:bottom w:type="dxa" w:w="80"/>
-              <w:right w:type="dxa" w:w="100"/>
-            </w:tcMar>
-            <w:vAlign w:val="center"/>
-          </w:tcPr>
-          <w:p>
-            <w:r>
-              <w:rPr>
-                <w:rFonts w:ascii="Times New Roman" w:cs="Times New Roman" w:eastAsia="Times New Roman" w:hAnsi="Times New Roman"/>
-                <w:b/>
-                <w:bCs/>
-                <w:color w:val="FFFFFF"/>
-                <w:sz w:val="19"/>
-                <w:szCs w:val="19"/>
-              </w:rPr>
-              <w:t xml:space="preserve">Requirement</w:t>
-            </w:r>
-          </w:p>
-        </w:tc>
-      </w:tr>
-      <w:tr>
-        <w:tc>
-          <w:tcPr>
-            <w:tcW w:type="dxa" w:w="1500"/>
-            <w:tcBorders>
-              <w:top w:val="single" w:color="E3E3E4" w:sz="2"/>
-              <w:left w:val="single" w:color="E3E3E4" w:sz="2"/>
-              <w:bottom w:val="single" w:color="E3E3E4" w:sz="2"/>
-              <w:right w:val="single" w:color="E3E3E4" w:sz="2"/>
-            </w:tcBorders>
-            <w:shd w:fill="FFFFFF" w:val="clear"/>
-            <w:tcMar>
-              <w:top w:type="dxa" w:w="80"/>
-              <w:left w:type="dxa" w:w="100"/>
-              <w:bottom w:type="dxa" w:w="80"/>
-              <w:right w:type="dxa" w:w="100"/>
-            </w:tcMar>
-            <w:vAlign w:val="center"/>
-          </w:tcPr>
-          <w:p>
-            <w:r>
-              <w:rPr>
-                <w:rFonts w:ascii="Times New Roman" w:cs="Times New Roman" w:eastAsia="Times New Roman" w:hAnsi="Times New Roman"/>
-                <w:b w:val="false"/>
-                <w:bCs w:val="false"/>
-                <w:color w:val="58595B"/>
-                <w:sz w:val="19"/>
-                <w:szCs w:val="19"/>
-              </w:rPr>
-              <w:t xml:space="preserve">FR-LLM-01</w:t>
-            </w:r>
-          </w:p>
-        </w:tc>
-        <w:tc>
-          <w:tcPr>
-            <w:tcW w:type="dxa" w:w="8246"/>
-            <w:tcBorders>
-              <w:top w:val="single" w:color="E3E3E4" w:sz="2"/>
-              <w:left w:val="single" w:color="E3E3E4" w:sz="2"/>
-              <w:bottom w:val="single" w:color="E3E3E4" w:sz="2"/>
-              <w:right w:val="single" w:color="E3E3E4" w:sz="2"/>
-            </w:tcBorders>
-            <w:shd w:fill="FFFFFF" w:val="clear"/>
-            <w:tcMar>
-              <w:top w:type="dxa" w:w="80"/>
-              <w:left w:type="dxa" w:w="100"/>
-              <w:bottom w:type="dxa" w:w="80"/>
-              <w:right w:type="dxa" w:w="100"/>
-            </w:tcMar>
-            <w:vAlign w:val="center"/>
-          </w:tcPr>
-          <w:p>
-            <w:r>
-              <w:rPr>
-                <w:rFonts w:ascii="Times New Roman" w:cs="Times New Roman" w:eastAsia="Times New Roman" w:hAnsi="Times New Roman"/>
-                <w:b w:val="false"/>
-                <w:bCs w:val="false"/>
-                <w:color w:val="58595B"/>
-                <w:sz w:val="19"/>
-                <w:szCs w:val="19"/>
-              </w:rPr>
-              <w:t xml:space="preserve">The system shall maintain exactly one LLM configuration record per Organization (a singleton), auto-created with safe defaults (provider "anthropic", disabled) on first access.</w:t>
-            </w:r>
-          </w:p>
-        </w:tc>
-      </w:tr>
-      <w:tr>
-        <w:tc>
-          <w:tcPr>
-            <w:tcW w:type="dxa" w:w="1500"/>
-            <w:tcBorders>
-              <w:top w:val="single" w:color="E3E3E4" w:sz="2"/>
-              <w:left w:val="single" w:color="E3E3E4" w:sz="2"/>
-              <w:bottom w:val="single" w:color="E3E3E4" w:sz="2"/>
-              <w:right w:val="single" w:color="E3E3E4" w:sz="2"/>
-            </w:tcBorders>
-            <w:shd w:fill="F2F2F3" w:val="clear"/>
-            <w:tcMar>
-              <w:top w:type="dxa" w:w="80"/>
-              <w:left w:type="dxa" w:w="100"/>
-              <w:bottom w:type="dxa" w:w="80"/>
-              <w:right w:type="dxa" w:w="100"/>
-            </w:tcMar>
-            <w:vAlign w:val="center"/>
-          </w:tcPr>
-          <w:p>
-            <w:r>
-              <w:rPr>
-                <w:rFonts w:ascii="Times New Roman" w:cs="Times New Roman" w:eastAsia="Times New Roman" w:hAnsi="Times New Roman"/>
-                <w:b w:val="false"/>
-                <w:bCs w:val="false"/>
-                <w:color w:val="58595B"/>
-                <w:sz w:val="19"/>
-                <w:szCs w:val="19"/>
-              </w:rPr>
-              <w:t xml:space="preserve">FR-LLM-02</w:t>
-            </w:r>
-          </w:p>
-        </w:tc>
-        <w:tc>
-          <w:tcPr>
-            <w:tcW w:type="dxa" w:w="8246"/>
-            <w:tcBorders>
-              <w:top w:val="single" w:color="E3E3E4" w:sz="2"/>
-              <w:left w:val="single" w:color="E3E3E4" w:sz="2"/>
-              <w:bottom w:val="single" w:color="E3E3E4" w:sz="2"/>
-              <w:right w:val="single" w:color="E3E3E4" w:sz="2"/>
-            </w:tcBorders>
-            <w:shd w:fill="F2F2F3" w:val="clear"/>
-            <w:tcMar>
-              <w:top w:type="dxa" w:w="80"/>
-              <w:left w:type="dxa" w:w="100"/>
-              <w:bottom w:type="dxa" w:w="80"/>
-              <w:right w:type="dxa" w:w="100"/>
-            </w:tcMar>
-            <w:vAlign w:val="center"/>
-          </w:tcPr>
-          <w:p>
-            <w:r>
-              <w:rPr>
-                <w:rFonts w:ascii="Times New Roman" w:cs="Times New Roman" w:eastAsia="Times New Roman" w:hAnsi="Times New Roman"/>
-                <w:b w:val="false"/>
-                <w:bCs w:val="false"/>
-                <w:color w:val="58595B"/>
-                <w:sz w:val="19"/>
-                <w:szCs w:val="19"/>
-              </w:rPr>
-              <w:t xml:space="preserve">The system shall present a predefined list of the ten most common LLM providers to choose from: Anthropic (Claude), OpenAI (GPT), Google (Gemini), Azure OpenAI Service, AWS Bedrock, Mistral AI, Cohere, Meta Llama (via a hosting provider), Ollama (self-hosted/local), and a Custom/OpenAI-compatible endpoint.</w:t>
-            </w:r>
-          </w:p>
-        </w:tc>
-      </w:tr>
-      <w:tr>
-        <w:tc>
-          <w:tcPr>
-            <w:tcW w:type="dxa" w:w="1500"/>
-            <w:tcBorders>
-              <w:top w:val="single" w:color="E3E3E4" w:sz="2"/>
-              <w:left w:val="single" w:color="E3E3E4" w:sz="2"/>
-              <w:bottom w:val="single" w:color="E3E3E4" w:sz="2"/>
-              <w:right w:val="single" w:color="E3E3E4" w:sz="2"/>
-            </w:tcBorders>
-            <w:shd w:fill="FFFFFF" w:val="clear"/>
-            <w:tcMar>
-              <w:top w:type="dxa" w:w="80"/>
-              <w:left w:type="dxa" w:w="100"/>
-              <w:bottom w:type="dxa" w:w="80"/>
-              <w:right w:type="dxa" w:w="100"/>
-            </w:tcMar>
-            <w:vAlign w:val="center"/>
-          </w:tcPr>
-          <w:p>
-            <w:r>
-              <w:rPr>
-                <w:rFonts w:ascii="Times New Roman" w:cs="Times New Roman" w:eastAsia="Times New Roman" w:hAnsi="Times New Roman"/>
-                <w:b w:val="false"/>
-                <w:bCs w:val="false"/>
-                <w:color w:val="58595B"/>
-                <w:sz w:val="19"/>
-                <w:szCs w:val="19"/>
-              </w:rPr>
-              <w:t xml:space="preserve">FR-LLM-03</w:t>
-            </w:r>
-          </w:p>
-        </w:tc>
-        <w:tc>
-          <w:tcPr>
-            <w:tcW w:type="dxa" w:w="8246"/>
-            <w:tcBorders>
-              <w:top w:val="single" w:color="E3E3E4" w:sz="2"/>
-              <w:left w:val="single" w:color="E3E3E4" w:sz="2"/>
-              <w:bottom w:val="single" w:color="E3E3E4" w:sz="2"/>
-              <w:right w:val="single" w:color="E3E3E4" w:sz="2"/>
-            </w:tcBorders>
-            <w:shd w:fill="FFFFFF" w:val="clear"/>
-            <w:tcMar>
-              <w:top w:type="dxa" w:w="80"/>
-              <w:left w:type="dxa" w:w="100"/>
-              <w:bottom w:type="dxa" w:w="80"/>
-              <w:right w:type="dxa" w:w="100"/>
-            </w:tcMar>
-            <w:vAlign w:val="center"/>
-          </w:tcPr>
-          <w:p>
-            <w:r>
-              <w:rPr>
-                <w:rFonts w:ascii="Times New Roman" w:cs="Times New Roman" w:eastAsia="Times New Roman" w:hAnsi="Times New Roman"/>
-                <w:b w:val="false"/>
-                <w:bCs w:val="false"/>
-                <w:color w:val="58595B"/>
-                <w:sz w:val="19"/>
-                <w:szCs w:val="19"/>
-              </w:rPr>
-              <w:t xml:space="preserve">The system shall offer illustrative example model names for the selected provider as input suggestions (not an enforced list), reflecting that provider model catalogs change frequently.</w:t>
-            </w:r>
-          </w:p>
-        </w:tc>
-      </w:tr>
-      <w:tr>
-        <w:tc>
-          <w:tcPr>
-            <w:tcW w:type="dxa" w:w="1500"/>
-            <w:tcBorders>
-              <w:top w:val="single" w:color="E3E3E4" w:sz="2"/>
-              <w:left w:val="single" w:color="E3E3E4" w:sz="2"/>
-              <w:bottom w:val="single" w:color="E3E3E4" w:sz="2"/>
-              <w:right w:val="single" w:color="E3E3E4" w:sz="2"/>
-            </w:tcBorders>
-            <w:shd w:fill="F2F2F3" w:val="clear"/>
-            <w:tcMar>
-              <w:top w:type="dxa" w:w="80"/>
-              <w:left w:type="dxa" w:w="100"/>
-              <w:bottom w:type="dxa" w:w="80"/>
-              <w:right w:type="dxa" w:w="100"/>
-            </w:tcMar>
-            <w:vAlign w:val="center"/>
-          </w:tcPr>
-          <w:p>
-            <w:r>
-              <w:rPr>
-                <w:rFonts w:ascii="Times New Roman" w:cs="Times New Roman" w:eastAsia="Times New Roman" w:hAnsi="Times New Roman"/>
-                <w:b w:val="false"/>
-                <w:bCs w:val="false"/>
-                <w:color w:val="58595B"/>
-                <w:sz w:val="19"/>
-                <w:szCs w:val="19"/>
-              </w:rPr>
-              <w:t xml:space="preserve">FR-LLM-04</w:t>
-            </w:r>
-          </w:p>
-        </w:tc>
-        <w:tc>
-          <w:tcPr>
-            <w:tcW w:type="dxa" w:w="8246"/>
-            <w:tcBorders>
-              <w:top w:val="single" w:color="E3E3E4" w:sz="2"/>
-              <w:left w:val="single" w:color="E3E3E4" w:sz="2"/>
-              <w:bottom w:val="single" w:color="E3E3E4" w:sz="2"/>
-              <w:right w:val="single" w:color="E3E3E4" w:sz="2"/>
-            </w:tcBorders>
-            <w:shd w:fill="F2F2F3" w:val="clear"/>
-            <w:tcMar>
-              <w:top w:type="dxa" w:w="80"/>
-              <w:left w:type="dxa" w:w="100"/>
-              <w:bottom w:type="dxa" w:w="80"/>
-              <w:right w:type="dxa" w:w="100"/>
-            </w:tcMar>
-            <w:vAlign w:val="center"/>
-          </w:tcPr>
-          <w:p>
-            <w:r>
-              <w:rPr>
-                <w:rFonts w:ascii="Times New Roman" w:cs="Times New Roman" w:eastAsia="Times New Roman" w:hAnsi="Times New Roman"/>
-                <w:b w:val="false"/>
-                <w:bCs w:val="false"/>
-                <w:color w:val="58595B"/>
-                <w:sz w:val="19"/>
-                <w:szCs w:val="19"/>
-              </w:rPr>
-              <w:t xml:space="preserve">The system shall capture, per configuration, a free-text model identifier, an endpoint URL (required for providers whose provider metadata flags needsEndpoint), an API key, and an enabled/disabled toggle.</w:t>
-            </w:r>
-          </w:p>
-        </w:tc>
-      </w:tr>
-      <w:tr>
-        <w:tc>
-          <w:tcPr>
-            <w:tcW w:type="dxa" w:w="1500"/>
-            <w:tcBorders>
-              <w:top w:val="single" w:color="E3E3E4" w:sz="2"/>
-              <w:left w:val="single" w:color="E3E3E4" w:sz="2"/>
-              <w:bottom w:val="single" w:color="E3E3E4" w:sz="2"/>
-              <w:right w:val="single" w:color="E3E3E4" w:sz="2"/>
-            </w:tcBorders>
-            <w:shd w:fill="FFFFFF" w:val="clear"/>
-            <w:tcMar>
-              <w:top w:type="dxa" w:w="80"/>
-              <w:left w:type="dxa" w:w="100"/>
-              <w:bottom w:type="dxa" w:w="80"/>
-              <w:right w:type="dxa" w:w="100"/>
-            </w:tcMar>
-            <w:vAlign w:val="center"/>
-          </w:tcPr>
-          <w:p>
-            <w:r>
-              <w:rPr>
-                <w:rFonts w:ascii="Times New Roman" w:cs="Times New Roman" w:eastAsia="Times New Roman" w:hAnsi="Times New Roman"/>
-                <w:b w:val="false"/>
-                <w:bCs w:val="false"/>
-                <w:color w:val="58595B"/>
-                <w:sz w:val="19"/>
-                <w:szCs w:val="19"/>
-              </w:rPr>
-              <w:t xml:space="preserve">FR-LLM-05</w:t>
-            </w:r>
-          </w:p>
-        </w:tc>
-        <w:tc>
-          <w:tcPr>
-            <w:tcW w:type="dxa" w:w="8246"/>
-            <w:tcBorders>
-              <w:top w:val="single" w:color="E3E3E4" w:sz="2"/>
-              <w:left w:val="single" w:color="E3E3E4" w:sz="2"/>
-              <w:bottom w:val="single" w:color="E3E3E4" w:sz="2"/>
-              <w:right w:val="single" w:color="E3E3E4" w:sz="2"/>
-            </w:tcBorders>
-            <w:shd w:fill="FFFFFF" w:val="clear"/>
-            <w:tcMar>
-              <w:top w:type="dxa" w:w="80"/>
-              <w:left w:type="dxa" w:w="100"/>
-              <w:bottom w:type="dxa" w:w="80"/>
-              <w:right w:type="dxa" w:w="100"/>
-            </w:tcMar>
-            <w:vAlign w:val="center"/>
-          </w:tcPr>
-          <w:p>
-            <w:r>
-              <w:rPr>
-                <w:rFonts w:ascii="Times New Roman" w:cs="Times New Roman" w:eastAsia="Times New Roman" w:hAnsi="Times New Roman"/>
-                <w:b w:val="false"/>
-                <w:bCs w:val="false"/>
-                <w:color w:val="58595B"/>
-                <w:sz w:val="19"/>
-                <w:szCs w:val="19"/>
-              </w:rPr>
-              <w:t xml:space="preserve">The system shall never return a previously stored API key in any API response; a read of the configuration shall expose only a boolean has_api_key flag and, when set, the key's last four characters.</w:t>
-            </w:r>
-          </w:p>
-        </w:tc>
-      </w:tr>
-      <w:tr>
-        <w:tc>
-          <w:tcPr>
-            <w:tcW w:type="dxa" w:w="1500"/>
-            <w:tcBorders>
-              <w:top w:val="single" w:color="E3E3E4" w:sz="2"/>
-              <w:left w:val="single" w:color="E3E3E4" w:sz="2"/>
-              <w:bottom w:val="single" w:color="E3E3E4" w:sz="2"/>
-              <w:right w:val="single" w:color="E3E3E4" w:sz="2"/>
-            </w:tcBorders>
-            <w:shd w:fill="F2F2F3" w:val="clear"/>
-            <w:tcMar>
-              <w:top w:type="dxa" w:w="80"/>
-              <w:left w:type="dxa" w:w="100"/>
-              <w:bottom w:type="dxa" w:w="80"/>
-              <w:right w:type="dxa" w:w="100"/>
-            </w:tcMar>
-            <w:vAlign w:val="center"/>
-          </w:tcPr>
-          <w:p>
-            <w:r>
-              <w:rPr>
-                <w:rFonts w:ascii="Times New Roman" w:cs="Times New Roman" w:eastAsia="Times New Roman" w:hAnsi="Times New Roman"/>
-                <w:b w:val="false"/>
-                <w:bCs w:val="false"/>
-                <w:color w:val="58595B"/>
-                <w:sz w:val="19"/>
-                <w:szCs w:val="19"/>
-              </w:rPr>
-              <w:t xml:space="preserve">FR-LLM-06</w:t>
-            </w:r>
-          </w:p>
-        </w:tc>
-        <w:tc>
-          <w:tcPr>
-            <w:tcW w:type="dxa" w:w="8246"/>
-            <w:tcBorders>
-              <w:top w:val="single" w:color="E3E3E4" w:sz="2"/>
-              <w:left w:val="single" w:color="E3E3E4" w:sz="2"/>
-              <w:bottom w:val="single" w:color="E3E3E4" w:sz="2"/>
-              <w:right w:val="single" w:color="E3E3E4" w:sz="2"/>
-            </w:tcBorders>
-            <w:shd w:fill="F2F2F3" w:val="clear"/>
-            <w:tcMar>
-              <w:top w:type="dxa" w:w="80"/>
-              <w:left w:type="dxa" w:w="100"/>
-              <w:bottom w:type="dxa" w:w="80"/>
-              <w:right w:type="dxa" w:w="100"/>
-            </w:tcMar>
-            <w:vAlign w:val="center"/>
-          </w:tcPr>
-          <w:p>
-            <w:r>
-              <w:rPr>
-                <w:rFonts w:ascii="Times New Roman" w:cs="Times New Roman" w:eastAsia="Times New Roman" w:hAnsi="Times New Roman"/>
-                <w:b w:val="false"/>
-                <w:bCs w:val="false"/>
-                <w:color w:val="58595B"/>
-                <w:sz w:val="19"/>
-                <w:szCs w:val="19"/>
-              </w:rPr>
-              <w:t xml:space="preserve">The system shall allow an authorized user to clear a stored API key independent of updating any other field.</w:t>
-            </w:r>
-          </w:p>
-        </w:tc>
-      </w:tr>
-      <w:tr>
-        <w:tc>
-          <w:tcPr>
-            <w:tcW w:type="dxa" w:w="1500"/>
-            <w:tcBorders>
-              <w:top w:val="single" w:color="E3E3E4" w:sz="2"/>
-              <w:left w:val="single" w:color="E3E3E4" w:sz="2"/>
-              <w:bottom w:val="single" w:color="E3E3E4" w:sz="2"/>
-              <w:right w:val="single" w:color="E3E3E4" w:sz="2"/>
-            </w:tcBorders>
-            <w:shd w:fill="FFFFFF" w:val="clear"/>
-            <w:tcMar>
-              <w:top w:type="dxa" w:w="80"/>
-              <w:left w:type="dxa" w:w="100"/>
-              <w:bottom w:type="dxa" w:w="80"/>
-              <w:right w:type="dxa" w:w="100"/>
-            </w:tcMar>
-            <w:vAlign w:val="center"/>
-          </w:tcPr>
-          <w:p>
-            <w:r>
-              <w:rPr>
-                <w:rFonts w:ascii="Times New Roman" w:cs="Times New Roman" w:eastAsia="Times New Roman" w:hAnsi="Times New Roman"/>
-                <w:b w:val="false"/>
-                <w:bCs w:val="false"/>
-                <w:color w:val="58595B"/>
-                <w:sz w:val="19"/>
-                <w:szCs w:val="19"/>
-              </w:rPr>
-              <w:t xml:space="preserve">FR-LLM-07</w:t>
-            </w:r>
-          </w:p>
-        </w:tc>
-        <w:tc>
-          <w:tcPr>
-            <w:tcW w:type="dxa" w:w="8246"/>
-            <w:tcBorders>
-              <w:top w:val="single" w:color="E3E3E4" w:sz="2"/>
-              <w:left w:val="single" w:color="E3E3E4" w:sz="2"/>
-              <w:bottom w:val="single" w:color="E3E3E4" w:sz="2"/>
-              <w:right w:val="single" w:color="E3E3E4" w:sz="2"/>
-            </w:tcBorders>
-            <w:shd w:fill="FFFFFF" w:val="clear"/>
-            <w:tcMar>
-              <w:top w:type="dxa" w:w="80"/>
-              <w:left w:type="dxa" w:w="100"/>
-              <w:bottom w:type="dxa" w:w="80"/>
-              <w:right w:type="dxa" w:w="100"/>
-            </w:tcMar>
-            <w:vAlign w:val="center"/>
-          </w:tcPr>
-          <w:p>
-            <w:r>
-              <w:rPr>
-                <w:rFonts w:ascii="Times New Roman" w:cs="Times New Roman" w:eastAsia="Times New Roman" w:hAnsi="Times New Roman"/>
-                <w:b w:val="false"/>
-                <w:bCs w:val="false"/>
-                <w:color w:val="58595B"/>
-                <w:sz w:val="19"/>
-                <w:szCs w:val="19"/>
-              </w:rPr>
-              <w:t xml:space="preserve">The system shall restrict viewing the LLM configuration to users holding llmConfig.view and restrict editing it to users holding llmConfig.manage.</w:t>
-            </w:r>
-          </w:p>
-        </w:tc>
-      </w:tr>
-      <w:tr>
-        <w:tc>
-          <w:tcPr>
-            <w:tcW w:type="dxa" w:w="1500"/>
-            <w:tcBorders>
-              <w:top w:val="single" w:color="E3E3E4" w:sz="2"/>
-              <w:left w:val="single" w:color="E3E3E4" w:sz="2"/>
-              <w:bottom w:val="single" w:color="E3E3E4" w:sz="2"/>
-              <w:right w:val="single" w:color="E3E3E4" w:sz="2"/>
-            </w:tcBorders>
-            <w:shd w:fill="F2F2F3" w:val="clear"/>
-            <w:tcMar>
-              <w:top w:type="dxa" w:w="80"/>
-              <w:left w:type="dxa" w:w="100"/>
-              <w:bottom w:type="dxa" w:w="80"/>
-              <w:right w:type="dxa" w:w="100"/>
-            </w:tcMar>
-            <w:vAlign w:val="center"/>
-          </w:tcPr>
-          <w:p>
-            <w:r>
-              <w:rPr>
-                <w:rFonts w:ascii="Times New Roman" w:cs="Times New Roman" w:eastAsia="Times New Roman" w:hAnsi="Times New Roman"/>
-                <w:b w:val="false"/>
-                <w:bCs w:val="false"/>
-                <w:color w:val="58595B"/>
-                <w:sz w:val="19"/>
-                <w:szCs w:val="19"/>
-              </w:rPr>
-              <w:t xml:space="preserve">FR-LLM-08</w:t>
-            </w:r>
-          </w:p>
-        </w:tc>
-        <w:tc>
-          <w:tcPr>
-            <w:tcW w:type="dxa" w:w="8246"/>
-            <w:tcBorders>
-              <w:top w:val="single" w:color="E3E3E4" w:sz="2"/>
-              <w:left w:val="single" w:color="E3E3E4" w:sz="2"/>
-              <w:bottom w:val="single" w:color="E3E3E4" w:sz="2"/>
-              <w:right w:val="single" w:color="E3E3E4" w:sz="2"/>
-            </w:tcBorders>
-            <w:shd w:fill="F2F2F3" w:val="clear"/>
-            <w:tcMar>
-              <w:top w:type="dxa" w:w="80"/>
-              <w:left w:type="dxa" w:w="100"/>
-              <w:bottom w:type="dxa" w:w="80"/>
-              <w:right w:type="dxa" w:w="100"/>
-            </w:tcMar>
-            <w:vAlign w:val="center"/>
-          </w:tcPr>
-          <w:p>
-            <w:r>
-              <w:rPr>
-                <w:rFonts w:ascii="Times New Roman" w:cs="Times New Roman" w:eastAsia="Times New Roman" w:hAnsi="Times New Roman"/>
-                <w:b w:val="false"/>
-                <w:bCs w:val="false"/>
-                <w:color w:val="58595B"/>
-                <w:sz w:val="19"/>
-                <w:szCs w:val="19"/>
-              </w:rPr>
-              <w:t xml:space="preserve">The system shall write an audit log entry for every change to the LLM configuration, with the API key redacted in both the before and after snapshots.</w:t>
-            </w:r>
-          </w:p>
-        </w:tc>
-      </w:tr>
-    </w:tbl>
-    <w:p>
-      <w:pPr>
-        <w:spacing w:after="120"/>
-      </w:pPr>
-    </w:p>
-    <w:p>
-      <w:pPr>
-        <w:pStyle w:val="Heading2"/>
-        <w:spacing w:after="140" w:before="300"/>
-      </w:pPr>
-      <w:r>
-        <w:rPr>
-          <w:rFonts w:ascii="Times New Roman" w:cs="Times New Roman" w:eastAsia="Times New Roman" w:hAnsi="Times New Roman"/>
-          <w:b/>
-          <w:bCs/>
-          <w:color w:val="3A3A3C"/>
-          <w:sz w:val="27"/>
-          <w:szCs w:val="27"/>
-        </w:rPr>
-        <w:t xml:space="preserve">3.24 AI Assistant (Data Query &amp; Application Help)</w:t>
-      </w:r>
-    </w:p>
-    <w:p>
-      <w:pPr>
-        <w:spacing w:after="200" w:before="60"/>
-      </w:pPr>
-      <w:r>
-        <w:rPr>
-          <w:rFonts w:ascii="Times New Roman" w:cs="Times New Roman" w:eastAsia="Times New Roman" w:hAnsi="Times New Roman"/>
-          <w:i/>
-          <w:iCs/>
-          <w:color w:val="58595B"/>
-          <w:sz w:val="19"/>
-          <w:szCs w:val="19"/>
-        </w:rPr>
-        <w:t xml:space="preserve">A chat-style Q&amp;A screen, open to every authenticated user (assistant.view is granted to all 9 standard roles), offering two independent, rule-based agents: a permission-scoped data query agent, and an application-help query agent grounded in a static FAQ knowledge base. Neither mode requires an AI Use Case to be activated, and neither places a live call to an external LLM.</w:t>
+        <w:t xml:space="preserve">A chat-style Q&amp;A screen, open to every authenticated user (assistant.view is granted to all 9 standard roles), offering two independent, rule-based agents: a permission-scoped data query agent, and an application-help query agent grounded in a static FAQ knowledge base. Both modes are cataloged in the AI Use Case Library (section 3.11) at Production/Assistive, but neither requires an AI Use Case to be activated to run, and neither places a live call to an external LLM — the safer deterministic/RAG path is used by design, since a live model risks asserting a number or fact not present in the tenant's own data.</w:t>
       </w:r>
     </w:p>
     <w:tbl>
@@ -18165,7 +18305,7 @@
                 <w:sz w:val="19"/>
                 <w:szCs w:val="19"/>
               </w:rPr>
-              <w:t xml:space="preserve">AI Use Cases Library (list)</w:t>
+              <w:t xml:space="preserve">AI Use Case Library (list)</w:t>
             </w:r>
           </w:p>
         </w:tc>
@@ -18197,7 +18337,7 @@
                 <w:sz w:val="19"/>
                 <w:szCs w:val="19"/>
               </w:rPr>
-              <w:t xml:space="preserve">Card grid of AI use cases with maturity/status badges and an Active/Inactive toggle.</w:t>
+              <w:t xml:space="preserve">Card grid of 14 AI use cases with tier/maturity/status badges, an Organization Active/Inactive toggle per card, and the browser-local Real LLM Provider Connection panel.</w:t>
             </w:r>
           </w:p>
         </w:tc>
@@ -18263,7 +18403,7 @@
                 <w:sz w:val="19"/>
                 <w:szCs w:val="19"/>
               </w:rPr>
-              <w:t xml:space="preserve">Metadata editor, current-version labeled-section editor, version history with revert.</w:t>
+              <w:t xml:space="preserve">Metadata editor (tier, module, trigger, output, human checkpoint), current-version labeled-section editor, version history with revert, Organization activation card, per-Project override list, and the AI Usage Log.</w:t>
             </w:r>
           </w:p>
         </w:tc>
@@ -18759,7 +18899,7 @@
                 <w:sz w:val="19"/>
                 <w:szCs w:val="19"/>
               </w:rPr>
-              <w:t xml:space="preserve">LLM Configuration</w:t>
+              <w:t xml:space="preserve">Reports</w:t>
             </w:r>
           </w:p>
         </w:tc>
@@ -18791,7 +18931,7 @@
                 <w:sz w:val="19"/>
                 <w:szCs w:val="19"/>
               </w:rPr>
-              <w:t xml:space="preserve">Provider dropdown (10 predefined providers), model, endpoint, API key (write-only), and enabled toggle.</w:t>
+              <w:t xml:space="preserve">4 standard reports in a tabbed view.</w:t>
             </w:r>
           </w:p>
         </w:tc>
@@ -18825,7 +18965,7 @@
                 <w:sz w:val="19"/>
                 <w:szCs w:val="19"/>
               </w:rPr>
-              <w:t xml:space="preserve">Reports</w:t>
+              <w:t xml:space="preserve">Alerts</w:t>
             </w:r>
           </w:p>
         </w:tc>
@@ -18857,7 +18997,7 @@
                 <w:sz w:val="19"/>
                 <w:szCs w:val="19"/>
               </w:rPr>
-              <w:t xml:space="preserve">4 standard reports in a tabbed view.</w:t>
+              <w:t xml:space="preserve">Alert inbox with manual "Run Monitoring Agent" trigger.</w:t>
             </w:r>
           </w:p>
         </w:tc>
@@ -18891,7 +19031,7 @@
                 <w:sz w:val="19"/>
                 <w:szCs w:val="19"/>
               </w:rPr>
-              <w:t xml:space="preserve">Alerts</w:t>
+              <w:t xml:space="preserve">Hierarchy</w:t>
             </w:r>
           </w:p>
         </w:tc>
@@ -18923,7 +19063,7 @@
                 <w:sz w:val="19"/>
                 <w:szCs w:val="19"/>
               </w:rPr>
-              <w:t xml:space="preserve">Alert inbox with manual "Run Monitoring Agent" trigger.</w:t>
+              <w:t xml:space="preserve">Group / Organization / Project management.</w:t>
             </w:r>
           </w:p>
         </w:tc>
@@ -18957,7 +19097,7 @@
                 <w:sz w:val="19"/>
                 <w:szCs w:val="19"/>
               </w:rPr>
-              <w:t xml:space="preserve">Hierarchy</w:t>
+              <w:t xml:space="preserve">Organizational Breakdown (OBS)</w:t>
             </w:r>
           </w:p>
         </w:tc>
@@ -18989,7 +19129,7 @@
                 <w:sz w:val="19"/>
                 <w:szCs w:val="19"/>
               </w:rPr>
-              <w:t xml:space="preserve">Group / Organization / Project management.</w:t>
+              <w:t xml:space="preserve">Site/department/service/team tree management, with live linked-item counts per node.</w:t>
             </w:r>
           </w:p>
         </w:tc>
@@ -19023,7 +19163,7 @@
                 <w:sz w:val="19"/>
                 <w:szCs w:val="19"/>
               </w:rPr>
-              <w:t xml:space="preserve">Organizational Breakdown (OBS)</w:t>
+              <w:t xml:space="preserve">Users &amp; Scope</w:t>
             </w:r>
           </w:p>
         </w:tc>
@@ -19055,7 +19195,7 @@
                 <w:sz w:val="19"/>
                 <w:szCs w:val="19"/>
               </w:rPr>
-              <w:t xml:space="preserve">Site/department/service/team tree management, with live linked-item counts per node.</w:t>
+              <w:t xml:space="preserve">User directory and role assignment, scoped to an OBS node.</w:t>
             </w:r>
           </w:p>
         </w:tc>
@@ -19089,7 +19229,7 @@
                 <w:sz w:val="19"/>
                 <w:szCs w:val="19"/>
               </w:rPr>
-              <w:t xml:space="preserve">Users &amp; Scope</w:t>
+              <w:t xml:space="preserve">Permission Matrix</w:t>
             </w:r>
           </w:p>
         </w:tc>
@@ -19121,7 +19261,7 @@
                 <w:sz w:val="19"/>
                 <w:szCs w:val="19"/>
               </w:rPr>
-              <w:t xml:space="preserve">User directory and role assignment, scoped to an OBS node.</w:t>
+              <w:t xml:space="preserve">Full role x permission grid editor.</w:t>
             </w:r>
           </w:p>
         </w:tc>
@@ -19155,7 +19295,7 @@
                 <w:sz w:val="19"/>
                 <w:szCs w:val="19"/>
               </w:rPr>
-              <w:t xml:space="preserve">Permission Matrix</w:t>
+              <w:t xml:space="preserve">Governance Settings</w:t>
             </w:r>
           </w:p>
         </w:tc>
@@ -19187,7 +19327,7 @@
                 <w:sz w:val="19"/>
                 <w:szCs w:val="19"/>
               </w:rPr>
-              <w:t xml:space="preserve">Full role x permission grid editor.</w:t>
+              <w:t xml:space="preserve">KPI thresholds, alert toggles, RCA default, REX policy.</w:t>
             </w:r>
           </w:p>
         </w:tc>
@@ -19221,7 +19361,7 @@
                 <w:sz w:val="19"/>
                 <w:szCs w:val="19"/>
               </w:rPr>
-              <w:t xml:space="preserve">Governance Settings</w:t>
+              <w:t xml:space="preserve">License &amp; Plan</w:t>
             </w:r>
           </w:p>
         </w:tc>
@@ -19253,7 +19393,7 @@
                 <w:sz w:val="19"/>
                 <w:szCs w:val="19"/>
               </w:rPr>
-              <w:t xml:space="preserve">KPI thresholds, alert toggles, RCA default, REX policy.</w:t>
+              <w:t xml:space="preserve">Plan tier, deployment model, seats, billing.</w:t>
             </w:r>
           </w:p>
         </w:tc>
@@ -19287,7 +19427,7 @@
                 <w:sz w:val="19"/>
                 <w:szCs w:val="19"/>
               </w:rPr>
-              <w:t xml:space="preserve">License &amp; Plan</w:t>
+              <w:t xml:space="preserve">Help</w:t>
             </w:r>
           </w:p>
         </w:tc>
@@ -19301,72 +19441,6 @@
               <w:right w:val="single" w:color="E3E3E4" w:sz="2"/>
             </w:tcBorders>
             <w:shd w:fill="F2F2F3" w:val="clear"/>
-            <w:tcMar>
-              <w:top w:type="dxa" w:w="80"/>
-              <w:left w:type="dxa" w:w="100"/>
-              <w:bottom w:type="dxa" w:w="80"/>
-              <w:right w:type="dxa" w:w="100"/>
-            </w:tcMar>
-            <w:vAlign w:val="center"/>
-          </w:tcPr>
-          <w:p>
-            <w:r>
-              <w:rPr>
-                <w:rFonts w:ascii="Times New Roman" w:cs="Times New Roman" w:eastAsia="Times New Roman" w:hAnsi="Times New Roman"/>
-                <w:b w:val="false"/>
-                <w:bCs w:val="false"/>
-                <w:color w:val="58595B"/>
-                <w:sz w:val="19"/>
-                <w:szCs w:val="19"/>
-              </w:rPr>
-              <w:t xml:space="preserve">Plan tier, deployment model, seats, billing.</w:t>
-            </w:r>
-          </w:p>
-        </w:tc>
-      </w:tr>
-      <w:tr>
-        <w:tc>
-          <w:tcPr>
-            <w:tcW w:type="dxa" w:w="2600"/>
-            <w:tcBorders>
-              <w:top w:val="single" w:color="E3E3E4" w:sz="2"/>
-              <w:left w:val="single" w:color="E3E3E4" w:sz="2"/>
-              <w:bottom w:val="single" w:color="E3E3E4" w:sz="2"/>
-              <w:right w:val="single" w:color="E3E3E4" w:sz="2"/>
-            </w:tcBorders>
-            <w:shd w:fill="FFFFFF" w:val="clear"/>
-            <w:tcMar>
-              <w:top w:type="dxa" w:w="80"/>
-              <w:left w:type="dxa" w:w="100"/>
-              <w:bottom w:type="dxa" w:w="80"/>
-              <w:right w:type="dxa" w:w="100"/>
-            </w:tcMar>
-            <w:vAlign w:val="center"/>
-          </w:tcPr>
-          <w:p>
-            <w:r>
-              <w:rPr>
-                <w:rFonts w:ascii="Times New Roman" w:cs="Times New Roman" w:eastAsia="Times New Roman" w:hAnsi="Times New Roman"/>
-                <w:b w:val="false"/>
-                <w:bCs w:val="false"/>
-                <w:color w:val="58595B"/>
-                <w:sz w:val="19"/>
-                <w:szCs w:val="19"/>
-              </w:rPr>
-              <w:t xml:space="preserve">Help</w:t>
-            </w:r>
-          </w:p>
-        </w:tc>
-        <w:tc>
-          <w:tcPr>
-            <w:tcW w:type="dxa" w:w="7146"/>
-            <w:tcBorders>
-              <w:top w:val="single" w:color="E3E3E4" w:sz="2"/>
-              <w:left w:val="single" w:color="E3E3E4" w:sz="2"/>
-              <w:bottom w:val="single" w:color="E3E3E4" w:sz="2"/>
-              <w:right w:val="single" w:color="E3E3E4" w:sz="2"/>
-            </w:tcBorders>
-            <w:shd w:fill="FFFFFF" w:val="clear"/>
             <w:tcMar>
               <w:top w:type="dxa" w:w="80"/>
               <w:left w:type="dxa" w:w="100"/>
@@ -20432,7 +20506,7 @@
                 <w:sz w:val="19"/>
                 <w:szCs w:val="19"/>
               </w:rPr>
-              <w:t xml:space="preserve">GET|POST /api/ai-use-cases, GET|PUT|DELETE /api/ai-use-cases/:id, GET|POST /api/ai-use-cases/:id/versions, GET /api/ai-use-cases/:id/versions/:versionId, POST /api/ai-use-cases/:id/versions/:versionId/revert</w:t>
+              <w:t xml:space="preserve">GET|POST /api/ai-use-cases, GET|PUT|DELETE /api/ai-use-cases/:id, GET /api/ai-use-cases/providers, PUT /api/ai-use-cases/:id/activation, PUT /api/ai-use-cases/:id/project-override/:projectId, GET|POST /api/ai-use-cases/:id/versions, GET /api/ai-use-cases/:id/versions/:versionId, POST /api/ai-use-cases/:id/versions/:versionId/revert</w:t>
             </w:r>
           </w:p>
         </w:tc>
@@ -20466,6 +20540,72 @@
                 <w:sz w:val="19"/>
                 <w:szCs w:val="19"/>
               </w:rPr>
+              <w:t xml:space="preserve">AI Usage Log</w:t>
+            </w:r>
+          </w:p>
+        </w:tc>
+        <w:tc>
+          <w:tcPr>
+            <w:tcW w:type="dxa" w:w="7746"/>
+            <w:tcBorders>
+              <w:top w:val="single" w:color="E3E3E4" w:sz="2"/>
+              <w:left w:val="single" w:color="E3E3E4" w:sz="2"/>
+              <w:bottom w:val="single" w:color="E3E3E4" w:sz="2"/>
+              <w:right w:val="single" w:color="E3E3E4" w:sz="2"/>
+            </w:tcBorders>
+            <w:shd w:fill="FFFFFF" w:val="clear"/>
+            <w:tcMar>
+              <w:top w:type="dxa" w:w="80"/>
+              <w:left w:type="dxa" w:w="100"/>
+              <w:bottom w:type="dxa" w:w="80"/>
+              <w:right w:type="dxa" w:w="100"/>
+            </w:tcMar>
+            <w:vAlign w:val="center"/>
+          </w:tcPr>
+          <w:p>
+            <w:r>
+              <w:rPr>
+                <w:rFonts w:ascii="Times New Roman" w:cs="Times New Roman" w:eastAsia="Times New Roman" w:hAnsi="Times New Roman"/>
+                <w:b w:val="false"/>
+                <w:bCs w:val="false"/>
+                <w:color w:val="58595B"/>
+                <w:sz w:val="19"/>
+                <w:szCs w:val="19"/>
+              </w:rPr>
+              <w:t xml:space="preserve">GET /api/ai-usage-log (optional ?useCaseId=), POST /api/ai-usage-log — append-only, no PUT/PATCH/DELETE route exists</w:t>
+            </w:r>
+          </w:p>
+        </w:tc>
+      </w:tr>
+      <w:tr>
+        <w:tc>
+          <w:tcPr>
+            <w:tcW w:type="dxa" w:w="2000"/>
+            <w:tcBorders>
+              <w:top w:val="single" w:color="E3E3E4" w:sz="2"/>
+              <w:left w:val="single" w:color="E3E3E4" w:sz="2"/>
+              <w:bottom w:val="single" w:color="E3E3E4" w:sz="2"/>
+              <w:right w:val="single" w:color="E3E3E4" w:sz="2"/>
+            </w:tcBorders>
+            <w:shd w:fill="F2F2F3" w:val="clear"/>
+            <w:tcMar>
+              <w:top w:type="dxa" w:w="80"/>
+              <w:left w:type="dxa" w:w="100"/>
+              <w:bottom w:type="dxa" w:w="80"/>
+              <w:right w:type="dxa" w:w="100"/>
+            </w:tcMar>
+            <w:vAlign w:val="center"/>
+          </w:tcPr>
+          <w:p>
+            <w:r>
+              <w:rPr>
+                <w:rFonts w:ascii="Times New Roman" w:cs="Times New Roman" w:eastAsia="Times New Roman" w:hAnsi="Times New Roman"/>
+                <w:b w:val="false"/>
+                <w:bCs w:val="false"/>
+                <w:color w:val="58595B"/>
+                <w:sz w:val="19"/>
+                <w:szCs w:val="19"/>
+              </w:rPr>
               <w:t xml:space="preserve">Business Rules</w:t>
             </w:r>
           </w:p>
@@ -20479,7 +20619,7 @@
               <w:bottom w:val="single" w:color="E3E3E4" w:sz="2"/>
               <w:right w:val="single" w:color="E3E3E4" w:sz="2"/>
             </w:tcBorders>
-            <w:shd w:fill="FFFFFF" w:val="clear"/>
+            <w:shd w:fill="F2F2F3" w:val="clear"/>
             <w:tcMar>
               <w:top w:type="dxa" w:w="80"/>
               <w:left w:type="dxa" w:w="100"/>
@@ -20513,7 +20653,7 @@
               <w:bottom w:val="single" w:color="E3E3E4" w:sz="2"/>
               <w:right w:val="single" w:color="E3E3E4" w:sz="2"/>
             </w:tcBorders>
-            <w:shd w:fill="F2F2F3" w:val="clear"/>
+            <w:shd w:fill="FFFFFF" w:val="clear"/>
             <w:tcMar>
               <w:top w:type="dxa" w:w="80"/>
               <w:left w:type="dxa" w:w="100"/>
@@ -20545,7 +20685,7 @@
               <w:bottom w:val="single" w:color="E3E3E4" w:sz="2"/>
               <w:right w:val="single" w:color="E3E3E4" w:sz="2"/>
             </w:tcBorders>
-            <w:shd w:fill="F2F2F3" w:val="clear"/>
+            <w:shd w:fill="FFFFFF" w:val="clear"/>
             <w:tcMar>
               <w:top w:type="dxa" w:w="80"/>
               <w:left w:type="dxa" w:w="100"/>
@@ -20579,7 +20719,7 @@
               <w:bottom w:val="single" w:color="E3E3E4" w:sz="2"/>
               <w:right w:val="single" w:color="E3E3E4" w:sz="2"/>
             </w:tcBorders>
-            <w:shd w:fill="FFFFFF" w:val="clear"/>
+            <w:shd w:fill="F2F2F3" w:val="clear"/>
             <w:tcMar>
               <w:top w:type="dxa" w:w="80"/>
               <w:left w:type="dxa" w:w="100"/>
@@ -20611,7 +20751,7 @@
               <w:bottom w:val="single" w:color="E3E3E4" w:sz="2"/>
               <w:right w:val="single" w:color="E3E3E4" w:sz="2"/>
             </w:tcBorders>
-            <w:shd w:fill="FFFFFF" w:val="clear"/>
+            <w:shd w:fill="F2F2F3" w:val="clear"/>
             <w:tcMar>
               <w:top w:type="dxa" w:w="80"/>
               <w:left w:type="dxa" w:w="100"/>
@@ -20645,7 +20785,7 @@
               <w:bottom w:val="single" w:color="E3E3E4" w:sz="2"/>
               <w:right w:val="single" w:color="E3E3E4" w:sz="2"/>
             </w:tcBorders>
-            <w:shd w:fill="F2F2F3" w:val="clear"/>
+            <w:shd w:fill="FFFFFF" w:val="clear"/>
             <w:tcMar>
               <w:top w:type="dxa" w:w="80"/>
               <w:left w:type="dxa" w:w="100"/>
@@ -20677,7 +20817,7 @@
               <w:bottom w:val="single" w:color="E3E3E4" w:sz="2"/>
               <w:right w:val="single" w:color="E3E3E4" w:sz="2"/>
             </w:tcBorders>
-            <w:shd w:fill="F2F2F3" w:val="clear"/>
+            <w:shd w:fill="FFFFFF" w:val="clear"/>
             <w:tcMar>
               <w:top w:type="dxa" w:w="80"/>
               <w:left w:type="dxa" w:w="100"/>
@@ -20711,7 +20851,7 @@
               <w:bottom w:val="single" w:color="E3E3E4" w:sz="2"/>
               <w:right w:val="single" w:color="E3E3E4" w:sz="2"/>
             </w:tcBorders>
-            <w:shd w:fill="FFFFFF" w:val="clear"/>
+            <w:shd w:fill="F2F2F3" w:val="clear"/>
             <w:tcMar>
               <w:top w:type="dxa" w:w="80"/>
               <w:left w:type="dxa" w:w="100"/>
@@ -20743,7 +20883,7 @@
               <w:bottom w:val="single" w:color="E3E3E4" w:sz="2"/>
               <w:right w:val="single" w:color="E3E3E4" w:sz="2"/>
             </w:tcBorders>
-            <w:shd w:fill="FFFFFF" w:val="clear"/>
+            <w:shd w:fill="F2F2F3" w:val="clear"/>
             <w:tcMar>
               <w:top w:type="dxa" w:w="80"/>
               <w:left w:type="dxa" w:w="100"/>
@@ -20763,72 +20903,6 @@
                 <w:szCs w:val="19"/>
               </w:rPr>
               <w:t xml:space="preserve">GET|POST /api/bpmn, GET|PUT|DELETE /api/bpmn/:id</w:t>
-            </w:r>
-          </w:p>
-        </w:tc>
-      </w:tr>
-      <w:tr>
-        <w:tc>
-          <w:tcPr>
-            <w:tcW w:type="dxa" w:w="2000"/>
-            <w:tcBorders>
-              <w:top w:val="single" w:color="E3E3E4" w:sz="2"/>
-              <w:left w:val="single" w:color="E3E3E4" w:sz="2"/>
-              <w:bottom w:val="single" w:color="E3E3E4" w:sz="2"/>
-              <w:right w:val="single" w:color="E3E3E4" w:sz="2"/>
-            </w:tcBorders>
-            <w:shd w:fill="F2F2F3" w:val="clear"/>
-            <w:tcMar>
-              <w:top w:type="dxa" w:w="80"/>
-              <w:left w:type="dxa" w:w="100"/>
-              <w:bottom w:type="dxa" w:w="80"/>
-              <w:right w:type="dxa" w:w="100"/>
-            </w:tcMar>
-            <w:vAlign w:val="center"/>
-          </w:tcPr>
-          <w:p>
-            <w:r>
-              <w:rPr>
-                <w:rFonts w:ascii="Times New Roman" w:cs="Times New Roman" w:eastAsia="Times New Roman" w:hAnsi="Times New Roman"/>
-                <w:b w:val="false"/>
-                <w:bCs w:val="false"/>
-                <w:color w:val="58595B"/>
-                <w:sz w:val="19"/>
-                <w:szCs w:val="19"/>
-              </w:rPr>
-              <w:t xml:space="preserve">LLM Configuration</w:t>
-            </w:r>
-          </w:p>
-        </w:tc>
-        <w:tc>
-          <w:tcPr>
-            <w:tcW w:type="dxa" w:w="7746"/>
-            <w:tcBorders>
-              <w:top w:val="single" w:color="E3E3E4" w:sz="2"/>
-              <w:left w:val="single" w:color="E3E3E4" w:sz="2"/>
-              <w:bottom w:val="single" w:color="E3E3E4" w:sz="2"/>
-              <w:right w:val="single" w:color="E3E3E4" w:sz="2"/>
-            </w:tcBorders>
-            <w:shd w:fill="F2F2F3" w:val="clear"/>
-            <w:tcMar>
-              <w:top w:type="dxa" w:w="80"/>
-              <w:left w:type="dxa" w:w="100"/>
-              <w:bottom w:type="dxa" w:w="80"/>
-              <w:right w:type="dxa" w:w="100"/>
-            </w:tcMar>
-            <w:vAlign w:val="center"/>
-          </w:tcPr>
-          <w:p>
-            <w:r>
-              <w:rPr>
-                <w:rFonts w:ascii="Times New Roman" w:cs="Times New Roman" w:eastAsia="Times New Roman" w:hAnsi="Times New Roman"/>
-                <w:b w:val="false"/>
-                <w:bCs w:val="false"/>
-                <w:color w:val="58595B"/>
-                <w:sz w:val="19"/>
-                <w:szCs w:val="19"/>
-              </w:rPr>
-              <w:t xml:space="preserve">GET /api/llm-config/providers, GET|PUT /api/llm-config</w:t>
             </w:r>
           </w:p>
         </w:tc>
@@ -21391,7 +21465,7 @@
           <w:sz w:val="24"/>
           <w:szCs w:val="24"/>
         </w:rPr>
-        <w:t xml:space="preserve">LLM / AI Provider APIs — Configuration implemented; live calls not yet made</w:t>
+        <w:t xml:space="preserve">LLM / AI Provider APIs — Implemented (optional, user-configured)</w:t>
       </w:r>
     </w:p>
     <w:p>
@@ -21406,7 +21480,7 @@
           <w:sz w:val="24"/>
           <w:szCs w:val="24"/>
         </w:rPr>
-        <w:t xml:space="preserve">The LLM / AI Provider Configuration module (section 3.23) is the implemented, designated integration point: an administrator can select and store credentials for any of ten common providers (Anthropic, OpenAI, Google, Azure OpenAI, AWS Bedrock, Mistral, Cohere, Meta Llama, Ollama, or a custom OpenAI-compatible endpoint). As of this version, no module places a live outbound call using that configuration — the AI Agents (3.10) and the AI Assistant (3.24) are deterministic, rule-based, and RAG-grounded, per NFR-DATA-01. NFR-MAINT-03 and NFR-MAINT-04 together specify that when a live LLM call is added, it shall read its credentials only from this module.</w:t>
+        <w:t xml:space="preserve">The AI Use Case Library's generation service (section 3.11) is the single, designated server-side integration point for a live LLM call, per NFR-MAINT-04. A user configures their own Real LLM Provider Connection entirely client-side (stored only in browser local storage, per FR-AIUC-17/18) and it is forwarded once per generation request; the server places exactly one outbound call for that request and never persists the connection (NFR-SEC-08). Five providers have a working native REST implementation in this version — Anthropic, OpenAI, Azure OpenAI, Mistral, and a self-hosted/local Ollama endpoint, plus any OpenAI-compatible Custom endpoint — while Google, AWS Bedrock, Cohere, and Meta Llama are listed in the provider catalog but not yet wired to a live call. Every AI Use Case always computes its deterministic, RAG-grounded result first (per NFR-DATA-01) and falls back to it automatically on any live-call failure, so this integration is a supplementary enhancement, never a dependency.</w:t>
       </w:r>
     </w:p>
     <w:p>
@@ -22331,7 +22405,73 @@
                 <w:sz w:val="19"/>
                 <w:szCs w:val="19"/>
               </w:rPr>
-              <w:t xml:space="preserve">A stored LLM provider API key (FR-LLM-05) shall never be included in any API response, log line, or client-side application state once saved; it shall be treated with the same never-returned discipline as a password hash.</w:t>
+              <w:t xml:space="preserve">A Real LLM Provider Connection's API key (FR-AIUC-17) shall be captured and stored only in the user's browser local storage; the backend shall never persist it to any table, write it to any log line, or return it in any API response.</w:t>
+            </w:r>
+          </w:p>
+        </w:tc>
+      </w:tr>
+      <w:tr>
+        <w:tc>
+          <w:tcPr>
+            <w:tcW w:type="dxa" w:w="1500"/>
+            <w:tcBorders>
+              <w:top w:val="single" w:color="E3E3E4" w:sz="2"/>
+              <w:left w:val="single" w:color="E3E3E4" w:sz="2"/>
+              <w:bottom w:val="single" w:color="E3E3E4" w:sz="2"/>
+              <w:right w:val="single" w:color="E3E3E4" w:sz="2"/>
+            </w:tcBorders>
+            <w:shd w:fill="F2F2F3" w:val="clear"/>
+            <w:tcMar>
+              <w:top w:type="dxa" w:w="80"/>
+              <w:left w:type="dxa" w:w="100"/>
+              <w:bottom w:type="dxa" w:w="80"/>
+              <w:right w:type="dxa" w:w="100"/>
+            </w:tcMar>
+            <w:vAlign w:val="center"/>
+          </w:tcPr>
+          <w:p>
+            <w:r>
+              <w:rPr>
+                <w:rFonts w:ascii="Times New Roman" w:cs="Times New Roman" w:eastAsia="Times New Roman" w:hAnsi="Times New Roman"/>
+                <w:b w:val="false"/>
+                <w:bCs w:val="false"/>
+                <w:color w:val="58595B"/>
+                <w:sz w:val="19"/>
+                <w:szCs w:val="19"/>
+              </w:rPr>
+              <w:t xml:space="preserve">NFR-SEC-08</w:t>
+            </w:r>
+          </w:p>
+        </w:tc>
+        <w:tc>
+          <w:tcPr>
+            <w:tcW w:type="dxa" w:w="8246"/>
+            <w:tcBorders>
+              <w:top w:val="single" w:color="E3E3E4" w:sz="2"/>
+              <w:left w:val="single" w:color="E3E3E4" w:sz="2"/>
+              <w:bottom w:val="single" w:color="E3E3E4" w:sz="2"/>
+              <w:right w:val="single" w:color="E3E3E4" w:sz="2"/>
+            </w:tcBorders>
+            <w:shd w:fill="F2F2F3" w:val="clear"/>
+            <w:tcMar>
+              <w:top w:type="dxa" w:w="80"/>
+              <w:left w:type="dxa" w:w="100"/>
+              <w:bottom w:type="dxa" w:w="80"/>
+              <w:right w:type="dxa" w:w="100"/>
+            </w:tcMar>
+            <w:vAlign w:val="center"/>
+          </w:tcPr>
+          <w:p>
+            <w:r>
+              <w:rPr>
+                <w:rFonts w:ascii="Times New Roman" w:cs="Times New Roman" w:eastAsia="Times New Roman" w:hAnsi="Times New Roman"/>
+                <w:b w:val="false"/>
+                <w:bCs w:val="false"/>
+                <w:color w:val="58595B"/>
+                <w:sz w:val="19"/>
+                <w:szCs w:val="19"/>
+              </w:rPr>
+              <w:t xml:space="preserve">When a generation request forwards a Real LLM Provider Connection, the server shall use it for exactly one outbound call to the configured provider and shall never write, log, cache, or hold it beyond that single request; an optional server-side fallback API key, if configured via environment variable, shall apply only to the AI Assistant's data-query and application-help modes (section 3.23), never to the AI Use Case Library's own generation calls, which always prefer the user's own browser-stored connection.</w:t>
             </w:r>
           </w:p>
         </w:tc>
@@ -23555,7 +23695,7 @@
                 <w:sz w:val="19"/>
                 <w:szCs w:val="19"/>
               </w:rPr>
-              <w:t xml:space="preserve">The LLM / AI Provider Configuration module (section 3.23) shall be the single designated integration point for a future live LLM call; no other module shall embed provider-specific credentials or endpoint logic.</w:t>
+              <w:t xml:space="preserve">The AI Use Case Library's generation service (section 3.11) shall be the single designated server-side integration point for a live LLM call and its provider-specific credential and endpoint logic; no other module shall embed its own LLM provider client.</w:t>
             </w:r>
           </w:p>
         </w:tc>
@@ -24035,7 +24175,7 @@
                 <w:sz w:val="19"/>
                 <w:szCs w:val="19"/>
               </w:rPr>
-              <w:t xml:space="preserve">The system shall not transmit tenant data to any third-party service by default; AI agent processing (including both AI Assistant modes) shall run entirely within the deployment's own infrastructure using only rule-based/statistical methods, not a live external LLM call.</w:t>
+              <w:t xml:space="preserve">By default, and whenever no Real LLM Provider Connection is configured, the system shall not transmit tenant data to any third-party service; every AI Use Case shall run entirely within the deployment's own infrastructure using rule-based/statistical methods and RAG grounding. Only when a user has explicitly configured and forwarded their own browser-stored Real LLM Provider Connection (FR-AIUC-17) may that single generation request be sent to that user-selected third-party provider; this is opt-in per browser, never enabled by default, and never applies to the AI Assistant's data-query mode.</w:t>
             </w:r>
           </w:p>
         </w:tc>
@@ -25684,7 +25824,7 @@
                 <w:sz w:val="19"/>
                 <w:szCs w:val="19"/>
               </w:rPr>
-              <w:t xml:space="preserve">Metadata for an AI use case (stable across versions), including its Active/Inactive flag.</w:t>
+              <w:t xml:space="preserve">Metadata for an AI use case (stable across versions): tier (Assistive/Augmented), owning module key, trigger/output/human-checkpoint descriptions, and its Organization-level Active/Inactive flag.</w:t>
             </w:r>
           </w:p>
         </w:tc>
@@ -25784,6 +25924,138 @@
                 <w:sz w:val="19"/>
                 <w:szCs w:val="19"/>
               </w:rPr>
+              <w:t xml:space="preserve">AIUseCaseProjectOverride</w:t>
+            </w:r>
+          </w:p>
+        </w:tc>
+        <w:tc>
+          <w:tcPr>
+            <w:tcW w:type="dxa" w:w="7346"/>
+            <w:tcBorders>
+              <w:top w:val="single" w:color="E3E3E4" w:sz="2"/>
+              <w:left w:val="single" w:color="E3E3E4" w:sz="2"/>
+              <w:bottom w:val="single" w:color="E3E3E4" w:sz="2"/>
+              <w:right w:val="single" w:color="E3E3E4" w:sz="2"/>
+            </w:tcBorders>
+            <w:shd w:fill="F2F2F3" w:val="clear"/>
+            <w:tcMar>
+              <w:top w:type="dxa" w:w="80"/>
+              <w:left w:type="dxa" w:w="100"/>
+              <w:bottom w:type="dxa" w:w="80"/>
+              <w:right w:type="dxa" w:w="100"/>
+            </w:tcMar>
+            <w:vAlign w:val="center"/>
+          </w:tcPr>
+          <w:p>
+            <w:r>
+              <w:rPr>
+                <w:rFonts w:ascii="Times New Roman" w:cs="Times New Roman" w:eastAsia="Times New Roman" w:hAnsi="Times New Roman"/>
+                <w:b w:val="false"/>
+                <w:bCs w:val="false"/>
+                <w:color w:val="58595B"/>
+                <w:sz w:val="19"/>
+                <w:szCs w:val="19"/>
+              </w:rPr>
+              <w:t xml:space="preserve">A per-Project, tri-state (Inherit/On/Off) activation override on an AI Use Case; deleted automatically (cascade) when its AI Use Case is deleted.</w:t>
+            </w:r>
+          </w:p>
+        </w:tc>
+      </w:tr>
+      <w:tr>
+        <w:tc>
+          <w:tcPr>
+            <w:tcW w:type="dxa" w:w="2400"/>
+            <w:tcBorders>
+              <w:top w:val="single" w:color="E3E3E4" w:sz="2"/>
+              <w:left w:val="single" w:color="E3E3E4" w:sz="2"/>
+              <w:bottom w:val="single" w:color="E3E3E4" w:sz="2"/>
+              <w:right w:val="single" w:color="E3E3E4" w:sz="2"/>
+            </w:tcBorders>
+            <w:shd w:fill="FFFFFF" w:val="clear"/>
+            <w:tcMar>
+              <w:top w:type="dxa" w:w="80"/>
+              <w:left w:type="dxa" w:w="100"/>
+              <w:bottom w:type="dxa" w:w="80"/>
+              <w:right w:type="dxa" w:w="100"/>
+            </w:tcMar>
+            <w:vAlign w:val="center"/>
+          </w:tcPr>
+          <w:p>
+            <w:r>
+              <w:rPr>
+                <w:rFonts w:ascii="Times New Roman" w:cs="Times New Roman" w:eastAsia="Times New Roman" w:hAnsi="Times New Roman"/>
+                <w:b w:val="false"/>
+                <w:bCs w:val="false"/>
+                <w:color w:val="58595B"/>
+                <w:sz w:val="19"/>
+                <w:szCs w:val="19"/>
+              </w:rPr>
+              <w:t xml:space="preserve">AIUsageLog</w:t>
+            </w:r>
+          </w:p>
+        </w:tc>
+        <w:tc>
+          <w:tcPr>
+            <w:tcW w:type="dxa" w:w="7346"/>
+            <w:tcBorders>
+              <w:top w:val="single" w:color="E3E3E4" w:sz="2"/>
+              <w:left w:val="single" w:color="E3E3E4" w:sz="2"/>
+              <w:bottom w:val="single" w:color="E3E3E4" w:sz="2"/>
+              <w:right w:val="single" w:color="E3E3E4" w:sz="2"/>
+            </w:tcBorders>
+            <w:shd w:fill="FFFFFF" w:val="clear"/>
+            <w:tcMar>
+              <w:top w:type="dxa" w:w="80"/>
+              <w:left w:type="dxa" w:w="100"/>
+              <w:bottom w:type="dxa" w:w="80"/>
+              <w:right w:type="dxa" w:w="100"/>
+            </w:tcMar>
+            <w:vAlign w:val="center"/>
+          </w:tcPr>
+          <w:p>
+            <w:r>
+              <w:rPr>
+                <w:rFonts w:ascii="Times New Roman" w:cs="Times New Roman" w:eastAsia="Times New Roman" w:hAnsi="Times New Roman"/>
+                <w:b w:val="false"/>
+                <w:bCs w:val="false"/>
+                <w:color w:val="58595B"/>
+                <w:sz w:val="19"/>
+                <w:szCs w:val="19"/>
+              </w:rPr>
+              <w:t xml:space="preserve">Append-only record of one AI suggestion outcome (Accepted/Edited/Rejected), linking the AI Use Case, Organization, Project, acting user, and an output summary; deleted automatically (cascade) when its AI Use Case is deleted.</w:t>
+            </w:r>
+          </w:p>
+        </w:tc>
+      </w:tr>
+      <w:tr>
+        <w:tc>
+          <w:tcPr>
+            <w:tcW w:type="dxa" w:w="2400"/>
+            <w:tcBorders>
+              <w:top w:val="single" w:color="E3E3E4" w:sz="2"/>
+              <w:left w:val="single" w:color="E3E3E4" w:sz="2"/>
+              <w:bottom w:val="single" w:color="E3E3E4" w:sz="2"/>
+              <w:right w:val="single" w:color="E3E3E4" w:sz="2"/>
+            </w:tcBorders>
+            <w:shd w:fill="F2F2F3" w:val="clear"/>
+            <w:tcMar>
+              <w:top w:type="dxa" w:w="80"/>
+              <w:left w:type="dxa" w:w="100"/>
+              <w:bottom w:type="dxa" w:w="80"/>
+              <w:right w:type="dxa" w:w="100"/>
+            </w:tcMar>
+            <w:vAlign w:val="center"/>
+          </w:tcPr>
+          <w:p>
+            <w:r>
+              <w:rPr>
+                <w:rFonts w:ascii="Times New Roman" w:cs="Times New Roman" w:eastAsia="Times New Roman" w:hAnsi="Times New Roman"/>
+                <w:b w:val="false"/>
+                <w:bCs w:val="false"/>
+                <w:color w:val="58595B"/>
+                <w:sz w:val="19"/>
+                <w:szCs w:val="19"/>
+              </w:rPr>
               <w:t xml:space="preserve">BusinessRule</w:t>
             </w:r>
           </w:p>
@@ -26213,72 +26485,6 @@
                 <w:szCs w:val="19"/>
               </w:rPr>
               <w:t xml:space="preserve">A stored BPMN 2.0 process diagram (code, title, description, XML payload), owned by an OBS node; rendered/edited in-browser.</w:t>
-            </w:r>
-          </w:p>
-        </w:tc>
-      </w:tr>
-      <w:tr>
-        <w:tc>
-          <w:tcPr>
-            <w:tcW w:type="dxa" w:w="2400"/>
-            <w:tcBorders>
-              <w:top w:val="single" w:color="E3E3E4" w:sz="2"/>
-              <w:left w:val="single" w:color="E3E3E4" w:sz="2"/>
-              <w:bottom w:val="single" w:color="E3E3E4" w:sz="2"/>
-              <w:right w:val="single" w:color="E3E3E4" w:sz="2"/>
-            </w:tcBorders>
-            <w:shd w:fill="FFFFFF" w:val="clear"/>
-            <w:tcMar>
-              <w:top w:type="dxa" w:w="80"/>
-              <w:left w:type="dxa" w:w="100"/>
-              <w:bottom w:type="dxa" w:w="80"/>
-              <w:right w:type="dxa" w:w="100"/>
-            </w:tcMar>
-            <w:vAlign w:val="center"/>
-          </w:tcPr>
-          <w:p>
-            <w:r>
-              <w:rPr>
-                <w:rFonts w:ascii="Times New Roman" w:cs="Times New Roman" w:eastAsia="Times New Roman" w:hAnsi="Times New Roman"/>
-                <w:b w:val="false"/>
-                <w:bCs w:val="false"/>
-                <w:color w:val="58595B"/>
-                <w:sz w:val="19"/>
-                <w:szCs w:val="19"/>
-              </w:rPr>
-              <w:t xml:space="preserve">LlmConfiguration</w:t>
-            </w:r>
-          </w:p>
-        </w:tc>
-        <w:tc>
-          <w:tcPr>
-            <w:tcW w:type="dxa" w:w="7346"/>
-            <w:tcBorders>
-              <w:top w:val="single" w:color="E3E3E4" w:sz="2"/>
-              <w:left w:val="single" w:color="E3E3E4" w:sz="2"/>
-              <w:bottom w:val="single" w:color="E3E3E4" w:sz="2"/>
-              <w:right w:val="single" w:color="E3E3E4" w:sz="2"/>
-            </w:tcBorders>
-            <w:shd w:fill="FFFFFF" w:val="clear"/>
-            <w:tcMar>
-              <w:top w:type="dxa" w:w="80"/>
-              <w:left w:type="dxa" w:w="100"/>
-              <w:bottom w:type="dxa" w:w="80"/>
-              <w:right w:type="dxa" w:w="100"/>
-            </w:tcMar>
-            <w:vAlign w:val="center"/>
-          </w:tcPr>
-          <w:p>
-            <w:r>
-              <w:rPr>
-                <w:rFonts w:ascii="Times New Roman" w:cs="Times New Roman" w:eastAsia="Times New Roman" w:hAnsi="Times New Roman"/>
-                <w:b w:val="false"/>
-                <w:bCs w:val="false"/>
-                <w:color w:val="58595B"/>
-                <w:sz w:val="19"/>
-                <w:szCs w:val="19"/>
-              </w:rPr>
-              <w:t xml:space="preserve">A singleton per Organization: selected provider, model, endpoint URL, API key (never returned by the API), and an enabled flag.</w:t>
             </w:r>
           </w:p>
         </w:tc>
@@ -26321,7 +26527,7 @@
           <w:sz w:val="24"/>
           <w:szCs w:val="24"/>
         </w:rPr>
-        <w:t xml:space="preserve">The full permission matrix (role x permission) is administered live in the application's Permission Matrix screen and comprises 79 permission codes across 25 modules (dashboard, help, fiche, action, rootcause, rex, standard, capitalization, user, role, hierarchy, obs, license, governance, aiUseCase, businessRule, control, riskOpportunity, racsi, bpmn, llmConfig, assistant, report, alert, audit), each with up to five actions (view, create, edit, delete, and module-specific actions such as validate, close, assignTeam, updateOwn, evaluate, manageRoles, managePermissions, manage, export). Section 2.3 summarizes the resulting access per standard role; the live matrix is the system of record.</w:t>
+        <w:t xml:space="preserve">The full permission matrix (role x permission) is administered live in the application's Permission Matrix screen and comprises 80 permission codes across 24 modules (dashboard, help, fiche, action, rootcause, rex, standard, capitalization, user, role, hierarchy, obs, license, governance, aiUseCase, businessRule, control, riskOpportunity, racsi, bpmn, assistant, report, alert, audit), each with up to five actions (view, create, edit, delete, and module-specific actions such as validate, close, assignTeam, updateOwn, evaluate, manageRoles, managePermissions, activate, projectOverride, viewUsageLog, manage, export). Section 2.3 summarizes the resulting access per standard role; the live matrix is the system of record.</w:t>
       </w:r>
     </w:p>
     <w:p>
@@ -30368,7 +30574,7 @@
                 <w:sz w:val="19"/>
                 <w:szCs w:val="19"/>
               </w:rPr>
-              <w:t xml:space="preserve">Large Language Model - the class of AI model that the LLM / AI Provider Configuration module (section 3.23) prepares the system to integrate with; no live LLM call is made by this version.</w:t>
+              <w:t xml:space="preserve">Large Language Model - the class of AI model an AI Use Case may optionally call via a user's own Real LLM Provider Connection (section 3.11), stored only in that user's browser and forwarded once per generation request; every AI Use Case still computes its deterministic result and falls back to it automatically if the live call fails.</w:t>
             </w:r>
           </w:p>
         </w:tc>
@@ -30434,7 +30640,7 @@
                 <w:sz w:val="19"/>
                 <w:szCs w:val="19"/>
               </w:rPr>
-              <w:t xml:space="preserve">The chat-style Q&amp;A feature (section 3.24) offering RBAC-scoped data queries and application-help queries, distinct from both the per-stage AI Agents and the AI Use Cases Library.</w:t>
+              <w:t xml:space="preserve">The chat-style Q&amp;A feature (section 3.23) offering RBAC-scoped data queries and application-help queries, distinct from both the per-stage AI Agents and the AI Use Case Library.</w:t>
             </w:r>
           </w:p>
         </w:tc>
@@ -30468,6 +30674,72 @@
                 <w:sz w:val="19"/>
                 <w:szCs w:val="19"/>
               </w:rPr>
+              <w:t xml:space="preserve">Assistive / Augmented</w:t>
+            </w:r>
+          </w:p>
+        </w:tc>
+        <w:tc>
+          <w:tcPr>
+            <w:tcW w:type="dxa" w:w="7346"/>
+            <w:tcBorders>
+              <w:top w:val="single" w:color="E3E3E4" w:sz="2"/>
+              <w:left w:val="single" w:color="E3E3E4" w:sz="2"/>
+              <w:bottom w:val="single" w:color="E3E3E4" w:sz="2"/>
+              <w:right w:val="single" w:color="E3E3E4" w:sz="2"/>
+            </w:tcBorders>
+            <w:shd w:fill="FFFFFF" w:val="clear"/>
+            <w:tcMar>
+              <w:top w:type="dxa" w:w="80"/>
+              <w:left w:type="dxa" w:w="100"/>
+              <w:bottom w:type="dxa" w:w="80"/>
+              <w:right w:type="dxa" w:w="100"/>
+            </w:tcMar>
+            <w:vAlign w:val="center"/>
+          </w:tcPr>
+          <w:p>
+            <w:r>
+              <w:rPr>
+                <w:rFonts w:ascii="Times New Roman" w:cs="Times New Roman" w:eastAsia="Times New Roman" w:hAnsi="Times New Roman"/>
+                <w:b w:val="false"/>
+                <w:bCs w:val="false"/>
+                <w:color w:val="58595B"/>
+                <w:sz w:val="19"/>
+                <w:szCs w:val="19"/>
+              </w:rPr>
+              <w:t xml:space="preserve">The two AI Use Case tiers (section 3.11): Assistive means the AI only observes/analyzes/suggests while a human performs the task and decision; Augmented means the AI performs a substantial part of the task but a human must review, edit, and approve before it is finalized. A third tier, Autonomous, is explicitly out of scope.</w:t>
+            </w:r>
+          </w:p>
+        </w:tc>
+      </w:tr>
+      <w:tr>
+        <w:tc>
+          <w:tcPr>
+            <w:tcW w:type="dxa" w:w="2400"/>
+            <w:tcBorders>
+              <w:top w:val="single" w:color="E3E3E4" w:sz="2"/>
+              <w:left w:val="single" w:color="E3E3E4" w:sz="2"/>
+              <w:bottom w:val="single" w:color="E3E3E4" w:sz="2"/>
+              <w:right w:val="single" w:color="E3E3E4" w:sz="2"/>
+            </w:tcBorders>
+            <w:shd w:fill="F2F2F3" w:val="clear"/>
+            <w:tcMar>
+              <w:top w:type="dxa" w:w="80"/>
+              <w:left w:type="dxa" w:w="100"/>
+              <w:bottom w:type="dxa" w:w="80"/>
+              <w:right w:type="dxa" w:w="100"/>
+            </w:tcMar>
+            <w:vAlign w:val="center"/>
+          </w:tcPr>
+          <w:p>
+            <w:r>
+              <w:rPr>
+                <w:rFonts w:ascii="Times New Roman" w:cs="Times New Roman" w:eastAsia="Times New Roman" w:hAnsi="Times New Roman"/>
+                <w:b w:val="false"/>
+                <w:bCs w:val="false"/>
+                <w:color w:val="58595B"/>
+                <w:sz w:val="19"/>
+                <w:szCs w:val="19"/>
+              </w:rPr>
               <w:t xml:space="preserve">Multi-Tenant</w:t>
             </w:r>
           </w:p>
@@ -30481,7 +30753,7 @@
               <w:bottom w:val="single" w:color="E3E3E4" w:sz="2"/>
               <w:right w:val="single" w:color="E3E3E4" w:sz="2"/>
             </w:tcBorders>
-            <w:shd w:fill="FFFFFF" w:val="clear"/>
+            <w:shd w:fill="F2F2F3" w:val="clear"/>
             <w:tcMar>
               <w:top w:type="dxa" w:w="80"/>
               <w:left w:type="dxa" w:w="100"/>
@@ -30515,7 +30787,7 @@
               <w:bottom w:val="single" w:color="E3E3E4" w:sz="2"/>
               <w:right w:val="single" w:color="E3E3E4" w:sz="2"/>
             </w:tcBorders>
-            <w:shd w:fill="F2F2F3" w:val="clear"/>
+            <w:shd w:fill="FFFFFF" w:val="clear"/>
             <w:tcMar>
               <w:top w:type="dxa" w:w="80"/>
               <w:left w:type="dxa" w:w="100"/>
@@ -30547,7 +30819,7 @@
               <w:bottom w:val="single" w:color="E3E3E4" w:sz="2"/>
               <w:right w:val="single" w:color="E3E3E4" w:sz="2"/>
             </w:tcBorders>
-            <w:shd w:fill="F2F2F3" w:val="clear"/>
+            <w:shd w:fill="FFFFFF" w:val="clear"/>
             <w:tcMar>
               <w:top w:type="dxa" w:w="80"/>
               <w:left w:type="dxa" w:w="100"/>
